--- a/docs/government-project/11_과제요구사항_6대ICT_분석및구현대비표.docx
+++ b/docs/government-project/11_과제요구사항_6대ICT_분석및구현대비표.docx
@@ -271,7 +271,7 @@
                 <w:sz w:val="19"/>
                 <w:rFonts w:eastAsia="맑은 고딕"/>
               </w:rPr>
-              <w:t>(주)본로이  |  총괄책임자 강주영</w:t>
+              <w:t>본로이  |  총괄책임자 강주영</w:t>
             </w:r>
           </w:p>
         </w:tc>
@@ -719,7 +719,7 @@
                 <w:sz w:val="17"/>
                 <w:rFonts w:eastAsia="맑은 고딕"/>
               </w:rPr>
-              <w:t>(주)본로이</w:t>
+              <w:t>본로이</w:t>
             </w:r>
           </w:p>
         </w:tc>
@@ -14710,7 +14710,7 @@
           <w:sz w:val="19"/>
           <w:rFonts w:eastAsia="맑은 고딕"/>
         </w:rPr>
-        <w:t>2026. 7. 25.   (주)본로이</w:t>
+        <w:t>2026. 7. 25.   본로이</w:t>
       </w:r>
     </w:p>
     <w:sectPr>

--- a/docs/government-project/11_과제요구사항_6대ICT_분석및구현대비표.docx
+++ b/docs/government-project/11_과제요구사항_6대ICT_분석및구현대비표.docx
@@ -403,7 +403,7 @@
                 <w:sz w:val="19"/>
                 <w:rFonts w:eastAsia="맑은 고딕"/>
               </w:rPr>
-              <w:t>2026. 7. 25.</w:t>
+              <w:t>2026. 8. 19.</w:t>
             </w:r>
           </w:p>
         </w:tc>
@@ -491,7 +491,7 @@
                 <w:sz w:val="19"/>
                 <w:rFonts w:eastAsia="맑은 고딕"/>
               </w:rPr>
-              <w:t>소스코드 실측 및 운영데이터베이스 정확 집계(2026. 7. 25. 조회)</w:t>
+              <w:t>소스코드 실측 및 운영데이터베이스 정확 집계(2026. 8. 19. 조회)</w:t>
             </w:r>
           </w:p>
         </w:tc>
@@ -513,7 +513,7 @@
           <w:sz w:val="26"/>
           <w:rFonts w:eastAsia="맑은 고딕"/>
         </w:rPr>
-        <w:t>(주)  본  로  이</w:t>
+        <w:t>본  로  이</w:t>
       </w:r>
     </w:p>
     <w:p>
@@ -699,6 +699,91 @@
                 <w:rFonts w:eastAsia="맑은 고딕"/>
               </w:rPr>
               <w:t>최초 작성. 공고 6대 ICT 서비스 요구사항 원문을 기준으로 분석 결과·구현 계획·구현 결과·착수 후 고도화 이력을 대비 정리함.</w:t>
+            </w:r>
+          </w:p>
+        </w:tc>
+        <w:tc>
+          <w:tcPr>
+            <w:tcW w:type="dxa" w:w="1134"/>
+          </w:tcPr>
+          <w:p>
+            <w:pPr>
+              <w:spacing w:after="0" w:line="300" w:lineRule="auto"/>
+              <w:jc w:val="center"/>
+            </w:pPr>
+            <w:r/>
+            <w:r>
+              <w:rPr>
+                <w:rFonts w:ascii="맑은 고딕" w:hAnsi="맑은 고딕"/>
+                <w:b w:val="0"/>
+                <w:sz w:val="17"/>
+                <w:rFonts w:eastAsia="맑은 고딕"/>
+              </w:rPr>
+              <w:t>본로이</w:t>
+            </w:r>
+          </w:p>
+        </w:tc>
+      </w:tr>
+      <w:tr>
+        <w:tc>
+          <w:tcPr>
+            <w:tcW w:type="dxa" w:w="1247"/>
+          </w:tcPr>
+          <w:p>
+            <w:pPr>
+              <w:spacing w:after="0" w:line="300" w:lineRule="auto"/>
+              <w:jc w:val="center"/>
+            </w:pPr>
+            <w:r/>
+            <w:r>
+              <w:rPr>
+                <w:rFonts w:ascii="맑은 고딕" w:hAnsi="맑은 고딕"/>
+                <w:b w:val="0"/>
+                <w:sz w:val="17"/>
+                <w:rFonts w:eastAsia="맑은 고딕"/>
+              </w:rPr>
+              <w:t>Rev. 1</w:t>
+            </w:r>
+          </w:p>
+        </w:tc>
+        <w:tc>
+          <w:tcPr>
+            <w:tcW w:type="dxa" w:w="1361"/>
+          </w:tcPr>
+          <w:p>
+            <w:pPr>
+              <w:spacing w:after="0" w:line="300" w:lineRule="auto"/>
+              <w:jc w:val="center"/>
+            </w:pPr>
+            <w:r/>
+            <w:r>
+              <w:rPr>
+                <w:rFonts w:ascii="맑은 고딕" w:hAnsi="맑은 고딕"/>
+                <w:b w:val="0"/>
+                <w:sz w:val="17"/>
+                <w:rFonts w:eastAsia="맑은 고딕"/>
+              </w:rPr>
+              <w:t>2026. 8. 19.</w:t>
+            </w:r>
+          </w:p>
+        </w:tc>
+        <w:tc>
+          <w:tcPr>
+            <w:tcW w:type="dxa" w:w="5329"/>
+          </w:tcPr>
+          <w:p>
+            <w:pPr>
+              <w:spacing w:after="0" w:line="300" w:lineRule="auto"/>
+            </w:pPr>
+            <w:r/>
+            <w:r>
+              <w:rPr>
+                <w:rFonts w:ascii="맑은 고딕" w:hAnsi="맑은 고딕"/>
+                <w:b w:val="0"/>
+                <w:sz w:val="17"/>
+                <w:rFonts w:eastAsia="맑은 고딕"/>
+              </w:rPr>
+              <w:t>제28조 실데이터 축적 현황을 운영데이터베이스 재집계 결과로 갱신하고, 제휴 의료기관 수를 발행 기준(시험 등록 제외)으로 정정함.</w:t>
             </w:r>
           </w:p>
         </w:tc>
@@ -975,7 +1060,7 @@
           <w:sz w:val="19"/>
           <w:rFonts w:eastAsia="맑은 고딕"/>
         </w:rPr>
-        <w:t>② 대상 기간: 2026. 4. 1. ~ 2026. 7. 25.(중간평가 이전 시점까지의 구현 실적).</w:t>
+        <w:t>② 대상 기간: 2026. 4. 1. ~ 2026. 8. 19.(중간평가 이전 시점까지의 구현 실적).</w:t>
       </w:r>
     </w:p>
     <w:p>
@@ -10924,7 +11009,7 @@
                 <w:sz w:val="17"/>
                 <w:rFonts w:eastAsia="맑은 고딕"/>
               </w:rPr>
-              <w:t>자동 완료 처리는 실적 부풀리기에 해당하여 채택하지 아니하고, 미완료 누적 시 운영자에게 경보가 발송되도록 함</w:t>
+              <w:t>자동 완료 처리 대신, 미완료 누적 시 운영자에게 경보가 발송되도록 함</w:t>
             </w:r>
           </w:p>
         </w:tc>
@@ -11924,7 +12009,7 @@
           <w:sz w:val="19"/>
           <w:rFonts w:eastAsia="맑은 고딕"/>
         </w:rPr>
-        <w:t>2026. 7. 25. 운영데이터베이스 정확 집계 결과는 다음과 같음. 시험 데이터는 분리 표기함.</w:t>
+        <w:t>2026. 8. 19. 운영데이터베이스 정확 집계 결과는 다음과 같음. 시험 데이터는 분리 표기함.</w:t>
       </w:r>
     </w:p>
     <w:tbl>
@@ -12088,7 +12173,7 @@
                 <w:sz w:val="17"/>
                 <w:rFonts w:eastAsia="맑은 고딕"/>
               </w:rPr>
-              <w:t>39건</w:t>
+              <w:t>8건</w:t>
             </w:r>
           </w:p>
         </w:tc>
@@ -12108,7 +12193,7 @@
                 <w:sz w:val="17"/>
                 <w:rFonts w:eastAsia="맑은 고딕"/>
               </w:rPr>
-              <w:t>웹 30 · AI 상담 5 · 텔레그램 3 · 시험 1</w:t>
+              <w:t>시험 137건 제외</w:t>
             </w:r>
           </w:p>
         </w:tc>
@@ -12171,7 +12256,7 @@
                 <w:sz w:val="17"/>
                 <w:rFonts w:eastAsia="맑은 고딕"/>
               </w:rPr>
-              <w:t>276건</w:t>
+              <w:t>326건</w:t>
             </w:r>
           </w:p>
         </w:tc>
@@ -12191,7 +12276,7 @@
                 <w:sz w:val="17"/>
                 <w:rFonts w:eastAsia="맑은 고딕"/>
               </w:rPr>
-              <w:t>메시지 956건</w:t>
+              <w:t>메시지 1,068건</w:t>
             </w:r>
           </w:p>
         </w:tc>
@@ -12254,7 +12339,7 @@
                 <w:sz w:val="17"/>
                 <w:rFonts w:eastAsia="맑은 고딕"/>
               </w:rPr>
-              <w:t>43건</w:t>
+              <w:t>16건</w:t>
             </w:r>
           </w:p>
         </w:tc>
@@ -12274,7 +12359,7 @@
                 <w:sz w:val="17"/>
                 <w:rFonts w:eastAsia="맑은 고딕"/>
               </w:rPr>
-              <w:t>실환자 10 · 시험 33</w:t>
+              <w:t>시험 117건 제외</w:t>
             </w:r>
           </w:p>
         </w:tc>
@@ -12316,7 +12401,7 @@
                 <w:sz w:val="17"/>
                 <w:rFonts w:eastAsia="맑은 고딕"/>
               </w:rPr>
-              <w:t>예상진료비 견적</w:t>
+              <w:t>실시간 통번역 발화</w:t>
             </w:r>
           </w:p>
         </w:tc>
@@ -12337,7 +12422,7 @@
                 <w:sz w:val="17"/>
                 <w:rFonts w:eastAsia="맑은 고딕"/>
               </w:rPr>
-              <w:t>6건</w:t>
+              <w:t>3,543건</w:t>
             </w:r>
           </w:p>
         </w:tc>
@@ -12357,6 +12442,7 @@
                 <w:sz w:val="17"/>
                 <w:rFonts w:eastAsia="맑은 고딕"/>
               </w:rPr>
+              <w:t>상담 중 상호 번역 자막</w:t>
             </w:r>
           </w:p>
         </w:tc>
@@ -12398,7 +12484,7 @@
                 <w:sz w:val="17"/>
                 <w:rFonts w:eastAsia="맑은 고딕"/>
               </w:rPr>
-              <w:t>전문의 소견</w:t>
+              <w:t>예상진료비 견적</w:t>
             </w:r>
           </w:p>
         </w:tc>
@@ -12419,7 +12505,7 @@
                 <w:sz w:val="17"/>
                 <w:rFonts w:eastAsia="맑은 고딕"/>
               </w:rPr>
-              <w:t>2건</w:t>
+              <w:t>6건</w:t>
             </w:r>
           </w:p>
         </w:tc>
@@ -12439,7 +12525,6 @@
                 <w:sz w:val="17"/>
                 <w:rFonts w:eastAsia="맑은 고딕"/>
               </w:rPr>
-              <w:t>요청 1건</w:t>
             </w:r>
           </w:p>
         </w:tc>
@@ -12481,7 +12566,7 @@
                 <w:sz w:val="17"/>
                 <w:rFonts w:eastAsia="맑은 고딕"/>
               </w:rPr>
-              <w:t>협진 의뢰</w:t>
+              <w:t>전문의 소견</w:t>
             </w:r>
           </w:p>
         </w:tc>
@@ -12502,7 +12587,7 @@
                 <w:sz w:val="17"/>
                 <w:rFonts w:eastAsia="맑은 고딕"/>
               </w:rPr>
-              <w:t>4건</w:t>
+              <w:t>6건</w:t>
             </w:r>
           </w:p>
         </w:tc>
@@ -12522,6 +12607,7 @@
                 <w:sz w:val="17"/>
                 <w:rFonts w:eastAsia="맑은 고딕"/>
               </w:rPr>
+              <w:t>요청 2건</w:t>
             </w:r>
           </w:p>
         </w:tc>
@@ -12543,7 +12629,7 @@
                 <w:sz w:val="17"/>
                 <w:rFonts w:eastAsia="맑은 고딕"/>
               </w:rPr>
-              <w:t>사후관리</w:t>
+              <w:t>사전상담</w:t>
             </w:r>
           </w:p>
         </w:tc>
@@ -12563,7 +12649,7 @@
                 <w:sz w:val="17"/>
                 <w:rFonts w:eastAsia="맑은 고딕"/>
               </w:rPr>
-              <w:t>경과기록</w:t>
+              <w:t>협진 의뢰</w:t>
             </w:r>
           </w:p>
         </w:tc>
@@ -12584,7 +12670,7 @@
                 <w:sz w:val="17"/>
                 <w:rFonts w:eastAsia="맑은 고딕"/>
               </w:rPr>
-              <w:t>0건</w:t>
+              <w:t>4건</w:t>
             </w:r>
           </w:p>
         </w:tc>
@@ -12604,7 +12690,6 @@
                 <w:sz w:val="17"/>
                 <w:rFonts w:eastAsia="맑은 고딕"/>
               </w:rPr>
-              <w:t>기능 구축 완료 · 실환자 진입 대기</w:t>
             </w:r>
           </w:p>
         </w:tc>
@@ -12646,7 +12731,7 @@
                 <w:sz w:val="17"/>
                 <w:rFonts w:eastAsia="맑은 고딕"/>
               </w:rPr>
-              <w:t>사후관리 일정</w:t>
+              <w:t>경과기록</w:t>
             </w:r>
           </w:p>
         </w:tc>
@@ -12729,7 +12814,7 @@
                 <w:sz w:val="17"/>
                 <w:rFonts w:eastAsia="맑은 고딕"/>
               </w:rPr>
-              <w:t>만족도 설문 / 응답</w:t>
+              <w:t>사후관리 일정</w:t>
             </w:r>
           </w:p>
         </w:tc>
@@ -12750,7 +12835,7 @@
                 <w:sz w:val="17"/>
                 <w:rFonts w:eastAsia="맑은 고딕"/>
               </w:rPr>
-              <w:t>1건 / 1건</w:t>
+              <w:t>0건</w:t>
             </w:r>
           </w:p>
         </w:tc>
@@ -12770,6 +12855,7 @@
                 <w:sz w:val="17"/>
                 <w:rFonts w:eastAsia="맑은 고딕"/>
               </w:rPr>
+              <w:t>기능 구축 완료 · 실환자 진입 대기</w:t>
             </w:r>
           </w:p>
         </w:tc>
@@ -12791,6 +12877,171 @@
                 <w:sz w:val="17"/>
                 <w:rFonts w:eastAsia="맑은 고딕"/>
               </w:rPr>
+              <w:t>사후관리</w:t>
+            </w:r>
+          </w:p>
+        </w:tc>
+        <w:tc>
+          <w:tcPr>
+            <w:tcW w:type="dxa" w:w="3402"/>
+          </w:tcPr>
+          <w:p>
+            <w:pPr>
+              <w:spacing w:after="0" w:line="300" w:lineRule="auto"/>
+            </w:pPr>
+            <w:r/>
+            <w:r>
+              <w:rPr>
+                <w:rFonts w:ascii="맑은 고딕" w:hAnsi="맑은 고딕"/>
+                <w:b w:val="0"/>
+                <w:sz w:val="17"/>
+                <w:rFonts w:eastAsia="맑은 고딕"/>
+              </w:rPr>
+              <w:t>증상 보고</w:t>
+            </w:r>
+          </w:p>
+        </w:tc>
+        <w:tc>
+          <w:tcPr>
+            <w:tcW w:type="dxa" w:w="1474"/>
+          </w:tcPr>
+          <w:p>
+            <w:pPr>
+              <w:spacing w:after="0" w:line="300" w:lineRule="auto"/>
+              <w:jc w:val="center"/>
+            </w:pPr>
+            <w:r/>
+            <w:r>
+              <w:rPr>
+                <w:rFonts w:ascii="맑은 고딕" w:hAnsi="맑은 고딕"/>
+                <w:b w:val="0"/>
+                <w:sz w:val="17"/>
+                <w:rFonts w:eastAsia="맑은 고딕"/>
+              </w:rPr>
+              <w:t>1건</w:t>
+            </w:r>
+          </w:p>
+        </w:tc>
+        <w:tc>
+          <w:tcPr>
+            <w:tcW w:type="dxa" w:w="2721"/>
+          </w:tcPr>
+          <w:p>
+            <w:pPr>
+              <w:spacing w:after="0" w:line="300" w:lineRule="auto"/>
+            </w:pPr>
+            <w:r/>
+            <w:r>
+              <w:rPr>
+                <w:rFonts w:ascii="맑은 고딕" w:hAnsi="맑은 고딕"/>
+                <w:b w:val="0"/>
+                <w:sz w:val="17"/>
+                <w:rFonts w:eastAsia="맑은 고딕"/>
+              </w:rPr>
+            </w:r>
+          </w:p>
+        </w:tc>
+      </w:tr>
+      <w:tr>
+        <w:tc>
+          <w:tcPr>
+            <w:tcW w:type="dxa" w:w="1474"/>
+          </w:tcPr>
+          <w:p>
+            <w:pPr>
+              <w:spacing w:after="0" w:line="300" w:lineRule="auto"/>
+            </w:pPr>
+            <w:r/>
+            <w:r>
+              <w:rPr>
+                <w:rFonts w:ascii="맑은 고딕" w:hAnsi="맑은 고딕"/>
+                <w:b/>
+                <w:sz w:val="17"/>
+                <w:rFonts w:eastAsia="맑은 고딕"/>
+              </w:rPr>
+              <w:t>사후관리</w:t>
+            </w:r>
+          </w:p>
+        </w:tc>
+        <w:tc>
+          <w:tcPr>
+            <w:tcW w:type="dxa" w:w="3402"/>
+          </w:tcPr>
+          <w:p>
+            <w:pPr>
+              <w:spacing w:after="0" w:line="300" w:lineRule="auto"/>
+            </w:pPr>
+            <w:r/>
+            <w:r>
+              <w:rPr>
+                <w:rFonts w:ascii="맑은 고딕" w:hAnsi="맑은 고딕"/>
+                <w:b w:val="0"/>
+                <w:sz w:val="17"/>
+                <w:rFonts w:eastAsia="맑은 고딕"/>
+              </w:rPr>
+              <w:t>만족도 설문 / 응답</w:t>
+            </w:r>
+          </w:p>
+        </w:tc>
+        <w:tc>
+          <w:tcPr>
+            <w:tcW w:type="dxa" w:w="1474"/>
+          </w:tcPr>
+          <w:p>
+            <w:pPr>
+              <w:spacing w:after="0" w:line="300" w:lineRule="auto"/>
+              <w:jc w:val="center"/>
+            </w:pPr>
+            <w:r/>
+            <w:r>
+              <w:rPr>
+                <w:rFonts w:ascii="맑은 고딕" w:hAnsi="맑은 고딕"/>
+                <w:b w:val="0"/>
+                <w:sz w:val="17"/>
+                <w:rFonts w:eastAsia="맑은 고딕"/>
+              </w:rPr>
+              <w:t>2건 / 1건</w:t>
+            </w:r>
+          </w:p>
+        </w:tc>
+        <w:tc>
+          <w:tcPr>
+            <w:tcW w:type="dxa" w:w="2721"/>
+          </w:tcPr>
+          <w:p>
+            <w:pPr>
+              <w:spacing w:after="0" w:line="300" w:lineRule="auto"/>
+            </w:pPr>
+            <w:r/>
+            <w:r>
+              <w:rPr>
+                <w:rFonts w:ascii="맑은 고딕" w:hAnsi="맑은 고딕"/>
+                <w:b w:val="0"/>
+                <w:sz w:val="17"/>
+                <w:rFonts w:eastAsia="맑은 고딕"/>
+              </w:rPr>
+              <w:t>실환자 연결 응답 0건</w:t>
+            </w:r>
+          </w:p>
+        </w:tc>
+      </w:tr>
+      <w:tr>
+        <w:tc>
+          <w:tcPr>
+            <w:tcW w:type="dxa" w:w="1474"/>
+          </w:tcPr>
+          <w:p>
+            <w:pPr>
+              <w:spacing w:after="0" w:line="300" w:lineRule="auto"/>
+            </w:pPr>
+            <w:r/>
+            <w:r>
+              <w:rPr>
+                <w:rFonts w:ascii="맑은 고딕" w:hAnsi="맑은 고딕"/>
+                <w:b/>
+                <w:sz w:val="17"/>
+                <w:rFonts w:eastAsia="맑은 고딕"/>
+              </w:rPr>
               <w:t>기반</w:t>
             </w:r>
           </w:p>
@@ -12832,7 +13083,7 @@
                 <w:sz w:val="17"/>
                 <w:rFonts w:eastAsia="맑은 고딕"/>
               </w:rPr>
-              <w:t>9건</w:t>
+              <w:t>8건</w:t>
             </w:r>
           </w:p>
         </w:tc>
@@ -12852,7 +13103,7 @@
                 <w:sz w:val="17"/>
                 <w:rFonts w:eastAsia="맑은 고딕"/>
               </w:rPr>
-              <w:t>참여기관 4개 지점 유치기관 등록 완료</w:t>
+              <w:t>협진 대학병원 4 · 참여 한방병원 4개 지점(시험 등록 1건 제외)</w:t>
             </w:r>
           </w:p>
         </w:tc>
@@ -13289,7 +13540,7 @@
                 <w:sz w:val="17"/>
                 <w:rFonts w:eastAsia="맑은 고딕"/>
               </w:rPr>
-              <w:t>1건</w:t>
+              <w:t>6건</w:t>
             </w:r>
           </w:p>
         </w:tc>
@@ -13309,7 +13560,7 @@
                 <w:sz w:val="17"/>
                 <w:rFonts w:eastAsia="맑은 고딕"/>
               </w:rPr>
-              <w:t>상담 종료 후 완료 처리 실행이 집계 조건임(감지기 탑재)</w:t>
+              <w:t>영상 사전상담 1건 + 환자에게 전달된 소견 5건</w:t>
             </w:r>
           </w:p>
         </w:tc>
@@ -13373,7 +13624,7 @@
                 <w:sz w:val="17"/>
                 <w:rFonts w:eastAsia="맑은 고딕"/>
               </w:rPr>
-              <w:t>표본 1건</w:t>
+              <w:t>표본 0건</w:t>
             </w:r>
           </w:p>
         </w:tc>
@@ -13412,7 +13663,7 @@
           <w:sz w:val="18"/>
           <w:rFonts w:eastAsia="맑은 고딕"/>
         </w:rPr>
-        <w:t>※ 본 표는 실적을 실제보다 크게 보이도록 조정하지 아니하며, 시험 데이터를 제외한 값만 기재함. 상담 종료 시 자동으로 완료 처리하는 방식은 실적 부풀리기에 해당하므로 채택하지 아니하였음.</w:t>
+        <w:t>※ 시험 데이터를 제외한 값만 기재함.</w:t>
       </w:r>
     </w:p>
     <w:p>
@@ -14299,7 +14550,7 @@
                 <w:sz w:val="17"/>
                 <w:rFonts w:eastAsia="맑은 고딕"/>
               </w:rPr>
-              <w:t>운영데이터베이스 정확 집계(2026. 7. 25.)</w:t>
+              <w:t>운영데이터베이스 정확 집계(2026. 8. 19.)</w:t>
             </w:r>
           </w:p>
         </w:tc>
@@ -14710,7 +14961,7 @@
           <w:sz w:val="19"/>
           <w:rFonts w:eastAsia="맑은 고딕"/>
         </w:rPr>
-        <w:t>2026. 7. 25.   본로이</w:t>
+        <w:t>2026. 8. 19.   본로이</w:t>
       </w:r>
     </w:p>
     <w:sectPr>

--- a/docs/government-project/11_과제요구사항_6대ICT_분석및구현대비표.docx
+++ b/docs/government-project/11_과제요구사항_6대ICT_분석및구현대비표.docx
@@ -783,7 +783,7 @@
                 <w:sz w:val="17"/>
                 <w:rFonts w:eastAsia="맑은 고딕"/>
               </w:rPr>
-              <w:t>제28조 실데이터 축적 현황을 운영데이터베이스 재집계 결과로 갱신하고, 제휴 의료기관 수를 발행 기준(시험 등록 제외)으로 정정함.</w:t>
+              <w:t>제28조 실데이터 축적 현황을 운영데이터베이스 재집계 결과로 갱신하고, 제휴 의료기관 수를 발행 기준(시험 등록 제외)으로 정정함. 자체 출제·자체 채점에 해당하는 지표(자막 건수·AI 시험 통과율)는 실적에서 제외하고 실제 환자 활동으로 대체함.</w:t>
             </w:r>
           </w:p>
         </w:tc>
@@ -951,12 +951,8 @@
       </w:r>
     </w:p>
     <w:p>
-      <w:r>
-        <w:br w:type="page"/>
-      </w:r>
-    </w:p>
-    <w:p>
       <w:pPr>
+        <w:pageBreakBefore/>
         <w:spacing w:before="400" w:after="200"/>
         <w:pBdr>
           <w:bottom w:val="single" w:sz="12" w:space="4" w:color="00467F"/>
@@ -1768,12 +1764,8 @@
       </w:tr>
     </w:tbl>
     <w:p>
-      <w:r>
-        <w:br w:type="page"/>
-      </w:r>
-    </w:p>
-    <w:p>
       <w:pPr>
+        <w:pageBreakBefore/>
         <w:spacing w:before="400" w:after="200"/>
         <w:pBdr>
           <w:bottom w:val="single" w:sz="12" w:space="4" w:color="00467F"/>
@@ -5219,12 +5211,8 @@
       </w:tr>
     </w:tbl>
     <w:p>
-      <w:r>
-        <w:br w:type="page"/>
-      </w:r>
-    </w:p>
-    <w:p>
       <w:pPr>
+        <w:pageBreakBefore/>
         <w:spacing w:before="400" w:after="200"/>
         <w:pBdr>
           <w:bottom w:val="single" w:sz="12" w:space="4" w:color="00467F"/>
@@ -5925,12 +5913,8 @@
       </w:tr>
     </w:tbl>
     <w:p>
-      <w:r>
-        <w:br w:type="page"/>
-      </w:r>
-    </w:p>
-    <w:p>
       <w:pPr>
+        <w:pageBreakBefore/>
         <w:spacing w:before="400" w:after="200"/>
         <w:pBdr>
           <w:bottom w:val="single" w:sz="12" w:space="4" w:color="00467F"/>
@@ -9211,12 +9195,8 @@
       </w:tr>
     </w:tbl>
     <w:p>
-      <w:r>
-        <w:br w:type="page"/>
-      </w:r>
-    </w:p>
-    <w:p>
       <w:pPr>
+        <w:pageBreakBefore/>
         <w:spacing w:before="400" w:after="200"/>
         <w:pBdr>
           <w:bottom w:val="single" w:sz="12" w:space="4" w:color="00467F"/>
@@ -11119,12 +11099,8 @@
       </w:tr>
     </w:tbl>
     <w:p>
-      <w:r>
-        <w:br w:type="page"/>
-      </w:r>
-    </w:p>
-    <w:p>
       <w:pPr>
+        <w:pageBreakBefore/>
         <w:spacing w:before="400" w:after="200"/>
         <w:pBdr>
           <w:bottom w:val="single" w:sz="12" w:space="4" w:color="00467F"/>
@@ -12401,7 +12377,7 @@
                 <w:sz w:val="17"/>
                 <w:rFonts w:eastAsia="맑은 고딕"/>
               </w:rPr>
-              <w:t>실시간 통번역 발화</w:t>
+              <w:t>화상상담 실제 진행</w:t>
             </w:r>
           </w:p>
         </w:tc>
@@ -12422,7 +12398,7 @@
                 <w:sz w:val="17"/>
                 <w:rFonts w:eastAsia="맑은 고딕"/>
               </w:rPr>
-              <w:t>3,543건</w:t>
+              <w:t>15회</w:t>
             </w:r>
           </w:p>
         </w:tc>
@@ -12442,7 +12418,7 @@
                 <w:sz w:val="17"/>
                 <w:rFonts w:eastAsia="맑은 고딕"/>
               </w:rPr>
-              <w:t>상담 중 상호 번역 자막</w:t>
+              <w:t>참가자 2명 이상 입장 · 시험 방 제외</w:t>
             </w:r>
           </w:p>
         </w:tc>
@@ -12566,7 +12542,7 @@
                 <w:sz w:val="17"/>
                 <w:rFonts w:eastAsia="맑은 고딕"/>
               </w:rPr>
-              <w:t>전문의 소견</w:t>
+              <w:t>제2의료소견</w:t>
             </w:r>
           </w:p>
         </w:tc>
@@ -12607,7 +12583,7 @@
                 <w:sz w:val="17"/>
                 <w:rFonts w:eastAsia="맑은 고딕"/>
               </w:rPr>
-              <w:t>요청 2건</w:t>
+              <w:t>확보 6건 중 5건 환자 전달 완료(요청 2건)</w:t>
             </w:r>
           </w:p>
         </w:tc>
@@ -13667,12 +13643,8 @@
       </w:r>
     </w:p>
     <w:p>
-      <w:r>
-        <w:br w:type="page"/>
-      </w:r>
-    </w:p>
-    <w:p>
       <w:pPr>
+        <w:pageBreakBefore/>
         <w:spacing w:before="400" w:after="200"/>
         <w:pBdr>
           <w:bottom w:val="single" w:sz="12" w:space="4" w:color="00467F"/>

--- a/docs/government-project/11_과제요구사항_6대ICT_분석및구현대비표.docx
+++ b/docs/government-project/11_과제요구사항_6대ICT_분석및구현대비표.docx
@@ -271,7 +271,7 @@
                 <w:sz w:val="19"/>
                 <w:rFonts w:eastAsia="맑은 고딕"/>
               </w:rPr>
-              <w:t>(주)본로이  |  총괄책임자 강주영</w:t>
+              <w:t>본로이  |  총괄책임자 강주영</w:t>
             </w:r>
           </w:p>
         </w:tc>
@@ -403,7 +403,7 @@
                 <w:sz w:val="19"/>
                 <w:rFonts w:eastAsia="맑은 고딕"/>
               </w:rPr>
-              <w:t>2026. 7. 25.</w:t>
+              <w:t>2026. 8. 19.</w:t>
             </w:r>
           </w:p>
         </w:tc>
@@ -491,7 +491,7 @@
                 <w:sz w:val="19"/>
                 <w:rFonts w:eastAsia="맑은 고딕"/>
               </w:rPr>
-              <w:t>소스코드 실측 및 운영데이터베이스 정확 집계(2026. 7. 25. 조회)</w:t>
+              <w:t>소스코드 실측 및 운영데이터베이스 정확 집계(2026. 8. 19. 조회)</w:t>
             </w:r>
           </w:p>
         </w:tc>
@@ -513,7 +513,7 @@
           <w:sz w:val="26"/>
           <w:rFonts w:eastAsia="맑은 고딕"/>
         </w:rPr>
-        <w:t>(주)  본  로  이</w:t>
+        <w:t>본  로  이</w:t>
       </w:r>
     </w:p>
     <w:p>
@@ -719,7 +719,92 @@
                 <w:sz w:val="17"/>
                 <w:rFonts w:eastAsia="맑은 고딕"/>
               </w:rPr>
-              <w:t>(주)본로이</w:t>
+              <w:t>본로이</w:t>
+            </w:r>
+          </w:p>
+        </w:tc>
+      </w:tr>
+      <w:tr>
+        <w:tc>
+          <w:tcPr>
+            <w:tcW w:type="dxa" w:w="1247"/>
+          </w:tcPr>
+          <w:p>
+            <w:pPr>
+              <w:spacing w:after="0" w:line="300" w:lineRule="auto"/>
+              <w:jc w:val="center"/>
+            </w:pPr>
+            <w:r/>
+            <w:r>
+              <w:rPr>
+                <w:rFonts w:ascii="맑은 고딕" w:hAnsi="맑은 고딕"/>
+                <w:b w:val="0"/>
+                <w:sz w:val="17"/>
+                <w:rFonts w:eastAsia="맑은 고딕"/>
+              </w:rPr>
+              <w:t>Rev. 1</w:t>
+            </w:r>
+          </w:p>
+        </w:tc>
+        <w:tc>
+          <w:tcPr>
+            <w:tcW w:type="dxa" w:w="1361"/>
+          </w:tcPr>
+          <w:p>
+            <w:pPr>
+              <w:spacing w:after="0" w:line="300" w:lineRule="auto"/>
+              <w:jc w:val="center"/>
+            </w:pPr>
+            <w:r/>
+            <w:r>
+              <w:rPr>
+                <w:rFonts w:ascii="맑은 고딕" w:hAnsi="맑은 고딕"/>
+                <w:b w:val="0"/>
+                <w:sz w:val="17"/>
+                <w:rFonts w:eastAsia="맑은 고딕"/>
+              </w:rPr>
+              <w:t>2026. 8. 19.</w:t>
+            </w:r>
+          </w:p>
+        </w:tc>
+        <w:tc>
+          <w:tcPr>
+            <w:tcW w:type="dxa" w:w="5329"/>
+          </w:tcPr>
+          <w:p>
+            <w:pPr>
+              <w:spacing w:after="0" w:line="300" w:lineRule="auto"/>
+            </w:pPr>
+            <w:r/>
+            <w:r>
+              <w:rPr>
+                <w:rFonts w:ascii="맑은 고딕" w:hAnsi="맑은 고딕"/>
+                <w:b w:val="0"/>
+                <w:sz w:val="17"/>
+                <w:rFonts w:eastAsia="맑은 고딕"/>
+              </w:rPr>
+              <w:t>제28조 실데이터 축적 현황을 운영데이터베이스 재집계 결과로 갱신하고, 제휴 의료기관 수를 발행 기준(시험 등록 제외)으로 정정함. 자체 출제·자체 채점에 해당하는 지표(자막 건수·AI 시험 통과율)는 실적에서 제외하고 실제 환자 활동으로 대체함.</w:t>
+            </w:r>
+          </w:p>
+        </w:tc>
+        <w:tc>
+          <w:tcPr>
+            <w:tcW w:type="dxa" w:w="1134"/>
+          </w:tcPr>
+          <w:p>
+            <w:pPr>
+              <w:spacing w:after="0" w:line="300" w:lineRule="auto"/>
+              <w:jc w:val="center"/>
+            </w:pPr>
+            <w:r/>
+            <w:r>
+              <w:rPr>
+                <w:rFonts w:ascii="맑은 고딕" w:hAnsi="맑은 고딕"/>
+                <w:b w:val="0"/>
+                <w:sz w:val="17"/>
+                <w:rFonts w:eastAsia="맑은 고딕"/>
+              </w:rPr>
+              <w:t>본로이</w:t>
             </w:r>
           </w:p>
         </w:tc>
@@ -866,12 +951,8 @@
       </w:r>
     </w:p>
     <w:p>
-      <w:r>
-        <w:br w:type="page"/>
-      </w:r>
-    </w:p>
-    <w:p>
       <w:pPr>
+        <w:pageBreakBefore/>
         <w:spacing w:before="400" w:after="200"/>
         <w:pBdr>
           <w:bottom w:val="single" w:sz="12" w:space="4" w:color="00467F"/>
@@ -975,7 +1056,7 @@
           <w:sz w:val="19"/>
           <w:rFonts w:eastAsia="맑은 고딕"/>
         </w:rPr>
-        <w:t>② 대상 기간: 2026. 4. 1. ~ 2026. 7. 25.(중간평가 이전 시점까지의 구현 실적).</w:t>
+        <w:t>② 대상 기간: 2026. 4. 1. ~ 2026. 8. 19.(중간평가 이전 시점까지의 구현 실적).</w:t>
       </w:r>
     </w:p>
     <w:p>
@@ -1683,12 +1764,8 @@
       </w:tr>
     </w:tbl>
     <w:p>
-      <w:r>
-        <w:br w:type="page"/>
-      </w:r>
-    </w:p>
-    <w:p>
       <w:pPr>
+        <w:pageBreakBefore/>
         <w:spacing w:before="400" w:after="200"/>
         <w:pBdr>
           <w:bottom w:val="single" w:sz="12" w:space="4" w:color="00467F"/>
@@ -5134,12 +5211,8 @@
       </w:tr>
     </w:tbl>
     <w:p>
-      <w:r>
-        <w:br w:type="page"/>
-      </w:r>
-    </w:p>
-    <w:p>
       <w:pPr>
+        <w:pageBreakBefore/>
         <w:spacing w:before="400" w:after="200"/>
         <w:pBdr>
           <w:bottom w:val="single" w:sz="12" w:space="4" w:color="00467F"/>
@@ -5840,12 +5913,8 @@
       </w:tr>
     </w:tbl>
     <w:p>
-      <w:r>
-        <w:br w:type="page"/>
-      </w:r>
-    </w:p>
-    <w:p>
       <w:pPr>
+        <w:pageBreakBefore/>
         <w:spacing w:before="400" w:after="200"/>
         <w:pBdr>
           <w:bottom w:val="single" w:sz="12" w:space="4" w:color="00467F"/>
@@ -9126,12 +9195,8 @@
       </w:tr>
     </w:tbl>
     <w:p>
-      <w:r>
-        <w:br w:type="page"/>
-      </w:r>
-    </w:p>
-    <w:p>
       <w:pPr>
+        <w:pageBreakBefore/>
         <w:spacing w:before="400" w:after="200"/>
         <w:pBdr>
           <w:bottom w:val="single" w:sz="12" w:space="4" w:color="00467F"/>
@@ -10924,7 +10989,7 @@
                 <w:sz w:val="17"/>
                 <w:rFonts w:eastAsia="맑은 고딕"/>
               </w:rPr>
-              <w:t>자동 완료 처리는 실적 부풀리기에 해당하여 채택하지 아니하고, 미완료 누적 시 운영자에게 경보가 발송되도록 함</w:t>
+              <w:t>자동 완료 처리 대신, 미완료 누적 시 운영자에게 경보가 발송되도록 함</w:t>
             </w:r>
           </w:p>
         </w:tc>
@@ -11034,12 +11099,8 @@
       </w:tr>
     </w:tbl>
     <w:p>
-      <w:r>
-        <w:br w:type="page"/>
-      </w:r>
-    </w:p>
-    <w:p>
       <w:pPr>
+        <w:pageBreakBefore/>
         <w:spacing w:before="400" w:after="200"/>
         <w:pBdr>
           <w:bottom w:val="single" w:sz="12" w:space="4" w:color="00467F"/>
@@ -11924,7 +11985,7 @@
           <w:sz w:val="19"/>
           <w:rFonts w:eastAsia="맑은 고딕"/>
         </w:rPr>
-        <w:t>2026. 7. 25. 운영데이터베이스 정확 집계 결과는 다음과 같음. 시험 데이터는 분리 표기함.</w:t>
+        <w:t>2026. 8. 19. 운영데이터베이스 정확 집계 결과는 다음과 같음. 시험 데이터는 분리 표기함.</w:t>
       </w:r>
     </w:p>
     <w:tbl>
@@ -12088,7 +12149,7 @@
                 <w:sz w:val="17"/>
                 <w:rFonts w:eastAsia="맑은 고딕"/>
               </w:rPr>
-              <w:t>39건</w:t>
+              <w:t>8건</w:t>
             </w:r>
           </w:p>
         </w:tc>
@@ -12108,7 +12169,7 @@
                 <w:sz w:val="17"/>
                 <w:rFonts w:eastAsia="맑은 고딕"/>
               </w:rPr>
-              <w:t>웹 30 · AI 상담 5 · 텔레그램 3 · 시험 1</w:t>
+              <w:t>시험 137건 제외</w:t>
             </w:r>
           </w:p>
         </w:tc>
@@ -12171,7 +12232,7 @@
                 <w:sz w:val="17"/>
                 <w:rFonts w:eastAsia="맑은 고딕"/>
               </w:rPr>
-              <w:t>276건</w:t>
+              <w:t>326건</w:t>
             </w:r>
           </w:p>
         </w:tc>
@@ -12191,7 +12252,7 @@
                 <w:sz w:val="17"/>
                 <w:rFonts w:eastAsia="맑은 고딕"/>
               </w:rPr>
-              <w:t>메시지 956건</w:t>
+              <w:t>메시지 1,068건</w:t>
             </w:r>
           </w:p>
         </w:tc>
@@ -12254,7 +12315,7 @@
                 <w:sz w:val="17"/>
                 <w:rFonts w:eastAsia="맑은 고딕"/>
               </w:rPr>
-              <w:t>43건</w:t>
+              <w:t>16건</w:t>
             </w:r>
           </w:p>
         </w:tc>
@@ -12274,7 +12335,7 @@
                 <w:sz w:val="17"/>
                 <w:rFonts w:eastAsia="맑은 고딕"/>
               </w:rPr>
-              <w:t>실환자 10 · 시험 33</w:t>
+              <w:t>시험 117건 제외</w:t>
             </w:r>
           </w:p>
         </w:tc>
@@ -12316,7 +12377,7 @@
                 <w:sz w:val="17"/>
                 <w:rFonts w:eastAsia="맑은 고딕"/>
               </w:rPr>
-              <w:t>예상진료비 견적</w:t>
+              <w:t>화상상담 실제 진행</w:t>
             </w:r>
           </w:p>
         </w:tc>
@@ -12337,7 +12398,7 @@
                 <w:sz w:val="17"/>
                 <w:rFonts w:eastAsia="맑은 고딕"/>
               </w:rPr>
-              <w:t>6건</w:t>
+              <w:t>15회</w:t>
             </w:r>
           </w:p>
         </w:tc>
@@ -12357,6 +12418,7 @@
                 <w:sz w:val="17"/>
                 <w:rFonts w:eastAsia="맑은 고딕"/>
               </w:rPr>
+              <w:t>참가자 2명 이상 입장 · 시험 방 제외</w:t>
             </w:r>
           </w:p>
         </w:tc>
@@ -12398,7 +12460,7 @@
                 <w:sz w:val="17"/>
                 <w:rFonts w:eastAsia="맑은 고딕"/>
               </w:rPr>
-              <w:t>전문의 소견</w:t>
+              <w:t>예상진료비 견적</w:t>
             </w:r>
           </w:p>
         </w:tc>
@@ -12419,7 +12481,7 @@
                 <w:sz w:val="17"/>
                 <w:rFonts w:eastAsia="맑은 고딕"/>
               </w:rPr>
-              <w:t>2건</w:t>
+              <w:t>6건</w:t>
             </w:r>
           </w:p>
         </w:tc>
@@ -12439,7 +12501,6 @@
                 <w:sz w:val="17"/>
                 <w:rFonts w:eastAsia="맑은 고딕"/>
               </w:rPr>
-              <w:t>요청 1건</w:t>
             </w:r>
           </w:p>
         </w:tc>
@@ -12481,7 +12542,7 @@
                 <w:sz w:val="17"/>
                 <w:rFonts w:eastAsia="맑은 고딕"/>
               </w:rPr>
-              <w:t>협진 의뢰</w:t>
+              <w:t>제2의료소견</w:t>
             </w:r>
           </w:p>
         </w:tc>
@@ -12502,7 +12563,7 @@
                 <w:sz w:val="17"/>
                 <w:rFonts w:eastAsia="맑은 고딕"/>
               </w:rPr>
-              <w:t>4건</w:t>
+              <w:t>6건</w:t>
             </w:r>
           </w:p>
         </w:tc>
@@ -12522,6 +12583,7 @@
                 <w:sz w:val="17"/>
                 <w:rFonts w:eastAsia="맑은 고딕"/>
               </w:rPr>
+              <w:t>확보 6건 중 5건 환자 전달 완료(요청 2건)</w:t>
             </w:r>
           </w:p>
         </w:tc>
@@ -12543,7 +12605,7 @@
                 <w:sz w:val="17"/>
                 <w:rFonts w:eastAsia="맑은 고딕"/>
               </w:rPr>
-              <w:t>사후관리</w:t>
+              <w:t>사전상담</w:t>
             </w:r>
           </w:p>
         </w:tc>
@@ -12563,7 +12625,7 @@
                 <w:sz w:val="17"/>
                 <w:rFonts w:eastAsia="맑은 고딕"/>
               </w:rPr>
-              <w:t>경과기록</w:t>
+              <w:t>협진 의뢰</w:t>
             </w:r>
           </w:p>
         </w:tc>
@@ -12584,7 +12646,7 @@
                 <w:sz w:val="17"/>
                 <w:rFonts w:eastAsia="맑은 고딕"/>
               </w:rPr>
-              <w:t>0건</w:t>
+              <w:t>4건</w:t>
             </w:r>
           </w:p>
         </w:tc>
@@ -12604,7 +12666,6 @@
                 <w:sz w:val="17"/>
                 <w:rFonts w:eastAsia="맑은 고딕"/>
               </w:rPr>
-              <w:t>기능 구축 완료 · 실환자 진입 대기</w:t>
             </w:r>
           </w:p>
         </w:tc>
@@ -12646,7 +12707,7 @@
                 <w:sz w:val="17"/>
                 <w:rFonts w:eastAsia="맑은 고딕"/>
               </w:rPr>
-              <w:t>사후관리 일정</w:t>
+              <w:t>경과기록</w:t>
             </w:r>
           </w:p>
         </w:tc>
@@ -12729,7 +12790,7 @@
                 <w:sz w:val="17"/>
                 <w:rFonts w:eastAsia="맑은 고딕"/>
               </w:rPr>
-              <w:t>만족도 설문 / 응답</w:t>
+              <w:t>사후관리 일정</w:t>
             </w:r>
           </w:p>
         </w:tc>
@@ -12750,7 +12811,7 @@
                 <w:sz w:val="17"/>
                 <w:rFonts w:eastAsia="맑은 고딕"/>
               </w:rPr>
-              <w:t>1건 / 1건</w:t>
+              <w:t>0건</w:t>
             </w:r>
           </w:p>
         </w:tc>
@@ -12770,6 +12831,7 @@
                 <w:sz w:val="17"/>
                 <w:rFonts w:eastAsia="맑은 고딕"/>
               </w:rPr>
+              <w:t>기능 구축 완료 · 실환자 진입 대기</w:t>
             </w:r>
           </w:p>
         </w:tc>
@@ -12791,6 +12853,171 @@
                 <w:sz w:val="17"/>
                 <w:rFonts w:eastAsia="맑은 고딕"/>
               </w:rPr>
+              <w:t>사후관리</w:t>
+            </w:r>
+          </w:p>
+        </w:tc>
+        <w:tc>
+          <w:tcPr>
+            <w:tcW w:type="dxa" w:w="3402"/>
+          </w:tcPr>
+          <w:p>
+            <w:pPr>
+              <w:spacing w:after="0" w:line="300" w:lineRule="auto"/>
+            </w:pPr>
+            <w:r/>
+            <w:r>
+              <w:rPr>
+                <w:rFonts w:ascii="맑은 고딕" w:hAnsi="맑은 고딕"/>
+                <w:b w:val="0"/>
+                <w:sz w:val="17"/>
+                <w:rFonts w:eastAsia="맑은 고딕"/>
+              </w:rPr>
+              <w:t>증상 보고</w:t>
+            </w:r>
+          </w:p>
+        </w:tc>
+        <w:tc>
+          <w:tcPr>
+            <w:tcW w:type="dxa" w:w="1474"/>
+          </w:tcPr>
+          <w:p>
+            <w:pPr>
+              <w:spacing w:after="0" w:line="300" w:lineRule="auto"/>
+              <w:jc w:val="center"/>
+            </w:pPr>
+            <w:r/>
+            <w:r>
+              <w:rPr>
+                <w:rFonts w:ascii="맑은 고딕" w:hAnsi="맑은 고딕"/>
+                <w:b w:val="0"/>
+                <w:sz w:val="17"/>
+                <w:rFonts w:eastAsia="맑은 고딕"/>
+              </w:rPr>
+              <w:t>1건</w:t>
+            </w:r>
+          </w:p>
+        </w:tc>
+        <w:tc>
+          <w:tcPr>
+            <w:tcW w:type="dxa" w:w="2721"/>
+          </w:tcPr>
+          <w:p>
+            <w:pPr>
+              <w:spacing w:after="0" w:line="300" w:lineRule="auto"/>
+            </w:pPr>
+            <w:r/>
+            <w:r>
+              <w:rPr>
+                <w:rFonts w:ascii="맑은 고딕" w:hAnsi="맑은 고딕"/>
+                <w:b w:val="0"/>
+                <w:sz w:val="17"/>
+                <w:rFonts w:eastAsia="맑은 고딕"/>
+              </w:rPr>
+            </w:r>
+          </w:p>
+        </w:tc>
+      </w:tr>
+      <w:tr>
+        <w:tc>
+          <w:tcPr>
+            <w:tcW w:type="dxa" w:w="1474"/>
+          </w:tcPr>
+          <w:p>
+            <w:pPr>
+              <w:spacing w:after="0" w:line="300" w:lineRule="auto"/>
+            </w:pPr>
+            <w:r/>
+            <w:r>
+              <w:rPr>
+                <w:rFonts w:ascii="맑은 고딕" w:hAnsi="맑은 고딕"/>
+                <w:b/>
+                <w:sz w:val="17"/>
+                <w:rFonts w:eastAsia="맑은 고딕"/>
+              </w:rPr>
+              <w:t>사후관리</w:t>
+            </w:r>
+          </w:p>
+        </w:tc>
+        <w:tc>
+          <w:tcPr>
+            <w:tcW w:type="dxa" w:w="3402"/>
+          </w:tcPr>
+          <w:p>
+            <w:pPr>
+              <w:spacing w:after="0" w:line="300" w:lineRule="auto"/>
+            </w:pPr>
+            <w:r/>
+            <w:r>
+              <w:rPr>
+                <w:rFonts w:ascii="맑은 고딕" w:hAnsi="맑은 고딕"/>
+                <w:b w:val="0"/>
+                <w:sz w:val="17"/>
+                <w:rFonts w:eastAsia="맑은 고딕"/>
+              </w:rPr>
+              <w:t>만족도 설문 / 응답</w:t>
+            </w:r>
+          </w:p>
+        </w:tc>
+        <w:tc>
+          <w:tcPr>
+            <w:tcW w:type="dxa" w:w="1474"/>
+          </w:tcPr>
+          <w:p>
+            <w:pPr>
+              <w:spacing w:after="0" w:line="300" w:lineRule="auto"/>
+              <w:jc w:val="center"/>
+            </w:pPr>
+            <w:r/>
+            <w:r>
+              <w:rPr>
+                <w:rFonts w:ascii="맑은 고딕" w:hAnsi="맑은 고딕"/>
+                <w:b w:val="0"/>
+                <w:sz w:val="17"/>
+                <w:rFonts w:eastAsia="맑은 고딕"/>
+              </w:rPr>
+              <w:t>2건 / 1건</w:t>
+            </w:r>
+          </w:p>
+        </w:tc>
+        <w:tc>
+          <w:tcPr>
+            <w:tcW w:type="dxa" w:w="2721"/>
+          </w:tcPr>
+          <w:p>
+            <w:pPr>
+              <w:spacing w:after="0" w:line="300" w:lineRule="auto"/>
+            </w:pPr>
+            <w:r/>
+            <w:r>
+              <w:rPr>
+                <w:rFonts w:ascii="맑은 고딕" w:hAnsi="맑은 고딕"/>
+                <w:b w:val="0"/>
+                <w:sz w:val="17"/>
+                <w:rFonts w:eastAsia="맑은 고딕"/>
+              </w:rPr>
+              <w:t>실환자 연결 응답 0건</w:t>
+            </w:r>
+          </w:p>
+        </w:tc>
+      </w:tr>
+      <w:tr>
+        <w:tc>
+          <w:tcPr>
+            <w:tcW w:type="dxa" w:w="1474"/>
+          </w:tcPr>
+          <w:p>
+            <w:pPr>
+              <w:spacing w:after="0" w:line="300" w:lineRule="auto"/>
+            </w:pPr>
+            <w:r/>
+            <w:r>
+              <w:rPr>
+                <w:rFonts w:ascii="맑은 고딕" w:hAnsi="맑은 고딕"/>
+                <w:b/>
+                <w:sz w:val="17"/>
+                <w:rFonts w:eastAsia="맑은 고딕"/>
+              </w:rPr>
               <w:t>기반</w:t>
             </w:r>
           </w:p>
@@ -12832,7 +13059,7 @@
                 <w:sz w:val="17"/>
                 <w:rFonts w:eastAsia="맑은 고딕"/>
               </w:rPr>
-              <w:t>9건</w:t>
+              <w:t>8건</w:t>
             </w:r>
           </w:p>
         </w:tc>
@@ -12852,7 +13079,7 @@
                 <w:sz w:val="17"/>
                 <w:rFonts w:eastAsia="맑은 고딕"/>
               </w:rPr>
-              <w:t>참여기관 4개 지점 유치기관 등록 완료</w:t>
+              <w:t>협진 대학병원 4 · 참여 한방병원 4개 지점(시험 등록 1건 제외)</w:t>
             </w:r>
           </w:p>
         </w:tc>
@@ -13289,7 +13516,7 @@
                 <w:sz w:val="17"/>
                 <w:rFonts w:eastAsia="맑은 고딕"/>
               </w:rPr>
-              <w:t>1건</w:t>
+              <w:t>6건</w:t>
             </w:r>
           </w:p>
         </w:tc>
@@ -13309,7 +13536,7 @@
                 <w:sz w:val="17"/>
                 <w:rFonts w:eastAsia="맑은 고딕"/>
               </w:rPr>
-              <w:t>상담 종료 후 완료 처리 실행이 집계 조건임(감지기 탑재)</w:t>
+              <w:t>영상 사전상담 1건 + 환자에게 전달된 소견 5건</w:t>
             </w:r>
           </w:p>
         </w:tc>
@@ -13373,7 +13600,7 @@
                 <w:sz w:val="17"/>
                 <w:rFonts w:eastAsia="맑은 고딕"/>
               </w:rPr>
-              <w:t>표본 1건</w:t>
+              <w:t>표본 0건</w:t>
             </w:r>
           </w:p>
         </w:tc>
@@ -13412,16 +13639,12 @@
           <w:sz w:val="18"/>
           <w:rFonts w:eastAsia="맑은 고딕"/>
         </w:rPr>
-        <w:t>※ 본 표는 실적을 실제보다 크게 보이도록 조정하지 아니하며, 시험 데이터를 제외한 값만 기재함. 상담 종료 시 자동으로 완료 처리하는 방식은 실적 부풀리기에 해당하므로 채택하지 아니하였음.</w:t>
-      </w:r>
-    </w:p>
-    <w:p>
-      <w:r>
-        <w:br w:type="page"/>
+        <w:t>※ 시험 데이터를 제외한 값만 기재함.</w:t>
       </w:r>
     </w:p>
     <w:p>
       <w:pPr>
+        <w:pageBreakBefore/>
         <w:spacing w:before="400" w:after="200"/>
         <w:pBdr>
           <w:bottom w:val="single" w:sz="12" w:space="4" w:color="00467F"/>
@@ -14299,7 +14522,7 @@
                 <w:sz w:val="17"/>
                 <w:rFonts w:eastAsia="맑은 고딕"/>
               </w:rPr>
-              <w:t>운영데이터베이스 정확 집계(2026. 7. 25.)</w:t>
+              <w:t>운영데이터베이스 정확 집계(2026. 8. 19.)</w:t>
             </w:r>
           </w:p>
         </w:tc>
@@ -14710,7 +14933,7 @@
           <w:sz w:val="19"/>
           <w:rFonts w:eastAsia="맑은 고딕"/>
         </w:rPr>
-        <w:t>2026. 7. 25.   (주)본로이</w:t>
+        <w:t>2026. 8. 19.   본로이</w:t>
       </w:r>
     </w:p>
     <w:sectPr>

--- a/docs/government-project/11_과제요구사항_6대ICT_분석및구현대비표.docx
+++ b/docs/government-project/11_과제요구사항_6대ICT_분석및구현대비표.docx
@@ -12583,7 +12583,7 @@
                 <w:sz w:val="17"/>
                 <w:rFonts w:eastAsia="맑은 고딕"/>
               </w:rPr>
-              <w:t>확보 6건 중 5건 환자 전달 완료(요청 2건)</w:t>
+              <w:t>확보 6건 전부 환자 전달 완료(요청 2건)</w:t>
             </w:r>
           </w:p>
         </w:tc>
@@ -13516,7 +13516,7 @@
                 <w:sz w:val="17"/>
                 <w:rFonts w:eastAsia="맑은 고딕"/>
               </w:rPr>
-              <w:t>6건</w:t>
+              <w:t>7건</w:t>
             </w:r>
           </w:p>
         </w:tc>
@@ -13536,7 +13536,7 @@
                 <w:sz w:val="17"/>
                 <w:rFonts w:eastAsia="맑은 고딕"/>
               </w:rPr>
-              <w:t>영상 사전상담 1건 + 환자에게 전달된 소견 5건</w:t>
+              <w:t>영상 사전상담 1건 + 환자에게 전달된 소견 6건</w:t>
             </w:r>
           </w:p>
         </w:tc>

--- a/docs/government-project/11_과제요구사항_6대ICT_분석및구현대비표.docx
+++ b/docs/government-project/11_과제요구사항_6대ICT_분석및구현대비표.docx
@@ -2399,6 +2399,9 @@
         <w:gridCol w:w="2410"/>
       </w:tblGrid>
       <w:tr>
+        <w:trPr>
+          <w:tblHeader w:val="true"/>
+        </w:trPr>
         <w:tc>
           <w:tcPr>
             <w:tcW w:type="dxa" w:w="907"/>
@@ -12002,6 +12005,9 @@
         <w:gridCol w:w="2410"/>
       </w:tblGrid>
       <w:tr>
+        <w:trPr>
+          <w:tblHeader w:val="true"/>
+        </w:trPr>
         <w:tc>
           <w:tcPr>
             <w:tcW w:type="dxa" w:w="1474"/>
@@ -14937,6 +14943,12 @@
       </w:r>
     </w:p>
     <w:sectPr>
+      <w:headerReference w:type="default" r:id="rId9"/>
+      <w:footerReference w:type="default" r:id="rId10"/>
+      <w:headerReference w:type="first" r:id="rId11"/>
+      <w:footerReference w:type="first" r:id="rId12"/>
+      <w:headerReference w:type="even" r:id="rId13"/>
+      <w:footerReference w:type="even" r:id="rId14"/>
       <w:pgSz w:w="11909" w:h="16834"/>
       <w:pgMar w:top="1134" w:right="1134" w:bottom="1134" w:left="1134" w:header="720" w:footer="720" w:gutter="0"/>
       <w:cols w:space="720"/>
@@ -14944,6 +14956,147 @@
     </w:sectPr>
   </w:body>
 </w:document>
+</file>
+
+<file path=word/footer1.xml><?xml version="1.0" encoding="utf-8"?>
+<w:ftr xmlns:m="http://schemas.openxmlformats.org/officeDocument/2006/math" xmlns:mc="http://schemas.openxmlformats.org/markup-compatibility/2006" xmlns:mo="http://schemas.microsoft.com/office/mac/office/2008/main" xmlns:mv="urn:schemas-microsoft-com:mac:vml" xmlns:o="urn:schemas-microsoft-com:office:office" xmlns:r="http://schemas.openxmlformats.org/officeDocument/2006/relationships" xmlns:v="urn:schemas-microsoft-com:vml" xmlns:w10="urn:schemas-microsoft-com:office:word" xmlns:w14="http://schemas.microsoft.com/office/word/2010/wordml" xmlns:w="http://schemas.openxmlformats.org/wordprocessingml/2006/main" xmlns:wne="http://schemas.microsoft.com/office/word/2006/wordml" xmlns:wp14="http://schemas.microsoft.com/office/word/2010/wordprocessingDrawing" xmlns:wp="http://schemas.openxmlformats.org/drawingml/2006/wordprocessingDrawing" xmlns:wpc="http://schemas.microsoft.com/office/word/2010/wordprocessingCanvas" xmlns:wpg="http://schemas.microsoft.com/office/word/2010/wordprocessingGroup" xmlns:wpi="http://schemas.microsoft.com/office/word/2010/wordprocessingInk" xmlns:wps="http://schemas.microsoft.com/office/word/2010/wordprocessingShape" mc:Ignorable="w14 wp14">
+  <w:p>
+    <w:pPr>
+      <w:pStyle w:val="Footer"/>
+      <w:jc w:val="center"/>
+    </w:pPr>
+    <w:r>
+      <w:rPr>
+        <w:rFonts w:ascii="맑은 고딕" w:hAnsi="맑은 고딕"/>
+        <w:b w:val="0"/>
+        <w:color w:val="787878"/>
+        <w:sz w:val="16"/>
+        <w:rFonts w:eastAsia="맑은 고딕"/>
+      </w:rPr>
+      <w:t xml:space="preserve">본로이  |  기밀문서, 무단 배포 금지     </w:t>
+    </w:r>
+    <w:r>
+      <w:rPr>
+        <w:rFonts w:ascii="맑은 고딕" w:hAnsi="맑은 고딕"/>
+        <w:b w:val="0"/>
+        <w:color w:val="787878"/>
+        <w:sz w:val="16"/>
+        <w:rFonts w:eastAsia="맑은 고딕"/>
+      </w:rPr>
+      <w:fldChar w:fldCharType="begin"/>
+    </w:r>
+    <w:r>
+      <w:rPr>
+        <w:rFonts w:ascii="맑은 고딕" w:hAnsi="맑은 고딕"/>
+        <w:b w:val="0"/>
+        <w:color w:val="787878"/>
+        <w:sz w:val="16"/>
+        <w:rFonts w:eastAsia="맑은 고딕"/>
+      </w:rPr>
+      <w:instrText xml:space="preserve"> PAGE </w:instrText>
+    </w:r>
+    <w:r>
+      <w:rPr>
+        <w:rFonts w:ascii="맑은 고딕" w:hAnsi="맑은 고딕"/>
+        <w:b w:val="0"/>
+        <w:color w:val="787878"/>
+        <w:sz w:val="16"/>
+        <w:rFonts w:eastAsia="맑은 고딕"/>
+      </w:rPr>
+      <w:fldChar w:fldCharType="end"/>
+    </w:r>
+    <w:r>
+      <w:rPr>
+        <w:rFonts w:ascii="맑은 고딕" w:hAnsi="맑은 고딕"/>
+        <w:b w:val="0"/>
+        <w:color w:val="787878"/>
+        <w:sz w:val="16"/>
+        <w:rFonts w:eastAsia="맑은 고딕"/>
+      </w:rPr>
+      <w:t xml:space="preserve"> / </w:t>
+    </w:r>
+    <w:r>
+      <w:rPr>
+        <w:rFonts w:ascii="맑은 고딕" w:hAnsi="맑은 고딕"/>
+        <w:b w:val="0"/>
+        <w:color w:val="787878"/>
+        <w:sz w:val="16"/>
+        <w:rFonts w:eastAsia="맑은 고딕"/>
+      </w:rPr>
+      <w:fldChar w:fldCharType="begin"/>
+    </w:r>
+    <w:r>
+      <w:rPr>
+        <w:rFonts w:ascii="맑은 고딕" w:hAnsi="맑은 고딕"/>
+        <w:b w:val="0"/>
+        <w:color w:val="787878"/>
+        <w:sz w:val="16"/>
+        <w:rFonts w:eastAsia="맑은 고딕"/>
+      </w:rPr>
+      <w:instrText xml:space="preserve"> NUMPAGES </w:instrText>
+    </w:r>
+    <w:r>
+      <w:rPr>
+        <w:rFonts w:ascii="맑은 고딕" w:hAnsi="맑은 고딕"/>
+        <w:b w:val="0"/>
+        <w:color w:val="787878"/>
+        <w:sz w:val="16"/>
+        <w:rFonts w:eastAsia="맑은 고딕"/>
+      </w:rPr>
+      <w:fldChar w:fldCharType="end"/>
+    </w:r>
+  </w:p>
+</w:ftr>
+</file>
+
+<file path=word/footer2.xml><?xml version="1.0" encoding="utf-8"?>
+<w:ftr xmlns:m="http://schemas.openxmlformats.org/officeDocument/2006/math" xmlns:mc="http://schemas.openxmlformats.org/markup-compatibility/2006" xmlns:mo="http://schemas.microsoft.com/office/mac/office/2008/main" xmlns:mv="urn:schemas-microsoft-com:mac:vml" xmlns:o="urn:schemas-microsoft-com:office:office" xmlns:r="http://schemas.openxmlformats.org/officeDocument/2006/relationships" xmlns:v="urn:schemas-microsoft-com:vml" xmlns:w10="urn:schemas-microsoft-com:office:word" xmlns:w14="http://schemas.microsoft.com/office/word/2010/wordml" xmlns:w="http://schemas.openxmlformats.org/wordprocessingml/2006/main" xmlns:wne="http://schemas.microsoft.com/office/word/2006/wordml" xmlns:wp14="http://schemas.microsoft.com/office/word/2010/wordprocessingDrawing" xmlns:wp="http://schemas.openxmlformats.org/drawingml/2006/wordprocessingDrawing" xmlns:wpc="http://schemas.microsoft.com/office/word/2010/wordprocessingCanvas" xmlns:wpg="http://schemas.microsoft.com/office/word/2010/wordprocessingGroup" xmlns:wpi="http://schemas.microsoft.com/office/word/2010/wordprocessingInk" xmlns:wps="http://schemas.microsoft.com/office/word/2010/wordprocessingShape" mc:Ignorable="w14 wp14">
+  <w:p>
+    <w:pPr>
+      <w:pStyle w:val="Footer"/>
+    </w:pPr>
+  </w:p>
+</w:ftr>
+</file>
+
+<file path=word/footer3.xml><?xml version="1.0" encoding="utf-8"?>
+<w:ftr xmlns:m="http://schemas.openxmlformats.org/officeDocument/2006/math" xmlns:mc="http://schemas.openxmlformats.org/markup-compatibility/2006" xmlns:mo="http://schemas.microsoft.com/office/mac/office/2008/main" xmlns:mv="urn:schemas-microsoft-com:mac:vml" xmlns:o="urn:schemas-microsoft-com:office:office" xmlns:r="http://schemas.openxmlformats.org/officeDocument/2006/relationships" xmlns:v="urn:schemas-microsoft-com:vml" xmlns:w10="urn:schemas-microsoft-com:office:word" xmlns:w14="http://schemas.microsoft.com/office/word/2010/wordml" xmlns:w="http://schemas.openxmlformats.org/wordprocessingml/2006/main" xmlns:wne="http://schemas.microsoft.com/office/word/2006/wordml" xmlns:wp14="http://schemas.microsoft.com/office/word/2010/wordprocessingDrawing" xmlns:wp="http://schemas.openxmlformats.org/drawingml/2006/wordprocessingDrawing" xmlns:wpc="http://schemas.microsoft.com/office/word/2010/wordprocessingCanvas" xmlns:wpg="http://schemas.microsoft.com/office/word/2010/wordprocessingGroup" xmlns:wpi="http://schemas.microsoft.com/office/word/2010/wordprocessingInk" xmlns:wps="http://schemas.microsoft.com/office/word/2010/wordprocessingShape" mc:Ignorable="w14 wp14">
+  <w:p>
+    <w:pPr>
+      <w:pStyle w:val="Footer"/>
+    </w:pPr>
+  </w:p>
+</w:ftr>
+</file>
+
+<file path=word/header1.xml><?xml version="1.0" encoding="utf-8"?>
+<w:hdr xmlns:m="http://schemas.openxmlformats.org/officeDocument/2006/math" xmlns:mc="http://schemas.openxmlformats.org/markup-compatibility/2006" xmlns:mo="http://schemas.microsoft.com/office/mac/office/2008/main" xmlns:mv="urn:schemas-microsoft-com:mac:vml" xmlns:o="urn:schemas-microsoft-com:office:office" xmlns:r="http://schemas.openxmlformats.org/officeDocument/2006/relationships" xmlns:v="urn:schemas-microsoft-com:vml" xmlns:w10="urn:schemas-microsoft-com:office:word" xmlns:w14="http://schemas.microsoft.com/office/word/2010/wordml" xmlns:w="http://schemas.openxmlformats.org/wordprocessingml/2006/main" xmlns:wne="http://schemas.microsoft.com/office/word/2006/wordml" xmlns:wp14="http://schemas.microsoft.com/office/word/2010/wordprocessingDrawing" xmlns:wp="http://schemas.openxmlformats.org/drawingml/2006/wordprocessingDrawing" xmlns:wpc="http://schemas.microsoft.com/office/word/2010/wordprocessingCanvas" xmlns:wpg="http://schemas.microsoft.com/office/word/2010/wordprocessingGroup" xmlns:wpi="http://schemas.microsoft.com/office/word/2010/wordprocessingInk" xmlns:wps="http://schemas.microsoft.com/office/word/2010/wordprocessingShape" mc:Ignorable="w14 wp14">
+  <w:p>
+    <w:pPr>
+      <w:pStyle w:val="Header"/>
+    </w:pPr>
+  </w:p>
+</w:hdr>
+</file>
+
+<file path=word/header2.xml><?xml version="1.0" encoding="utf-8"?>
+<w:hdr xmlns:m="http://schemas.openxmlformats.org/officeDocument/2006/math" xmlns:mc="http://schemas.openxmlformats.org/markup-compatibility/2006" xmlns:mo="http://schemas.microsoft.com/office/mac/office/2008/main" xmlns:mv="urn:schemas-microsoft-com:mac:vml" xmlns:o="urn:schemas-microsoft-com:office:office" xmlns:r="http://schemas.openxmlformats.org/officeDocument/2006/relationships" xmlns:v="urn:schemas-microsoft-com:vml" xmlns:w10="urn:schemas-microsoft-com:office:word" xmlns:w14="http://schemas.microsoft.com/office/word/2010/wordml" xmlns:w="http://schemas.openxmlformats.org/wordprocessingml/2006/main" xmlns:wne="http://schemas.microsoft.com/office/word/2006/wordml" xmlns:wp14="http://schemas.microsoft.com/office/word/2010/wordprocessingDrawing" xmlns:wp="http://schemas.openxmlformats.org/drawingml/2006/wordprocessingDrawing" xmlns:wpc="http://schemas.microsoft.com/office/word/2010/wordprocessingCanvas" xmlns:wpg="http://schemas.microsoft.com/office/word/2010/wordprocessingGroup" xmlns:wpi="http://schemas.microsoft.com/office/word/2010/wordprocessingInk" xmlns:wps="http://schemas.microsoft.com/office/word/2010/wordprocessingShape" mc:Ignorable="w14 wp14">
+  <w:p>
+    <w:pPr>
+      <w:pStyle w:val="Header"/>
+    </w:pPr>
+  </w:p>
+</w:hdr>
+</file>
+
+<file path=word/header3.xml><?xml version="1.0" encoding="utf-8"?>
+<w:hdr xmlns:m="http://schemas.openxmlformats.org/officeDocument/2006/math" xmlns:mc="http://schemas.openxmlformats.org/markup-compatibility/2006" xmlns:mo="http://schemas.microsoft.com/office/mac/office/2008/main" xmlns:mv="urn:schemas-microsoft-com:mac:vml" xmlns:o="urn:schemas-microsoft-com:office:office" xmlns:r="http://schemas.openxmlformats.org/officeDocument/2006/relationships" xmlns:v="urn:schemas-microsoft-com:vml" xmlns:w10="urn:schemas-microsoft-com:office:word" xmlns:w14="http://schemas.microsoft.com/office/word/2010/wordml" xmlns:w="http://schemas.openxmlformats.org/wordprocessingml/2006/main" xmlns:wne="http://schemas.microsoft.com/office/word/2006/wordml" xmlns:wp14="http://schemas.microsoft.com/office/word/2010/wordprocessingDrawing" xmlns:wp="http://schemas.openxmlformats.org/drawingml/2006/wordprocessingDrawing" xmlns:wpc="http://schemas.microsoft.com/office/word/2010/wordprocessingCanvas" xmlns:wpg="http://schemas.microsoft.com/office/word/2010/wordprocessingGroup" xmlns:wpi="http://schemas.microsoft.com/office/word/2010/wordprocessingInk" xmlns:wps="http://schemas.microsoft.com/office/word/2010/wordprocessingShape" mc:Ignorable="w14 wp14">
+  <w:p>
+    <w:pPr>
+      <w:pStyle w:val="Header"/>
+    </w:pPr>
+  </w:p>
+</w:hdr>
 </file>
 
 <file path=word/numbering.xml><?xml version="1.0" encoding="utf-8"?>

--- a/docs/government-project/11_과제요구사항_6대ICT_분석및구현대비표.docx
+++ b/docs/government-project/11_과제요구사항_6대ICT_분석및구현대비표.docx
@@ -857,7 +857,7 @@
           <w:sz w:val="18"/>
           <w:rFonts w:eastAsia="맑은 고딕"/>
         </w:rPr>
-        <w:t>제2장  과제 요구사항 분석 ····· 제5조(요구사항의 원천) 제6조(6대 ICT 서비스 요구사항 원문) 제7조(분석 방법) 제8조(분석 결과 — 도출 기능 22종) 제9조(성과지표 요구사항) 제10조(분석 과정에서 도출된 설계 결정)</w:t>
+        <w:t>제2장  과제 요구사항 분석 ····· 제5조(요구사항의 원천) 제6조(6대 ICT 서비스 요구사항 원문) 제7조(분석 방법) 제8조(분석 결과: 도출 기능 22종) 제9조(성과지표 요구사항) 제10조(분석 과정에서 도출된 설계 결정)</w:t>
       </w:r>
     </w:p>
     <w:p>
@@ -1226,7 +1226,7 @@
                 <w:sz w:val="17"/>
                 <w:rFonts w:eastAsia="맑은 고딕"/>
               </w:rPr>
-              <w:t>6대 ICT 서비스 공식 정의 — 요구사항 원천(변경 불가 기준)</w:t>
+              <w:t>6대 ICT 서비스 공식 정의: 요구사항 원천(변경 불가 기준)</w:t>
             </w:r>
           </w:p>
         </w:tc>
@@ -2382,7 +2382,7 @@
           <w:sz w:val="22"/>
           <w:rFonts w:eastAsia="맑은 고딕"/>
         </w:rPr>
-        <w:t>제8조(분석 결과 — 도출 기능 22종)</w:t>
+        <w:t>제8조(분석 결과: 도출 기능 22종)</w:t>
       </w:r>
     </w:p>
     <w:tbl>
@@ -4914,7 +4914,7 @@
                 <w:sz w:val="17"/>
                 <w:rFonts w:eastAsia="맑은 고딕"/>
               </w:rPr>
-              <w:t>사후관리 3종(④⑤⑥)이 전부 임상행위임 — 검사·영상정보 취급, 건강상태 모니터링, 의학 교육이 포함됨.</w:t>
+              <w:t>사후관리 3종(④⑤⑥)이 전부 임상행위임. 검사·영상정보 취급, 건강상태 모니터링, 의학 교육이 포함됨.</w:t>
             </w:r>
           </w:p>
         </w:tc>
@@ -6270,7 +6270,7 @@
               <w:br/>
               <w:t>· 병원·암종 상세의 지도 표시 결함 수정 및 협진 상급종합병원 4개소 실좌표 등록(7월)</w:t>
               <w:br/>
-              <w:t>· 보험 안내 화면 신설 — 러시아 보험·어시스턴스 경유 유치 채널 대응(7월)</w:t>
+              <w:t>· 보험 안내 화면 신설: 러시아 보험·어시스턴스 경유 유치 채널 대응(7월)</w:t>
               <w:br/>
               <w:t>· 치료비 직접 결제 고지 등 신뢰 정보를 6개 언어로 상시 노출(7월)</w:t>
             </w:r>
@@ -6609,17 +6609,17 @@
                 <w:sz w:val="17"/>
                 <w:rFonts w:eastAsia="맑은 고딕"/>
               </w:rPr>
-              <w:t>· 통합 문의 퍼널 운영 — 접수 39건(운영DB)</w:t>
+              <w:t>· 통합 문의 퍼널 운영: 접수 39건(운영DB)</w:t>
               <w:br/>
               <w:t>· AI 상담 대화 276건·메시지 956건 축적(운영DB), 사람 상담 인계 시 AI 자동 침묵 처리</w:t>
               <w:br/>
-              <w:t>· 검사자료 첨부 및 AI 자동 정리(진료의뢰 패킷 — 환자·상태·요청·시급도·누락 서류)</w:t>
+              <w:t>· 검사자료 첨부 및 AI 자동 정리(진료의뢰 패킷: 환자·상태·요청·시급도·누락 서류)</w:t>
               <w:br/>
               <w:t>· 환자 개인정보 AES-256-GCM 암호화 저장 후 권한 검증 경로로만 조회</w:t>
               <w:br/>
               <w:t>· 검사자료 한·영·러 원문 1:1 번역 및 수치 검증 기능(요약이 아닌 원문 대조 방식)</w:t>
               <w:br/>
-              <w:t>· 전문의 소견 수집 — 계정 없이 열람 가능한 링크로 협력 의료진 소견 접수 후 환자 언어 자동 번역</w:t>
+              <w:t>· 전문의 소견 수집: 계정 없이 열람 가능한 링크로 협력 의료진 소견 접수 후 환자 언어 자동 번역</w:t>
             </w:r>
           </w:p>
         </w:tc>
@@ -6661,11 +6661,11 @@
                 <w:sz w:val="17"/>
                 <w:rFonts w:eastAsia="맑은 고딕"/>
               </w:rPr>
-              <w:t>· 텔레그램 봇 상담 채널 신설(7월) — 종전 개인 메신저 링크 방식에서는 대화가 플랫폼 외부에 남아 집계·학습이 불가하였으므로, 동의 절차 후 대화가 플랫폼을 경유하도록 전환하고 3회 대화 시 문의로 자동 승격되도록 함</w:t>
+              <w:t>· 텔레그램 봇 상담 채널 신설(7월): 종전 개인 메신저 링크 방식에서는 대화가 플랫폼 외부에 남아 집계·학습이 불가하였으므로, 동의 절차 후 대화가 플랫폼을 경유하도록 전환하고 3회 대화 시 문의로 자동 승격되도록 함</w:t>
               <w:br/>
               <w:t>· 코디네이터가 자신의 텔레그램에서 환자 문의를 확인하고 응답할 수 있는 양방향 중계 도입(7월)</w:t>
               <w:br/>
-              <w:t>· 첨부문서 관련 AI 허위생성 원천 차단 — 파일 판독 불가 시 상태사실을 강제 주입하는 규칙 적용(7월)</w:t>
+              <w:t>· 첨부문서 관련 AI 허위생성 원천 차단: 파일 판독 불가 시 상태사실을 강제 주입하는 규칙 적용(7월)</w:t>
               <w:br/>
               <w:t>· 소견 도착 시 환자 언어 번역 초안 자동 생성 및 「의뢰처 공개본」 확정 절차 도입</w:t>
             </w:r>
@@ -7006,13 +7006,13 @@
               </w:rPr>
               <w:t>· 예상진료비 견적 작성·이력 관리 기능 운영(견적 6건)</w:t>
               <w:br/>
-              <w:t>· 원격협진 예약 기능 운영(상담세션 43건) — 계정 없이 입장하는 초대링크 방식</w:t>
+              <w:t>· 원격협진 예약 기능 운영(상담세션 43건): 계정 없이 입장하는 초대링크 방식</w:t>
               <w:br/>
               <w:t>· 예약 리마인더 자동 발송(정기 실행)</w:t>
               <w:br/>
               <w:t>· 비자 진행 추적 기능 및 서류·이력 관리 구조 구축</w:t>
               <w:br/>
-              <w:t>· 법정 발급문서 자동 생성 — 견적서, 동의서 3종, 비자 초청장</w:t>
+              <w:t>· 법정 발급문서 자동 생성: 견적서, 동의서 3종, 비자 초청장</w:t>
             </w:r>
           </w:p>
         </w:tc>
@@ -7054,9 +7054,9 @@
                 <w:sz w:val="17"/>
                 <w:rFonts w:eastAsia="맑은 고딕"/>
               </w:rPr>
-              <w:t>· 법정 발급문서의 다국어 표기 결함 수정(7월) — 한글 및 키릴 문자가 깨지던 결함을 자체 호스팅 글꼴로 수정하고 재발 방지 자동 검사를 신설함. 외국인환자 서면고지 의무의 이행 품질을 확보한 조치임</w:t>
+              <w:t>· 법정 발급문서의 다국어 표기 결함 수정(7월): 한글 및 키릴 문자가 깨지던 결함을 자체 호스팅 글꼴로 수정하고 재발 방지 자동 검사를 신설함. 외국인환자 서면고지 의무의 이행 품질을 확보한 조치임</w:t>
               <w:br/>
-              <w:t>· 상담 예약 절차 간소화 — 필수 입력을 환자 선택·예약시각 2개로 축소하고 나머지는 선택 항목화</w:t>
+              <w:t>· 상담 예약 절차 간소화: 필수 입력을 환자 선택·예약시각 2개로 축소하고 나머지는 선택 항목화</w:t>
               <w:br/>
               <w:t>· 예약시각의 한국시간·협정시계 병기로 해외 참가자 시차 오인 방지</w:t>
             </w:r>
@@ -7102,7 +7102,7 @@
               </w:rPr>
               <w:t>· 견적 6건 / 상담세션 43건(실환자 10·시험 33)</w:t>
               <w:br/>
-              <w:t>· 비자 관리 3개 테이블 구축(실데이터 0건 — 실환자 진입 대기)</w:t>
+              <w:t>· 비자 관리 3개 테이블 구축(실데이터 0건: 실환자 진입 대기)</w:t>
             </w:r>
           </w:p>
         </w:tc>
@@ -7393,7 +7393,7 @@
                 <w:sz w:val="17"/>
                 <w:rFonts w:eastAsia="맑은 고딕"/>
               </w:rPr>
-              <w:t>· 해외 의료기관 전용 경과 업로드 기능 구축 — 검사결과·영상·소견 전송 및 저장</w:t>
+              <w:t>· 해외 의료기관 전용 경과 업로드 기능 구축: 검사결과·영상·소견 전송 및 저장</w:t>
               <w:br/>
               <w:t>· 업로드 시 케이스 이력에 경과 사건을 기록하여 코디네이터·의뢰처 진행 화면에 자동 반영</w:t>
               <w:br/>
@@ -7441,7 +7441,7 @@
                 <w:sz w:val="17"/>
                 <w:rFonts w:eastAsia="맑은 고딕"/>
               </w:rPr>
-              <w:t>· 파트너 유형 검증을 공통 관문으로 분리(7월) — 유형 한정 기능을 추가할 때 검증 누락이 발생하지 아니하는 구조로 보강함</w:t>
+              <w:t>· 파트너 유형 검증을 공통 관문으로 분리(7월): 유형 한정 기능을 추가할 때 검증 누락이 발생하지 아니하는 구조로 보강함</w:t>
             </w:r>
           </w:p>
         </w:tc>
@@ -7483,7 +7483,7 @@
                 <w:sz w:val="17"/>
                 <w:rFonts w:eastAsia="맑은 고딕"/>
               </w:rPr>
-              <w:t>· 경과기록 테이블 및 전송 기능 구축 완료(실데이터 0건 — 실환자 치료 후 단계 미도달)</w:t>
+              <w:t>· 경과기록 테이블 및 전송 기능 구축 완료(실데이터 0건: 실환자 치료 후 단계 미도달)</w:t>
             </w:r>
           </w:p>
         </w:tc>
@@ -7778,11 +7778,11 @@
               <w:br/>
               <w:t>· 암종별·단계별·범주별(복약·식이·운동·경고징후·심리) 교육 콘텐츠 18건 운영, 다국어 지원</w:t>
               <w:br/>
-              <w:t>· 사후관리 일정 자동 생성 — 1주·2주·1개월·3개월·6개월·1년 차수 구조</w:t>
+              <w:t>· 사후관리 일정 자동 생성: 1주·2주·1개월·3개월·6개월·1년 차수 구조</w:t>
               <w:br/>
               <w:t>· 만족도 설문 자동 발송 및 응답 수집</w:t>
               <w:br/>
-              <w:t>· 정기 자동 실행 4종 운영 — 리마인더 발송, 설문 발송, 무응답 환자 감지, 지표 스냅샷</w:t>
+              <w:t>· 정기 자동 실행 4종 운영: 리마인더 발송, 설문 발송, 무응답 환자 감지, 지표 스냅샷</w:t>
             </w:r>
           </w:p>
         </w:tc>
@@ -7824,9 +7824,9 @@
                 <w:sz w:val="17"/>
                 <w:rFonts w:eastAsia="맑은 고딕"/>
               </w:rPr>
-              <w:t>· 사후관리 자동 케이던스 도입(7월) — 케이스가 사후관리 단계에 진입하면 차수별 경과 설문을 자동 발송하고, 복약 확인·화상상담·검사 리뷰 일정을 환자 앱 제안으로 제시하며, 암종별로 항목을 가감함(위암 식이 확인, 유방암 혈액검사 리뷰 등). 설문이 8일 이상 회신되지 아니하면 운영자에게 자동 경보가 발송됨</w:t>
+              <w:t>· 사후관리 자동 케이던스 도입(7월): 케이스가 사후관리 단계에 진입하면 차수별 경과 설문을 자동 발송하고, 복약 확인·화상상담·검사 리뷰 일정을 환자 앱 제안으로 제시하며, 암종별로 항목을 가감함(위암 식이 확인, 유방암 혈액검사 리뷰 등). 설문이 8일 이상 회신되지 아니하면 운영자에게 자동 경보가 발송됨</w:t>
               <w:br/>
-              <w:t>· 만족도 설문 미발송 결함 시정(6월) — 발송 조건 시간창이 실행 주기보다 짧아 설문 대부분이 발송되지 아니하던 결함을 시정하고 과거분을 소급 발송함. 만족도 측정 자체를 복원한 조치임</w:t>
+              <w:t>· 만족도 설문 미발송 결함 시정(6월): 발송 조건 시간창이 실행 주기보다 짧아 설문 대부분이 발송되지 아니하던 결함을 시정하고 과거분을 소급 발송함. 만족도 측정 자체를 복원한 조치임</w:t>
             </w:r>
           </w:p>
         </w:tc>
@@ -8255,7 +8255,7 @@
               </w:rPr>
               <w:t>· 재방문 판정 로직 및 단위시험 소스 확인</w:t>
               <w:br/>
-              <w:t>· 실제 재방문 발생 0건 — 선행 단계(치료 완료) 미도달</w:t>
+              <w:t>· 실제 재방문 발생 0건: 선행 단계(치료 완료) 미도달</w:t>
             </w:r>
           </w:p>
         </w:tc>
@@ -13864,7 +13864,7 @@
                 <w:sz w:val="17"/>
                 <w:rFonts w:eastAsia="맑은 고딕"/>
               </w:rPr>
-              <w:t>실환자 치료 개시에 따른 사후관리 파이프라인 실가동 — 경과 업로드 및 사후관리 자동 케이던스 최초 실행.</w:t>
+              <w:t>실환자 치료 개시에 따른 사후관리 파이프라인 실가동: 경과 업로드 및 사후관리 자동 케이던스 최초 실행.</w:t>
             </w:r>
           </w:p>
         </w:tc>
@@ -14712,7 +14712,7 @@
                 <w:sz w:val="17"/>
                 <w:rFonts w:eastAsia="맑은 고딕"/>
               </w:rPr>
-              <w:t>상위 요구(FR/NFR) — 본 문서 도출 기능의 추적 상위</w:t>
+              <w:t>상위 요구(FR/NFR): 본 문서 도출 기능의 추적 상위</w:t>
             </w:r>
           </w:p>
         </w:tc>

--- a/docs/government-project/11_과제요구사항_6대ICT_분석및구현대비표.docx
+++ b/docs/government-project/11_과제요구사항_6대ICT_분석및구현대비표.docx
@@ -857,7 +857,7 @@
           <w:sz w:val="18"/>
           <w:rFonts w:eastAsia="맑은 고딕"/>
         </w:rPr>
-        <w:t>제2장  과제 요구사항 분석 ····· 제5조(요구사항의 원천) 제6조(6대 ICT 서비스 요구사항 원문) 제7조(분석 방법) 제8조(분석 결과 — 도출 기능 22종) 제9조(성과지표 요구사항) 제10조(분석 과정에서 도출된 설계 결정)</w:t>
+        <w:t>제2장  과제 요구사항 분석 ····· 제5조(요구사항의 원천) 제6조(6대 ICT 서비스 요구사항 원문) 제7조(분석 방법) 제8조(분석 결과: 도출 기능 22종) 제9조(성과지표 요구사항) 제10조(분석 과정에서 도출된 설계 결정)</w:t>
       </w:r>
     </w:p>
     <w:p>
@@ -1226,7 +1226,7 @@
                 <w:sz w:val="17"/>
                 <w:rFonts w:eastAsia="맑은 고딕"/>
               </w:rPr>
-              <w:t>6대 ICT 서비스 공식 정의 — 요구사항 원천(변경 불가 기준)</w:t>
+              <w:t>6대 ICT 서비스 공식 정의: 요구사항 원천(변경 불가 기준)</w:t>
             </w:r>
           </w:p>
         </w:tc>
@@ -2382,7 +2382,7 @@
           <w:sz w:val="22"/>
           <w:rFonts w:eastAsia="맑은 고딕"/>
         </w:rPr>
-        <w:t>제8조(분석 결과 — 도출 기능 22종)</w:t>
+        <w:t>제8조(분석 결과: 도출 기능 22종)</w:t>
       </w:r>
     </w:p>
     <w:tbl>
@@ -2399,6 +2399,9 @@
         <w:gridCol w:w="2410"/>
       </w:tblGrid>
       <w:tr>
+        <w:trPr>
+          <w:tblHeader w:val="true"/>
+        </w:trPr>
         <w:tc>
           <w:tcPr>
             <w:tcW w:type="dxa" w:w="907"/>
@@ -4911,7 +4914,7 @@
                 <w:sz w:val="17"/>
                 <w:rFonts w:eastAsia="맑은 고딕"/>
               </w:rPr>
-              <w:t>사후관리 3종(④⑤⑥)이 전부 임상행위임 — 검사·영상정보 취급, 건강상태 모니터링, 의학 교육이 포함됨.</w:t>
+              <w:t>사후관리 3종(④⑤⑥)이 전부 임상행위임. 검사·영상정보 취급, 건강상태 모니터링, 의학 교육이 포함됨.</w:t>
             </w:r>
           </w:p>
         </w:tc>
@@ -6267,7 +6270,7 @@
               <w:br/>
               <w:t>· 병원·암종 상세의 지도 표시 결함 수정 및 협진 상급종합병원 4개소 실좌표 등록(7월)</w:t>
               <w:br/>
-              <w:t>· 보험 안내 화면 신설 — 러시아 보험·어시스턴스 경유 유치 채널 대응(7월)</w:t>
+              <w:t>· 보험 안내 화면 신설: 러시아 보험·어시스턴스 경유 유치 채널 대응(7월)</w:t>
               <w:br/>
               <w:t>· 치료비 직접 결제 고지 등 신뢰 정보를 6개 언어로 상시 노출(7월)</w:t>
             </w:r>
@@ -6606,17 +6609,17 @@
                 <w:sz w:val="17"/>
                 <w:rFonts w:eastAsia="맑은 고딕"/>
               </w:rPr>
-              <w:t>· 통합 문의 퍼널 운영 — 접수 39건(운영DB)</w:t>
+              <w:t>· 통합 문의 퍼널 운영: 접수 39건(운영DB)</w:t>
               <w:br/>
               <w:t>· AI 상담 대화 276건·메시지 956건 축적(운영DB), 사람 상담 인계 시 AI 자동 침묵 처리</w:t>
               <w:br/>
-              <w:t>· 검사자료 첨부 및 AI 자동 정리(진료의뢰 패킷 — 환자·상태·요청·시급도·누락 서류)</w:t>
+              <w:t>· 검사자료 첨부 및 AI 자동 정리(진료의뢰 패킷: 환자·상태·요청·시급도·누락 서류)</w:t>
               <w:br/>
               <w:t>· 환자 개인정보 AES-256-GCM 암호화 저장 후 권한 검증 경로로만 조회</w:t>
               <w:br/>
               <w:t>· 검사자료 한·영·러 원문 1:1 번역 및 수치 검증 기능(요약이 아닌 원문 대조 방식)</w:t>
               <w:br/>
-              <w:t>· 전문의 소견 수집 — 계정 없이 열람 가능한 링크로 협력 의료진 소견 접수 후 환자 언어 자동 번역</w:t>
+              <w:t>· 전문의 소견 수집: 계정 없이 열람 가능한 링크로 협력 의료진 소견 접수 후 환자 언어 자동 번역</w:t>
             </w:r>
           </w:p>
         </w:tc>
@@ -6658,11 +6661,11 @@
                 <w:sz w:val="17"/>
                 <w:rFonts w:eastAsia="맑은 고딕"/>
               </w:rPr>
-              <w:t>· 텔레그램 봇 상담 채널 신설(7월) — 종전 개인 메신저 링크 방식에서는 대화가 플랫폼 외부에 남아 집계·학습이 불가하였으므로, 동의 절차 후 대화가 플랫폼을 경유하도록 전환하고 3회 대화 시 문의로 자동 승격되도록 함</w:t>
+              <w:t>· 텔레그램 봇 상담 채널 신설(7월): 종전 개인 메신저 링크 방식에서는 대화가 플랫폼 외부에 남아 집계·학습이 불가하였으므로, 동의 절차 후 대화가 플랫폼을 경유하도록 전환하고 3회 대화 시 문의로 자동 승격되도록 함</w:t>
               <w:br/>
               <w:t>· 코디네이터가 자신의 텔레그램에서 환자 문의를 확인하고 응답할 수 있는 양방향 중계 도입(7월)</w:t>
               <w:br/>
-              <w:t>· 첨부문서 관련 AI 허위생성 원천 차단 — 파일 판독 불가 시 상태사실을 강제 주입하는 규칙 적용(7월)</w:t>
+              <w:t>· 첨부문서 관련 AI 허위생성 원천 차단: 파일 판독 불가 시 상태사실을 강제 주입하는 규칙 적용(7월)</w:t>
               <w:br/>
               <w:t>· 소견 도착 시 환자 언어 번역 초안 자동 생성 및 「의뢰처 공개본」 확정 절차 도입</w:t>
             </w:r>
@@ -7003,13 +7006,13 @@
               </w:rPr>
               <w:t>· 예상진료비 견적 작성·이력 관리 기능 운영(견적 6건)</w:t>
               <w:br/>
-              <w:t>· 원격협진 예약 기능 운영(상담세션 43건) — 계정 없이 입장하는 초대링크 방식</w:t>
+              <w:t>· 원격협진 예약 기능 운영(상담세션 43건): 계정 없이 입장하는 초대링크 방식</w:t>
               <w:br/>
               <w:t>· 예약 리마인더 자동 발송(정기 실행)</w:t>
               <w:br/>
               <w:t>· 비자 진행 추적 기능 및 서류·이력 관리 구조 구축</w:t>
               <w:br/>
-              <w:t>· 법정 발급문서 자동 생성 — 견적서, 동의서 3종, 비자 초청장</w:t>
+              <w:t>· 법정 발급문서 자동 생성: 견적서, 동의서 3종, 비자 초청장</w:t>
             </w:r>
           </w:p>
         </w:tc>
@@ -7051,9 +7054,9 @@
                 <w:sz w:val="17"/>
                 <w:rFonts w:eastAsia="맑은 고딕"/>
               </w:rPr>
-              <w:t>· 법정 발급문서의 다국어 표기 결함 수정(7월) — 한글 및 키릴 문자가 깨지던 결함을 자체 호스팅 글꼴로 수정하고 재발 방지 자동 검사를 신설함. 외국인환자 서면고지 의무의 이행 품질을 확보한 조치임</w:t>
+              <w:t>· 법정 발급문서의 다국어 표기 결함 수정(7월): 한글 및 키릴 문자가 깨지던 결함을 자체 호스팅 글꼴로 수정하고 재발 방지 자동 검사를 신설함. 외국인환자 서면고지 의무의 이행 품질을 확보한 조치임</w:t>
               <w:br/>
-              <w:t>· 상담 예약 절차 간소화 — 필수 입력을 환자 선택·예약시각 2개로 축소하고 나머지는 선택 항목화</w:t>
+              <w:t>· 상담 예약 절차 간소화: 필수 입력을 환자 선택·예약시각 2개로 축소하고 나머지는 선택 항목화</w:t>
               <w:br/>
               <w:t>· 예약시각의 한국시간·협정시계 병기로 해외 참가자 시차 오인 방지</w:t>
             </w:r>
@@ -7099,7 +7102,7 @@
               </w:rPr>
               <w:t>· 견적 6건 / 상담세션 43건(실환자 10·시험 33)</w:t>
               <w:br/>
-              <w:t>· 비자 관리 3개 테이블 구축(실데이터 0건 — 실환자 진입 대기)</w:t>
+              <w:t>· 비자 관리 3개 테이블 구축(실데이터 0건: 실환자 진입 대기)</w:t>
             </w:r>
           </w:p>
         </w:tc>
@@ -7390,7 +7393,7 @@
                 <w:sz w:val="17"/>
                 <w:rFonts w:eastAsia="맑은 고딕"/>
               </w:rPr>
-              <w:t>· 해외 의료기관 전용 경과 업로드 기능 구축 — 검사결과·영상·소견 전송 및 저장</w:t>
+              <w:t>· 해외 의료기관 전용 경과 업로드 기능 구축: 검사결과·영상·소견 전송 및 저장</w:t>
               <w:br/>
               <w:t>· 업로드 시 케이스 이력에 경과 사건을 기록하여 코디네이터·의뢰처 진행 화면에 자동 반영</w:t>
               <w:br/>
@@ -7438,7 +7441,7 @@
                 <w:sz w:val="17"/>
                 <w:rFonts w:eastAsia="맑은 고딕"/>
               </w:rPr>
-              <w:t>· 파트너 유형 검증을 공통 관문으로 분리(7월) — 유형 한정 기능을 추가할 때 검증 누락이 발생하지 아니하는 구조로 보강함</w:t>
+              <w:t>· 파트너 유형 검증을 공통 관문으로 분리(7월): 유형 한정 기능을 추가할 때 검증 누락이 발생하지 아니하는 구조로 보강함</w:t>
             </w:r>
           </w:p>
         </w:tc>
@@ -7480,7 +7483,7 @@
                 <w:sz w:val="17"/>
                 <w:rFonts w:eastAsia="맑은 고딕"/>
               </w:rPr>
-              <w:t>· 경과기록 테이블 및 전송 기능 구축 완료(실데이터 0건 — 실환자 치료 후 단계 미도달)</w:t>
+              <w:t>· 경과기록 테이블 및 전송 기능 구축 완료(실데이터 0건: 실환자 치료 후 단계 미도달)</w:t>
             </w:r>
           </w:p>
         </w:tc>
@@ -7775,11 +7778,11 @@
               <w:br/>
               <w:t>· 암종별·단계별·범주별(복약·식이·운동·경고징후·심리) 교육 콘텐츠 18건 운영, 다국어 지원</w:t>
               <w:br/>
-              <w:t>· 사후관리 일정 자동 생성 — 1주·2주·1개월·3개월·6개월·1년 차수 구조</w:t>
+              <w:t>· 사후관리 일정 자동 생성: 1주·2주·1개월·3개월·6개월·1년 차수 구조</w:t>
               <w:br/>
               <w:t>· 만족도 설문 자동 발송 및 응답 수집</w:t>
               <w:br/>
-              <w:t>· 정기 자동 실행 4종 운영 — 리마인더 발송, 설문 발송, 무응답 환자 감지, 지표 스냅샷</w:t>
+              <w:t>· 정기 자동 실행 4종 운영: 리마인더 발송, 설문 발송, 무응답 환자 감지, 지표 스냅샷</w:t>
             </w:r>
           </w:p>
         </w:tc>
@@ -7821,9 +7824,9 @@
                 <w:sz w:val="17"/>
                 <w:rFonts w:eastAsia="맑은 고딕"/>
               </w:rPr>
-              <w:t>· 사후관리 자동 케이던스 도입(7월) — 케이스가 사후관리 단계에 진입하면 차수별 경과 설문을 자동 발송하고, 복약 확인·화상상담·검사 리뷰 일정을 환자 앱 제안으로 제시하며, 암종별로 항목을 가감함(위암 식이 확인, 유방암 혈액검사 리뷰 등). 설문이 8일 이상 회신되지 아니하면 운영자에게 자동 경보가 발송됨</w:t>
+              <w:t>· 사후관리 자동 케이던스 도입(7월): 케이스가 사후관리 단계에 진입하면 차수별 경과 설문을 자동 발송하고, 복약 확인·화상상담·검사 리뷰 일정을 환자 앱 제안으로 제시하며, 암종별로 항목을 가감함(위암 식이 확인, 유방암 혈액검사 리뷰 등). 설문이 8일 이상 회신되지 아니하면 운영자에게 자동 경보가 발송됨</w:t>
               <w:br/>
-              <w:t>· 만족도 설문 미발송 결함 시정(6월) — 발송 조건 시간창이 실행 주기보다 짧아 설문 대부분이 발송되지 아니하던 결함을 시정하고 과거분을 소급 발송함. 만족도 측정 자체를 복원한 조치임</w:t>
+              <w:t>· 만족도 설문 미발송 결함 시정(6월): 발송 조건 시간창이 실행 주기보다 짧아 설문 대부분이 발송되지 아니하던 결함을 시정하고 과거분을 소급 발송함. 만족도 측정 자체를 복원한 조치임</w:t>
             </w:r>
           </w:p>
         </w:tc>
@@ -8252,7 +8255,7 @@
               </w:rPr>
               <w:t>· 재방문 판정 로직 및 단위시험 소스 확인</w:t>
               <w:br/>
-              <w:t>· 실제 재방문 발생 0건 — 선행 단계(치료 완료) 미도달</w:t>
+              <w:t>· 실제 재방문 발생 0건: 선행 단계(치료 완료) 미도달</w:t>
             </w:r>
           </w:p>
         </w:tc>
@@ -12002,6 +12005,9 @@
         <w:gridCol w:w="2410"/>
       </w:tblGrid>
       <w:tr>
+        <w:trPr>
+          <w:tblHeader w:val="true"/>
+        </w:trPr>
         <w:tc>
           <w:tcPr>
             <w:tcW w:type="dxa" w:w="1474"/>
@@ -13858,7 +13864,7 @@
                 <w:sz w:val="17"/>
                 <w:rFonts w:eastAsia="맑은 고딕"/>
               </w:rPr>
-              <w:t>실환자 치료 개시에 따른 사후관리 파이프라인 실가동 — 경과 업로드 및 사후관리 자동 케이던스 최초 실행.</w:t>
+              <w:t>실환자 치료 개시에 따른 사후관리 파이프라인 실가동: 경과 업로드 및 사후관리 자동 케이던스 최초 실행.</w:t>
             </w:r>
           </w:p>
         </w:tc>
@@ -14706,7 +14712,7 @@
                 <w:sz w:val="17"/>
                 <w:rFonts w:eastAsia="맑은 고딕"/>
               </w:rPr>
-              <w:t>상위 요구(FR/NFR) — 본 문서 도출 기능의 추적 상위</w:t>
+              <w:t>상위 요구(FR/NFR): 본 문서 도출 기능의 추적 상위</w:t>
             </w:r>
           </w:p>
         </w:tc>
@@ -14937,6 +14943,12 @@
       </w:r>
     </w:p>
     <w:sectPr>
+      <w:headerReference w:type="default" r:id="rId9"/>
+      <w:footerReference w:type="default" r:id="rId10"/>
+      <w:headerReference w:type="first" r:id="rId11"/>
+      <w:footerReference w:type="first" r:id="rId12"/>
+      <w:headerReference w:type="even" r:id="rId13"/>
+      <w:footerReference w:type="even" r:id="rId14"/>
       <w:pgSz w:w="11909" w:h="16834"/>
       <w:pgMar w:top="1134" w:right="1134" w:bottom="1134" w:left="1134" w:header="720" w:footer="720" w:gutter="0"/>
       <w:cols w:space="720"/>
@@ -14944,6 +14956,147 @@
     </w:sectPr>
   </w:body>
 </w:document>
+</file>
+
+<file path=word/footer1.xml><?xml version="1.0" encoding="utf-8"?>
+<w:ftr xmlns:m="http://schemas.openxmlformats.org/officeDocument/2006/math" xmlns:mc="http://schemas.openxmlformats.org/markup-compatibility/2006" xmlns:mo="http://schemas.microsoft.com/office/mac/office/2008/main" xmlns:mv="urn:schemas-microsoft-com:mac:vml" xmlns:o="urn:schemas-microsoft-com:office:office" xmlns:r="http://schemas.openxmlformats.org/officeDocument/2006/relationships" xmlns:v="urn:schemas-microsoft-com:vml" xmlns:w10="urn:schemas-microsoft-com:office:word" xmlns:w14="http://schemas.microsoft.com/office/word/2010/wordml" xmlns:w="http://schemas.openxmlformats.org/wordprocessingml/2006/main" xmlns:wne="http://schemas.microsoft.com/office/word/2006/wordml" xmlns:wp14="http://schemas.microsoft.com/office/word/2010/wordprocessingDrawing" xmlns:wp="http://schemas.openxmlformats.org/drawingml/2006/wordprocessingDrawing" xmlns:wpc="http://schemas.microsoft.com/office/word/2010/wordprocessingCanvas" xmlns:wpg="http://schemas.microsoft.com/office/word/2010/wordprocessingGroup" xmlns:wpi="http://schemas.microsoft.com/office/word/2010/wordprocessingInk" xmlns:wps="http://schemas.microsoft.com/office/word/2010/wordprocessingShape" mc:Ignorable="w14 wp14">
+  <w:p>
+    <w:pPr>
+      <w:pStyle w:val="Footer"/>
+      <w:jc w:val="center"/>
+    </w:pPr>
+    <w:r>
+      <w:rPr>
+        <w:rFonts w:ascii="맑은 고딕" w:hAnsi="맑은 고딕"/>
+        <w:b w:val="0"/>
+        <w:color w:val="787878"/>
+        <w:sz w:val="16"/>
+        <w:rFonts w:eastAsia="맑은 고딕"/>
+      </w:rPr>
+      <w:t xml:space="preserve">본로이  |  기밀문서, 무단 배포 금지     </w:t>
+    </w:r>
+    <w:r>
+      <w:rPr>
+        <w:rFonts w:ascii="맑은 고딕" w:hAnsi="맑은 고딕"/>
+        <w:b w:val="0"/>
+        <w:color w:val="787878"/>
+        <w:sz w:val="16"/>
+        <w:rFonts w:eastAsia="맑은 고딕"/>
+      </w:rPr>
+      <w:fldChar w:fldCharType="begin"/>
+    </w:r>
+    <w:r>
+      <w:rPr>
+        <w:rFonts w:ascii="맑은 고딕" w:hAnsi="맑은 고딕"/>
+        <w:b w:val="0"/>
+        <w:color w:val="787878"/>
+        <w:sz w:val="16"/>
+        <w:rFonts w:eastAsia="맑은 고딕"/>
+      </w:rPr>
+      <w:instrText xml:space="preserve"> PAGE </w:instrText>
+    </w:r>
+    <w:r>
+      <w:rPr>
+        <w:rFonts w:ascii="맑은 고딕" w:hAnsi="맑은 고딕"/>
+        <w:b w:val="0"/>
+        <w:color w:val="787878"/>
+        <w:sz w:val="16"/>
+        <w:rFonts w:eastAsia="맑은 고딕"/>
+      </w:rPr>
+      <w:fldChar w:fldCharType="end"/>
+    </w:r>
+    <w:r>
+      <w:rPr>
+        <w:rFonts w:ascii="맑은 고딕" w:hAnsi="맑은 고딕"/>
+        <w:b w:val="0"/>
+        <w:color w:val="787878"/>
+        <w:sz w:val="16"/>
+        <w:rFonts w:eastAsia="맑은 고딕"/>
+      </w:rPr>
+      <w:t xml:space="preserve"> / </w:t>
+    </w:r>
+    <w:r>
+      <w:rPr>
+        <w:rFonts w:ascii="맑은 고딕" w:hAnsi="맑은 고딕"/>
+        <w:b w:val="0"/>
+        <w:color w:val="787878"/>
+        <w:sz w:val="16"/>
+        <w:rFonts w:eastAsia="맑은 고딕"/>
+      </w:rPr>
+      <w:fldChar w:fldCharType="begin"/>
+    </w:r>
+    <w:r>
+      <w:rPr>
+        <w:rFonts w:ascii="맑은 고딕" w:hAnsi="맑은 고딕"/>
+        <w:b w:val="0"/>
+        <w:color w:val="787878"/>
+        <w:sz w:val="16"/>
+        <w:rFonts w:eastAsia="맑은 고딕"/>
+      </w:rPr>
+      <w:instrText xml:space="preserve"> NUMPAGES </w:instrText>
+    </w:r>
+    <w:r>
+      <w:rPr>
+        <w:rFonts w:ascii="맑은 고딕" w:hAnsi="맑은 고딕"/>
+        <w:b w:val="0"/>
+        <w:color w:val="787878"/>
+        <w:sz w:val="16"/>
+        <w:rFonts w:eastAsia="맑은 고딕"/>
+      </w:rPr>
+      <w:fldChar w:fldCharType="end"/>
+    </w:r>
+  </w:p>
+</w:ftr>
+</file>
+
+<file path=word/footer2.xml><?xml version="1.0" encoding="utf-8"?>
+<w:ftr xmlns:m="http://schemas.openxmlformats.org/officeDocument/2006/math" xmlns:mc="http://schemas.openxmlformats.org/markup-compatibility/2006" xmlns:mo="http://schemas.microsoft.com/office/mac/office/2008/main" xmlns:mv="urn:schemas-microsoft-com:mac:vml" xmlns:o="urn:schemas-microsoft-com:office:office" xmlns:r="http://schemas.openxmlformats.org/officeDocument/2006/relationships" xmlns:v="urn:schemas-microsoft-com:vml" xmlns:w10="urn:schemas-microsoft-com:office:word" xmlns:w14="http://schemas.microsoft.com/office/word/2010/wordml" xmlns:w="http://schemas.openxmlformats.org/wordprocessingml/2006/main" xmlns:wne="http://schemas.microsoft.com/office/word/2006/wordml" xmlns:wp14="http://schemas.microsoft.com/office/word/2010/wordprocessingDrawing" xmlns:wp="http://schemas.openxmlformats.org/drawingml/2006/wordprocessingDrawing" xmlns:wpc="http://schemas.microsoft.com/office/word/2010/wordprocessingCanvas" xmlns:wpg="http://schemas.microsoft.com/office/word/2010/wordprocessingGroup" xmlns:wpi="http://schemas.microsoft.com/office/word/2010/wordprocessingInk" xmlns:wps="http://schemas.microsoft.com/office/word/2010/wordprocessingShape" mc:Ignorable="w14 wp14">
+  <w:p>
+    <w:pPr>
+      <w:pStyle w:val="Footer"/>
+    </w:pPr>
+  </w:p>
+</w:ftr>
+</file>
+
+<file path=word/footer3.xml><?xml version="1.0" encoding="utf-8"?>
+<w:ftr xmlns:m="http://schemas.openxmlformats.org/officeDocument/2006/math" xmlns:mc="http://schemas.openxmlformats.org/markup-compatibility/2006" xmlns:mo="http://schemas.microsoft.com/office/mac/office/2008/main" xmlns:mv="urn:schemas-microsoft-com:mac:vml" xmlns:o="urn:schemas-microsoft-com:office:office" xmlns:r="http://schemas.openxmlformats.org/officeDocument/2006/relationships" xmlns:v="urn:schemas-microsoft-com:vml" xmlns:w10="urn:schemas-microsoft-com:office:word" xmlns:w14="http://schemas.microsoft.com/office/word/2010/wordml" xmlns:w="http://schemas.openxmlformats.org/wordprocessingml/2006/main" xmlns:wne="http://schemas.microsoft.com/office/word/2006/wordml" xmlns:wp14="http://schemas.microsoft.com/office/word/2010/wordprocessingDrawing" xmlns:wp="http://schemas.openxmlformats.org/drawingml/2006/wordprocessingDrawing" xmlns:wpc="http://schemas.microsoft.com/office/word/2010/wordprocessingCanvas" xmlns:wpg="http://schemas.microsoft.com/office/word/2010/wordprocessingGroup" xmlns:wpi="http://schemas.microsoft.com/office/word/2010/wordprocessingInk" xmlns:wps="http://schemas.microsoft.com/office/word/2010/wordprocessingShape" mc:Ignorable="w14 wp14">
+  <w:p>
+    <w:pPr>
+      <w:pStyle w:val="Footer"/>
+    </w:pPr>
+  </w:p>
+</w:ftr>
+</file>
+
+<file path=word/header1.xml><?xml version="1.0" encoding="utf-8"?>
+<w:hdr xmlns:m="http://schemas.openxmlformats.org/officeDocument/2006/math" xmlns:mc="http://schemas.openxmlformats.org/markup-compatibility/2006" xmlns:mo="http://schemas.microsoft.com/office/mac/office/2008/main" xmlns:mv="urn:schemas-microsoft-com:mac:vml" xmlns:o="urn:schemas-microsoft-com:office:office" xmlns:r="http://schemas.openxmlformats.org/officeDocument/2006/relationships" xmlns:v="urn:schemas-microsoft-com:vml" xmlns:w10="urn:schemas-microsoft-com:office:word" xmlns:w14="http://schemas.microsoft.com/office/word/2010/wordml" xmlns:w="http://schemas.openxmlformats.org/wordprocessingml/2006/main" xmlns:wne="http://schemas.microsoft.com/office/word/2006/wordml" xmlns:wp14="http://schemas.microsoft.com/office/word/2010/wordprocessingDrawing" xmlns:wp="http://schemas.openxmlformats.org/drawingml/2006/wordprocessingDrawing" xmlns:wpc="http://schemas.microsoft.com/office/word/2010/wordprocessingCanvas" xmlns:wpg="http://schemas.microsoft.com/office/word/2010/wordprocessingGroup" xmlns:wpi="http://schemas.microsoft.com/office/word/2010/wordprocessingInk" xmlns:wps="http://schemas.microsoft.com/office/word/2010/wordprocessingShape" mc:Ignorable="w14 wp14">
+  <w:p>
+    <w:pPr>
+      <w:pStyle w:val="Header"/>
+    </w:pPr>
+  </w:p>
+</w:hdr>
+</file>
+
+<file path=word/header2.xml><?xml version="1.0" encoding="utf-8"?>
+<w:hdr xmlns:m="http://schemas.openxmlformats.org/officeDocument/2006/math" xmlns:mc="http://schemas.openxmlformats.org/markup-compatibility/2006" xmlns:mo="http://schemas.microsoft.com/office/mac/office/2008/main" xmlns:mv="urn:schemas-microsoft-com:mac:vml" xmlns:o="urn:schemas-microsoft-com:office:office" xmlns:r="http://schemas.openxmlformats.org/officeDocument/2006/relationships" xmlns:v="urn:schemas-microsoft-com:vml" xmlns:w10="urn:schemas-microsoft-com:office:word" xmlns:w14="http://schemas.microsoft.com/office/word/2010/wordml" xmlns:w="http://schemas.openxmlformats.org/wordprocessingml/2006/main" xmlns:wne="http://schemas.microsoft.com/office/word/2006/wordml" xmlns:wp14="http://schemas.microsoft.com/office/word/2010/wordprocessingDrawing" xmlns:wp="http://schemas.openxmlformats.org/drawingml/2006/wordprocessingDrawing" xmlns:wpc="http://schemas.microsoft.com/office/word/2010/wordprocessingCanvas" xmlns:wpg="http://schemas.microsoft.com/office/word/2010/wordprocessingGroup" xmlns:wpi="http://schemas.microsoft.com/office/word/2010/wordprocessingInk" xmlns:wps="http://schemas.microsoft.com/office/word/2010/wordprocessingShape" mc:Ignorable="w14 wp14">
+  <w:p>
+    <w:pPr>
+      <w:pStyle w:val="Header"/>
+    </w:pPr>
+  </w:p>
+</w:hdr>
+</file>
+
+<file path=word/header3.xml><?xml version="1.0" encoding="utf-8"?>
+<w:hdr xmlns:m="http://schemas.openxmlformats.org/officeDocument/2006/math" xmlns:mc="http://schemas.openxmlformats.org/markup-compatibility/2006" xmlns:mo="http://schemas.microsoft.com/office/mac/office/2008/main" xmlns:mv="urn:schemas-microsoft-com:mac:vml" xmlns:o="urn:schemas-microsoft-com:office:office" xmlns:r="http://schemas.openxmlformats.org/officeDocument/2006/relationships" xmlns:v="urn:schemas-microsoft-com:vml" xmlns:w10="urn:schemas-microsoft-com:office:word" xmlns:w14="http://schemas.microsoft.com/office/word/2010/wordml" xmlns:w="http://schemas.openxmlformats.org/wordprocessingml/2006/main" xmlns:wne="http://schemas.microsoft.com/office/word/2006/wordml" xmlns:wp14="http://schemas.microsoft.com/office/word/2010/wordprocessingDrawing" xmlns:wp="http://schemas.openxmlformats.org/drawingml/2006/wordprocessingDrawing" xmlns:wpc="http://schemas.microsoft.com/office/word/2010/wordprocessingCanvas" xmlns:wpg="http://schemas.microsoft.com/office/word/2010/wordprocessingGroup" xmlns:wpi="http://schemas.microsoft.com/office/word/2010/wordprocessingInk" xmlns:wps="http://schemas.microsoft.com/office/word/2010/wordprocessingShape" mc:Ignorable="w14 wp14">
+  <w:p>
+    <w:pPr>
+      <w:pStyle w:val="Header"/>
+    </w:pPr>
+  </w:p>
+</w:hdr>
 </file>
 
 <file path=word/numbering.xml><?xml version="1.0" encoding="utf-8"?>

--- a/docs/government-project/11_과제요구사항_6대ICT_분석및구현대비표.docx
+++ b/docs/government-project/11_과제요구사항_6대ICT_분석및구현대비표.docx
@@ -403,7 +403,7 @@
                 <w:sz w:val="19"/>
                 <w:rFonts w:eastAsia="맑은 고딕"/>
               </w:rPr>
-              <w:t>2026. 8. 19.</w:t>
+              <w:t>2026. 8. 20.</w:t>
             </w:r>
           </w:p>
         </w:tc>
@@ -491,7 +491,7 @@
                 <w:sz w:val="19"/>
                 <w:rFonts w:eastAsia="맑은 고딕"/>
               </w:rPr>
-              <w:t>소스코드 실측 및 운영데이터베이스 정확 집계(2026. 8. 19. 조회)</w:t>
+              <w:t>소스코드 실측 및 운영데이터베이스 정확 집계(2026. 8. 20. 조회)</w:t>
             </w:r>
           </w:p>
         </w:tc>
@@ -517,12 +517,8 @@
       </w:r>
     </w:p>
     <w:p>
-      <w:r>
-        <w:br w:type="page"/>
-      </w:r>
-    </w:p>
-    <w:p>
       <w:pPr>
+        <w:pageBreakBefore/>
         <w:spacing w:before="260" w:after="80"/>
       </w:pPr>
       <w:r>
@@ -557,6 +553,7 @@
           </w:tcPr>
           <w:p>
             <w:pPr>
+              <w:keepNext/>
               <w:spacing w:after="0"/>
             </w:pPr>
             <w:r/>
@@ -579,6 +576,7 @@
           </w:tcPr>
           <w:p>
             <w:pPr>
+              <w:keepNext/>
               <w:spacing w:after="0"/>
             </w:pPr>
             <w:r/>
@@ -601,6 +599,7 @@
           </w:tcPr>
           <w:p>
             <w:pPr>
+              <w:keepNext/>
               <w:spacing w:after="0"/>
             </w:pPr>
             <w:r/>
@@ -623,6 +622,7 @@
           </w:tcPr>
           <w:p>
             <w:pPr>
+              <w:keepNext/>
               <w:spacing w:after="0"/>
             </w:pPr>
             <w:r/>
@@ -646,6 +646,7 @@
           </w:tcPr>
           <w:p>
             <w:pPr>
+              <w:keepNext/>
               <w:spacing w:after="0" w:line="300" w:lineRule="auto"/>
               <w:jc w:val="center"/>
             </w:pPr>
@@ -667,6 +668,7 @@
           </w:tcPr>
           <w:p>
             <w:pPr>
+              <w:keepNext/>
               <w:spacing w:after="0" w:line="300" w:lineRule="auto"/>
               <w:jc w:val="center"/>
             </w:pPr>
@@ -688,6 +690,7 @@
           </w:tcPr>
           <w:p>
             <w:pPr>
+              <w:keepNext/>
               <w:spacing w:after="0" w:line="300" w:lineRule="auto"/>
             </w:pPr>
             <w:r/>
@@ -708,6 +711,7 @@
           </w:tcPr>
           <w:p>
             <w:pPr>
+              <w:keepNext/>
               <w:spacing w:after="0" w:line="300" w:lineRule="auto"/>
               <w:jc w:val="center"/>
             </w:pPr>
@@ -731,6 +735,7 @@
           </w:tcPr>
           <w:p>
             <w:pPr>
+              <w:keepNext/>
               <w:spacing w:after="0" w:line="300" w:lineRule="auto"/>
               <w:jc w:val="center"/>
             </w:pPr>
@@ -752,6 +757,7 @@
           </w:tcPr>
           <w:p>
             <w:pPr>
+              <w:keepNext/>
               <w:spacing w:after="0" w:line="300" w:lineRule="auto"/>
               <w:jc w:val="center"/>
             </w:pPr>
@@ -773,6 +779,7 @@
           </w:tcPr>
           <w:p>
             <w:pPr>
+              <w:keepNext/>
               <w:spacing w:after="0" w:line="300" w:lineRule="auto"/>
             </w:pPr>
             <w:r/>
@@ -784,6 +791,92 @@
                 <w:rFonts w:eastAsia="맑은 고딕"/>
               </w:rPr>
               <w:t>제28조 실데이터 축적 현황을 운영데이터베이스 재집계 결과로 갱신하고, 제휴 의료기관 수를 발행 기준(시험 등록 제외)으로 정정함. 자체 출제·자체 채점에 해당하는 지표(자막 건수·AI 시험 통과율)는 실적에서 제외하고 실제 환자 활동으로 대체함.</w:t>
+            </w:r>
+          </w:p>
+        </w:tc>
+        <w:tc>
+          <w:tcPr>
+            <w:tcW w:type="dxa" w:w="1134"/>
+          </w:tcPr>
+          <w:p>
+            <w:pPr>
+              <w:keepNext/>
+              <w:spacing w:after="0" w:line="300" w:lineRule="auto"/>
+              <w:jc w:val="center"/>
+            </w:pPr>
+            <w:r/>
+            <w:r>
+              <w:rPr>
+                <w:rFonts w:ascii="맑은 고딕" w:hAnsi="맑은 고딕"/>
+                <w:b w:val="0"/>
+                <w:sz w:val="17"/>
+                <w:rFonts w:eastAsia="맑은 고딕"/>
+              </w:rPr>
+              <w:t>본로이</w:t>
+            </w:r>
+          </w:p>
+        </w:tc>
+      </w:tr>
+      <w:tr>
+        <w:tc>
+          <w:tcPr>
+            <w:tcW w:type="dxa" w:w="1247"/>
+          </w:tcPr>
+          <w:p>
+            <w:pPr>
+              <w:spacing w:after="0" w:line="300" w:lineRule="auto"/>
+              <w:jc w:val="center"/>
+            </w:pPr>
+            <w:r/>
+            <w:r>
+              <w:rPr>
+                <w:rFonts w:ascii="맑은 고딕" w:hAnsi="맑은 고딕"/>
+                <w:b w:val="0"/>
+                <w:sz w:val="17"/>
+                <w:rFonts w:eastAsia="맑은 고딕"/>
+              </w:rPr>
+              <w:t>Rev. 2</w:t>
+            </w:r>
+          </w:p>
+        </w:tc>
+        <w:tc>
+          <w:tcPr>
+            <w:tcW w:type="dxa" w:w="1361"/>
+          </w:tcPr>
+          <w:p>
+            <w:pPr>
+              <w:spacing w:after="0" w:line="300" w:lineRule="auto"/>
+              <w:jc w:val="center"/>
+            </w:pPr>
+            <w:r/>
+            <w:r>
+              <w:rPr>
+                <w:rFonts w:ascii="맑은 고딕" w:hAnsi="맑은 고딕"/>
+                <w:b w:val="0"/>
+                <w:sz w:val="17"/>
+                <w:rFonts w:eastAsia="맑은 고딕"/>
+              </w:rPr>
+              <w:t>2026. 8. 20.</w:t>
+            </w:r>
+          </w:p>
+        </w:tc>
+        <w:tc>
+          <w:tcPr>
+            <w:tcW w:type="dxa" w:w="5329"/>
+          </w:tcPr>
+          <w:p>
+            <w:pPr>
+              <w:spacing w:after="0" w:line="300" w:lineRule="auto"/>
+            </w:pPr>
+            <w:r/>
+            <w:r>
+              <w:rPr>
+                <w:rFonts w:ascii="맑은 고딕" w:hAnsi="맑은 고딕"/>
+                <w:b w:val="0"/>
+                <w:sz w:val="17"/>
+                <w:rFonts w:eastAsia="맑은 고딕"/>
+              </w:rPr>
+              <w:t>제15조~제21조에 Rev. 0(7월) 집계값이 남아 제28조와 어긋나 있던 것을 바로잡음. 문의·AI 대화·상담세션·전문의 소견·만족도 설문 수치를 제28조와 동일한 기준(운영데이터베이스 정확 집계, 시험 데이터 분리 표기)으로 통일함.</w:t>
             </w:r>
           </w:p>
         </w:tc>
@@ -1056,7 +1149,7 @@
           <w:sz w:val="19"/>
           <w:rFonts w:eastAsia="맑은 고딕"/>
         </w:rPr>
-        <w:t>② 대상 기간: 2026. 4. 1. ~ 2026. 8. 19.(중간평가 이전 시점까지의 구현 실적).</w:t>
+        <w:t>② 대상 기간: 2026. 4. 1. ~ 2026. 8. 20.(중간평가 이전 시점까지의 구현 실적).</w:t>
       </w:r>
     </w:p>
     <w:p>
@@ -1109,6 +1202,7 @@
           </w:tcPr>
           <w:p>
             <w:pPr>
+              <w:keepNext/>
               <w:spacing w:after="0"/>
             </w:pPr>
             <w:r/>
@@ -1131,6 +1225,7 @@
           </w:tcPr>
           <w:p>
             <w:pPr>
+              <w:keepNext/>
               <w:spacing w:after="0"/>
             </w:pPr>
             <w:r/>
@@ -1153,6 +1248,7 @@
           </w:tcPr>
           <w:p>
             <w:pPr>
+              <w:keepNext/>
               <w:spacing w:after="0"/>
             </w:pPr>
             <w:r/>
@@ -1176,6 +1272,7 @@
           </w:tcPr>
           <w:p>
             <w:pPr>
+              <w:keepNext/>
               <w:spacing w:after="0" w:line="300" w:lineRule="auto"/>
             </w:pPr>
             <w:r/>
@@ -1196,6 +1293,7 @@
           </w:tcPr>
           <w:p>
             <w:pPr>
+              <w:keepNext/>
               <w:spacing w:after="0" w:line="300" w:lineRule="auto"/>
             </w:pPr>
             <w:r/>
@@ -1216,6 +1314,7 @@
           </w:tcPr>
           <w:p>
             <w:pPr>
+              <w:keepNext/>
               <w:spacing w:after="0" w:line="300" w:lineRule="auto"/>
             </w:pPr>
             <w:r/>
@@ -1238,6 +1337,7 @@
           </w:tcPr>
           <w:p>
             <w:pPr>
+              <w:keepNext/>
               <w:spacing w:after="0" w:line="300" w:lineRule="auto"/>
             </w:pPr>
             <w:r/>
@@ -1258,6 +1358,7 @@
           </w:tcPr>
           <w:p>
             <w:pPr>
+              <w:keepNext/>
               <w:spacing w:after="0" w:line="300" w:lineRule="auto"/>
             </w:pPr>
             <w:r/>
@@ -1278,6 +1379,7 @@
           </w:tcPr>
           <w:p>
             <w:pPr>
+              <w:keepNext/>
               <w:spacing w:after="0" w:line="300" w:lineRule="auto"/>
             </w:pPr>
             <w:r/>
@@ -1300,6 +1402,7 @@
           </w:tcPr>
           <w:p>
             <w:pPr>
+              <w:keepNext/>
               <w:spacing w:after="0" w:line="300" w:lineRule="auto"/>
             </w:pPr>
             <w:r/>
@@ -1320,6 +1423,7 @@
           </w:tcPr>
           <w:p>
             <w:pPr>
+              <w:keepNext/>
               <w:spacing w:after="0" w:line="300" w:lineRule="auto"/>
             </w:pPr>
             <w:r/>
@@ -1340,6 +1444,7 @@
           </w:tcPr>
           <w:p>
             <w:pPr>
+              <w:keepNext/>
               <w:spacing w:after="0" w:line="300" w:lineRule="auto"/>
             </w:pPr>
             <w:r/>
@@ -1362,6 +1467,7 @@
           </w:tcPr>
           <w:p>
             <w:pPr>
+              <w:keepNext/>
               <w:spacing w:after="0" w:line="300" w:lineRule="auto"/>
             </w:pPr>
             <w:r/>
@@ -1382,6 +1488,7 @@
           </w:tcPr>
           <w:p>
             <w:pPr>
+              <w:keepNext/>
               <w:spacing w:after="0" w:line="300" w:lineRule="auto"/>
             </w:pPr>
             <w:r/>
@@ -1402,6 +1509,7 @@
           </w:tcPr>
           <w:p>
             <w:pPr>
+              <w:keepNext/>
               <w:spacing w:after="0" w:line="300" w:lineRule="auto"/>
             </w:pPr>
             <w:r/>
@@ -1514,6 +1622,7 @@
           </w:tcPr>
           <w:p>
             <w:pPr>
+              <w:keepNext/>
               <w:spacing w:after="0"/>
             </w:pPr>
             <w:r/>
@@ -1536,6 +1645,7 @@
           </w:tcPr>
           <w:p>
             <w:pPr>
+              <w:keepNext/>
               <w:spacing w:after="0"/>
             </w:pPr>
             <w:r/>
@@ -1559,6 +1669,7 @@
           </w:tcPr>
           <w:p>
             <w:pPr>
+              <w:keepNext/>
               <w:spacing w:after="0" w:line="300" w:lineRule="auto"/>
             </w:pPr>
             <w:r/>
@@ -1579,6 +1690,7 @@
           </w:tcPr>
           <w:p>
             <w:pPr>
+              <w:keepNext/>
               <w:spacing w:after="0" w:line="300" w:lineRule="auto"/>
             </w:pPr>
             <w:r/>
@@ -1601,6 +1713,7 @@
           </w:tcPr>
           <w:p>
             <w:pPr>
+              <w:keepNext/>
               <w:spacing w:after="0" w:line="300" w:lineRule="auto"/>
             </w:pPr>
             <w:r/>
@@ -1621,6 +1734,7 @@
           </w:tcPr>
           <w:p>
             <w:pPr>
+              <w:keepNext/>
               <w:spacing w:after="0" w:line="300" w:lineRule="auto"/>
             </w:pPr>
             <w:r/>
@@ -1643,6 +1757,7 @@
           </w:tcPr>
           <w:p>
             <w:pPr>
+              <w:keepNext/>
               <w:spacing w:after="0" w:line="300" w:lineRule="auto"/>
             </w:pPr>
             <w:r/>
@@ -1663,6 +1778,7 @@
           </w:tcPr>
           <w:p>
             <w:pPr>
+              <w:keepNext/>
               <w:spacing w:after="0" w:line="300" w:lineRule="auto"/>
             </w:pPr>
             <w:r/>
@@ -1685,6 +1801,7 @@
           </w:tcPr>
           <w:p>
             <w:pPr>
+              <w:keepNext/>
               <w:spacing w:after="0" w:line="300" w:lineRule="auto"/>
             </w:pPr>
             <w:r/>
@@ -1705,6 +1822,7 @@
           </w:tcPr>
           <w:p>
             <w:pPr>
+              <w:keepNext/>
               <w:spacing w:after="0" w:line="300" w:lineRule="auto"/>
             </w:pPr>
             <w:r/>
@@ -1862,6 +1980,7 @@
           </w:tcPr>
           <w:p>
             <w:pPr>
+              <w:keepNext/>
               <w:spacing w:after="0"/>
             </w:pPr>
             <w:r/>
@@ -1884,6 +2003,7 @@
           </w:tcPr>
           <w:p>
             <w:pPr>
+              <w:keepNext/>
               <w:spacing w:after="0"/>
             </w:pPr>
             <w:r/>
@@ -1906,6 +2026,7 @@
           </w:tcPr>
           <w:p>
             <w:pPr>
+              <w:keepNext/>
               <w:spacing w:after="0"/>
             </w:pPr>
             <w:r/>
@@ -1929,6 +2050,7 @@
           </w:tcPr>
           <w:p>
             <w:pPr>
+              <w:keepNext/>
               <w:spacing w:after="0" w:line="300" w:lineRule="auto"/>
             </w:pPr>
             <w:r/>
@@ -1949,6 +2071,7 @@
           </w:tcPr>
           <w:p>
             <w:pPr>
+              <w:keepNext/>
               <w:spacing w:after="0" w:line="300" w:lineRule="auto"/>
             </w:pPr>
             <w:r/>
@@ -1969,6 +2092,7 @@
           </w:tcPr>
           <w:p>
             <w:pPr>
+              <w:keepNext/>
               <w:spacing w:after="0" w:line="300" w:lineRule="auto"/>
             </w:pPr>
             <w:r/>
@@ -1991,6 +2115,7 @@
           </w:tcPr>
           <w:p>
             <w:pPr>
+              <w:keepNext/>
               <w:spacing w:after="0" w:line="300" w:lineRule="auto"/>
             </w:pPr>
             <w:r/>
@@ -2011,6 +2136,7 @@
           </w:tcPr>
           <w:p>
             <w:pPr>
+              <w:keepNext/>
               <w:spacing w:after="0" w:line="300" w:lineRule="auto"/>
             </w:pPr>
             <w:r/>
@@ -2031,6 +2157,7 @@
           </w:tcPr>
           <w:p>
             <w:pPr>
+              <w:keepNext/>
               <w:spacing w:after="0" w:line="300" w:lineRule="auto"/>
             </w:pPr>
             <w:r/>
@@ -2053,6 +2180,7 @@
           </w:tcPr>
           <w:p>
             <w:pPr>
+              <w:keepNext/>
               <w:spacing w:after="0" w:line="300" w:lineRule="auto"/>
             </w:pPr>
             <w:r/>
@@ -2073,6 +2201,7 @@
           </w:tcPr>
           <w:p>
             <w:pPr>
+              <w:keepNext/>
               <w:spacing w:after="0" w:line="300" w:lineRule="auto"/>
             </w:pPr>
             <w:r/>
@@ -2093,6 +2222,7 @@
           </w:tcPr>
           <w:p>
             <w:pPr>
+              <w:keepNext/>
               <w:spacing w:after="0" w:line="300" w:lineRule="auto"/>
             </w:pPr>
             <w:r/>
@@ -2115,6 +2245,7 @@
           </w:tcPr>
           <w:p>
             <w:pPr>
+              <w:keepNext/>
               <w:spacing w:after="0" w:line="300" w:lineRule="auto"/>
             </w:pPr>
             <w:r/>
@@ -2135,6 +2266,7 @@
           </w:tcPr>
           <w:p>
             <w:pPr>
+              <w:keepNext/>
               <w:spacing w:after="0" w:line="300" w:lineRule="auto"/>
             </w:pPr>
             <w:r/>
@@ -2155,6 +2287,7 @@
           </w:tcPr>
           <w:p>
             <w:pPr>
+              <w:keepNext/>
               <w:spacing w:after="0" w:line="300" w:lineRule="auto"/>
             </w:pPr>
             <w:r/>
@@ -2177,6 +2310,7 @@
           </w:tcPr>
           <w:p>
             <w:pPr>
+              <w:keepNext/>
               <w:spacing w:after="0" w:line="300" w:lineRule="auto"/>
             </w:pPr>
             <w:r/>
@@ -2197,6 +2331,7 @@
           </w:tcPr>
           <w:p>
             <w:pPr>
+              <w:keepNext/>
               <w:spacing w:after="0" w:line="300" w:lineRule="auto"/>
             </w:pPr>
             <w:r/>
@@ -2217,6 +2352,7 @@
           </w:tcPr>
           <w:p>
             <w:pPr>
+              <w:keepNext/>
               <w:spacing w:after="0" w:line="300" w:lineRule="auto"/>
             </w:pPr>
             <w:r/>
@@ -4392,6 +4528,7 @@
           </w:tcPr>
           <w:p>
             <w:pPr>
+              <w:keepNext/>
               <w:spacing w:after="0"/>
             </w:pPr>
             <w:r/>
@@ -4414,6 +4551,7 @@
           </w:tcPr>
           <w:p>
             <w:pPr>
+              <w:keepNext/>
               <w:spacing w:after="0"/>
             </w:pPr>
             <w:r/>
@@ -4436,6 +4574,7 @@
           </w:tcPr>
           <w:p>
             <w:pPr>
+              <w:keepNext/>
               <w:spacing w:after="0"/>
             </w:pPr>
             <w:r/>
@@ -4458,6 +4597,7 @@
           </w:tcPr>
           <w:p>
             <w:pPr>
+              <w:keepNext/>
               <w:spacing w:after="0"/>
             </w:pPr>
             <w:r/>
@@ -4481,6 +4621,7 @@
           </w:tcPr>
           <w:p>
             <w:pPr>
+              <w:keepNext/>
               <w:spacing w:after="0" w:line="300" w:lineRule="auto"/>
             </w:pPr>
             <w:r/>
@@ -4501,6 +4642,7 @@
           </w:tcPr>
           <w:p>
             <w:pPr>
+              <w:keepNext/>
               <w:spacing w:after="0" w:line="300" w:lineRule="auto"/>
               <w:jc w:val="center"/>
             </w:pPr>
@@ -4522,6 +4664,7 @@
           </w:tcPr>
           <w:p>
             <w:pPr>
+              <w:keepNext/>
               <w:spacing w:after="0" w:line="300" w:lineRule="auto"/>
               <w:jc w:val="center"/>
             </w:pPr>
@@ -4543,6 +4686,7 @@
           </w:tcPr>
           <w:p>
             <w:pPr>
+              <w:keepNext/>
               <w:spacing w:after="0" w:line="300" w:lineRule="auto"/>
             </w:pPr>
             <w:r/>
@@ -4565,6 +4709,7 @@
           </w:tcPr>
           <w:p>
             <w:pPr>
+              <w:keepNext/>
               <w:spacing w:after="0" w:line="300" w:lineRule="auto"/>
             </w:pPr>
             <w:r/>
@@ -4585,6 +4730,7 @@
           </w:tcPr>
           <w:p>
             <w:pPr>
+              <w:keepNext/>
               <w:spacing w:after="0" w:line="300" w:lineRule="auto"/>
               <w:jc w:val="center"/>
             </w:pPr>
@@ -4606,6 +4752,7 @@
           </w:tcPr>
           <w:p>
             <w:pPr>
+              <w:keepNext/>
               <w:spacing w:after="0" w:line="300" w:lineRule="auto"/>
               <w:jc w:val="center"/>
             </w:pPr>
@@ -4627,6 +4774,7 @@
           </w:tcPr>
           <w:p>
             <w:pPr>
+              <w:keepNext/>
               <w:spacing w:after="0" w:line="300" w:lineRule="auto"/>
             </w:pPr>
             <w:r/>
@@ -4794,6 +4942,7 @@
           </w:tcPr>
           <w:p>
             <w:pPr>
+              <w:keepNext/>
               <w:spacing w:after="0"/>
             </w:pPr>
             <w:r/>
@@ -4816,6 +4965,7 @@
           </w:tcPr>
           <w:p>
             <w:pPr>
+              <w:keepNext/>
               <w:spacing w:after="0"/>
             </w:pPr>
             <w:r/>
@@ -4838,6 +4988,7 @@
           </w:tcPr>
           <w:p>
             <w:pPr>
+              <w:keepNext/>
               <w:spacing w:after="0"/>
             </w:pPr>
             <w:r/>
@@ -4860,6 +5011,7 @@
           </w:tcPr>
           <w:p>
             <w:pPr>
+              <w:keepNext/>
               <w:spacing w:after="0"/>
             </w:pPr>
             <w:r/>
@@ -4883,6 +5035,7 @@
           </w:tcPr>
           <w:p>
             <w:pPr>
+              <w:keepNext/>
               <w:spacing w:after="0" w:line="300" w:lineRule="auto"/>
               <w:jc w:val="center"/>
             </w:pPr>
@@ -4904,6 +5057,7 @@
           </w:tcPr>
           <w:p>
             <w:pPr>
+              <w:keepNext/>
               <w:spacing w:after="0" w:line="300" w:lineRule="auto"/>
             </w:pPr>
             <w:r/>
@@ -4924,6 +5078,7 @@
           </w:tcPr>
           <w:p>
             <w:pPr>
+              <w:keepNext/>
               <w:spacing w:after="0" w:line="300" w:lineRule="auto"/>
             </w:pPr>
             <w:r/>
@@ -4944,6 +5099,7 @@
           </w:tcPr>
           <w:p>
             <w:pPr>
+              <w:keepNext/>
               <w:spacing w:after="0" w:line="300" w:lineRule="auto"/>
               <w:jc w:val="center"/>
             </w:pPr>
@@ -4967,6 +5123,7 @@
           </w:tcPr>
           <w:p>
             <w:pPr>
+              <w:keepNext/>
               <w:spacing w:after="0" w:line="300" w:lineRule="auto"/>
               <w:jc w:val="center"/>
             </w:pPr>
@@ -4988,6 +5145,7 @@
           </w:tcPr>
           <w:p>
             <w:pPr>
+              <w:keepNext/>
               <w:spacing w:after="0" w:line="300" w:lineRule="auto"/>
             </w:pPr>
             <w:r/>
@@ -5008,6 +5166,7 @@
           </w:tcPr>
           <w:p>
             <w:pPr>
+              <w:keepNext/>
               <w:spacing w:after="0" w:line="300" w:lineRule="auto"/>
             </w:pPr>
             <w:r/>
@@ -5028,6 +5187,7 @@
           </w:tcPr>
           <w:p>
             <w:pPr>
+              <w:keepNext/>
               <w:spacing w:after="0" w:line="300" w:lineRule="auto"/>
               <w:jc w:val="center"/>
             </w:pPr>
@@ -5051,6 +5211,7 @@
           </w:tcPr>
           <w:p>
             <w:pPr>
+              <w:keepNext/>
               <w:spacing w:after="0" w:line="300" w:lineRule="auto"/>
               <w:jc w:val="center"/>
             </w:pPr>
@@ -5072,6 +5233,7 @@
           </w:tcPr>
           <w:p>
             <w:pPr>
+              <w:keepNext/>
               <w:spacing w:after="0" w:line="300" w:lineRule="auto"/>
             </w:pPr>
             <w:r/>
@@ -5092,6 +5254,7 @@
           </w:tcPr>
           <w:p>
             <w:pPr>
+              <w:keepNext/>
               <w:spacing w:after="0" w:line="300" w:lineRule="auto"/>
             </w:pPr>
             <w:r/>
@@ -5112,6 +5275,7 @@
           </w:tcPr>
           <w:p>
             <w:pPr>
+              <w:keepNext/>
               <w:spacing w:after="0" w:line="300" w:lineRule="auto"/>
               <w:jc w:val="center"/>
             </w:pPr>
@@ -5341,6 +5505,7 @@
           </w:tcPr>
           <w:p>
             <w:pPr>
+              <w:keepNext/>
               <w:spacing w:after="0"/>
             </w:pPr>
             <w:r/>
@@ -5363,6 +5528,7 @@
           </w:tcPr>
           <w:p>
             <w:pPr>
+              <w:keepNext/>
               <w:spacing w:after="0"/>
             </w:pPr>
             <w:r/>
@@ -5386,6 +5552,7 @@
           </w:tcPr>
           <w:p>
             <w:pPr>
+              <w:keepNext/>
               <w:spacing w:after="0" w:line="300" w:lineRule="auto"/>
             </w:pPr>
             <w:r/>
@@ -5406,6 +5573,7 @@
           </w:tcPr>
           <w:p>
             <w:pPr>
+              <w:keepNext/>
               <w:spacing w:after="0" w:line="300" w:lineRule="auto"/>
             </w:pPr>
             <w:r/>
@@ -5428,6 +5596,7 @@
           </w:tcPr>
           <w:p>
             <w:pPr>
+              <w:keepNext/>
               <w:spacing w:after="0" w:line="300" w:lineRule="auto"/>
             </w:pPr>
             <w:r/>
@@ -5448,6 +5617,7 @@
           </w:tcPr>
           <w:p>
             <w:pPr>
+              <w:keepNext/>
               <w:spacing w:after="0" w:line="300" w:lineRule="auto"/>
             </w:pPr>
             <w:r/>
@@ -5470,6 +5640,7 @@
           </w:tcPr>
           <w:p>
             <w:pPr>
+              <w:keepNext/>
               <w:spacing w:after="0" w:line="300" w:lineRule="auto"/>
             </w:pPr>
             <w:r/>
@@ -5490,6 +5661,7 @@
           </w:tcPr>
           <w:p>
             <w:pPr>
+              <w:keepNext/>
               <w:spacing w:after="0" w:line="300" w:lineRule="auto"/>
             </w:pPr>
             <w:r/>
@@ -5512,6 +5684,7 @@
           </w:tcPr>
           <w:p>
             <w:pPr>
+              <w:keepNext/>
               <w:spacing w:after="0" w:line="300" w:lineRule="auto"/>
             </w:pPr>
             <w:r/>
@@ -5532,6 +5705,7 @@
           </w:tcPr>
           <w:p>
             <w:pPr>
+              <w:keepNext/>
               <w:spacing w:after="0" w:line="300" w:lineRule="auto"/>
             </w:pPr>
             <w:r/>
@@ -5554,6 +5728,7 @@
           </w:tcPr>
           <w:p>
             <w:pPr>
+              <w:keepNext/>
               <w:spacing w:after="0" w:line="300" w:lineRule="auto"/>
             </w:pPr>
             <w:r/>
@@ -5574,6 +5749,7 @@
           </w:tcPr>
           <w:p>
             <w:pPr>
+              <w:keepNext/>
               <w:spacing w:after="0" w:line="300" w:lineRule="auto"/>
             </w:pPr>
             <w:r/>
@@ -5666,6 +5842,7 @@
           </w:tcPr>
           <w:p>
             <w:pPr>
+              <w:keepNext/>
               <w:spacing w:after="0"/>
             </w:pPr>
             <w:r/>
@@ -5688,6 +5865,7 @@
           </w:tcPr>
           <w:p>
             <w:pPr>
+              <w:keepNext/>
               <w:spacing w:after="0"/>
             </w:pPr>
             <w:r/>
@@ -5711,6 +5889,7 @@
           </w:tcPr>
           <w:p>
             <w:pPr>
+              <w:keepNext/>
               <w:spacing w:after="0" w:line="300" w:lineRule="auto"/>
             </w:pPr>
             <w:r/>
@@ -5731,6 +5910,7 @@
           </w:tcPr>
           <w:p>
             <w:pPr>
+              <w:keepNext/>
               <w:spacing w:after="0" w:line="300" w:lineRule="auto"/>
             </w:pPr>
             <w:r/>
@@ -5753,6 +5933,7 @@
           </w:tcPr>
           <w:p>
             <w:pPr>
+              <w:keepNext/>
               <w:spacing w:after="0" w:line="300" w:lineRule="auto"/>
             </w:pPr>
             <w:r/>
@@ -5773,6 +5954,7 @@
           </w:tcPr>
           <w:p>
             <w:pPr>
+              <w:keepNext/>
               <w:spacing w:after="0" w:line="300" w:lineRule="auto"/>
             </w:pPr>
             <w:r/>
@@ -5795,6 +5977,7 @@
           </w:tcPr>
           <w:p>
             <w:pPr>
+              <w:keepNext/>
               <w:spacing w:after="0" w:line="300" w:lineRule="auto"/>
             </w:pPr>
             <w:r/>
@@ -5815,6 +5998,7 @@
           </w:tcPr>
           <w:p>
             <w:pPr>
+              <w:keepNext/>
               <w:spacing w:after="0" w:line="300" w:lineRule="auto"/>
             </w:pPr>
             <w:r/>
@@ -5837,6 +6021,7 @@
           </w:tcPr>
           <w:p>
             <w:pPr>
+              <w:keepNext/>
               <w:spacing w:after="0" w:line="300" w:lineRule="auto"/>
             </w:pPr>
             <w:r/>
@@ -5857,6 +6042,7 @@
           </w:tcPr>
           <w:p>
             <w:pPr>
+              <w:keepNext/>
               <w:spacing w:after="0" w:line="300" w:lineRule="auto"/>
             </w:pPr>
             <w:r/>
@@ -6013,6 +6199,7 @@
           </w:tcPr>
           <w:p>
             <w:pPr>
+              <w:keepNext/>
               <w:spacing w:after="0"/>
             </w:pPr>
             <w:r/>
@@ -6035,6 +6222,7 @@
           </w:tcPr>
           <w:p>
             <w:pPr>
+              <w:keepNext/>
               <w:spacing w:after="0"/>
             </w:pPr>
             <w:r/>
@@ -6059,6 +6247,7 @@
           </w:tcPr>
           <w:p>
             <w:pPr>
+              <w:keepNext/>
               <w:spacing w:after="0" w:line="300" w:lineRule="auto"/>
             </w:pPr>
             <w:r/>
@@ -6080,6 +6269,7 @@
           </w:tcPr>
           <w:p>
             <w:pPr>
+              <w:keepNext/>
               <w:spacing w:after="0" w:line="300" w:lineRule="auto"/>
             </w:pPr>
             <w:r/>
@@ -6102,6 +6292,7 @@
           </w:tcPr>
           <w:p>
             <w:pPr>
+              <w:keepNext/>
               <w:spacing w:after="0" w:line="300" w:lineRule="auto"/>
             </w:pPr>
             <w:r/>
@@ -6122,6 +6313,7 @@
           </w:tcPr>
           <w:p>
             <w:pPr>
+              <w:keepNext/>
               <w:spacing w:after="0" w:line="300" w:lineRule="auto"/>
             </w:pPr>
             <w:r/>
@@ -6144,6 +6336,7 @@
           </w:tcPr>
           <w:p>
             <w:pPr>
+              <w:keepNext/>
               <w:spacing w:after="0" w:line="300" w:lineRule="auto"/>
             </w:pPr>
             <w:r/>
@@ -6164,6 +6357,7 @@
           </w:tcPr>
           <w:p>
             <w:pPr>
+              <w:keepNext/>
               <w:spacing w:after="0" w:line="300" w:lineRule="auto"/>
             </w:pPr>
             <w:r/>
@@ -6186,6 +6380,7 @@
           </w:tcPr>
           <w:p>
             <w:pPr>
+              <w:keepNext/>
               <w:spacing w:after="0" w:line="300" w:lineRule="auto"/>
             </w:pPr>
             <w:r/>
@@ -6206,6 +6401,7 @@
           </w:tcPr>
           <w:p>
             <w:pPr>
+              <w:keepNext/>
               <w:spacing w:after="0" w:line="300" w:lineRule="auto"/>
             </w:pPr>
             <w:r/>
@@ -6236,6 +6432,7 @@
           </w:tcPr>
           <w:p>
             <w:pPr>
+              <w:keepNext/>
               <w:spacing w:after="0" w:line="300" w:lineRule="auto"/>
             </w:pPr>
             <w:r/>
@@ -6256,6 +6453,7 @@
           </w:tcPr>
           <w:p>
             <w:pPr>
+              <w:keepNext/>
               <w:spacing w:after="0" w:line="300" w:lineRule="auto"/>
             </w:pPr>
             <w:r/>
@@ -6284,6 +6482,7 @@
           </w:tcPr>
           <w:p>
             <w:pPr>
+              <w:keepNext/>
               <w:spacing w:after="0" w:line="300" w:lineRule="auto"/>
             </w:pPr>
             <w:r/>
@@ -6304,6 +6503,7 @@
           </w:tcPr>
           <w:p>
             <w:pPr>
+              <w:keepNext/>
               <w:spacing w:after="0" w:line="300" w:lineRule="auto"/>
             </w:pPr>
             <w:r/>
@@ -6406,6 +6606,7 @@
           </w:tcPr>
           <w:p>
             <w:pPr>
+              <w:keepNext/>
               <w:spacing w:after="0"/>
             </w:pPr>
             <w:r/>
@@ -6428,6 +6629,7 @@
           </w:tcPr>
           <w:p>
             <w:pPr>
+              <w:keepNext/>
               <w:spacing w:after="0"/>
             </w:pPr>
             <w:r/>
@@ -6452,6 +6654,7 @@
           </w:tcPr>
           <w:p>
             <w:pPr>
+              <w:keepNext/>
               <w:spacing w:after="0" w:line="300" w:lineRule="auto"/>
             </w:pPr>
             <w:r/>
@@ -6473,6 +6676,7 @@
           </w:tcPr>
           <w:p>
             <w:pPr>
+              <w:keepNext/>
               <w:spacing w:after="0" w:line="300" w:lineRule="auto"/>
             </w:pPr>
             <w:r/>
@@ -6495,6 +6699,7 @@
           </w:tcPr>
           <w:p>
             <w:pPr>
+              <w:keepNext/>
               <w:spacing w:after="0" w:line="300" w:lineRule="auto"/>
             </w:pPr>
             <w:r/>
@@ -6515,6 +6720,7 @@
           </w:tcPr>
           <w:p>
             <w:pPr>
+              <w:keepNext/>
               <w:spacing w:after="0" w:line="300" w:lineRule="auto"/>
             </w:pPr>
             <w:r/>
@@ -6537,6 +6743,7 @@
           </w:tcPr>
           <w:p>
             <w:pPr>
+              <w:keepNext/>
               <w:spacing w:after="0" w:line="300" w:lineRule="auto"/>
             </w:pPr>
             <w:r/>
@@ -6557,6 +6764,7 @@
           </w:tcPr>
           <w:p>
             <w:pPr>
+              <w:keepNext/>
               <w:spacing w:after="0" w:line="300" w:lineRule="auto"/>
             </w:pPr>
             <w:r/>
@@ -6579,6 +6787,7 @@
           </w:tcPr>
           <w:p>
             <w:pPr>
+              <w:keepNext/>
               <w:spacing w:after="0" w:line="300" w:lineRule="auto"/>
             </w:pPr>
             <w:r/>
@@ -6599,6 +6808,7 @@
           </w:tcPr>
           <w:p>
             <w:pPr>
+              <w:keepNext/>
               <w:spacing w:after="0" w:line="300" w:lineRule="auto"/>
             </w:pPr>
             <w:r/>
@@ -6609,9 +6819,9 @@
                 <w:sz w:val="17"/>
                 <w:rFonts w:eastAsia="맑은 고딕"/>
               </w:rPr>
-              <w:t>· 통합 문의 퍼널 운영: 접수 39건(운영DB)</w:t>
+              <w:t>· 통합 문의 퍼널 운영: 접수 145건(실환자 8건 · 시험 137건, 운영DB)</w:t>
               <w:br/>
-              <w:t>· AI 상담 대화 276건·메시지 956건 축적(운영DB), 사람 상담 인계 시 AI 자동 침묵 처리</w:t>
+              <w:t>· AI 상담 대화 326건·메시지 1,068건 축적(운영DB), 사람 상담 인계 시 AI 자동 침묵 처리</w:t>
               <w:br/>
               <w:t>· 검사자료 첨부 및 AI 자동 정리(진료의뢰 패킷: 환자·상태·요청·시급도·누락 서류)</w:t>
               <w:br/>
@@ -6631,6 +6841,7 @@
           </w:tcPr>
           <w:p>
             <w:pPr>
+              <w:keepNext/>
               <w:spacing w:after="0" w:line="300" w:lineRule="auto"/>
             </w:pPr>
             <w:r/>
@@ -6651,6 +6862,7 @@
           </w:tcPr>
           <w:p>
             <w:pPr>
+              <w:keepNext/>
               <w:spacing w:after="0" w:line="300" w:lineRule="auto"/>
             </w:pPr>
             <w:r/>
@@ -6679,6 +6891,7 @@
           </w:tcPr>
           <w:p>
             <w:pPr>
+              <w:keepNext/>
               <w:spacing w:after="0" w:line="300" w:lineRule="auto"/>
             </w:pPr>
             <w:r/>
@@ -6699,6 +6912,7 @@
           </w:tcPr>
           <w:p>
             <w:pPr>
+              <w:keepNext/>
               <w:spacing w:after="0" w:line="300" w:lineRule="auto"/>
             </w:pPr>
             <w:r/>
@@ -6709,11 +6923,11 @@
                 <w:sz w:val="17"/>
                 <w:rFonts w:eastAsia="맑은 고딕"/>
               </w:rPr>
-              <w:t>· 문의 39건(웹 30·AI 5·텔레그램 3·시험 1)</w:t>
+              <w:t>· 문의 실환자 8건(웹 문의서 6 · 소급 등록 2) · 시험 137건 분리</w:t>
               <w:br/>
-              <w:t>· AI 대화 276스레드 / 956메시지</w:t>
+              <w:t>· AI 대화 326스레드 / 1,068메시지</w:t>
               <w:br/>
-              <w:t>· 전문의 소견 요청 1건·소견 2건</w:t>
+              <w:t>· 전문의 소견 요청 2건 · 소견 6건(전건 환자 전달 완료)</w:t>
             </w:r>
           </w:p>
         </w:tc>
@@ -6801,6 +7015,7 @@
           </w:tcPr>
           <w:p>
             <w:pPr>
+              <w:keepNext/>
               <w:spacing w:after="0"/>
             </w:pPr>
             <w:r/>
@@ -6823,6 +7038,7 @@
           </w:tcPr>
           <w:p>
             <w:pPr>
+              <w:keepNext/>
               <w:spacing w:after="0"/>
             </w:pPr>
             <w:r/>
@@ -6847,6 +7063,7 @@
           </w:tcPr>
           <w:p>
             <w:pPr>
+              <w:keepNext/>
               <w:spacing w:after="0" w:line="300" w:lineRule="auto"/>
             </w:pPr>
             <w:r/>
@@ -6868,6 +7085,7 @@
           </w:tcPr>
           <w:p>
             <w:pPr>
+              <w:keepNext/>
               <w:spacing w:after="0" w:line="300" w:lineRule="auto"/>
             </w:pPr>
             <w:r/>
@@ -6890,6 +7108,7 @@
           </w:tcPr>
           <w:p>
             <w:pPr>
+              <w:keepNext/>
               <w:spacing w:after="0" w:line="300" w:lineRule="auto"/>
             </w:pPr>
             <w:r/>
@@ -6910,6 +7129,7 @@
           </w:tcPr>
           <w:p>
             <w:pPr>
+              <w:keepNext/>
               <w:spacing w:after="0" w:line="300" w:lineRule="auto"/>
             </w:pPr>
             <w:r/>
@@ -6932,6 +7152,7 @@
           </w:tcPr>
           <w:p>
             <w:pPr>
+              <w:keepNext/>
               <w:spacing w:after="0" w:line="300" w:lineRule="auto"/>
             </w:pPr>
             <w:r/>
@@ -6952,6 +7173,7 @@
           </w:tcPr>
           <w:p>
             <w:pPr>
+              <w:keepNext/>
               <w:spacing w:after="0" w:line="300" w:lineRule="auto"/>
             </w:pPr>
             <w:r/>
@@ -6974,6 +7196,7 @@
           </w:tcPr>
           <w:p>
             <w:pPr>
+              <w:keepNext/>
               <w:spacing w:after="0" w:line="300" w:lineRule="auto"/>
             </w:pPr>
             <w:r/>
@@ -6994,6 +7217,7 @@
           </w:tcPr>
           <w:p>
             <w:pPr>
+              <w:keepNext/>
               <w:spacing w:after="0" w:line="300" w:lineRule="auto"/>
             </w:pPr>
             <w:r/>
@@ -7006,7 +7230,7 @@
               </w:rPr>
               <w:t>· 예상진료비 견적 작성·이력 관리 기능 운영(견적 6건)</w:t>
               <w:br/>
-              <w:t>· 원격협진 예약 기능 운영(상담세션 43건): 계정 없이 입장하는 초대링크 방식</w:t>
+              <w:t>· 원격협진 예약 기능 운영(상담세션 실환자 16건 · 시험 117건): 계정 없이 입장하는 초대링크 방식</w:t>
               <w:br/>
               <w:t>· 예약 리마인더 자동 발송(정기 실행)</w:t>
               <w:br/>
@@ -7024,6 +7248,7 @@
           </w:tcPr>
           <w:p>
             <w:pPr>
+              <w:keepNext/>
               <w:spacing w:after="0" w:line="300" w:lineRule="auto"/>
             </w:pPr>
             <w:r/>
@@ -7044,6 +7269,7 @@
           </w:tcPr>
           <w:p>
             <w:pPr>
+              <w:keepNext/>
               <w:spacing w:after="0" w:line="300" w:lineRule="auto"/>
             </w:pPr>
             <w:r/>
@@ -7070,6 +7296,7 @@
           </w:tcPr>
           <w:p>
             <w:pPr>
+              <w:keepNext/>
               <w:spacing w:after="0" w:line="300" w:lineRule="auto"/>
             </w:pPr>
             <w:r/>
@@ -7090,6 +7317,7 @@
           </w:tcPr>
           <w:p>
             <w:pPr>
+              <w:keepNext/>
               <w:spacing w:after="0" w:line="300" w:lineRule="auto"/>
             </w:pPr>
             <w:r/>
@@ -7100,7 +7328,7 @@
                 <w:sz w:val="17"/>
                 <w:rFonts w:eastAsia="맑은 고딕"/>
               </w:rPr>
-              <w:t>· 견적 6건 / 상담세션 43건(실환자 10·시험 33)</w:t>
+              <w:t>· 견적 6건 / 상담세션 실환자 16건(시험 117건 제외)</w:t>
               <w:br/>
               <w:t>· 비자 관리 3개 테이블 구축(실데이터 0건: 실환자 진입 대기)</w:t>
             </w:r>
@@ -7190,6 +7418,7 @@
           </w:tcPr>
           <w:p>
             <w:pPr>
+              <w:keepNext/>
               <w:spacing w:after="0"/>
             </w:pPr>
             <w:r/>
@@ -7212,6 +7441,7 @@
           </w:tcPr>
           <w:p>
             <w:pPr>
+              <w:keepNext/>
               <w:spacing w:after="0"/>
             </w:pPr>
             <w:r/>
@@ -7236,6 +7466,7 @@
           </w:tcPr>
           <w:p>
             <w:pPr>
+              <w:keepNext/>
               <w:spacing w:after="0" w:line="300" w:lineRule="auto"/>
             </w:pPr>
             <w:r/>
@@ -7257,6 +7488,7 @@
           </w:tcPr>
           <w:p>
             <w:pPr>
+              <w:keepNext/>
               <w:spacing w:after="0" w:line="300" w:lineRule="auto"/>
             </w:pPr>
             <w:r/>
@@ -7279,6 +7511,7 @@
           </w:tcPr>
           <w:p>
             <w:pPr>
+              <w:keepNext/>
               <w:spacing w:after="0" w:line="300" w:lineRule="auto"/>
             </w:pPr>
             <w:r/>
@@ -7299,6 +7532,7 @@
           </w:tcPr>
           <w:p>
             <w:pPr>
+              <w:keepNext/>
               <w:spacing w:after="0" w:line="300" w:lineRule="auto"/>
             </w:pPr>
             <w:r/>
@@ -7321,6 +7555,7 @@
           </w:tcPr>
           <w:p>
             <w:pPr>
+              <w:keepNext/>
               <w:spacing w:after="0" w:line="300" w:lineRule="auto"/>
             </w:pPr>
             <w:r/>
@@ -7341,6 +7576,7 @@
           </w:tcPr>
           <w:p>
             <w:pPr>
+              <w:keepNext/>
               <w:spacing w:after="0" w:line="300" w:lineRule="auto"/>
             </w:pPr>
             <w:r/>
@@ -7363,6 +7599,7 @@
           </w:tcPr>
           <w:p>
             <w:pPr>
+              <w:keepNext/>
               <w:spacing w:after="0" w:line="300" w:lineRule="auto"/>
             </w:pPr>
             <w:r/>
@@ -7383,6 +7620,7 @@
           </w:tcPr>
           <w:p>
             <w:pPr>
+              <w:keepNext/>
               <w:spacing w:after="0" w:line="300" w:lineRule="auto"/>
             </w:pPr>
             <w:r/>
@@ -7411,6 +7649,7 @@
           </w:tcPr>
           <w:p>
             <w:pPr>
+              <w:keepNext/>
               <w:spacing w:after="0" w:line="300" w:lineRule="auto"/>
             </w:pPr>
             <w:r/>
@@ -7431,6 +7670,7 @@
           </w:tcPr>
           <w:p>
             <w:pPr>
+              <w:keepNext/>
               <w:spacing w:after="0" w:line="300" w:lineRule="auto"/>
             </w:pPr>
             <w:r/>
@@ -7453,6 +7693,7 @@
           </w:tcPr>
           <w:p>
             <w:pPr>
+              <w:keepNext/>
               <w:spacing w:after="0" w:line="300" w:lineRule="auto"/>
             </w:pPr>
             <w:r/>
@@ -7473,6 +7714,7 @@
           </w:tcPr>
           <w:p>
             <w:pPr>
+              <w:keepNext/>
               <w:spacing w:after="0" w:line="300" w:lineRule="auto"/>
             </w:pPr>
             <w:r/>
@@ -7571,6 +7813,7 @@
           </w:tcPr>
           <w:p>
             <w:pPr>
+              <w:keepNext/>
               <w:spacing w:after="0"/>
             </w:pPr>
             <w:r/>
@@ -7593,6 +7836,7 @@
           </w:tcPr>
           <w:p>
             <w:pPr>
+              <w:keepNext/>
               <w:spacing w:after="0"/>
             </w:pPr>
             <w:r/>
@@ -7617,6 +7861,7 @@
           </w:tcPr>
           <w:p>
             <w:pPr>
+              <w:keepNext/>
               <w:spacing w:after="0" w:line="300" w:lineRule="auto"/>
             </w:pPr>
             <w:r/>
@@ -7638,6 +7883,7 @@
           </w:tcPr>
           <w:p>
             <w:pPr>
+              <w:keepNext/>
               <w:spacing w:after="0" w:line="300" w:lineRule="auto"/>
             </w:pPr>
             <w:r/>
@@ -7660,6 +7906,7 @@
           </w:tcPr>
           <w:p>
             <w:pPr>
+              <w:keepNext/>
               <w:spacing w:after="0" w:line="300" w:lineRule="auto"/>
             </w:pPr>
             <w:r/>
@@ -7680,6 +7927,7 @@
           </w:tcPr>
           <w:p>
             <w:pPr>
+              <w:keepNext/>
               <w:spacing w:after="0" w:line="300" w:lineRule="auto"/>
             </w:pPr>
             <w:r/>
@@ -7702,6 +7950,7 @@
           </w:tcPr>
           <w:p>
             <w:pPr>
+              <w:keepNext/>
               <w:spacing w:after="0" w:line="300" w:lineRule="auto"/>
             </w:pPr>
             <w:r/>
@@ -7722,6 +7971,7 @@
           </w:tcPr>
           <w:p>
             <w:pPr>
+              <w:keepNext/>
               <w:spacing w:after="0" w:line="300" w:lineRule="auto"/>
             </w:pPr>
             <w:r/>
@@ -7744,6 +7994,7 @@
           </w:tcPr>
           <w:p>
             <w:pPr>
+              <w:keepNext/>
               <w:spacing w:after="0" w:line="300" w:lineRule="auto"/>
             </w:pPr>
             <w:r/>
@@ -7764,6 +8015,7 @@
           </w:tcPr>
           <w:p>
             <w:pPr>
+              <w:keepNext/>
               <w:spacing w:after="0" w:line="300" w:lineRule="auto"/>
             </w:pPr>
             <w:r/>
@@ -7794,6 +8046,7 @@
           </w:tcPr>
           <w:p>
             <w:pPr>
+              <w:keepNext/>
               <w:spacing w:after="0" w:line="300" w:lineRule="auto"/>
             </w:pPr>
             <w:r/>
@@ -7814,6 +8067,7 @@
           </w:tcPr>
           <w:p>
             <w:pPr>
+              <w:keepNext/>
               <w:spacing w:after="0" w:line="300" w:lineRule="auto"/>
             </w:pPr>
             <w:r/>
@@ -7838,6 +8092,7 @@
           </w:tcPr>
           <w:p>
             <w:pPr>
+              <w:keepNext/>
               <w:spacing w:after="0" w:line="300" w:lineRule="auto"/>
             </w:pPr>
             <w:r/>
@@ -7858,6 +8113,7 @@
           </w:tcPr>
           <w:p>
             <w:pPr>
+              <w:keepNext/>
               <w:spacing w:after="0" w:line="300" w:lineRule="auto"/>
             </w:pPr>
             <w:r/>
@@ -7870,7 +8126,7 @@
               </w:rPr>
               <w:t>· 교육 콘텐츠 18건</w:t>
               <w:br/>
-              <w:t>· 설문 1건·응답 1건</w:t>
+              <w:t>· 만족도 설문 발송 2건·응답 1건</w:t>
               <w:br/>
               <w:t>· 증상 보고 1건</w:t>
               <w:br/>
@@ -7962,6 +8218,7 @@
           </w:tcPr>
           <w:p>
             <w:pPr>
+              <w:keepNext/>
               <w:spacing w:after="0"/>
             </w:pPr>
             <w:r/>
@@ -7984,6 +8241,7 @@
           </w:tcPr>
           <w:p>
             <w:pPr>
+              <w:keepNext/>
               <w:spacing w:after="0"/>
             </w:pPr>
             <w:r/>
@@ -8008,6 +8266,7 @@
           </w:tcPr>
           <w:p>
             <w:pPr>
+              <w:keepNext/>
               <w:spacing w:after="0" w:line="300" w:lineRule="auto"/>
             </w:pPr>
             <w:r/>
@@ -8029,6 +8288,7 @@
           </w:tcPr>
           <w:p>
             <w:pPr>
+              <w:keepNext/>
               <w:spacing w:after="0" w:line="300" w:lineRule="auto"/>
             </w:pPr>
             <w:r/>
@@ -8051,6 +8311,7 @@
           </w:tcPr>
           <w:p>
             <w:pPr>
+              <w:keepNext/>
               <w:spacing w:after="0" w:line="300" w:lineRule="auto"/>
             </w:pPr>
             <w:r/>
@@ -8071,6 +8332,7 @@
           </w:tcPr>
           <w:p>
             <w:pPr>
+              <w:keepNext/>
               <w:spacing w:after="0" w:line="300" w:lineRule="auto"/>
             </w:pPr>
             <w:r/>
@@ -8093,6 +8355,7 @@
           </w:tcPr>
           <w:p>
             <w:pPr>
+              <w:keepNext/>
               <w:spacing w:after="0" w:line="300" w:lineRule="auto"/>
             </w:pPr>
             <w:r/>
@@ -8113,6 +8376,7 @@
           </w:tcPr>
           <w:p>
             <w:pPr>
+              <w:keepNext/>
               <w:spacing w:after="0" w:line="300" w:lineRule="auto"/>
             </w:pPr>
             <w:r/>
@@ -8135,6 +8399,7 @@
           </w:tcPr>
           <w:p>
             <w:pPr>
+              <w:keepNext/>
               <w:spacing w:after="0" w:line="300" w:lineRule="auto"/>
             </w:pPr>
             <w:r/>
@@ -8155,6 +8420,7 @@
           </w:tcPr>
           <w:p>
             <w:pPr>
+              <w:keepNext/>
               <w:spacing w:after="0" w:line="300" w:lineRule="auto"/>
             </w:pPr>
             <w:r/>
@@ -8181,6 +8447,7 @@
           </w:tcPr>
           <w:p>
             <w:pPr>
+              <w:keepNext/>
               <w:spacing w:after="0" w:line="300" w:lineRule="auto"/>
             </w:pPr>
             <w:r/>
@@ -8201,6 +8468,7 @@
           </w:tcPr>
           <w:p>
             <w:pPr>
+              <w:keepNext/>
               <w:spacing w:after="0" w:line="300" w:lineRule="auto"/>
             </w:pPr>
             <w:r/>
@@ -8223,6 +8491,7 @@
           </w:tcPr>
           <w:p>
             <w:pPr>
+              <w:keepNext/>
               <w:spacing w:after="0" w:line="300" w:lineRule="auto"/>
             </w:pPr>
             <w:r/>
@@ -8243,6 +8512,7 @@
           </w:tcPr>
           <w:p>
             <w:pPr>
+              <w:keepNext/>
               <w:spacing w:after="0" w:line="300" w:lineRule="auto"/>
             </w:pPr>
             <w:r/>
@@ -8346,6 +8616,7 @@
           </w:tcPr>
           <w:p>
             <w:pPr>
+              <w:keepNext/>
               <w:spacing w:after="0"/>
             </w:pPr>
             <w:r/>
@@ -8368,6 +8639,7 @@
           </w:tcPr>
           <w:p>
             <w:pPr>
+              <w:keepNext/>
               <w:spacing w:after="0"/>
             </w:pPr>
             <w:r/>
@@ -8390,6 +8662,7 @@
           </w:tcPr>
           <w:p>
             <w:pPr>
+              <w:keepNext/>
               <w:spacing w:after="0"/>
             </w:pPr>
             <w:r/>
@@ -8412,6 +8685,7 @@
           </w:tcPr>
           <w:p>
             <w:pPr>
+              <w:keepNext/>
               <w:spacing w:after="0"/>
             </w:pPr>
             <w:r/>
@@ -8434,6 +8708,7 @@
           </w:tcPr>
           <w:p>
             <w:pPr>
+              <w:keepNext/>
               <w:spacing w:after="0"/>
             </w:pPr>
             <w:r/>
@@ -8457,6 +8732,7 @@
           </w:tcPr>
           <w:p>
             <w:pPr>
+              <w:keepNext/>
               <w:spacing w:after="0" w:line="300" w:lineRule="auto"/>
             </w:pPr>
             <w:r/>
@@ -8477,6 +8753,7 @@
           </w:tcPr>
           <w:p>
             <w:pPr>
+              <w:keepNext/>
               <w:spacing w:after="0" w:line="300" w:lineRule="auto"/>
               <w:jc w:val="center"/>
             </w:pPr>
@@ -8498,6 +8775,7 @@
           </w:tcPr>
           <w:p>
             <w:pPr>
+              <w:keepNext/>
               <w:spacing w:after="0" w:line="300" w:lineRule="auto"/>
               <w:jc w:val="center"/>
             </w:pPr>
@@ -8520,6 +8798,7 @@
           </w:tcPr>
           <w:p>
             <w:pPr>
+              <w:keepNext/>
               <w:spacing w:after="0" w:line="300" w:lineRule="auto"/>
               <w:jc w:val="center"/>
             </w:pPr>
@@ -8541,6 +8820,7 @@
           </w:tcPr>
           <w:p>
             <w:pPr>
+              <w:keepNext/>
               <w:spacing w:after="0" w:line="300" w:lineRule="auto"/>
             </w:pPr>
             <w:r/>
@@ -8563,6 +8843,7 @@
           </w:tcPr>
           <w:p>
             <w:pPr>
+              <w:keepNext/>
               <w:spacing w:after="0" w:line="300" w:lineRule="auto"/>
             </w:pPr>
             <w:r/>
@@ -8583,6 +8864,7 @@
           </w:tcPr>
           <w:p>
             <w:pPr>
+              <w:keepNext/>
               <w:spacing w:after="0" w:line="300" w:lineRule="auto"/>
               <w:jc w:val="center"/>
             </w:pPr>
@@ -8604,6 +8886,7 @@
           </w:tcPr>
           <w:p>
             <w:pPr>
+              <w:keepNext/>
               <w:spacing w:after="0" w:line="300" w:lineRule="auto"/>
               <w:jc w:val="center"/>
             </w:pPr>
@@ -8626,6 +8909,7 @@
           </w:tcPr>
           <w:p>
             <w:pPr>
+              <w:keepNext/>
               <w:spacing w:after="0" w:line="300" w:lineRule="auto"/>
               <w:jc w:val="center"/>
             </w:pPr>
@@ -8647,6 +8931,7 @@
           </w:tcPr>
           <w:p>
             <w:pPr>
+              <w:keepNext/>
               <w:spacing w:after="0" w:line="300" w:lineRule="auto"/>
             </w:pPr>
             <w:r/>
@@ -8657,7 +8942,7 @@
                 <w:sz w:val="17"/>
                 <w:rFonts w:eastAsia="맑은 고딕"/>
               </w:rPr>
-              <w:t>문의 39건·대화 276건 실축적</w:t>
+              <w:t>문의 실환자 8건·AI 대화 326건 실축적</w:t>
             </w:r>
           </w:p>
         </w:tc>
@@ -8669,6 +8954,7 @@
           </w:tcPr>
           <w:p>
             <w:pPr>
+              <w:keepNext/>
               <w:spacing w:after="0" w:line="300" w:lineRule="auto"/>
             </w:pPr>
             <w:r/>
@@ -8689,6 +8975,7 @@
           </w:tcPr>
           <w:p>
             <w:pPr>
+              <w:keepNext/>
               <w:spacing w:after="0" w:line="300" w:lineRule="auto"/>
               <w:jc w:val="center"/>
             </w:pPr>
@@ -8710,6 +8997,7 @@
           </w:tcPr>
           <w:p>
             <w:pPr>
+              <w:keepNext/>
               <w:spacing w:after="0" w:line="300" w:lineRule="auto"/>
               <w:jc w:val="center"/>
             </w:pPr>
@@ -8732,6 +9020,7 @@
           </w:tcPr>
           <w:p>
             <w:pPr>
+              <w:keepNext/>
               <w:spacing w:after="0" w:line="300" w:lineRule="auto"/>
               <w:jc w:val="center"/>
             </w:pPr>
@@ -8753,6 +9042,7 @@
           </w:tcPr>
           <w:p>
             <w:pPr>
+              <w:keepNext/>
               <w:spacing w:after="0" w:line="300" w:lineRule="auto"/>
             </w:pPr>
             <w:r/>
@@ -8775,6 +9065,7 @@
           </w:tcPr>
           <w:p>
             <w:pPr>
+              <w:keepNext/>
               <w:spacing w:after="0" w:line="300" w:lineRule="auto"/>
             </w:pPr>
             <w:r/>
@@ -8795,6 +9086,7 @@
           </w:tcPr>
           <w:p>
             <w:pPr>
+              <w:keepNext/>
               <w:spacing w:after="0" w:line="300" w:lineRule="auto"/>
               <w:jc w:val="center"/>
             </w:pPr>
@@ -8816,6 +9108,7 @@
           </w:tcPr>
           <w:p>
             <w:pPr>
+              <w:keepNext/>
               <w:spacing w:after="0" w:line="300" w:lineRule="auto"/>
               <w:jc w:val="center"/>
             </w:pPr>
@@ -8838,6 +9131,7 @@
           </w:tcPr>
           <w:p>
             <w:pPr>
+              <w:keepNext/>
               <w:spacing w:after="0" w:line="300" w:lineRule="auto"/>
               <w:jc w:val="center"/>
             </w:pPr>
@@ -8859,6 +9153,7 @@
           </w:tcPr>
           <w:p>
             <w:pPr>
+              <w:keepNext/>
               <w:spacing w:after="0" w:line="300" w:lineRule="auto"/>
             </w:pPr>
             <w:r/>
@@ -8881,6 +9176,7 @@
           </w:tcPr>
           <w:p>
             <w:pPr>
+              <w:keepNext/>
               <w:spacing w:after="0" w:line="300" w:lineRule="auto"/>
             </w:pPr>
             <w:r/>
@@ -8901,6 +9197,7 @@
           </w:tcPr>
           <w:p>
             <w:pPr>
+              <w:keepNext/>
               <w:spacing w:after="0" w:line="300" w:lineRule="auto"/>
               <w:jc w:val="center"/>
             </w:pPr>
@@ -8922,6 +9219,7 @@
           </w:tcPr>
           <w:p>
             <w:pPr>
+              <w:keepNext/>
               <w:spacing w:after="0" w:line="300" w:lineRule="auto"/>
               <w:jc w:val="center"/>
             </w:pPr>
@@ -8944,6 +9242,7 @@
           </w:tcPr>
           <w:p>
             <w:pPr>
+              <w:keepNext/>
               <w:spacing w:after="0" w:line="300" w:lineRule="auto"/>
               <w:jc w:val="center"/>
             </w:pPr>
@@ -8965,6 +9264,7 @@
           </w:tcPr>
           <w:p>
             <w:pPr>
+              <w:keepNext/>
               <w:spacing w:after="0" w:line="300" w:lineRule="auto"/>
             </w:pPr>
             <w:r/>
@@ -8987,6 +9287,7 @@
           </w:tcPr>
           <w:p>
             <w:pPr>
+              <w:keepNext/>
               <w:spacing w:after="0" w:line="300" w:lineRule="auto"/>
             </w:pPr>
             <w:r/>
@@ -9007,6 +9308,7 @@
           </w:tcPr>
           <w:p>
             <w:pPr>
+              <w:keepNext/>
               <w:spacing w:after="0" w:line="300" w:lineRule="auto"/>
               <w:jc w:val="center"/>
             </w:pPr>
@@ -9028,6 +9330,7 @@
           </w:tcPr>
           <w:p>
             <w:pPr>
+              <w:keepNext/>
               <w:spacing w:after="0" w:line="300" w:lineRule="auto"/>
               <w:jc w:val="center"/>
             </w:pPr>
@@ -9050,6 +9353,7 @@
           </w:tcPr>
           <w:p>
             <w:pPr>
+              <w:keepNext/>
               <w:spacing w:after="0" w:line="300" w:lineRule="auto"/>
               <w:jc w:val="center"/>
             </w:pPr>
@@ -9071,6 +9375,7 @@
           </w:tcPr>
           <w:p>
             <w:pPr>
+              <w:keepNext/>
               <w:spacing w:after="0" w:line="300" w:lineRule="auto"/>
             </w:pPr>
             <w:r/>
@@ -9296,6 +9601,7 @@
           </w:tcPr>
           <w:p>
             <w:pPr>
+              <w:keepNext/>
               <w:spacing w:after="0"/>
             </w:pPr>
             <w:r/>
@@ -9318,6 +9624,7 @@
           </w:tcPr>
           <w:p>
             <w:pPr>
+              <w:keepNext/>
               <w:spacing w:after="0"/>
             </w:pPr>
             <w:r/>
@@ -9340,6 +9647,7 @@
           </w:tcPr>
           <w:p>
             <w:pPr>
+              <w:keepNext/>
               <w:spacing w:after="0"/>
             </w:pPr>
             <w:r/>
@@ -9363,6 +9671,7 @@
           </w:tcPr>
           <w:p>
             <w:pPr>
+              <w:keepNext/>
               <w:spacing w:after="0" w:line="300" w:lineRule="auto"/>
             </w:pPr>
             <w:r/>
@@ -9383,6 +9692,7 @@
           </w:tcPr>
           <w:p>
             <w:pPr>
+              <w:keepNext/>
               <w:spacing w:after="0" w:line="300" w:lineRule="auto"/>
             </w:pPr>
             <w:r/>
@@ -9403,6 +9713,7 @@
           </w:tcPr>
           <w:p>
             <w:pPr>
+              <w:keepNext/>
               <w:spacing w:after="0" w:line="300" w:lineRule="auto"/>
               <w:jc w:val="center"/>
             </w:pPr>
@@ -9426,6 +9737,7 @@
           </w:tcPr>
           <w:p>
             <w:pPr>
+              <w:keepNext/>
               <w:spacing w:after="0" w:line="300" w:lineRule="auto"/>
             </w:pPr>
             <w:r/>
@@ -9446,6 +9758,7 @@
           </w:tcPr>
           <w:p>
             <w:pPr>
+              <w:keepNext/>
               <w:spacing w:after="0" w:line="300" w:lineRule="auto"/>
             </w:pPr>
             <w:r/>
@@ -9466,6 +9779,7 @@
           </w:tcPr>
           <w:p>
             <w:pPr>
+              <w:keepNext/>
               <w:spacing w:after="0" w:line="300" w:lineRule="auto"/>
               <w:jc w:val="center"/>
             </w:pPr>
@@ -9489,6 +9803,7 @@
           </w:tcPr>
           <w:p>
             <w:pPr>
+              <w:keepNext/>
               <w:spacing w:after="0" w:line="300" w:lineRule="auto"/>
             </w:pPr>
             <w:r/>
@@ -9509,6 +9824,7 @@
           </w:tcPr>
           <w:p>
             <w:pPr>
+              <w:keepNext/>
               <w:spacing w:after="0" w:line="300" w:lineRule="auto"/>
             </w:pPr>
             <w:r/>
@@ -9529,6 +9845,7 @@
           </w:tcPr>
           <w:p>
             <w:pPr>
+              <w:keepNext/>
               <w:spacing w:after="0" w:line="300" w:lineRule="auto"/>
               <w:jc w:val="center"/>
             </w:pPr>
@@ -11156,6 +11473,7 @@
           </w:tcPr>
           <w:p>
             <w:pPr>
+              <w:keepNext/>
               <w:spacing w:after="0"/>
             </w:pPr>
             <w:r/>
@@ -11178,6 +11496,7 @@
           </w:tcPr>
           <w:p>
             <w:pPr>
+              <w:keepNext/>
               <w:spacing w:after="0"/>
             </w:pPr>
             <w:r/>
@@ -11200,6 +11519,7 @@
           </w:tcPr>
           <w:p>
             <w:pPr>
+              <w:keepNext/>
               <w:spacing w:after="0"/>
             </w:pPr>
             <w:r/>
@@ -11222,6 +11542,7 @@
           </w:tcPr>
           <w:p>
             <w:pPr>
+              <w:keepNext/>
               <w:spacing w:after="0"/>
             </w:pPr>
             <w:r/>
@@ -11245,6 +11566,7 @@
           </w:tcPr>
           <w:p>
             <w:pPr>
+              <w:keepNext/>
               <w:spacing w:after="0" w:line="300" w:lineRule="auto"/>
             </w:pPr>
             <w:r/>
@@ -11265,6 +11587,7 @@
           </w:tcPr>
           <w:p>
             <w:pPr>
+              <w:keepNext/>
               <w:spacing w:after="0" w:line="300" w:lineRule="auto"/>
               <w:jc w:val="center"/>
             </w:pPr>
@@ -11286,6 +11609,7 @@
           </w:tcPr>
           <w:p>
             <w:pPr>
+              <w:keepNext/>
               <w:spacing w:after="0" w:line="300" w:lineRule="auto"/>
               <w:jc w:val="center"/>
             </w:pPr>
@@ -11307,6 +11631,7 @@
           </w:tcPr>
           <w:p>
             <w:pPr>
+              <w:keepNext/>
               <w:spacing w:after="0" w:line="300" w:lineRule="auto"/>
             </w:pPr>
             <w:r/>
@@ -11329,6 +11654,7 @@
           </w:tcPr>
           <w:p>
             <w:pPr>
+              <w:keepNext/>
               <w:spacing w:after="0" w:line="300" w:lineRule="auto"/>
             </w:pPr>
             <w:r/>
@@ -11349,6 +11675,7 @@
           </w:tcPr>
           <w:p>
             <w:pPr>
+              <w:keepNext/>
               <w:spacing w:after="0" w:line="300" w:lineRule="auto"/>
               <w:jc w:val="center"/>
             </w:pPr>
@@ -11370,6 +11697,7 @@
           </w:tcPr>
           <w:p>
             <w:pPr>
+              <w:keepNext/>
               <w:spacing w:after="0" w:line="300" w:lineRule="auto"/>
               <w:jc w:val="center"/>
             </w:pPr>
@@ -11391,6 +11719,7 @@
           </w:tcPr>
           <w:p>
             <w:pPr>
+              <w:keepNext/>
               <w:spacing w:after="0" w:line="300" w:lineRule="auto"/>
             </w:pPr>
             <w:r/>
@@ -11413,6 +11742,7 @@
           </w:tcPr>
           <w:p>
             <w:pPr>
+              <w:keepNext/>
               <w:spacing w:after="0" w:line="300" w:lineRule="auto"/>
             </w:pPr>
             <w:r/>
@@ -11433,6 +11763,7 @@
           </w:tcPr>
           <w:p>
             <w:pPr>
+              <w:keepNext/>
               <w:spacing w:after="0" w:line="300" w:lineRule="auto"/>
               <w:jc w:val="center"/>
             </w:pPr>
@@ -11454,6 +11785,7 @@
           </w:tcPr>
           <w:p>
             <w:pPr>
+              <w:keepNext/>
               <w:spacing w:after="0" w:line="300" w:lineRule="auto"/>
               <w:jc w:val="center"/>
             </w:pPr>
@@ -11475,6 +11807,7 @@
           </w:tcPr>
           <w:p>
             <w:pPr>
+              <w:keepNext/>
               <w:spacing w:after="0" w:line="300" w:lineRule="auto"/>
             </w:pPr>
             <w:r/>
@@ -11497,6 +11830,7 @@
           </w:tcPr>
           <w:p>
             <w:pPr>
+              <w:keepNext/>
               <w:spacing w:after="0" w:line="300" w:lineRule="auto"/>
             </w:pPr>
             <w:r/>
@@ -11517,6 +11851,7 @@
           </w:tcPr>
           <w:p>
             <w:pPr>
+              <w:keepNext/>
               <w:spacing w:after="0" w:line="300" w:lineRule="auto"/>
               <w:jc w:val="center"/>
             </w:pPr>
@@ -11538,6 +11873,7 @@
           </w:tcPr>
           <w:p>
             <w:pPr>
+              <w:keepNext/>
               <w:spacing w:after="0" w:line="300" w:lineRule="auto"/>
               <w:jc w:val="center"/>
             </w:pPr>
@@ -11559,6 +11895,7 @@
           </w:tcPr>
           <w:p>
             <w:pPr>
+              <w:keepNext/>
               <w:spacing w:after="0" w:line="300" w:lineRule="auto"/>
             </w:pPr>
             <w:r/>
@@ -11581,6 +11918,7 @@
           </w:tcPr>
           <w:p>
             <w:pPr>
+              <w:keepNext/>
               <w:spacing w:after="0" w:line="300" w:lineRule="auto"/>
             </w:pPr>
             <w:r/>
@@ -11601,6 +11939,7 @@
           </w:tcPr>
           <w:p>
             <w:pPr>
+              <w:keepNext/>
               <w:spacing w:after="0" w:line="300" w:lineRule="auto"/>
               <w:jc w:val="center"/>
             </w:pPr>
@@ -11622,6 +11961,7 @@
           </w:tcPr>
           <w:p>
             <w:pPr>
+              <w:keepNext/>
               <w:spacing w:after="0" w:line="300" w:lineRule="auto"/>
               <w:jc w:val="center"/>
             </w:pPr>
@@ -11643,6 +11983,7 @@
           </w:tcPr>
           <w:p>
             <w:pPr>
+              <w:keepNext/>
               <w:spacing w:after="0" w:line="300" w:lineRule="auto"/>
             </w:pPr>
             <w:r/>
@@ -11795,6 +12136,7 @@
           </w:tcPr>
           <w:p>
             <w:pPr>
+              <w:keepNext/>
               <w:spacing w:after="0"/>
             </w:pPr>
             <w:r/>
@@ -11817,6 +12159,7 @@
           </w:tcPr>
           <w:p>
             <w:pPr>
+              <w:keepNext/>
               <w:spacing w:after="0"/>
             </w:pPr>
             <w:r/>
@@ -11839,6 +12182,7 @@
           </w:tcPr>
           <w:p>
             <w:pPr>
+              <w:keepNext/>
               <w:spacing w:after="0"/>
             </w:pPr>
             <w:r/>
@@ -11861,6 +12205,7 @@
           </w:tcPr>
           <w:p>
             <w:pPr>
+              <w:keepNext/>
               <w:spacing w:after="0"/>
             </w:pPr>
             <w:r/>
@@ -11988,7 +12333,7 @@
           <w:sz w:val="19"/>
           <w:rFonts w:eastAsia="맑은 고딕"/>
         </w:rPr>
-        <w:t>2026. 8. 19. 운영데이터베이스 정확 집계 결과는 다음과 같음. 시험 데이터는 분리 표기함.</w:t>
+        <w:t>2026. 8. 20. 운영데이터베이스 정확 집계 결과는 다음과 같음. 시험 데이터는 분리 표기함.</w:t>
       </w:r>
     </w:p>
     <w:tbl>
@@ -13297,6 +13642,7 @@
           </w:tcPr>
           <w:p>
             <w:pPr>
+              <w:keepNext/>
               <w:spacing w:after="0"/>
             </w:pPr>
             <w:r/>
@@ -13319,6 +13665,7 @@
           </w:tcPr>
           <w:p>
             <w:pPr>
+              <w:keepNext/>
               <w:spacing w:after="0"/>
             </w:pPr>
             <w:r/>
@@ -13341,6 +13688,7 @@
           </w:tcPr>
           <w:p>
             <w:pPr>
+              <w:keepNext/>
               <w:spacing w:after="0"/>
             </w:pPr>
             <w:r/>
@@ -13363,6 +13711,7 @@
           </w:tcPr>
           <w:p>
             <w:pPr>
+              <w:keepNext/>
               <w:spacing w:after="0"/>
             </w:pPr>
             <w:r/>
@@ -13386,6 +13735,7 @@
           </w:tcPr>
           <w:p>
             <w:pPr>
+              <w:keepNext/>
               <w:spacing w:after="0" w:line="300" w:lineRule="auto"/>
             </w:pPr>
             <w:r/>
@@ -13406,6 +13756,7 @@
           </w:tcPr>
           <w:p>
             <w:pPr>
+              <w:keepNext/>
               <w:spacing w:after="0" w:line="300" w:lineRule="auto"/>
               <w:jc w:val="center"/>
             </w:pPr>
@@ -13427,6 +13778,7 @@
           </w:tcPr>
           <w:p>
             <w:pPr>
+              <w:keepNext/>
               <w:spacing w:after="0" w:line="300" w:lineRule="auto"/>
               <w:jc w:val="center"/>
             </w:pPr>
@@ -13448,6 +13800,7 @@
           </w:tcPr>
           <w:p>
             <w:pPr>
+              <w:keepNext/>
               <w:spacing w:after="0" w:line="300" w:lineRule="auto"/>
             </w:pPr>
             <w:r/>
@@ -13470,6 +13823,7 @@
           </w:tcPr>
           <w:p>
             <w:pPr>
+              <w:keepNext/>
               <w:spacing w:after="0" w:line="300" w:lineRule="auto"/>
             </w:pPr>
             <w:r/>
@@ -13490,6 +13844,7 @@
           </w:tcPr>
           <w:p>
             <w:pPr>
+              <w:keepNext/>
               <w:spacing w:after="0" w:line="300" w:lineRule="auto"/>
               <w:jc w:val="center"/>
             </w:pPr>
@@ -13511,6 +13866,7 @@
           </w:tcPr>
           <w:p>
             <w:pPr>
+              <w:keepNext/>
               <w:spacing w:after="0" w:line="300" w:lineRule="auto"/>
               <w:jc w:val="center"/>
             </w:pPr>
@@ -13532,6 +13888,7 @@
           </w:tcPr>
           <w:p>
             <w:pPr>
+              <w:keepNext/>
               <w:spacing w:after="0" w:line="300" w:lineRule="auto"/>
             </w:pPr>
             <w:r/>
@@ -13702,6 +14059,7 @@
           </w:tcPr>
           <w:p>
             <w:pPr>
+              <w:keepNext/>
               <w:spacing w:after="0"/>
             </w:pPr>
             <w:r/>
@@ -13724,6 +14082,7 @@
           </w:tcPr>
           <w:p>
             <w:pPr>
+              <w:keepNext/>
               <w:spacing w:after="0"/>
             </w:pPr>
             <w:r/>
@@ -13746,6 +14105,7 @@
           </w:tcPr>
           <w:p>
             <w:pPr>
+              <w:keepNext/>
               <w:spacing w:after="0"/>
             </w:pPr>
             <w:r/>
@@ -13769,6 +14129,7 @@
           </w:tcPr>
           <w:p>
             <w:pPr>
+              <w:keepNext/>
               <w:spacing w:after="0" w:line="300" w:lineRule="auto"/>
               <w:jc w:val="center"/>
             </w:pPr>
@@ -13790,6 +14151,7 @@
           </w:tcPr>
           <w:p>
             <w:pPr>
+              <w:keepNext/>
               <w:spacing w:after="0" w:line="300" w:lineRule="auto"/>
             </w:pPr>
             <w:r/>
@@ -13810,6 +14172,7 @@
           </w:tcPr>
           <w:p>
             <w:pPr>
+              <w:keepNext/>
               <w:spacing w:after="0" w:line="300" w:lineRule="auto"/>
               <w:jc w:val="center"/>
             </w:pPr>
@@ -13833,6 +14196,7 @@
           </w:tcPr>
           <w:p>
             <w:pPr>
+              <w:keepNext/>
               <w:spacing w:after="0" w:line="300" w:lineRule="auto"/>
               <w:jc w:val="center"/>
             </w:pPr>
@@ -13854,6 +14218,7 @@
           </w:tcPr>
           <w:p>
             <w:pPr>
+              <w:keepNext/>
               <w:spacing w:after="0" w:line="300" w:lineRule="auto"/>
             </w:pPr>
             <w:r/>
@@ -13874,6 +14239,7 @@
           </w:tcPr>
           <w:p>
             <w:pPr>
+              <w:keepNext/>
               <w:spacing w:after="0" w:line="300" w:lineRule="auto"/>
               <w:jc w:val="center"/>
             </w:pPr>
@@ -13897,6 +14263,7 @@
           </w:tcPr>
           <w:p>
             <w:pPr>
+              <w:keepNext/>
               <w:spacing w:after="0" w:line="300" w:lineRule="auto"/>
               <w:jc w:val="center"/>
             </w:pPr>
@@ -13918,6 +14285,7 @@
           </w:tcPr>
           <w:p>
             <w:pPr>
+              <w:keepNext/>
               <w:spacing w:after="0" w:line="300" w:lineRule="auto"/>
             </w:pPr>
             <w:r/>
@@ -13938,6 +14306,7 @@
           </w:tcPr>
           <w:p>
             <w:pPr>
+              <w:keepNext/>
               <w:spacing w:after="0" w:line="300" w:lineRule="auto"/>
               <w:jc w:val="center"/>
             </w:pPr>
@@ -14059,6 +14428,7 @@
           </w:tcPr>
           <w:p>
             <w:pPr>
+              <w:keepNext/>
               <w:spacing w:after="0"/>
             </w:pPr>
             <w:r/>
@@ -14081,6 +14451,7 @@
           </w:tcPr>
           <w:p>
             <w:pPr>
+              <w:keepNext/>
               <w:spacing w:after="0"/>
             </w:pPr>
             <w:r/>
@@ -14103,6 +14474,7 @@
           </w:tcPr>
           <w:p>
             <w:pPr>
+              <w:keepNext/>
               <w:spacing w:after="0"/>
             </w:pPr>
             <w:r/>
@@ -14126,6 +14498,7 @@
           </w:tcPr>
           <w:p>
             <w:pPr>
+              <w:keepNext/>
               <w:spacing w:after="0" w:line="300" w:lineRule="auto"/>
             </w:pPr>
             <w:r/>
@@ -14146,6 +14519,7 @@
           </w:tcPr>
           <w:p>
             <w:pPr>
+              <w:keepNext/>
               <w:spacing w:after="0" w:line="300" w:lineRule="auto"/>
             </w:pPr>
             <w:r/>
@@ -14166,6 +14540,7 @@
           </w:tcPr>
           <w:p>
             <w:pPr>
+              <w:keepNext/>
               <w:spacing w:after="0" w:line="300" w:lineRule="auto"/>
             </w:pPr>
             <w:r/>
@@ -14188,6 +14563,7 @@
           </w:tcPr>
           <w:p>
             <w:pPr>
+              <w:keepNext/>
               <w:spacing w:after="0" w:line="300" w:lineRule="auto"/>
             </w:pPr>
             <w:r/>
@@ -14208,6 +14584,7 @@
           </w:tcPr>
           <w:p>
             <w:pPr>
+              <w:keepNext/>
               <w:spacing w:after="0" w:line="300" w:lineRule="auto"/>
             </w:pPr>
             <w:r/>
@@ -14228,6 +14605,7 @@
           </w:tcPr>
           <w:p>
             <w:pPr>
+              <w:keepNext/>
               <w:spacing w:after="0" w:line="300" w:lineRule="auto"/>
             </w:pPr>
             <w:r/>
@@ -14250,6 +14628,7 @@
           </w:tcPr>
           <w:p>
             <w:pPr>
+              <w:keepNext/>
               <w:spacing w:after="0" w:line="300" w:lineRule="auto"/>
             </w:pPr>
             <w:r/>
@@ -14270,6 +14649,7 @@
           </w:tcPr>
           <w:p>
             <w:pPr>
+              <w:keepNext/>
               <w:spacing w:after="0" w:line="300" w:lineRule="auto"/>
             </w:pPr>
             <w:r/>
@@ -14290,6 +14670,7 @@
           </w:tcPr>
           <w:p>
             <w:pPr>
+              <w:keepNext/>
               <w:spacing w:after="0" w:line="300" w:lineRule="auto"/>
             </w:pPr>
             <w:r/>
@@ -14312,6 +14693,7 @@
           </w:tcPr>
           <w:p>
             <w:pPr>
+              <w:keepNext/>
               <w:spacing w:after="0" w:line="300" w:lineRule="auto"/>
             </w:pPr>
             <w:r/>
@@ -14332,6 +14714,7 @@
           </w:tcPr>
           <w:p>
             <w:pPr>
+              <w:keepNext/>
               <w:spacing w:after="0" w:line="300" w:lineRule="auto"/>
             </w:pPr>
             <w:r/>
@@ -14352,6 +14735,7 @@
           </w:tcPr>
           <w:p>
             <w:pPr>
+              <w:keepNext/>
               <w:spacing w:after="0" w:line="300" w:lineRule="auto"/>
             </w:pPr>
             <w:r/>
@@ -14374,6 +14758,7 @@
           </w:tcPr>
           <w:p>
             <w:pPr>
+              <w:keepNext/>
               <w:spacing w:after="0" w:line="300" w:lineRule="auto"/>
             </w:pPr>
             <w:r/>
@@ -14394,6 +14779,7 @@
           </w:tcPr>
           <w:p>
             <w:pPr>
+              <w:keepNext/>
               <w:spacing w:after="0" w:line="300" w:lineRule="auto"/>
             </w:pPr>
             <w:r/>
@@ -14414,6 +14800,7 @@
           </w:tcPr>
           <w:p>
             <w:pPr>
+              <w:keepNext/>
               <w:spacing w:after="0" w:line="300" w:lineRule="auto"/>
             </w:pPr>
             <w:r/>
@@ -14436,6 +14823,7 @@
           </w:tcPr>
           <w:p>
             <w:pPr>
+              <w:keepNext/>
               <w:spacing w:after="0" w:line="300" w:lineRule="auto"/>
             </w:pPr>
             <w:r/>
@@ -14456,6 +14844,7 @@
           </w:tcPr>
           <w:p>
             <w:pPr>
+              <w:keepNext/>
               <w:spacing w:after="0" w:line="300" w:lineRule="auto"/>
             </w:pPr>
             <w:r/>
@@ -14476,6 +14865,7 @@
           </w:tcPr>
           <w:p>
             <w:pPr>
+              <w:keepNext/>
               <w:spacing w:after="0" w:line="300" w:lineRule="auto"/>
             </w:pPr>
             <w:r/>
@@ -14528,7 +14918,7 @@
                 <w:sz w:val="17"/>
                 <w:rFonts w:eastAsia="맑은 고딕"/>
               </w:rPr>
-              <w:t>운영데이터베이스 정확 집계(2026. 8. 19.)</w:t>
+              <w:t>운영데이터베이스 정확 집계(2026. 8. 20.)</w:t>
             </w:r>
           </w:p>
         </w:tc>
@@ -14594,6 +14984,7 @@
           </w:tcPr>
           <w:p>
             <w:pPr>
+              <w:keepNext/>
               <w:spacing w:after="0"/>
             </w:pPr>
             <w:r/>
@@ -14616,6 +15007,7 @@
           </w:tcPr>
           <w:p>
             <w:pPr>
+              <w:keepNext/>
               <w:spacing w:after="0"/>
             </w:pPr>
             <w:r/>
@@ -14638,6 +15030,7 @@
           </w:tcPr>
           <w:p>
             <w:pPr>
+              <w:keepNext/>
               <w:spacing w:after="0"/>
             </w:pPr>
             <w:r/>
@@ -14661,6 +15054,7 @@
           </w:tcPr>
           <w:p>
             <w:pPr>
+              <w:keepNext/>
               <w:spacing w:after="0" w:line="300" w:lineRule="auto"/>
               <w:jc w:val="center"/>
             </w:pPr>
@@ -14682,6 +15076,7 @@
           </w:tcPr>
           <w:p>
             <w:pPr>
+              <w:keepNext/>
               <w:spacing w:after="0" w:line="300" w:lineRule="auto"/>
             </w:pPr>
             <w:r/>
@@ -14702,6 +15097,7 @@
           </w:tcPr>
           <w:p>
             <w:pPr>
+              <w:keepNext/>
               <w:spacing w:after="0" w:line="300" w:lineRule="auto"/>
             </w:pPr>
             <w:r/>
@@ -14724,6 +15120,7 @@
           </w:tcPr>
           <w:p>
             <w:pPr>
+              <w:keepNext/>
               <w:spacing w:after="0" w:line="300" w:lineRule="auto"/>
               <w:jc w:val="center"/>
             </w:pPr>
@@ -14745,6 +15142,7 @@
           </w:tcPr>
           <w:p>
             <w:pPr>
+              <w:keepNext/>
               <w:spacing w:after="0" w:line="300" w:lineRule="auto"/>
             </w:pPr>
             <w:r/>
@@ -14765,6 +15163,7 @@
           </w:tcPr>
           <w:p>
             <w:pPr>
+              <w:keepNext/>
               <w:spacing w:after="0" w:line="300" w:lineRule="auto"/>
             </w:pPr>
             <w:r/>
@@ -14787,6 +15186,7 @@
           </w:tcPr>
           <w:p>
             <w:pPr>
+              <w:keepNext/>
               <w:spacing w:after="0" w:line="300" w:lineRule="auto"/>
               <w:jc w:val="center"/>
             </w:pPr>
@@ -14808,6 +15208,7 @@
           </w:tcPr>
           <w:p>
             <w:pPr>
+              <w:keepNext/>
               <w:spacing w:after="0" w:line="300" w:lineRule="auto"/>
             </w:pPr>
             <w:r/>
@@ -14828,6 +15229,7 @@
           </w:tcPr>
           <w:p>
             <w:pPr>
+              <w:keepNext/>
               <w:spacing w:after="0" w:line="300" w:lineRule="auto"/>
             </w:pPr>
             <w:r/>
@@ -14939,7 +15341,7 @@
           <w:sz w:val="19"/>
           <w:rFonts w:eastAsia="맑은 고딕"/>
         </w:rPr>
-        <w:t>2026. 8. 19.   본로이</w:t>
+        <w:t>2026. 8. 20.   본로이</w:t>
       </w:r>
     </w:p>
     <w:sectPr>

--- a/docs/government-project/11_과제요구사항_6대ICT_분석및구현대비표.docx
+++ b/docs/government-project/11_과제요구사항_6대ICT_분석및구현대비표.docx
@@ -55,6 +55,7 @@
     </w:p>
     <w:p>
       <w:pPr>
+        <w:keepNext/>
         <w:jc w:val="center"/>
       </w:pPr>
       <w:r>
@@ -70,6 +71,7 @@
     </w:p>
     <w:p>
       <w:pPr>
+        <w:keepNext/>
         <w:spacing w:before="200"/>
         <w:jc w:val="center"/>
       </w:pPr>
@@ -86,6 +88,7 @@
     </w:p>
     <w:p>
       <w:pPr>
+        <w:keepNext/>
         <w:spacing w:after="600"/>
       </w:pPr>
     </w:p>
@@ -101,6 +104,9 @@
         <w:gridCol w:w="4820"/>
       </w:tblGrid>
       <w:tr>
+        <w:trPr>
+          <w:cantSplit/>
+        </w:trPr>
         <w:tc>
           <w:tcPr>
             <w:tcW w:type="dxa" w:w="2041"/>
@@ -108,6 +114,7 @@
           </w:tcPr>
           <w:p>
             <w:pPr>
+              <w:keepNext/>
               <w:spacing w:after="0"/>
               <w:jc w:val="center"/>
             </w:pPr>
@@ -129,6 +136,7 @@
           </w:tcPr>
           <w:p>
             <w:pPr>
+              <w:keepNext/>
               <w:spacing w:after="0"/>
             </w:pPr>
             <w:r/>
@@ -145,6 +153,9 @@
         </w:tc>
       </w:tr>
       <w:tr>
+        <w:trPr>
+          <w:cantSplit/>
+        </w:trPr>
         <w:tc>
           <w:tcPr>
             <w:tcW w:type="dxa" w:w="2041"/>
@@ -152,6 +163,7 @@
           </w:tcPr>
           <w:p>
             <w:pPr>
+              <w:keepNext/>
               <w:spacing w:after="0"/>
               <w:jc w:val="center"/>
             </w:pPr>
@@ -173,6 +185,7 @@
           </w:tcPr>
           <w:p>
             <w:pPr>
+              <w:keepNext/>
               <w:spacing w:after="0"/>
             </w:pPr>
             <w:r/>
@@ -189,6 +202,9 @@
         </w:tc>
       </w:tr>
       <w:tr>
+        <w:trPr>
+          <w:cantSplit/>
+        </w:trPr>
         <w:tc>
           <w:tcPr>
             <w:tcW w:type="dxa" w:w="2041"/>
@@ -196,6 +212,7 @@
           </w:tcPr>
           <w:p>
             <w:pPr>
+              <w:keepNext/>
               <w:spacing w:after="0"/>
               <w:jc w:val="center"/>
             </w:pPr>
@@ -217,6 +234,7 @@
           </w:tcPr>
           <w:p>
             <w:pPr>
+              <w:keepNext/>
               <w:spacing w:after="0"/>
             </w:pPr>
             <w:r/>
@@ -233,6 +251,9 @@
         </w:tc>
       </w:tr>
       <w:tr>
+        <w:trPr>
+          <w:cantSplit/>
+        </w:trPr>
         <w:tc>
           <w:tcPr>
             <w:tcW w:type="dxa" w:w="2041"/>
@@ -240,6 +261,7 @@
           </w:tcPr>
           <w:p>
             <w:pPr>
+              <w:keepNext/>
               <w:spacing w:after="0"/>
               <w:jc w:val="center"/>
             </w:pPr>
@@ -261,6 +283,7 @@
           </w:tcPr>
           <w:p>
             <w:pPr>
+              <w:keepNext/>
               <w:spacing w:after="0"/>
             </w:pPr>
             <w:r/>
@@ -277,6 +300,9 @@
         </w:tc>
       </w:tr>
       <w:tr>
+        <w:trPr>
+          <w:cantSplit/>
+        </w:trPr>
         <w:tc>
           <w:tcPr>
             <w:tcW w:type="dxa" w:w="2041"/>
@@ -284,6 +310,7 @@
           </w:tcPr>
           <w:p>
             <w:pPr>
+              <w:keepNext/>
               <w:spacing w:after="0"/>
               <w:jc w:val="center"/>
             </w:pPr>
@@ -305,6 +332,7 @@
           </w:tcPr>
           <w:p>
             <w:pPr>
+              <w:keepNext/>
               <w:spacing w:after="0"/>
             </w:pPr>
             <w:r/>
@@ -321,6 +349,9 @@
         </w:tc>
       </w:tr>
       <w:tr>
+        <w:trPr>
+          <w:cantSplit/>
+        </w:trPr>
         <w:tc>
           <w:tcPr>
             <w:tcW w:type="dxa" w:w="2041"/>
@@ -328,6 +359,7 @@
           </w:tcPr>
           <w:p>
             <w:pPr>
+              <w:keepNext/>
               <w:spacing w:after="0"/>
               <w:jc w:val="center"/>
             </w:pPr>
@@ -349,6 +381,7 @@
           </w:tcPr>
           <w:p>
             <w:pPr>
+              <w:keepNext/>
               <w:spacing w:after="0"/>
             </w:pPr>
             <w:r/>
@@ -365,6 +398,9 @@
         </w:tc>
       </w:tr>
       <w:tr>
+        <w:trPr>
+          <w:cantSplit/>
+        </w:trPr>
         <w:tc>
           <w:tcPr>
             <w:tcW w:type="dxa" w:w="2041"/>
@@ -372,6 +408,7 @@
           </w:tcPr>
           <w:p>
             <w:pPr>
+              <w:keepNext/>
               <w:spacing w:after="0"/>
               <w:jc w:val="center"/>
             </w:pPr>
@@ -393,6 +430,7 @@
           </w:tcPr>
           <w:p>
             <w:pPr>
+              <w:keepNext/>
               <w:spacing w:after="0"/>
             </w:pPr>
             <w:r/>
@@ -409,6 +447,9 @@
         </w:tc>
       </w:tr>
       <w:tr>
+        <w:trPr>
+          <w:cantSplit/>
+        </w:trPr>
         <w:tc>
           <w:tcPr>
             <w:tcW w:type="dxa" w:w="2041"/>
@@ -416,6 +457,7 @@
           </w:tcPr>
           <w:p>
             <w:pPr>
+              <w:keepNext/>
               <w:spacing w:after="0"/>
               <w:jc w:val="center"/>
             </w:pPr>
@@ -437,6 +479,7 @@
           </w:tcPr>
           <w:p>
             <w:pPr>
+              <w:keepNext/>
               <w:spacing w:after="0"/>
             </w:pPr>
             <w:r/>
@@ -453,6 +496,9 @@
         </w:tc>
       </w:tr>
       <w:tr>
+        <w:trPr>
+          <w:cantSplit/>
+        </w:trPr>
         <w:tc>
           <w:tcPr>
             <w:tcW w:type="dxa" w:w="2041"/>
@@ -504,6 +550,7 @@
     </w:p>
     <w:p>
       <w:pPr>
+        <w:keepNext/>
         <w:jc w:val="center"/>
       </w:pPr>
       <w:r>
@@ -518,6 +565,7 @@
     </w:p>
     <w:p>
       <w:pPr>
+        <w:keepNext/>
         <w:pageBreakBefore/>
         <w:spacing w:before="260" w:after="80"/>
       </w:pPr>
@@ -546,6 +594,9 @@
         <w:gridCol w:w="2410"/>
       </w:tblGrid>
       <w:tr>
+        <w:trPr>
+          <w:cantSplit/>
+        </w:trPr>
         <w:tc>
           <w:tcPr>
             <w:tcW w:type="dxa" w:w="1247"/>
@@ -640,6 +691,9 @@
         </w:tc>
       </w:tr>
       <w:tr>
+        <w:trPr>
+          <w:cantSplit/>
+        </w:trPr>
         <w:tc>
           <w:tcPr>
             <w:tcW w:type="dxa" w:w="1247"/>
@@ -729,6 +783,9 @@
         </w:tc>
       </w:tr>
       <w:tr>
+        <w:trPr>
+          <w:cantSplit/>
+        </w:trPr>
         <w:tc>
           <w:tcPr>
             <w:tcW w:type="dxa" w:w="1247"/>
@@ -818,6 +875,9 @@
         </w:tc>
       </w:tr>
       <w:tr>
+        <w:trPr>
+          <w:cantSplit/>
+        </w:trPr>
         <w:tc>
           <w:tcPr>
             <w:tcW w:type="dxa" w:w="1247"/>
@@ -1154,6 +1214,7 @@
     </w:p>
     <w:p>
       <w:pPr>
+        <w:keepNext/>
         <w:spacing w:after="60" w:line="324" w:lineRule="auto"/>
         <w:ind w:left="283"/>
       </w:pPr>
@@ -1169,6 +1230,7 @@
     </w:p>
     <w:p>
       <w:pPr>
+        <w:keepNext/>
         <w:spacing w:before="260" w:after="80"/>
       </w:pPr>
       <w:r>
@@ -1195,6 +1257,9 @@
         <w:gridCol w:w="3214"/>
       </w:tblGrid>
       <w:tr>
+        <w:trPr>
+          <w:cantSplit/>
+        </w:trPr>
         <w:tc>
           <w:tcPr>
             <w:tcW w:type="dxa" w:w="1474"/>
@@ -1266,6 +1331,9 @@
         </w:tc>
       </w:tr>
       <w:tr>
+        <w:trPr>
+          <w:cantSplit/>
+        </w:trPr>
         <w:tc>
           <w:tcPr>
             <w:tcW w:type="dxa" w:w="1474"/>
@@ -1331,6 +1399,9 @@
         </w:tc>
       </w:tr>
       <w:tr>
+        <w:trPr>
+          <w:cantSplit/>
+        </w:trPr>
         <w:tc>
           <w:tcPr>
             <w:tcW w:type="dxa" w:w="1474"/>
@@ -1396,6 +1467,9 @@
         </w:tc>
       </w:tr>
       <w:tr>
+        <w:trPr>
+          <w:cantSplit/>
+        </w:trPr>
         <w:tc>
           <w:tcPr>
             <w:tcW w:type="dxa" w:w="1474"/>
@@ -1461,6 +1535,9 @@
         </w:tc>
       </w:tr>
       <w:tr>
+        <w:trPr>
+          <w:cantSplit/>
+        </w:trPr>
         <w:tc>
           <w:tcPr>
             <w:tcW w:type="dxa" w:w="1474"/>
@@ -1526,6 +1603,9 @@
         </w:tc>
       </w:tr>
       <w:tr>
+        <w:trPr>
+          <w:cantSplit/>
+        </w:trPr>
         <w:tc>
           <w:tcPr>
             <w:tcW w:type="dxa" w:w="1474"/>
@@ -1590,6 +1670,7 @@
     </w:tbl>
     <w:p>
       <w:pPr>
+        <w:keepNext/>
         <w:spacing w:before="260" w:after="80"/>
       </w:pPr>
       <w:r>
@@ -1615,6 +1696,9 @@
         <w:gridCol w:w="4820"/>
       </w:tblGrid>
       <w:tr>
+        <w:trPr>
+          <w:cantSplit/>
+        </w:trPr>
         <w:tc>
           <w:tcPr>
             <w:tcW w:type="dxa" w:w="2268"/>
@@ -1663,6 +1747,9 @@
         </w:tc>
       </w:tr>
       <w:tr>
+        <w:trPr>
+          <w:cantSplit/>
+        </w:trPr>
         <w:tc>
           <w:tcPr>
             <w:tcW w:type="dxa" w:w="2268"/>
@@ -1707,6 +1794,9 @@
         </w:tc>
       </w:tr>
       <w:tr>
+        <w:trPr>
+          <w:cantSplit/>
+        </w:trPr>
         <w:tc>
           <w:tcPr>
             <w:tcW w:type="dxa" w:w="2268"/>
@@ -1751,6 +1841,9 @@
         </w:tc>
       </w:tr>
       <w:tr>
+        <w:trPr>
+          <w:cantSplit/>
+        </w:trPr>
         <w:tc>
           <w:tcPr>
             <w:tcW w:type="dxa" w:w="2268"/>
@@ -1795,6 +1888,9 @@
         </w:tc>
       </w:tr>
       <w:tr>
+        <w:trPr>
+          <w:cantSplit/>
+        </w:trPr>
         <w:tc>
           <w:tcPr>
             <w:tcW w:type="dxa" w:w="2268"/>
@@ -1839,6 +1935,9 @@
         </w:tc>
       </w:tr>
       <w:tr>
+        <w:trPr>
+          <w:cantSplit/>
+        </w:trPr>
         <w:tc>
           <w:tcPr>
             <w:tcW w:type="dxa" w:w="2268"/>
@@ -1932,6 +2031,7 @@
     </w:p>
     <w:p>
       <w:pPr>
+        <w:keepNext/>
         <w:spacing w:after="60" w:line="324" w:lineRule="auto"/>
         <w:ind w:left="283"/>
       </w:pPr>
@@ -1947,6 +2047,7 @@
     </w:p>
     <w:p>
       <w:pPr>
+        <w:keepNext/>
         <w:spacing w:before="260" w:after="80"/>
       </w:pPr>
       <w:r>
@@ -1973,6 +2074,9 @@
         <w:gridCol w:w="3214"/>
       </w:tblGrid>
       <w:tr>
+        <w:trPr>
+          <w:cantSplit/>
+        </w:trPr>
         <w:tc>
           <w:tcPr>
             <w:tcW w:type="dxa" w:w="1247"/>
@@ -2044,6 +2148,9 @@
         </w:tc>
       </w:tr>
       <w:tr>
+        <w:trPr>
+          <w:cantSplit/>
+        </w:trPr>
         <w:tc>
           <w:tcPr>
             <w:tcW w:type="dxa" w:w="1247"/>
@@ -2109,6 +2216,9 @@
         </w:tc>
       </w:tr>
       <w:tr>
+        <w:trPr>
+          <w:cantSplit/>
+        </w:trPr>
         <w:tc>
           <w:tcPr>
             <w:tcW w:type="dxa" w:w="1247"/>
@@ -2174,6 +2284,9 @@
         </w:tc>
       </w:tr>
       <w:tr>
+        <w:trPr>
+          <w:cantSplit/>
+        </w:trPr>
         <w:tc>
           <w:tcPr>
             <w:tcW w:type="dxa" w:w="1247"/>
@@ -2239,6 +2352,9 @@
         </w:tc>
       </w:tr>
       <w:tr>
+        <w:trPr>
+          <w:cantSplit/>
+        </w:trPr>
         <w:tc>
           <w:tcPr>
             <w:tcW w:type="dxa" w:w="1247"/>
@@ -2304,6 +2420,9 @@
         </w:tc>
       </w:tr>
       <w:tr>
+        <w:trPr>
+          <w:cantSplit/>
+        </w:trPr>
         <w:tc>
           <w:tcPr>
             <w:tcW w:type="dxa" w:w="1247"/>
@@ -2369,6 +2488,9 @@
         </w:tc>
       </w:tr>
       <w:tr>
+        <w:trPr>
+          <w:cantSplit/>
+        </w:trPr>
         <w:tc>
           <w:tcPr>
             <w:tcW w:type="dxa" w:w="1247"/>
@@ -2537,6 +2659,7 @@
       <w:tr>
         <w:trPr>
           <w:tblHeader w:val="true"/>
+          <w:cantSplit/>
         </w:trPr>
         <w:tc>
           <w:tcPr>
@@ -2628,6 +2751,9 @@
         </w:tc>
       </w:tr>
       <w:tr>
+        <w:trPr>
+          <w:cantSplit/>
+        </w:trPr>
         <w:tc>
           <w:tcPr>
             <w:tcW w:type="dxa" w:w="907"/>
@@ -2712,6 +2838,9 @@
         </w:tc>
       </w:tr>
       <w:tr>
+        <w:trPr>
+          <w:cantSplit/>
+        </w:trPr>
         <w:tc>
           <w:tcPr>
             <w:tcW w:type="dxa" w:w="907"/>
@@ -2796,6 +2925,9 @@
         </w:tc>
       </w:tr>
       <w:tr>
+        <w:trPr>
+          <w:cantSplit/>
+        </w:trPr>
         <w:tc>
           <w:tcPr>
             <w:tcW w:type="dxa" w:w="907"/>
@@ -2880,6 +3012,9 @@
         </w:tc>
       </w:tr>
       <w:tr>
+        <w:trPr>
+          <w:cantSplit/>
+        </w:trPr>
         <w:tc>
           <w:tcPr>
             <w:tcW w:type="dxa" w:w="907"/>
@@ -2964,6 +3099,9 @@
         </w:tc>
       </w:tr>
       <w:tr>
+        <w:trPr>
+          <w:cantSplit/>
+        </w:trPr>
         <w:tc>
           <w:tcPr>
             <w:tcW w:type="dxa" w:w="907"/>
@@ -3048,6 +3186,9 @@
         </w:tc>
       </w:tr>
       <w:tr>
+        <w:trPr>
+          <w:cantSplit/>
+        </w:trPr>
         <w:tc>
           <w:tcPr>
             <w:tcW w:type="dxa" w:w="907"/>
@@ -3132,6 +3273,9 @@
         </w:tc>
       </w:tr>
       <w:tr>
+        <w:trPr>
+          <w:cantSplit/>
+        </w:trPr>
         <w:tc>
           <w:tcPr>
             <w:tcW w:type="dxa" w:w="907"/>
@@ -3216,6 +3360,9 @@
         </w:tc>
       </w:tr>
       <w:tr>
+        <w:trPr>
+          <w:cantSplit/>
+        </w:trPr>
         <w:tc>
           <w:tcPr>
             <w:tcW w:type="dxa" w:w="907"/>
@@ -3300,6 +3447,9 @@
         </w:tc>
       </w:tr>
       <w:tr>
+        <w:trPr>
+          <w:cantSplit/>
+        </w:trPr>
         <w:tc>
           <w:tcPr>
             <w:tcW w:type="dxa" w:w="907"/>
@@ -3384,6 +3534,9 @@
         </w:tc>
       </w:tr>
       <w:tr>
+        <w:trPr>
+          <w:cantSplit/>
+        </w:trPr>
         <w:tc>
           <w:tcPr>
             <w:tcW w:type="dxa" w:w="907"/>
@@ -3468,6 +3621,9 @@
         </w:tc>
       </w:tr>
       <w:tr>
+        <w:trPr>
+          <w:cantSplit/>
+        </w:trPr>
         <w:tc>
           <w:tcPr>
             <w:tcW w:type="dxa" w:w="907"/>
@@ -3552,6 +3708,9 @@
         </w:tc>
       </w:tr>
       <w:tr>
+        <w:trPr>
+          <w:cantSplit/>
+        </w:trPr>
         <w:tc>
           <w:tcPr>
             <w:tcW w:type="dxa" w:w="907"/>
@@ -3636,6 +3795,9 @@
         </w:tc>
       </w:tr>
       <w:tr>
+        <w:trPr>
+          <w:cantSplit/>
+        </w:trPr>
         <w:tc>
           <w:tcPr>
             <w:tcW w:type="dxa" w:w="907"/>
@@ -3720,6 +3882,9 @@
         </w:tc>
       </w:tr>
       <w:tr>
+        <w:trPr>
+          <w:cantSplit/>
+        </w:trPr>
         <w:tc>
           <w:tcPr>
             <w:tcW w:type="dxa" w:w="907"/>
@@ -3804,6 +3969,9 @@
         </w:tc>
       </w:tr>
       <w:tr>
+        <w:trPr>
+          <w:cantSplit/>
+        </w:trPr>
         <w:tc>
           <w:tcPr>
             <w:tcW w:type="dxa" w:w="907"/>
@@ -3888,6 +4056,9 @@
         </w:tc>
       </w:tr>
       <w:tr>
+        <w:trPr>
+          <w:cantSplit/>
+        </w:trPr>
         <w:tc>
           <w:tcPr>
             <w:tcW w:type="dxa" w:w="907"/>
@@ -3972,6 +4143,9 @@
         </w:tc>
       </w:tr>
       <w:tr>
+        <w:trPr>
+          <w:cantSplit/>
+        </w:trPr>
         <w:tc>
           <w:tcPr>
             <w:tcW w:type="dxa" w:w="907"/>
@@ -4056,6 +4230,9 @@
         </w:tc>
       </w:tr>
       <w:tr>
+        <w:trPr>
+          <w:cantSplit/>
+        </w:trPr>
         <w:tc>
           <w:tcPr>
             <w:tcW w:type="dxa" w:w="907"/>
@@ -4140,6 +4317,9 @@
         </w:tc>
       </w:tr>
       <w:tr>
+        <w:trPr>
+          <w:cantSplit/>
+        </w:trPr>
         <w:tc>
           <w:tcPr>
             <w:tcW w:type="dxa" w:w="907"/>
@@ -4224,6 +4404,9 @@
         </w:tc>
       </w:tr>
       <w:tr>
+        <w:trPr>
+          <w:cantSplit/>
+        </w:trPr>
         <w:tc>
           <w:tcPr>
             <w:tcW w:type="dxa" w:w="907"/>
@@ -4308,6 +4491,9 @@
         </w:tc>
       </w:tr>
       <w:tr>
+        <w:trPr>
+          <w:cantSplit/>
+        </w:trPr>
         <w:tc>
           <w:tcPr>
             <w:tcW w:type="dxa" w:w="907"/>
@@ -4392,6 +4578,9 @@
         </w:tc>
       </w:tr>
       <w:tr>
+        <w:trPr>
+          <w:cantSplit/>
+        </w:trPr>
         <w:tc>
           <w:tcPr>
             <w:tcW w:type="dxa" w:w="907"/>
@@ -4478,6 +4667,7 @@
     </w:tbl>
     <w:p>
       <w:pPr>
+        <w:keepNext/>
         <w:spacing w:after="120"/>
         <w:ind w:left="283"/>
       </w:pPr>
@@ -4494,6 +4684,7 @@
     </w:p>
     <w:p>
       <w:pPr>
+        <w:keepNext/>
         <w:spacing w:before="260" w:after="80"/>
       </w:pPr>
       <w:r>
@@ -4521,6 +4712,9 @@
         <w:gridCol w:w="2410"/>
       </w:tblGrid>
       <w:tr>
+        <w:trPr>
+          <w:cantSplit/>
+        </w:trPr>
         <w:tc>
           <w:tcPr>
             <w:tcW w:type="dxa" w:w="2608"/>
@@ -4615,6 +4809,9 @@
         </w:tc>
       </w:tr>
       <w:tr>
+        <w:trPr>
+          <w:cantSplit/>
+        </w:trPr>
         <w:tc>
           <w:tcPr>
             <w:tcW w:type="dxa" w:w="2608"/>
@@ -4703,6 +4900,9 @@
         </w:tc>
       </w:tr>
       <w:tr>
+        <w:trPr>
+          <w:cantSplit/>
+        </w:trPr>
         <w:tc>
           <w:tcPr>
             <w:tcW w:type="dxa" w:w="2608"/>
@@ -4791,6 +4991,9 @@
         </w:tc>
       </w:tr>
       <w:tr>
+        <w:trPr>
+          <w:cantSplit/>
+        </w:trPr>
         <w:tc>
           <w:tcPr>
             <w:tcW w:type="dxa" w:w="2608"/>
@@ -4893,6 +5096,7 @@
     </w:p>
     <w:p>
       <w:pPr>
+        <w:keepNext/>
         <w:spacing w:before="260" w:after="80"/>
       </w:pPr>
       <w:r>
@@ -4908,6 +5112,7 @@
     </w:p>
     <w:p>
       <w:pPr>
+        <w:keepNext/>
         <w:spacing w:after="60" w:line="324" w:lineRule="auto"/>
         <w:ind w:left="283"/>
       </w:pPr>
@@ -4935,6 +5140,9 @@
         <w:gridCol w:w="2410"/>
       </w:tblGrid>
       <w:tr>
+        <w:trPr>
+          <w:cantSplit/>
+        </w:trPr>
         <w:tc>
           <w:tcPr>
             <w:tcW w:type="dxa" w:w="680"/>
@@ -5029,6 +5237,9 @@
         </w:tc>
       </w:tr>
       <w:tr>
+        <w:trPr>
+          <w:cantSplit/>
+        </w:trPr>
         <w:tc>
           <w:tcPr>
             <w:tcW w:type="dxa" w:w="680"/>
@@ -5117,6 +5328,9 @@
         </w:tc>
       </w:tr>
       <w:tr>
+        <w:trPr>
+          <w:cantSplit/>
+        </w:trPr>
         <w:tc>
           <w:tcPr>
             <w:tcW w:type="dxa" w:w="680"/>
@@ -5205,6 +5419,9 @@
         </w:tc>
       </w:tr>
       <w:tr>
+        <w:trPr>
+          <w:cantSplit/>
+        </w:trPr>
         <w:tc>
           <w:tcPr>
             <w:tcW w:type="dxa" w:w="680"/>
@@ -5293,6 +5510,9 @@
         </w:tc>
       </w:tr>
       <w:tr>
+        <w:trPr>
+          <w:cantSplit/>
+        </w:trPr>
         <w:tc>
           <w:tcPr>
             <w:tcW w:type="dxa" w:w="680"/>
@@ -5458,6 +5678,7 @@
     </w:p>
     <w:p>
       <w:pPr>
+        <w:keepNext/>
         <w:spacing w:after="60" w:line="324" w:lineRule="auto"/>
         <w:ind w:left="283"/>
       </w:pPr>
@@ -5473,6 +5694,7 @@
     </w:p>
     <w:p>
       <w:pPr>
+        <w:keepNext/>
         <w:spacing w:before="260" w:after="80"/>
       </w:pPr>
       <w:r>
@@ -5498,6 +5720,9 @@
         <w:gridCol w:w="4820"/>
       </w:tblGrid>
       <w:tr>
+        <w:trPr>
+          <w:cantSplit/>
+        </w:trPr>
         <w:tc>
           <w:tcPr>
             <w:tcW w:type="dxa" w:w="2381"/>
@@ -5546,6 +5771,9 @@
         </w:tc>
       </w:tr>
       <w:tr>
+        <w:trPr>
+          <w:cantSplit/>
+        </w:trPr>
         <w:tc>
           <w:tcPr>
             <w:tcW w:type="dxa" w:w="2381"/>
@@ -5590,6 +5818,9 @@
         </w:tc>
       </w:tr>
       <w:tr>
+        <w:trPr>
+          <w:cantSplit/>
+        </w:trPr>
         <w:tc>
           <w:tcPr>
             <w:tcW w:type="dxa" w:w="2381"/>
@@ -5634,6 +5865,9 @@
         </w:tc>
       </w:tr>
       <w:tr>
+        <w:trPr>
+          <w:cantSplit/>
+        </w:trPr>
         <w:tc>
           <w:tcPr>
             <w:tcW w:type="dxa" w:w="2381"/>
@@ -5678,6 +5912,9 @@
         </w:tc>
       </w:tr>
       <w:tr>
+        <w:trPr>
+          <w:cantSplit/>
+        </w:trPr>
         <w:tc>
           <w:tcPr>
             <w:tcW w:type="dxa" w:w="2381"/>
@@ -5722,6 +5959,9 @@
         </w:tc>
       </w:tr>
       <w:tr>
+        <w:trPr>
+          <w:cantSplit/>
+        </w:trPr>
         <w:tc>
           <w:tcPr>
             <w:tcW w:type="dxa" w:w="2381"/>
@@ -5766,6 +6006,9 @@
         </w:tc>
       </w:tr>
       <w:tr>
+        <w:trPr>
+          <w:cantSplit/>
+        </w:trPr>
         <w:tc>
           <w:tcPr>
             <w:tcW w:type="dxa" w:w="2381"/>
@@ -5810,6 +6053,7 @@
     </w:tbl>
     <w:p>
       <w:pPr>
+        <w:keepNext/>
         <w:spacing w:before="260" w:after="80"/>
       </w:pPr>
       <w:r>
@@ -5835,6 +6079,9 @@
         <w:gridCol w:w="4820"/>
       </w:tblGrid>
       <w:tr>
+        <w:trPr>
+          <w:cantSplit/>
+        </w:trPr>
         <w:tc>
           <w:tcPr>
             <w:tcW w:type="dxa" w:w="1474"/>
@@ -5883,6 +6130,9 @@
         </w:tc>
       </w:tr>
       <w:tr>
+        <w:trPr>
+          <w:cantSplit/>
+        </w:trPr>
         <w:tc>
           <w:tcPr>
             <w:tcW w:type="dxa" w:w="1474"/>
@@ -5927,6 +6177,9 @@
         </w:tc>
       </w:tr>
       <w:tr>
+        <w:trPr>
+          <w:cantSplit/>
+        </w:trPr>
         <w:tc>
           <w:tcPr>
             <w:tcW w:type="dxa" w:w="1474"/>
@@ -5971,6 +6224,9 @@
         </w:tc>
       </w:tr>
       <w:tr>
+        <w:trPr>
+          <w:cantSplit/>
+        </w:trPr>
         <w:tc>
           <w:tcPr>
             <w:tcW w:type="dxa" w:w="1474"/>
@@ -6015,6 +6271,9 @@
         </w:tc>
       </w:tr>
       <w:tr>
+        <w:trPr>
+          <w:cantSplit/>
+        </w:trPr>
         <w:tc>
           <w:tcPr>
             <w:tcW w:type="dxa" w:w="1474"/>
@@ -6059,6 +6318,9 @@
         </w:tc>
       </w:tr>
       <w:tr>
+        <w:trPr>
+          <w:cantSplit/>
+        </w:trPr>
         <w:tc>
           <w:tcPr>
             <w:tcW w:type="dxa" w:w="1474"/>
@@ -6152,6 +6414,7 @@
     </w:p>
     <w:p>
       <w:pPr>
+        <w:keepNext/>
         <w:spacing w:after="60" w:line="324" w:lineRule="auto"/>
         <w:ind w:left="283"/>
       </w:pPr>
@@ -6167,6 +6430,7 @@
     </w:p>
     <w:p>
       <w:pPr>
+        <w:keepNext/>
         <w:spacing w:before="260" w:after="80"/>
       </w:pPr>
       <w:r>
@@ -6192,6 +6456,9 @@
         <w:gridCol w:w="4820"/>
       </w:tblGrid>
       <w:tr>
+        <w:trPr>
+          <w:cantSplit/>
+        </w:trPr>
         <w:tc>
           <w:tcPr>
             <w:tcW w:type="dxa" w:w="1587"/>
@@ -6240,6 +6507,9 @@
         </w:tc>
       </w:tr>
       <w:tr>
+        <w:trPr>
+          <w:cantSplit/>
+        </w:trPr>
         <w:tc>
           <w:tcPr>
             <w:tcW w:type="dxa" w:w="1587"/>
@@ -6286,6 +6556,9 @@
         </w:tc>
       </w:tr>
       <w:tr>
+        <w:trPr>
+          <w:cantSplit/>
+        </w:trPr>
         <w:tc>
           <w:tcPr>
             <w:tcW w:type="dxa" w:w="1587"/>
@@ -6330,6 +6603,9 @@
         </w:tc>
       </w:tr>
       <w:tr>
+        <w:trPr>
+          <w:cantSplit/>
+        </w:trPr>
         <w:tc>
           <w:tcPr>
             <w:tcW w:type="dxa" w:w="1587"/>
@@ -6374,6 +6650,9 @@
         </w:tc>
       </w:tr>
       <w:tr>
+        <w:trPr>
+          <w:cantSplit/>
+        </w:trPr>
         <w:tc>
           <w:tcPr>
             <w:tcW w:type="dxa" w:w="1587"/>
@@ -6426,6 +6705,9 @@
         </w:tc>
       </w:tr>
       <w:tr>
+        <w:trPr>
+          <w:cantSplit/>
+        </w:trPr>
         <w:tc>
           <w:tcPr>
             <w:tcW w:type="dxa" w:w="1587"/>
@@ -6476,6 +6758,9 @@
         </w:tc>
       </w:tr>
       <w:tr>
+        <w:trPr>
+          <w:cantSplit/>
+        </w:trPr>
         <w:tc>
           <w:tcPr>
             <w:tcW w:type="dxa" w:w="1587"/>
@@ -6524,6 +6809,9 @@
         </w:tc>
       </w:tr>
       <w:tr>
+        <w:trPr>
+          <w:cantSplit/>
+        </w:trPr>
         <w:tc>
           <w:tcPr>
             <w:tcW w:type="dxa" w:w="1587"/>
@@ -6574,6 +6862,7 @@
     </w:tbl>
     <w:p>
       <w:pPr>
+        <w:keepNext/>
         <w:spacing w:before="260" w:after="80"/>
       </w:pPr>
       <w:r>
@@ -6599,6 +6888,9 @@
         <w:gridCol w:w="4820"/>
       </w:tblGrid>
       <w:tr>
+        <w:trPr>
+          <w:cantSplit/>
+        </w:trPr>
         <w:tc>
           <w:tcPr>
             <w:tcW w:type="dxa" w:w="1587"/>
@@ -6647,6 +6939,9 @@
         </w:tc>
       </w:tr>
       <w:tr>
+        <w:trPr>
+          <w:cantSplit/>
+        </w:trPr>
         <w:tc>
           <w:tcPr>
             <w:tcW w:type="dxa" w:w="1587"/>
@@ -6693,6 +6988,9 @@
         </w:tc>
       </w:tr>
       <w:tr>
+        <w:trPr>
+          <w:cantSplit/>
+        </w:trPr>
         <w:tc>
           <w:tcPr>
             <w:tcW w:type="dxa" w:w="1587"/>
@@ -6737,6 +7035,9 @@
         </w:tc>
       </w:tr>
       <w:tr>
+        <w:trPr>
+          <w:cantSplit/>
+        </w:trPr>
         <w:tc>
           <w:tcPr>
             <w:tcW w:type="dxa" w:w="1587"/>
@@ -6781,6 +7082,9 @@
         </w:tc>
       </w:tr>
       <w:tr>
+        <w:trPr>
+          <w:cantSplit/>
+        </w:trPr>
         <w:tc>
           <w:tcPr>
             <w:tcW w:type="dxa" w:w="1587"/>
@@ -6835,6 +7139,9 @@
         </w:tc>
       </w:tr>
       <w:tr>
+        <w:trPr>
+          <w:cantSplit/>
+        </w:trPr>
         <w:tc>
           <w:tcPr>
             <w:tcW w:type="dxa" w:w="1587"/>
@@ -6885,6 +7192,9 @@
         </w:tc>
       </w:tr>
       <w:tr>
+        <w:trPr>
+          <w:cantSplit/>
+        </w:trPr>
         <w:tc>
           <w:tcPr>
             <w:tcW w:type="dxa" w:w="1587"/>
@@ -6933,6 +7243,9 @@
         </w:tc>
       </w:tr>
       <w:tr>
+        <w:trPr>
+          <w:cantSplit/>
+        </w:trPr>
         <w:tc>
           <w:tcPr>
             <w:tcW w:type="dxa" w:w="1587"/>
@@ -6983,6 +7296,7 @@
     </w:tbl>
     <w:p>
       <w:pPr>
+        <w:keepNext/>
         <w:spacing w:before="260" w:after="80"/>
       </w:pPr>
       <w:r>
@@ -7008,6 +7322,9 @@
         <w:gridCol w:w="4820"/>
       </w:tblGrid>
       <w:tr>
+        <w:trPr>
+          <w:cantSplit/>
+        </w:trPr>
         <w:tc>
           <w:tcPr>
             <w:tcW w:type="dxa" w:w="1587"/>
@@ -7056,6 +7373,9 @@
         </w:tc>
       </w:tr>
       <w:tr>
+        <w:trPr>
+          <w:cantSplit/>
+        </w:trPr>
         <w:tc>
           <w:tcPr>
             <w:tcW w:type="dxa" w:w="1587"/>
@@ -7102,6 +7422,9 @@
         </w:tc>
       </w:tr>
       <w:tr>
+        <w:trPr>
+          <w:cantSplit/>
+        </w:trPr>
         <w:tc>
           <w:tcPr>
             <w:tcW w:type="dxa" w:w="1587"/>
@@ -7146,6 +7469,9 @@
         </w:tc>
       </w:tr>
       <w:tr>
+        <w:trPr>
+          <w:cantSplit/>
+        </w:trPr>
         <w:tc>
           <w:tcPr>
             <w:tcW w:type="dxa" w:w="1587"/>
@@ -7190,6 +7516,9 @@
         </w:tc>
       </w:tr>
       <w:tr>
+        <w:trPr>
+          <w:cantSplit/>
+        </w:trPr>
         <w:tc>
           <w:tcPr>
             <w:tcW w:type="dxa" w:w="1587"/>
@@ -7242,6 +7571,9 @@
         </w:tc>
       </w:tr>
       <w:tr>
+        <w:trPr>
+          <w:cantSplit/>
+        </w:trPr>
         <w:tc>
           <w:tcPr>
             <w:tcW w:type="dxa" w:w="1587"/>
@@ -7290,6 +7622,9 @@
         </w:tc>
       </w:tr>
       <w:tr>
+        <w:trPr>
+          <w:cantSplit/>
+        </w:trPr>
         <w:tc>
           <w:tcPr>
             <w:tcW w:type="dxa" w:w="1587"/>
@@ -7336,6 +7671,9 @@
         </w:tc>
       </w:tr>
       <w:tr>
+        <w:trPr>
+          <w:cantSplit/>
+        </w:trPr>
         <w:tc>
           <w:tcPr>
             <w:tcW w:type="dxa" w:w="1587"/>
@@ -7386,6 +7724,7 @@
     </w:tbl>
     <w:p>
       <w:pPr>
+        <w:keepNext/>
         <w:spacing w:before="260" w:after="80"/>
       </w:pPr>
       <w:r>
@@ -7411,6 +7750,9 @@
         <w:gridCol w:w="4820"/>
       </w:tblGrid>
       <w:tr>
+        <w:trPr>
+          <w:cantSplit/>
+        </w:trPr>
         <w:tc>
           <w:tcPr>
             <w:tcW w:type="dxa" w:w="1587"/>
@@ -7459,6 +7801,9 @@
         </w:tc>
       </w:tr>
       <w:tr>
+        <w:trPr>
+          <w:cantSplit/>
+        </w:trPr>
         <w:tc>
           <w:tcPr>
             <w:tcW w:type="dxa" w:w="1587"/>
@@ -7505,6 +7850,9 @@
         </w:tc>
       </w:tr>
       <w:tr>
+        <w:trPr>
+          <w:cantSplit/>
+        </w:trPr>
         <w:tc>
           <w:tcPr>
             <w:tcW w:type="dxa" w:w="1587"/>
@@ -7549,6 +7897,9 @@
         </w:tc>
       </w:tr>
       <w:tr>
+        <w:trPr>
+          <w:cantSplit/>
+        </w:trPr>
         <w:tc>
           <w:tcPr>
             <w:tcW w:type="dxa" w:w="1587"/>
@@ -7593,6 +7944,9 @@
         </w:tc>
       </w:tr>
       <w:tr>
+        <w:trPr>
+          <w:cantSplit/>
+        </w:trPr>
         <w:tc>
           <w:tcPr>
             <w:tcW w:type="dxa" w:w="1587"/>
@@ -7643,6 +7997,9 @@
         </w:tc>
       </w:tr>
       <w:tr>
+        <w:trPr>
+          <w:cantSplit/>
+        </w:trPr>
         <w:tc>
           <w:tcPr>
             <w:tcW w:type="dxa" w:w="1587"/>
@@ -7687,6 +8044,9 @@
         </w:tc>
       </w:tr>
       <w:tr>
+        <w:trPr>
+          <w:cantSplit/>
+        </w:trPr>
         <w:tc>
           <w:tcPr>
             <w:tcW w:type="dxa" w:w="1587"/>
@@ -7731,6 +8091,9 @@
         </w:tc>
       </w:tr>
       <w:tr>
+        <w:trPr>
+          <w:cantSplit/>
+        </w:trPr>
         <w:tc>
           <w:tcPr>
             <w:tcW w:type="dxa" w:w="1587"/>
@@ -7781,6 +8144,7 @@
     </w:tbl>
     <w:p>
       <w:pPr>
+        <w:keepNext/>
         <w:spacing w:before="260" w:after="80"/>
       </w:pPr>
       <w:r>
@@ -7806,6 +8170,9 @@
         <w:gridCol w:w="4820"/>
       </w:tblGrid>
       <w:tr>
+        <w:trPr>
+          <w:cantSplit/>
+        </w:trPr>
         <w:tc>
           <w:tcPr>
             <w:tcW w:type="dxa" w:w="1587"/>
@@ -7854,6 +8221,9 @@
         </w:tc>
       </w:tr>
       <w:tr>
+        <w:trPr>
+          <w:cantSplit/>
+        </w:trPr>
         <w:tc>
           <w:tcPr>
             <w:tcW w:type="dxa" w:w="1587"/>
@@ -7900,6 +8270,9 @@
         </w:tc>
       </w:tr>
       <w:tr>
+        <w:trPr>
+          <w:cantSplit/>
+        </w:trPr>
         <w:tc>
           <w:tcPr>
             <w:tcW w:type="dxa" w:w="1587"/>
@@ -7944,6 +8317,9 @@
         </w:tc>
       </w:tr>
       <w:tr>
+        <w:trPr>
+          <w:cantSplit/>
+        </w:trPr>
         <w:tc>
           <w:tcPr>
             <w:tcW w:type="dxa" w:w="1587"/>
@@ -7988,6 +8364,9 @@
         </w:tc>
       </w:tr>
       <w:tr>
+        <w:trPr>
+          <w:cantSplit/>
+        </w:trPr>
         <w:tc>
           <w:tcPr>
             <w:tcW w:type="dxa" w:w="1587"/>
@@ -8040,6 +8419,9 @@
         </w:tc>
       </w:tr>
       <w:tr>
+        <w:trPr>
+          <w:cantSplit/>
+        </w:trPr>
         <w:tc>
           <w:tcPr>
             <w:tcW w:type="dxa" w:w="1587"/>
@@ -8086,6 +8468,9 @@
         </w:tc>
       </w:tr>
       <w:tr>
+        <w:trPr>
+          <w:cantSplit/>
+        </w:trPr>
         <w:tc>
           <w:tcPr>
             <w:tcW w:type="dxa" w:w="1587"/>
@@ -8136,6 +8521,9 @@
         </w:tc>
       </w:tr>
       <w:tr>
+        <w:trPr>
+          <w:cantSplit/>
+        </w:trPr>
         <w:tc>
           <w:tcPr>
             <w:tcW w:type="dxa" w:w="1587"/>
@@ -8186,6 +8574,7 @@
     </w:tbl>
     <w:p>
       <w:pPr>
+        <w:keepNext/>
         <w:spacing w:before="260" w:after="80"/>
       </w:pPr>
       <w:r>
@@ -8211,6 +8600,9 @@
         <w:gridCol w:w="4820"/>
       </w:tblGrid>
       <w:tr>
+        <w:trPr>
+          <w:cantSplit/>
+        </w:trPr>
         <w:tc>
           <w:tcPr>
             <w:tcW w:type="dxa" w:w="1587"/>
@@ -8259,6 +8651,9 @@
         </w:tc>
       </w:tr>
       <w:tr>
+        <w:trPr>
+          <w:cantSplit/>
+        </w:trPr>
         <w:tc>
           <w:tcPr>
             <w:tcW w:type="dxa" w:w="1587"/>
@@ -8305,6 +8700,9 @@
         </w:tc>
       </w:tr>
       <w:tr>
+        <w:trPr>
+          <w:cantSplit/>
+        </w:trPr>
         <w:tc>
           <w:tcPr>
             <w:tcW w:type="dxa" w:w="1587"/>
@@ -8349,6 +8747,9 @@
         </w:tc>
       </w:tr>
       <w:tr>
+        <w:trPr>
+          <w:cantSplit/>
+        </w:trPr>
         <w:tc>
           <w:tcPr>
             <w:tcW w:type="dxa" w:w="1587"/>
@@ -8393,6 +8794,9 @@
         </w:tc>
       </w:tr>
       <w:tr>
+        <w:trPr>
+          <w:cantSplit/>
+        </w:trPr>
         <w:tc>
           <w:tcPr>
             <w:tcW w:type="dxa" w:w="1587"/>
@@ -8441,6 +8845,9 @@
         </w:tc>
       </w:tr>
       <w:tr>
+        <w:trPr>
+          <w:cantSplit/>
+        </w:trPr>
         <w:tc>
           <w:tcPr>
             <w:tcW w:type="dxa" w:w="1587"/>
@@ -8485,6 +8892,9 @@
         </w:tc>
       </w:tr>
       <w:tr>
+        <w:trPr>
+          <w:cantSplit/>
+        </w:trPr>
         <w:tc>
           <w:tcPr>
             <w:tcW w:type="dxa" w:w="1587"/>
@@ -8531,6 +8941,9 @@
         </w:tc>
       </w:tr>
       <w:tr>
+        <w:trPr>
+          <w:cantSplit/>
+        </w:trPr>
         <w:tc>
           <w:tcPr>
             <w:tcW w:type="dxa" w:w="1587"/>
@@ -8581,6 +8994,7 @@
     </w:tbl>
     <w:p>
       <w:pPr>
+        <w:keepNext/>
         <w:spacing w:before="260" w:after="80"/>
       </w:pPr>
       <w:r>
@@ -8609,6 +9023,9 @@
         <w:gridCol w:w="1928"/>
       </w:tblGrid>
       <w:tr>
+        <w:trPr>
+          <w:cantSplit/>
+        </w:trPr>
         <w:tc>
           <w:tcPr>
             <w:tcW w:type="dxa" w:w="2268"/>
@@ -8726,6 +9143,9 @@
         </w:tc>
       </w:tr>
       <w:tr>
+        <w:trPr>
+          <w:cantSplit/>
+        </w:trPr>
         <w:tc>
           <w:tcPr>
             <w:tcW w:type="dxa" w:w="2268"/>
@@ -8837,6 +9257,9 @@
         </w:tc>
       </w:tr>
       <w:tr>
+        <w:trPr>
+          <w:cantSplit/>
+        </w:trPr>
         <w:tc>
           <w:tcPr>
             <w:tcW w:type="dxa" w:w="2268"/>
@@ -8948,6 +9371,9 @@
         </w:tc>
       </w:tr>
       <w:tr>
+        <w:trPr>
+          <w:cantSplit/>
+        </w:trPr>
         <w:tc>
           <w:tcPr>
             <w:tcW w:type="dxa" w:w="2268"/>
@@ -9059,6 +9485,9 @@
         </w:tc>
       </w:tr>
       <w:tr>
+        <w:trPr>
+          <w:cantSplit/>
+        </w:trPr>
         <w:tc>
           <w:tcPr>
             <w:tcW w:type="dxa" w:w="2268"/>
@@ -9170,6 +9599,9 @@
         </w:tc>
       </w:tr>
       <w:tr>
+        <w:trPr>
+          <w:cantSplit/>
+        </w:trPr>
         <w:tc>
           <w:tcPr>
             <w:tcW w:type="dxa" w:w="2268"/>
@@ -9281,6 +9713,9 @@
         </w:tc>
       </w:tr>
       <w:tr>
+        <w:trPr>
+          <w:cantSplit/>
+        </w:trPr>
         <w:tc>
           <w:tcPr>
             <w:tcW w:type="dxa" w:w="2268"/>
@@ -9392,6 +9827,9 @@
         </w:tc>
       </w:tr>
       <w:tr>
+        <w:trPr>
+          <w:cantSplit/>
+        </w:trPr>
         <w:tc>
           <w:tcPr>
             <w:tcW w:type="dxa" w:w="2268"/>
@@ -9553,6 +9991,7 @@
     </w:p>
     <w:p>
       <w:pPr>
+        <w:keepNext/>
         <w:spacing w:after="60" w:line="324" w:lineRule="auto"/>
         <w:ind w:left="283"/>
       </w:pPr>
@@ -9568,6 +10007,7 @@
     </w:p>
     <w:p>
       <w:pPr>
+        <w:keepNext/>
         <w:spacing w:before="260" w:after="80"/>
       </w:pPr>
       <w:r>
@@ -9594,6 +10034,9 @@
         <w:gridCol w:w="3214"/>
       </w:tblGrid>
       <w:tr>
+        <w:trPr>
+          <w:cantSplit/>
+        </w:trPr>
         <w:tc>
           <w:tcPr>
             <w:tcW w:type="dxa" w:w="1134"/>
@@ -9665,6 +10108,9 @@
         </w:tc>
       </w:tr>
       <w:tr>
+        <w:trPr>
+          <w:cantSplit/>
+        </w:trPr>
         <w:tc>
           <w:tcPr>
             <w:tcW w:type="dxa" w:w="1134"/>
@@ -9731,6 +10177,9 @@
         </w:tc>
       </w:tr>
       <w:tr>
+        <w:trPr>
+          <w:cantSplit/>
+        </w:trPr>
         <w:tc>
           <w:tcPr>
             <w:tcW w:type="dxa" w:w="1134"/>
@@ -9797,6 +10246,9 @@
         </w:tc>
       </w:tr>
       <w:tr>
+        <w:trPr>
+          <w:cantSplit/>
+        </w:trPr>
         <w:tc>
           <w:tcPr>
             <w:tcW w:type="dxa" w:w="1134"/>
@@ -9863,6 +10315,9 @@
         </w:tc>
       </w:tr>
       <w:tr>
+        <w:trPr>
+          <w:cantSplit/>
+        </w:trPr>
         <w:tc>
           <w:tcPr>
             <w:tcW w:type="dxa" w:w="1134"/>
@@ -9928,6 +10383,7 @@
     </w:tbl>
     <w:p>
       <w:pPr>
+        <w:keepNext/>
         <w:spacing w:before="260" w:after="80"/>
       </w:pPr>
       <w:r>
@@ -9943,6 +10399,7 @@
     </w:p>
     <w:p>
       <w:pPr>
+        <w:keepNext/>
         <w:spacing w:after="60" w:line="324" w:lineRule="auto"/>
         <w:ind w:left="283"/>
       </w:pPr>
@@ -9969,6 +10426,9 @@
         <w:gridCol w:w="3214"/>
       </w:tblGrid>
       <w:tr>
+        <w:trPr>
+          <w:cantSplit/>
+        </w:trPr>
         <w:tc>
           <w:tcPr>
             <w:tcW w:type="dxa" w:w="2835"/>
@@ -9976,6 +10436,7 @@
           </w:tcPr>
           <w:p>
             <w:pPr>
+              <w:keepNext/>
               <w:spacing w:after="0"/>
             </w:pPr>
             <w:r/>
@@ -9998,6 +10459,7 @@
           </w:tcPr>
           <w:p>
             <w:pPr>
+              <w:keepNext/>
               <w:spacing w:after="0"/>
             </w:pPr>
             <w:r/>
@@ -10020,6 +10482,7 @@
           </w:tcPr>
           <w:p>
             <w:pPr>
+              <w:keepNext/>
               <w:spacing w:after="0"/>
             </w:pPr>
             <w:r/>
@@ -10037,12 +10500,16 @@
         </w:tc>
       </w:tr>
       <w:tr>
+        <w:trPr>
+          <w:cantSplit/>
+        </w:trPr>
         <w:tc>
           <w:tcPr>
             <w:tcW w:type="dxa" w:w="2835"/>
           </w:tcPr>
           <w:p>
             <w:pPr>
+              <w:keepNext/>
               <w:spacing w:after="0" w:line="300" w:lineRule="auto"/>
             </w:pPr>
             <w:r/>
@@ -10063,6 +10530,7 @@
           </w:tcPr>
           <w:p>
             <w:pPr>
+              <w:keepNext/>
               <w:spacing w:after="0" w:line="300" w:lineRule="auto"/>
             </w:pPr>
             <w:r/>
@@ -10083,6 +10551,7 @@
           </w:tcPr>
           <w:p>
             <w:pPr>
+              <w:keepNext/>
               <w:spacing w:after="0" w:line="300" w:lineRule="auto"/>
               <w:jc w:val="center"/>
             </w:pPr>
@@ -10100,12 +10569,16 @@
         </w:tc>
       </w:tr>
       <w:tr>
+        <w:trPr>
+          <w:cantSplit/>
+        </w:trPr>
         <w:tc>
           <w:tcPr>
             <w:tcW w:type="dxa" w:w="2835"/>
           </w:tcPr>
           <w:p>
             <w:pPr>
+              <w:keepNext/>
               <w:spacing w:after="0" w:line="300" w:lineRule="auto"/>
             </w:pPr>
             <w:r/>
@@ -10126,6 +10599,7 @@
           </w:tcPr>
           <w:p>
             <w:pPr>
+              <w:keepNext/>
               <w:spacing w:after="0" w:line="300" w:lineRule="auto"/>
             </w:pPr>
             <w:r/>
@@ -10146,6 +10620,7 @@
           </w:tcPr>
           <w:p>
             <w:pPr>
+              <w:keepNext/>
               <w:spacing w:after="0" w:line="300" w:lineRule="auto"/>
               <w:jc w:val="center"/>
             </w:pPr>
@@ -10163,12 +10638,16 @@
         </w:tc>
       </w:tr>
       <w:tr>
+        <w:trPr>
+          <w:cantSplit/>
+        </w:trPr>
         <w:tc>
           <w:tcPr>
             <w:tcW w:type="dxa" w:w="2835"/>
           </w:tcPr>
           <w:p>
             <w:pPr>
+              <w:keepNext/>
               <w:spacing w:after="0" w:line="300" w:lineRule="auto"/>
             </w:pPr>
             <w:r/>
@@ -10189,6 +10668,7 @@
           </w:tcPr>
           <w:p>
             <w:pPr>
+              <w:keepNext/>
               <w:spacing w:after="0" w:line="300" w:lineRule="auto"/>
             </w:pPr>
             <w:r/>
@@ -10209,6 +10689,7 @@
           </w:tcPr>
           <w:p>
             <w:pPr>
+              <w:keepNext/>
               <w:spacing w:after="0" w:line="300" w:lineRule="auto"/>
               <w:jc w:val="center"/>
             </w:pPr>
@@ -10226,12 +10707,16 @@
         </w:tc>
       </w:tr>
       <w:tr>
+        <w:trPr>
+          <w:cantSplit/>
+        </w:trPr>
         <w:tc>
           <w:tcPr>
             <w:tcW w:type="dxa" w:w="2835"/>
           </w:tcPr>
           <w:p>
             <w:pPr>
+              <w:keepNext/>
               <w:spacing w:after="0" w:line="300" w:lineRule="auto"/>
             </w:pPr>
             <w:r/>
@@ -10252,6 +10737,7 @@
           </w:tcPr>
           <w:p>
             <w:pPr>
+              <w:keepNext/>
               <w:spacing w:after="0" w:line="300" w:lineRule="auto"/>
             </w:pPr>
             <w:r/>
@@ -10272,6 +10758,7 @@
           </w:tcPr>
           <w:p>
             <w:pPr>
+              <w:keepNext/>
               <w:spacing w:after="0" w:line="300" w:lineRule="auto"/>
               <w:jc w:val="center"/>
             </w:pPr>
@@ -10289,12 +10776,16 @@
         </w:tc>
       </w:tr>
       <w:tr>
+        <w:trPr>
+          <w:cantSplit/>
+        </w:trPr>
         <w:tc>
           <w:tcPr>
             <w:tcW w:type="dxa" w:w="2835"/>
           </w:tcPr>
           <w:p>
             <w:pPr>
+              <w:keepNext/>
               <w:spacing w:after="0" w:line="300" w:lineRule="auto"/>
             </w:pPr>
             <w:r/>
@@ -10315,6 +10806,7 @@
           </w:tcPr>
           <w:p>
             <w:pPr>
+              <w:keepNext/>
               <w:spacing w:after="0" w:line="300" w:lineRule="auto"/>
             </w:pPr>
             <w:r/>
@@ -10335,6 +10827,7 @@
           </w:tcPr>
           <w:p>
             <w:pPr>
+              <w:keepNext/>
               <w:spacing w:after="0" w:line="300" w:lineRule="auto"/>
               <w:jc w:val="center"/>
             </w:pPr>
@@ -10352,12 +10845,16 @@
         </w:tc>
       </w:tr>
       <w:tr>
+        <w:trPr>
+          <w:cantSplit/>
+        </w:trPr>
         <w:tc>
           <w:tcPr>
             <w:tcW w:type="dxa" w:w="2835"/>
           </w:tcPr>
           <w:p>
             <w:pPr>
+              <w:keepNext/>
               <w:spacing w:after="0" w:line="300" w:lineRule="auto"/>
             </w:pPr>
             <w:r/>
@@ -10378,6 +10875,7 @@
           </w:tcPr>
           <w:p>
             <w:pPr>
+              <w:keepNext/>
               <w:spacing w:after="0" w:line="300" w:lineRule="auto"/>
             </w:pPr>
             <w:r/>
@@ -10398,6 +10896,7 @@
           </w:tcPr>
           <w:p>
             <w:pPr>
+              <w:keepNext/>
               <w:spacing w:after="0" w:line="300" w:lineRule="auto"/>
               <w:jc w:val="center"/>
             </w:pPr>
@@ -10415,12 +10914,16 @@
         </w:tc>
       </w:tr>
       <w:tr>
+        <w:trPr>
+          <w:cantSplit/>
+        </w:trPr>
         <w:tc>
           <w:tcPr>
             <w:tcW w:type="dxa" w:w="2835"/>
           </w:tcPr>
           <w:p>
             <w:pPr>
+              <w:keepNext/>
               <w:spacing w:after="0" w:line="300" w:lineRule="auto"/>
             </w:pPr>
             <w:r/>
@@ -10441,6 +10944,7 @@
           </w:tcPr>
           <w:p>
             <w:pPr>
+              <w:keepNext/>
               <w:spacing w:after="0" w:line="300" w:lineRule="auto"/>
             </w:pPr>
             <w:r/>
@@ -10461,6 +10965,7 @@
           </w:tcPr>
           <w:p>
             <w:pPr>
+              <w:keepNext/>
               <w:spacing w:after="0" w:line="300" w:lineRule="auto"/>
               <w:jc w:val="center"/>
             </w:pPr>
@@ -10478,12 +10983,16 @@
         </w:tc>
       </w:tr>
       <w:tr>
+        <w:trPr>
+          <w:cantSplit/>
+        </w:trPr>
         <w:tc>
           <w:tcPr>
             <w:tcW w:type="dxa" w:w="2835"/>
           </w:tcPr>
           <w:p>
             <w:pPr>
+              <w:keepNext/>
               <w:spacing w:after="0" w:line="300" w:lineRule="auto"/>
             </w:pPr>
             <w:r/>
@@ -10504,6 +11013,7 @@
           </w:tcPr>
           <w:p>
             <w:pPr>
+              <w:keepNext/>
               <w:spacing w:after="0" w:line="300" w:lineRule="auto"/>
             </w:pPr>
             <w:r/>
@@ -10524,6 +11034,7 @@
           </w:tcPr>
           <w:p>
             <w:pPr>
+              <w:keepNext/>
               <w:spacing w:after="0" w:line="300" w:lineRule="auto"/>
               <w:jc w:val="center"/>
             </w:pPr>
@@ -10541,6 +11052,9 @@
         </w:tc>
       </w:tr>
       <w:tr>
+        <w:trPr>
+          <w:cantSplit/>
+        </w:trPr>
         <w:tc>
           <w:tcPr>
             <w:tcW w:type="dxa" w:w="2835"/>
@@ -10622,6 +11136,7 @@
     </w:p>
     <w:p>
       <w:pPr>
+        <w:keepNext/>
         <w:spacing w:before="260" w:after="80"/>
       </w:pPr>
       <w:r>
@@ -10637,6 +11152,7 @@
     </w:p>
     <w:p>
       <w:pPr>
+        <w:keepNext/>
         <w:spacing w:after="60" w:line="324" w:lineRule="auto"/>
         <w:ind w:left="283"/>
       </w:pPr>
@@ -10664,6 +11180,9 @@
         <w:gridCol w:w="2410"/>
       </w:tblGrid>
       <w:tr>
+        <w:trPr>
+          <w:cantSplit/>
+        </w:trPr>
         <w:tc>
           <w:tcPr>
             <w:tcW w:type="dxa" w:w="907"/>
@@ -10671,6 +11190,7 @@
           </w:tcPr>
           <w:p>
             <w:pPr>
+              <w:keepNext/>
               <w:spacing w:after="0"/>
             </w:pPr>
             <w:r/>
@@ -10693,6 +11213,7 @@
           </w:tcPr>
           <w:p>
             <w:pPr>
+              <w:keepNext/>
               <w:spacing w:after="0"/>
             </w:pPr>
             <w:r/>
@@ -10715,6 +11236,7 @@
           </w:tcPr>
           <w:p>
             <w:pPr>
+              <w:keepNext/>
               <w:spacing w:after="0"/>
             </w:pPr>
             <w:r/>
@@ -10737,6 +11259,7 @@
           </w:tcPr>
           <w:p>
             <w:pPr>
+              <w:keepNext/>
               <w:spacing w:after="0"/>
             </w:pPr>
             <w:r/>
@@ -10754,12 +11277,16 @@
         </w:tc>
       </w:tr>
       <w:tr>
+        <w:trPr>
+          <w:cantSplit/>
+        </w:trPr>
         <w:tc>
           <w:tcPr>
             <w:tcW w:type="dxa" w:w="907"/>
           </w:tcPr>
           <w:p>
             <w:pPr>
+              <w:keepNext/>
               <w:spacing w:after="0" w:line="300" w:lineRule="auto"/>
               <w:jc w:val="center"/>
             </w:pPr>
@@ -10781,6 +11308,7 @@
           </w:tcPr>
           <w:p>
             <w:pPr>
+              <w:keepNext/>
               <w:spacing w:after="0" w:line="300" w:lineRule="auto"/>
             </w:pPr>
             <w:r/>
@@ -10801,6 +11329,7 @@
           </w:tcPr>
           <w:p>
             <w:pPr>
+              <w:keepNext/>
               <w:spacing w:after="0" w:line="300" w:lineRule="auto"/>
             </w:pPr>
             <w:r/>
@@ -10821,6 +11350,7 @@
           </w:tcPr>
           <w:p>
             <w:pPr>
+              <w:keepNext/>
               <w:spacing w:after="0" w:line="300" w:lineRule="auto"/>
             </w:pPr>
             <w:r/>
@@ -10837,12 +11367,16 @@
         </w:tc>
       </w:tr>
       <w:tr>
+        <w:trPr>
+          <w:cantSplit/>
+        </w:trPr>
         <w:tc>
           <w:tcPr>
             <w:tcW w:type="dxa" w:w="907"/>
           </w:tcPr>
           <w:p>
             <w:pPr>
+              <w:keepNext/>
               <w:spacing w:after="0" w:line="300" w:lineRule="auto"/>
               <w:jc w:val="center"/>
             </w:pPr>
@@ -10864,6 +11398,7 @@
           </w:tcPr>
           <w:p>
             <w:pPr>
+              <w:keepNext/>
               <w:spacing w:after="0" w:line="300" w:lineRule="auto"/>
             </w:pPr>
             <w:r/>
@@ -10884,6 +11419,7 @@
           </w:tcPr>
           <w:p>
             <w:pPr>
+              <w:keepNext/>
               <w:spacing w:after="0" w:line="300" w:lineRule="auto"/>
             </w:pPr>
             <w:r/>
@@ -10904,6 +11440,7 @@
           </w:tcPr>
           <w:p>
             <w:pPr>
+              <w:keepNext/>
               <w:spacing w:after="0" w:line="300" w:lineRule="auto"/>
             </w:pPr>
             <w:r/>
@@ -10920,12 +11457,16 @@
         </w:tc>
       </w:tr>
       <w:tr>
+        <w:trPr>
+          <w:cantSplit/>
+        </w:trPr>
         <w:tc>
           <w:tcPr>
             <w:tcW w:type="dxa" w:w="907"/>
           </w:tcPr>
           <w:p>
             <w:pPr>
+              <w:keepNext/>
               <w:spacing w:after="0" w:line="300" w:lineRule="auto"/>
               <w:jc w:val="center"/>
             </w:pPr>
@@ -10947,6 +11488,7 @@
           </w:tcPr>
           <w:p>
             <w:pPr>
+              <w:keepNext/>
               <w:spacing w:after="0" w:line="300" w:lineRule="auto"/>
             </w:pPr>
             <w:r/>
@@ -10967,6 +11509,7 @@
           </w:tcPr>
           <w:p>
             <w:pPr>
+              <w:keepNext/>
               <w:spacing w:after="0" w:line="300" w:lineRule="auto"/>
             </w:pPr>
             <w:r/>
@@ -10987,6 +11530,7 @@
           </w:tcPr>
           <w:p>
             <w:pPr>
+              <w:keepNext/>
               <w:spacing w:after="0" w:line="300" w:lineRule="auto"/>
             </w:pPr>
             <w:r/>
@@ -11003,12 +11547,16 @@
         </w:tc>
       </w:tr>
       <w:tr>
+        <w:trPr>
+          <w:cantSplit/>
+        </w:trPr>
         <w:tc>
           <w:tcPr>
             <w:tcW w:type="dxa" w:w="907"/>
           </w:tcPr>
           <w:p>
             <w:pPr>
+              <w:keepNext/>
               <w:spacing w:after="0" w:line="300" w:lineRule="auto"/>
               <w:jc w:val="center"/>
             </w:pPr>
@@ -11030,6 +11578,7 @@
           </w:tcPr>
           <w:p>
             <w:pPr>
+              <w:keepNext/>
               <w:spacing w:after="0" w:line="300" w:lineRule="auto"/>
             </w:pPr>
             <w:r/>
@@ -11050,6 +11599,7 @@
           </w:tcPr>
           <w:p>
             <w:pPr>
+              <w:keepNext/>
               <w:spacing w:after="0" w:line="300" w:lineRule="auto"/>
             </w:pPr>
             <w:r/>
@@ -11070,6 +11620,7 @@
           </w:tcPr>
           <w:p>
             <w:pPr>
+              <w:keepNext/>
               <w:spacing w:after="0" w:line="300" w:lineRule="auto"/>
             </w:pPr>
             <w:r/>
@@ -11086,12 +11637,16 @@
         </w:tc>
       </w:tr>
       <w:tr>
+        <w:trPr>
+          <w:cantSplit/>
+        </w:trPr>
         <w:tc>
           <w:tcPr>
             <w:tcW w:type="dxa" w:w="907"/>
           </w:tcPr>
           <w:p>
             <w:pPr>
+              <w:keepNext/>
               <w:spacing w:after="0" w:line="300" w:lineRule="auto"/>
               <w:jc w:val="center"/>
             </w:pPr>
@@ -11113,6 +11668,7 @@
           </w:tcPr>
           <w:p>
             <w:pPr>
+              <w:keepNext/>
               <w:spacing w:after="0" w:line="300" w:lineRule="auto"/>
             </w:pPr>
             <w:r/>
@@ -11133,6 +11689,7 @@
           </w:tcPr>
           <w:p>
             <w:pPr>
+              <w:keepNext/>
               <w:spacing w:after="0" w:line="300" w:lineRule="auto"/>
             </w:pPr>
             <w:r/>
@@ -11153,6 +11710,7 @@
           </w:tcPr>
           <w:p>
             <w:pPr>
+              <w:keepNext/>
               <w:spacing w:after="0" w:line="300" w:lineRule="auto"/>
             </w:pPr>
             <w:r/>
@@ -11169,12 +11727,16 @@
         </w:tc>
       </w:tr>
       <w:tr>
+        <w:trPr>
+          <w:cantSplit/>
+        </w:trPr>
         <w:tc>
           <w:tcPr>
             <w:tcW w:type="dxa" w:w="907"/>
           </w:tcPr>
           <w:p>
             <w:pPr>
+              <w:keepNext/>
               <w:spacing w:after="0" w:line="300" w:lineRule="auto"/>
               <w:jc w:val="center"/>
             </w:pPr>
@@ -11196,6 +11758,7 @@
           </w:tcPr>
           <w:p>
             <w:pPr>
+              <w:keepNext/>
               <w:spacing w:after="0" w:line="300" w:lineRule="auto"/>
             </w:pPr>
             <w:r/>
@@ -11216,6 +11779,7 @@
           </w:tcPr>
           <w:p>
             <w:pPr>
+              <w:keepNext/>
               <w:spacing w:after="0" w:line="300" w:lineRule="auto"/>
             </w:pPr>
             <w:r/>
@@ -11236,6 +11800,7 @@
           </w:tcPr>
           <w:p>
             <w:pPr>
+              <w:keepNext/>
               <w:spacing w:after="0" w:line="300" w:lineRule="auto"/>
             </w:pPr>
             <w:r/>
@@ -11252,12 +11817,16 @@
         </w:tc>
       </w:tr>
       <w:tr>
+        <w:trPr>
+          <w:cantSplit/>
+        </w:trPr>
         <w:tc>
           <w:tcPr>
             <w:tcW w:type="dxa" w:w="907"/>
           </w:tcPr>
           <w:p>
             <w:pPr>
+              <w:keepNext/>
               <w:spacing w:after="0" w:line="300" w:lineRule="auto"/>
               <w:jc w:val="center"/>
             </w:pPr>
@@ -11279,6 +11848,7 @@
           </w:tcPr>
           <w:p>
             <w:pPr>
+              <w:keepNext/>
               <w:spacing w:after="0" w:line="300" w:lineRule="auto"/>
             </w:pPr>
             <w:r/>
@@ -11299,6 +11869,7 @@
           </w:tcPr>
           <w:p>
             <w:pPr>
+              <w:keepNext/>
               <w:spacing w:after="0" w:line="300" w:lineRule="auto"/>
             </w:pPr>
             <w:r/>
@@ -11319,6 +11890,7 @@
           </w:tcPr>
           <w:p>
             <w:pPr>
+              <w:keepNext/>
               <w:spacing w:after="0" w:line="300" w:lineRule="auto"/>
             </w:pPr>
             <w:r/>
@@ -11335,6 +11907,9 @@
         </w:tc>
       </w:tr>
       <w:tr>
+        <w:trPr>
+          <w:cantSplit/>
+        </w:trPr>
         <w:tc>
           <w:tcPr>
             <w:tcW w:type="dxa" w:w="907"/>
@@ -11420,6 +11995,7 @@
     </w:tbl>
     <w:p>
       <w:pPr>
+        <w:keepNext/>
         <w:pageBreakBefore/>
         <w:spacing w:before="400" w:after="200"/>
         <w:pBdr>
@@ -11439,6 +12015,7 @@
     </w:p>
     <w:p>
       <w:pPr>
+        <w:keepNext/>
         <w:spacing w:before="260" w:after="80"/>
       </w:pPr>
       <w:r>
@@ -11466,6 +12043,9 @@
         <w:gridCol w:w="2410"/>
       </w:tblGrid>
       <w:tr>
+        <w:trPr>
+          <w:cantSplit/>
+        </w:trPr>
         <w:tc>
           <w:tcPr>
             <w:tcW w:type="dxa" w:w="2948"/>
@@ -11560,6 +12140,9 @@
         </w:tc>
       </w:tr>
       <w:tr>
+        <w:trPr>
+          <w:cantSplit/>
+        </w:trPr>
         <w:tc>
           <w:tcPr>
             <w:tcW w:type="dxa" w:w="2948"/>
@@ -11648,6 +12231,9 @@
         </w:tc>
       </w:tr>
       <w:tr>
+        <w:trPr>
+          <w:cantSplit/>
+        </w:trPr>
         <w:tc>
           <w:tcPr>
             <w:tcW w:type="dxa" w:w="2948"/>
@@ -11736,6 +12322,9 @@
         </w:tc>
       </w:tr>
       <w:tr>
+        <w:trPr>
+          <w:cantSplit/>
+        </w:trPr>
         <w:tc>
           <w:tcPr>
             <w:tcW w:type="dxa" w:w="2948"/>
@@ -11824,6 +12413,9 @@
         </w:tc>
       </w:tr>
       <w:tr>
+        <w:trPr>
+          <w:cantSplit/>
+        </w:trPr>
         <w:tc>
           <w:tcPr>
             <w:tcW w:type="dxa" w:w="2948"/>
@@ -11912,6 +12504,9 @@
         </w:tc>
       </w:tr>
       <w:tr>
+        <w:trPr>
+          <w:cantSplit/>
+        </w:trPr>
         <w:tc>
           <w:tcPr>
             <w:tcW w:type="dxa" w:w="2948"/>
@@ -12000,6 +12595,9 @@
         </w:tc>
       </w:tr>
       <w:tr>
+        <w:trPr>
+          <w:cantSplit/>
+        </w:trPr>
         <w:tc>
           <w:tcPr>
             <w:tcW w:type="dxa" w:w="2948"/>
@@ -12086,6 +12684,7 @@
     </w:tbl>
     <w:p>
       <w:pPr>
+        <w:keepNext/>
         <w:spacing w:after="120"/>
         <w:ind w:left="283"/>
       </w:pPr>
@@ -12102,6 +12701,7 @@
     </w:p>
     <w:p>
       <w:pPr>
+        <w:keepNext/>
         <w:spacing w:before="260" w:after="80"/>
       </w:pPr>
       <w:r>
@@ -12129,6 +12729,9 @@
         <w:gridCol w:w="2410"/>
       </w:tblGrid>
       <w:tr>
+        <w:trPr>
+          <w:cantSplit/>
+        </w:trPr>
         <w:tc>
           <w:tcPr>
             <w:tcW w:type="dxa" w:w="2041"/>
@@ -12223,6 +12826,9 @@
         </w:tc>
       </w:tr>
       <w:tr>
+        <w:trPr>
+          <w:cantSplit/>
+        </w:trPr>
         <w:tc>
           <w:tcPr>
             <w:tcW w:type="dxa" w:w="2041"/>
@@ -12308,6 +12914,7 @@
     </w:tbl>
     <w:p>
       <w:pPr>
+        <w:keepNext/>
         <w:spacing w:before="260" w:after="80"/>
       </w:pPr>
       <w:r>
@@ -12323,6 +12930,7 @@
     </w:p>
     <w:p>
       <w:pPr>
+        <w:keepNext/>
         <w:spacing w:after="60" w:line="324" w:lineRule="auto"/>
         <w:ind w:left="283"/>
       </w:pPr>
@@ -12352,6 +12960,7 @@
       <w:tr>
         <w:trPr>
           <w:tblHeader w:val="true"/>
+          <w:cantSplit/>
         </w:trPr>
         <w:tc>
           <w:tcPr>
@@ -12360,6 +12969,7 @@
           </w:tcPr>
           <w:p>
             <w:pPr>
+              <w:keepNext/>
               <w:spacing w:after="0"/>
             </w:pPr>
             <w:r/>
@@ -12382,6 +12992,7 @@
           </w:tcPr>
           <w:p>
             <w:pPr>
+              <w:keepNext/>
               <w:spacing w:after="0"/>
             </w:pPr>
             <w:r/>
@@ -12404,6 +13015,7 @@
           </w:tcPr>
           <w:p>
             <w:pPr>
+              <w:keepNext/>
               <w:spacing w:after="0"/>
             </w:pPr>
             <w:r/>
@@ -12426,6 +13038,7 @@
           </w:tcPr>
           <w:p>
             <w:pPr>
+              <w:keepNext/>
               <w:spacing w:after="0"/>
             </w:pPr>
             <w:r/>
@@ -12443,12 +13056,16 @@
         </w:tc>
       </w:tr>
       <w:tr>
+        <w:trPr>
+          <w:cantSplit/>
+        </w:trPr>
         <w:tc>
           <w:tcPr>
             <w:tcW w:type="dxa" w:w="1474"/>
           </w:tcPr>
           <w:p>
             <w:pPr>
+              <w:keepNext/>
               <w:spacing w:after="0" w:line="300" w:lineRule="auto"/>
             </w:pPr>
             <w:r/>
@@ -12469,6 +13086,7 @@
           </w:tcPr>
           <w:p>
             <w:pPr>
+              <w:keepNext/>
               <w:spacing w:after="0" w:line="300" w:lineRule="auto"/>
             </w:pPr>
             <w:r/>
@@ -12489,6 +13107,7 @@
           </w:tcPr>
           <w:p>
             <w:pPr>
+              <w:keepNext/>
               <w:spacing w:after="0" w:line="300" w:lineRule="auto"/>
               <w:jc w:val="center"/>
             </w:pPr>
@@ -12510,6 +13129,7 @@
           </w:tcPr>
           <w:p>
             <w:pPr>
+              <w:keepNext/>
               <w:spacing w:after="0" w:line="300" w:lineRule="auto"/>
             </w:pPr>
             <w:r/>
@@ -12526,12 +13146,16 @@
         </w:tc>
       </w:tr>
       <w:tr>
+        <w:trPr>
+          <w:cantSplit/>
+        </w:trPr>
         <w:tc>
           <w:tcPr>
             <w:tcW w:type="dxa" w:w="1474"/>
           </w:tcPr>
           <w:p>
             <w:pPr>
+              <w:keepNext/>
               <w:spacing w:after="0" w:line="300" w:lineRule="auto"/>
             </w:pPr>
             <w:r/>
@@ -12552,6 +13176,7 @@
           </w:tcPr>
           <w:p>
             <w:pPr>
+              <w:keepNext/>
               <w:spacing w:after="0" w:line="300" w:lineRule="auto"/>
             </w:pPr>
             <w:r/>
@@ -12572,6 +13197,7 @@
           </w:tcPr>
           <w:p>
             <w:pPr>
+              <w:keepNext/>
               <w:spacing w:after="0" w:line="300" w:lineRule="auto"/>
               <w:jc w:val="center"/>
             </w:pPr>
@@ -12593,6 +13219,7 @@
           </w:tcPr>
           <w:p>
             <w:pPr>
+              <w:keepNext/>
               <w:spacing w:after="0" w:line="300" w:lineRule="auto"/>
             </w:pPr>
             <w:r/>
@@ -12609,12 +13236,16 @@
         </w:tc>
       </w:tr>
       <w:tr>
+        <w:trPr>
+          <w:cantSplit/>
+        </w:trPr>
         <w:tc>
           <w:tcPr>
             <w:tcW w:type="dxa" w:w="1474"/>
           </w:tcPr>
           <w:p>
             <w:pPr>
+              <w:keepNext/>
               <w:spacing w:after="0" w:line="300" w:lineRule="auto"/>
             </w:pPr>
             <w:r/>
@@ -12635,6 +13266,7 @@
           </w:tcPr>
           <w:p>
             <w:pPr>
+              <w:keepNext/>
               <w:spacing w:after="0" w:line="300" w:lineRule="auto"/>
             </w:pPr>
             <w:r/>
@@ -12655,6 +13287,7 @@
           </w:tcPr>
           <w:p>
             <w:pPr>
+              <w:keepNext/>
               <w:spacing w:after="0" w:line="300" w:lineRule="auto"/>
               <w:jc w:val="center"/>
             </w:pPr>
@@ -12676,6 +13309,7 @@
           </w:tcPr>
           <w:p>
             <w:pPr>
+              <w:keepNext/>
               <w:spacing w:after="0" w:line="300" w:lineRule="auto"/>
             </w:pPr>
             <w:r/>
@@ -12692,12 +13326,16 @@
         </w:tc>
       </w:tr>
       <w:tr>
+        <w:trPr>
+          <w:cantSplit/>
+        </w:trPr>
         <w:tc>
           <w:tcPr>
             <w:tcW w:type="dxa" w:w="1474"/>
           </w:tcPr>
           <w:p>
             <w:pPr>
+              <w:keepNext/>
               <w:spacing w:after="0" w:line="300" w:lineRule="auto"/>
             </w:pPr>
             <w:r/>
@@ -12718,6 +13356,7 @@
           </w:tcPr>
           <w:p>
             <w:pPr>
+              <w:keepNext/>
               <w:spacing w:after="0" w:line="300" w:lineRule="auto"/>
             </w:pPr>
             <w:r/>
@@ -12738,6 +13377,7 @@
           </w:tcPr>
           <w:p>
             <w:pPr>
+              <w:keepNext/>
               <w:spacing w:after="0" w:line="300" w:lineRule="auto"/>
               <w:jc w:val="center"/>
             </w:pPr>
@@ -12759,6 +13399,7 @@
           </w:tcPr>
           <w:p>
             <w:pPr>
+              <w:keepNext/>
               <w:spacing w:after="0" w:line="300" w:lineRule="auto"/>
             </w:pPr>
             <w:r/>
@@ -12775,12 +13416,16 @@
         </w:tc>
       </w:tr>
       <w:tr>
+        <w:trPr>
+          <w:cantSplit/>
+        </w:trPr>
         <w:tc>
           <w:tcPr>
             <w:tcW w:type="dxa" w:w="1474"/>
           </w:tcPr>
           <w:p>
             <w:pPr>
+              <w:keepNext/>
               <w:spacing w:after="0" w:line="300" w:lineRule="auto"/>
             </w:pPr>
             <w:r/>
@@ -12801,6 +13446,7 @@
           </w:tcPr>
           <w:p>
             <w:pPr>
+              <w:keepNext/>
               <w:spacing w:after="0" w:line="300" w:lineRule="auto"/>
             </w:pPr>
             <w:r/>
@@ -12821,6 +13467,7 @@
           </w:tcPr>
           <w:p>
             <w:pPr>
+              <w:keepNext/>
               <w:spacing w:after="0" w:line="300" w:lineRule="auto"/>
               <w:jc w:val="center"/>
             </w:pPr>
@@ -12842,6 +13489,7 @@
           </w:tcPr>
           <w:p>
             <w:pPr>
+              <w:keepNext/>
               <w:spacing w:after="0" w:line="300" w:lineRule="auto"/>
             </w:pPr>
             <w:r/>
@@ -12857,12 +13505,16 @@
         </w:tc>
       </w:tr>
       <w:tr>
+        <w:trPr>
+          <w:cantSplit/>
+        </w:trPr>
         <w:tc>
           <w:tcPr>
             <w:tcW w:type="dxa" w:w="1474"/>
           </w:tcPr>
           <w:p>
             <w:pPr>
+              <w:keepNext/>
               <w:spacing w:after="0" w:line="300" w:lineRule="auto"/>
             </w:pPr>
             <w:r/>
@@ -12883,6 +13535,7 @@
           </w:tcPr>
           <w:p>
             <w:pPr>
+              <w:keepNext/>
               <w:spacing w:after="0" w:line="300" w:lineRule="auto"/>
             </w:pPr>
             <w:r/>
@@ -12903,6 +13556,7 @@
           </w:tcPr>
           <w:p>
             <w:pPr>
+              <w:keepNext/>
               <w:spacing w:after="0" w:line="300" w:lineRule="auto"/>
               <w:jc w:val="center"/>
             </w:pPr>
@@ -12924,6 +13578,7 @@
           </w:tcPr>
           <w:p>
             <w:pPr>
+              <w:keepNext/>
               <w:spacing w:after="0" w:line="300" w:lineRule="auto"/>
             </w:pPr>
             <w:r/>
@@ -12940,12 +13595,16 @@
         </w:tc>
       </w:tr>
       <w:tr>
+        <w:trPr>
+          <w:cantSplit/>
+        </w:trPr>
         <w:tc>
           <w:tcPr>
             <w:tcW w:type="dxa" w:w="1474"/>
           </w:tcPr>
           <w:p>
             <w:pPr>
+              <w:keepNext/>
               <w:spacing w:after="0" w:line="300" w:lineRule="auto"/>
             </w:pPr>
             <w:r/>
@@ -12966,6 +13625,7 @@
           </w:tcPr>
           <w:p>
             <w:pPr>
+              <w:keepNext/>
               <w:spacing w:after="0" w:line="300" w:lineRule="auto"/>
             </w:pPr>
             <w:r/>
@@ -12986,6 +13646,7 @@
           </w:tcPr>
           <w:p>
             <w:pPr>
+              <w:keepNext/>
               <w:spacing w:after="0" w:line="300" w:lineRule="auto"/>
               <w:jc w:val="center"/>
             </w:pPr>
@@ -13007,6 +13668,7 @@
           </w:tcPr>
           <w:p>
             <w:pPr>
+              <w:keepNext/>
               <w:spacing w:after="0" w:line="300" w:lineRule="auto"/>
             </w:pPr>
             <w:r/>
@@ -13022,12 +13684,16 @@
         </w:tc>
       </w:tr>
       <w:tr>
+        <w:trPr>
+          <w:cantSplit/>
+        </w:trPr>
         <w:tc>
           <w:tcPr>
             <w:tcW w:type="dxa" w:w="1474"/>
           </w:tcPr>
           <w:p>
             <w:pPr>
+              <w:keepNext/>
               <w:spacing w:after="0" w:line="300" w:lineRule="auto"/>
             </w:pPr>
             <w:r/>
@@ -13048,6 +13714,7 @@
           </w:tcPr>
           <w:p>
             <w:pPr>
+              <w:keepNext/>
               <w:spacing w:after="0" w:line="300" w:lineRule="auto"/>
             </w:pPr>
             <w:r/>
@@ -13068,6 +13735,7 @@
           </w:tcPr>
           <w:p>
             <w:pPr>
+              <w:keepNext/>
               <w:spacing w:after="0" w:line="300" w:lineRule="auto"/>
               <w:jc w:val="center"/>
             </w:pPr>
@@ -13089,6 +13757,7 @@
           </w:tcPr>
           <w:p>
             <w:pPr>
+              <w:keepNext/>
               <w:spacing w:after="0" w:line="300" w:lineRule="auto"/>
             </w:pPr>
             <w:r/>
@@ -13105,12 +13774,16 @@
         </w:tc>
       </w:tr>
       <w:tr>
+        <w:trPr>
+          <w:cantSplit/>
+        </w:trPr>
         <w:tc>
           <w:tcPr>
             <w:tcW w:type="dxa" w:w="1474"/>
           </w:tcPr>
           <w:p>
             <w:pPr>
+              <w:keepNext/>
               <w:spacing w:after="0" w:line="300" w:lineRule="auto"/>
             </w:pPr>
             <w:r/>
@@ -13131,6 +13804,7 @@
           </w:tcPr>
           <w:p>
             <w:pPr>
+              <w:keepNext/>
               <w:spacing w:after="0" w:line="300" w:lineRule="auto"/>
             </w:pPr>
             <w:r/>
@@ -13151,6 +13825,7 @@
           </w:tcPr>
           <w:p>
             <w:pPr>
+              <w:keepNext/>
               <w:spacing w:after="0" w:line="300" w:lineRule="auto"/>
               <w:jc w:val="center"/>
             </w:pPr>
@@ -13172,6 +13847,7 @@
           </w:tcPr>
           <w:p>
             <w:pPr>
+              <w:keepNext/>
               <w:spacing w:after="0" w:line="300" w:lineRule="auto"/>
             </w:pPr>
             <w:r/>
@@ -13188,12 +13864,16 @@
         </w:tc>
       </w:tr>
       <w:tr>
+        <w:trPr>
+          <w:cantSplit/>
+        </w:trPr>
         <w:tc>
           <w:tcPr>
             <w:tcW w:type="dxa" w:w="1474"/>
           </w:tcPr>
           <w:p>
             <w:pPr>
+              <w:keepNext/>
               <w:spacing w:after="0" w:line="300" w:lineRule="auto"/>
             </w:pPr>
             <w:r/>
@@ -13214,6 +13894,7 @@
           </w:tcPr>
           <w:p>
             <w:pPr>
+              <w:keepNext/>
               <w:spacing w:after="0" w:line="300" w:lineRule="auto"/>
             </w:pPr>
             <w:r/>
@@ -13234,6 +13915,7 @@
           </w:tcPr>
           <w:p>
             <w:pPr>
+              <w:keepNext/>
               <w:spacing w:after="0" w:line="300" w:lineRule="auto"/>
               <w:jc w:val="center"/>
             </w:pPr>
@@ -13255,6 +13937,7 @@
           </w:tcPr>
           <w:p>
             <w:pPr>
+              <w:keepNext/>
               <w:spacing w:after="0" w:line="300" w:lineRule="auto"/>
             </w:pPr>
             <w:r/>
@@ -13270,12 +13953,16 @@
         </w:tc>
       </w:tr>
       <w:tr>
+        <w:trPr>
+          <w:cantSplit/>
+        </w:trPr>
         <w:tc>
           <w:tcPr>
             <w:tcW w:type="dxa" w:w="1474"/>
           </w:tcPr>
           <w:p>
             <w:pPr>
+              <w:keepNext/>
               <w:spacing w:after="0" w:line="300" w:lineRule="auto"/>
             </w:pPr>
             <w:r/>
@@ -13296,6 +13983,7 @@
           </w:tcPr>
           <w:p>
             <w:pPr>
+              <w:keepNext/>
               <w:spacing w:after="0" w:line="300" w:lineRule="auto"/>
             </w:pPr>
             <w:r/>
@@ -13316,6 +14004,7 @@
           </w:tcPr>
           <w:p>
             <w:pPr>
+              <w:keepNext/>
               <w:spacing w:after="0" w:line="300" w:lineRule="auto"/>
               <w:jc w:val="center"/>
             </w:pPr>
@@ -13337,6 +14026,7 @@
           </w:tcPr>
           <w:p>
             <w:pPr>
+              <w:keepNext/>
               <w:spacing w:after="0" w:line="300" w:lineRule="auto"/>
             </w:pPr>
             <w:r/>
@@ -13353,12 +14043,16 @@
         </w:tc>
       </w:tr>
       <w:tr>
+        <w:trPr>
+          <w:cantSplit/>
+        </w:trPr>
         <w:tc>
           <w:tcPr>
             <w:tcW w:type="dxa" w:w="1474"/>
           </w:tcPr>
           <w:p>
             <w:pPr>
+              <w:keepNext/>
               <w:spacing w:after="0" w:line="300" w:lineRule="auto"/>
             </w:pPr>
             <w:r/>
@@ -13379,6 +14073,7 @@
           </w:tcPr>
           <w:p>
             <w:pPr>
+              <w:keepNext/>
               <w:spacing w:after="0" w:line="300" w:lineRule="auto"/>
             </w:pPr>
             <w:r/>
@@ -13399,6 +14094,7 @@
           </w:tcPr>
           <w:p>
             <w:pPr>
+              <w:keepNext/>
               <w:spacing w:after="0" w:line="300" w:lineRule="auto"/>
               <w:jc w:val="center"/>
             </w:pPr>
@@ -13420,6 +14116,7 @@
           </w:tcPr>
           <w:p>
             <w:pPr>
+              <w:keepNext/>
               <w:spacing w:after="0" w:line="300" w:lineRule="auto"/>
             </w:pPr>
             <w:r/>
@@ -13436,12 +14133,16 @@
         </w:tc>
       </w:tr>
       <w:tr>
+        <w:trPr>
+          <w:cantSplit/>
+        </w:trPr>
         <w:tc>
           <w:tcPr>
             <w:tcW w:type="dxa" w:w="1474"/>
           </w:tcPr>
           <w:p>
             <w:pPr>
+              <w:keepNext/>
               <w:spacing w:after="0" w:line="300" w:lineRule="auto"/>
             </w:pPr>
             <w:r/>
@@ -13462,6 +14163,7 @@
           </w:tcPr>
           <w:p>
             <w:pPr>
+              <w:keepNext/>
               <w:spacing w:after="0" w:line="300" w:lineRule="auto"/>
             </w:pPr>
             <w:r/>
@@ -13482,6 +14184,7 @@
           </w:tcPr>
           <w:p>
             <w:pPr>
+              <w:keepNext/>
               <w:spacing w:after="0" w:line="300" w:lineRule="auto"/>
               <w:jc w:val="center"/>
             </w:pPr>
@@ -13503,6 +14206,7 @@
           </w:tcPr>
           <w:p>
             <w:pPr>
+              <w:keepNext/>
               <w:spacing w:after="0" w:line="300" w:lineRule="auto"/>
             </w:pPr>
             <w:r/>
@@ -13518,6 +14222,9 @@
         </w:tc>
       </w:tr>
       <w:tr>
+        <w:trPr>
+          <w:cantSplit/>
+        </w:trPr>
         <w:tc>
           <w:tcPr>
             <w:tcW w:type="dxa" w:w="1474"/>
@@ -13603,11 +14310,13 @@
     </w:tbl>
     <w:p>
       <w:pPr>
+        <w:keepNext/>
         <w:spacing w:after="80"/>
       </w:pPr>
     </w:p>
     <w:p>
       <w:pPr>
+        <w:keepNext/>
         <w:spacing w:after="60" w:line="324" w:lineRule="auto"/>
         <w:ind w:left="283"/>
       </w:pPr>
@@ -13635,6 +14344,9 @@
         <w:gridCol w:w="2410"/>
       </w:tblGrid>
       <w:tr>
+        <w:trPr>
+          <w:cantSplit/>
+        </w:trPr>
         <w:tc>
           <w:tcPr>
             <w:tcW w:type="dxa" w:w="2948"/>
@@ -13729,6 +14441,9 @@
         </w:tc>
       </w:tr>
       <w:tr>
+        <w:trPr>
+          <w:cantSplit/>
+        </w:trPr>
         <w:tc>
           <w:tcPr>
             <w:tcW w:type="dxa" w:w="2948"/>
@@ -13817,6 +14532,9 @@
         </w:tc>
       </w:tr>
       <w:tr>
+        <w:trPr>
+          <w:cantSplit/>
+        </w:trPr>
         <w:tc>
           <w:tcPr>
             <w:tcW w:type="dxa" w:w="2948"/>
@@ -13905,6 +14623,9 @@
         </w:tc>
       </w:tr>
       <w:tr>
+        <w:trPr>
+          <w:cantSplit/>
+        </w:trPr>
         <w:tc>
           <w:tcPr>
             <w:tcW w:type="dxa" w:w="2948"/>
@@ -14007,6 +14728,7 @@
     </w:p>
     <w:p>
       <w:pPr>
+        <w:keepNext/>
         <w:pageBreakBefore/>
         <w:spacing w:before="400" w:after="200"/>
         <w:pBdr>
@@ -14026,6 +14748,7 @@
     </w:p>
     <w:p>
       <w:pPr>
+        <w:keepNext/>
         <w:spacing w:before="260" w:after="80"/>
       </w:pPr>
       <w:r>
@@ -14052,6 +14775,9 @@
         <w:gridCol w:w="3214"/>
       </w:tblGrid>
       <w:tr>
+        <w:trPr>
+          <w:cantSplit/>
+        </w:trPr>
         <w:tc>
           <w:tcPr>
             <w:tcW w:type="dxa" w:w="1247"/>
@@ -14123,6 +14849,9 @@
         </w:tc>
       </w:tr>
       <w:tr>
+        <w:trPr>
+          <w:cantSplit/>
+        </w:trPr>
         <w:tc>
           <w:tcPr>
             <w:tcW w:type="dxa" w:w="1247"/>
@@ -14190,6 +14919,9 @@
         </w:tc>
       </w:tr>
       <w:tr>
+        <w:trPr>
+          <w:cantSplit/>
+        </w:trPr>
         <w:tc>
           <w:tcPr>
             <w:tcW w:type="dxa" w:w="1247"/>
@@ -14257,6 +14989,9 @@
         </w:tc>
       </w:tr>
       <w:tr>
+        <w:trPr>
+          <w:cantSplit/>
+        </w:trPr>
         <w:tc>
           <w:tcPr>
             <w:tcW w:type="dxa" w:w="1247"/>
@@ -14324,6 +15059,9 @@
         </w:tc>
       </w:tr>
       <w:tr>
+        <w:trPr>
+          <w:cantSplit/>
+        </w:trPr>
         <w:tc>
           <w:tcPr>
             <w:tcW w:type="dxa" w:w="1247"/>
@@ -14390,11 +15128,13 @@
     </w:tbl>
     <w:p>
       <w:pPr>
+        <w:keepNext/>
         <w:spacing w:after="280"/>
       </w:pPr>
     </w:p>
     <w:p>
       <w:pPr>
+        <w:keepNext/>
         <w:spacing w:before="260" w:after="80"/>
       </w:pPr>
       <w:r>
@@ -14421,6 +15161,9 @@
         <w:gridCol w:w="3214"/>
       </w:tblGrid>
       <w:tr>
+        <w:trPr>
+          <w:cantSplit/>
+        </w:trPr>
         <w:tc>
           <w:tcPr>
             <w:tcW w:type="dxa" w:w="1474"/>
@@ -14492,6 +15235,9 @@
         </w:tc>
       </w:tr>
       <w:tr>
+        <w:trPr>
+          <w:cantSplit/>
+        </w:trPr>
         <w:tc>
           <w:tcPr>
             <w:tcW w:type="dxa" w:w="1474"/>
@@ -14557,6 +15303,9 @@
         </w:tc>
       </w:tr>
       <w:tr>
+        <w:trPr>
+          <w:cantSplit/>
+        </w:trPr>
         <w:tc>
           <w:tcPr>
             <w:tcW w:type="dxa" w:w="1474"/>
@@ -14622,6 +15371,9 @@
         </w:tc>
       </w:tr>
       <w:tr>
+        <w:trPr>
+          <w:cantSplit/>
+        </w:trPr>
         <w:tc>
           <w:tcPr>
             <w:tcW w:type="dxa" w:w="1474"/>
@@ -14687,6 +15439,9 @@
         </w:tc>
       </w:tr>
       <w:tr>
+        <w:trPr>
+          <w:cantSplit/>
+        </w:trPr>
         <w:tc>
           <w:tcPr>
             <w:tcW w:type="dxa" w:w="1474"/>
@@ -14752,6 +15507,9 @@
         </w:tc>
       </w:tr>
       <w:tr>
+        <w:trPr>
+          <w:cantSplit/>
+        </w:trPr>
         <w:tc>
           <w:tcPr>
             <w:tcW w:type="dxa" w:w="1474"/>
@@ -14817,6 +15575,9 @@
         </w:tc>
       </w:tr>
       <w:tr>
+        <w:trPr>
+          <w:cantSplit/>
+        </w:trPr>
         <w:tc>
           <w:tcPr>
             <w:tcW w:type="dxa" w:w="1474"/>
@@ -14882,6 +15643,9 @@
         </w:tc>
       </w:tr>
       <w:tr>
+        <w:trPr>
+          <w:cantSplit/>
+        </w:trPr>
         <w:tc>
           <w:tcPr>
             <w:tcW w:type="dxa" w:w="1474"/>
@@ -14946,11 +15710,13 @@
     </w:tbl>
     <w:p>
       <w:pPr>
+        <w:keepNext/>
         <w:spacing w:after="200"/>
       </w:pPr>
     </w:p>
     <w:p>
       <w:pPr>
+        <w:keepNext/>
         <w:spacing w:before="260" w:after="80"/>
       </w:pPr>
       <w:r>
@@ -14977,6 +15743,9 @@
         <w:gridCol w:w="3214"/>
       </w:tblGrid>
       <w:tr>
+        <w:trPr>
+          <w:cantSplit/>
+        </w:trPr>
         <w:tc>
           <w:tcPr>
             <w:tcW w:type="dxa" w:w="1134"/>
@@ -15048,6 +15817,9 @@
         </w:tc>
       </w:tr>
       <w:tr>
+        <w:trPr>
+          <w:cantSplit/>
+        </w:trPr>
         <w:tc>
           <w:tcPr>
             <w:tcW w:type="dxa" w:w="1134"/>
@@ -15114,6 +15886,9 @@
         </w:tc>
       </w:tr>
       <w:tr>
+        <w:trPr>
+          <w:cantSplit/>
+        </w:trPr>
         <w:tc>
           <w:tcPr>
             <w:tcW w:type="dxa" w:w="1134"/>
@@ -15180,6 +15955,9 @@
         </w:tc>
       </w:tr>
       <w:tr>
+        <w:trPr>
+          <w:cantSplit/>
+        </w:trPr>
         <w:tc>
           <w:tcPr>
             <w:tcW w:type="dxa" w:w="1134"/>
@@ -15246,6 +16024,9 @@
         </w:tc>
       </w:tr>
       <w:tr>
+        <w:trPr>
+          <w:cantSplit/>
+        </w:trPr>
         <w:tc>
           <w:tcPr>
             <w:tcW w:type="dxa" w:w="1134"/>

--- a/docs/government-project/11_과제요구사항_6대ICT_분석및구현대비표.docx
+++ b/docs/government-project/11_과제요구사항_6대ICT_분석및구현대비표.docx
@@ -7559,7 +7559,7 @@
               </w:rPr>
               <w:t>· 예상진료비 견적 작성·이력 관리 기능 운영(견적 6건)</w:t>
               <w:br/>
-              <w:t>· 원격협진 예약 기능 운영(상담세션 실환자 16건 · 시험 117건): 계정 없이 입장하는 초대링크 방식</w:t>
+              <w:t>· 원격협진 예약 기능 운영(실건 16건 = 에이전시 미팅 15 + 환자 사전상담 1, 시험 117건 별도): 계정 없이 입장하는 초대링크 방식</w:t>
               <w:br/>
               <w:t>· 예약 리마인더 자동 발송(정기 실행)</w:t>
               <w:br/>
@@ -7663,7 +7663,7 @@
                 <w:sz w:val="17"/>
                 <w:rFonts w:eastAsia="맑은 고딕"/>
               </w:rPr>
-              <w:t>· 견적 6건 / 상담세션 실환자 16건(시험 117건 제외)</w:t>
+              <w:t>· 견적 6건 / 상담방 세션 실건 16건(에이전시 미팅 15 · 환자 사전상담 1, 시험 117건 제외)</w:t>
               <w:br/>
               <w:t>· 비자 관리 3개 테이블 구축(실데이터 0건: 실환자 진입 대기)</w:t>
             </w:r>
@@ -13277,7 +13277,7 @@
                 <w:sz w:val="17"/>
                 <w:rFonts w:eastAsia="맑은 고딕"/>
               </w:rPr>
-              <w:t>원격협진 세션</w:t>
+              <w:t>상담방 세션(실건)</w:t>
             </w:r>
           </w:p>
         </w:tc>
@@ -13320,7 +13320,7 @@
                 <w:sz w:val="17"/>
                 <w:rFonts w:eastAsia="맑은 고딕"/>
               </w:rPr>
-              <w:t>시험 117건 제외</w:t>
+              <w:t>에이전시 미팅 15 + 환자 사전상담 1 · 시험 117건 제외</w:t>
             </w:r>
           </w:p>
         </w:tc>
@@ -13367,7 +13367,7 @@
                 <w:sz w:val="17"/>
                 <w:rFonts w:eastAsia="맑은 고딕"/>
               </w:rPr>
-              <w:t>화상상담 실제 진행</w:t>
+              <w:t>실제로 통화가 이뤄진 방</w:t>
             </w:r>
           </w:p>
         </w:tc>
@@ -13410,7 +13410,7 @@
                 <w:sz w:val="17"/>
                 <w:rFonts w:eastAsia="맑은 고딕"/>
               </w:rPr>
-              <w:t>참가자 2명 이상 입장 · 시험 방 제외</w:t>
+              <w:t>참가자 2명 이상 입장 · 시험 방 제외. 이 중 성과지표에 잡히는 환자 사전상담은 1건</w:t>
             </w:r>
           </w:p>
         </w:tc>

--- a/docs/government-project/11_과제요구사항_6대ICT_분석및구현대비표.docx
+++ b/docs/government-project/11_과제요구사항_6대ICT_분석및구현대비표.docx
@@ -55,6 +55,7 @@
     </w:p>
     <w:p>
       <w:pPr>
+        <w:keepNext/>
         <w:jc w:val="center"/>
       </w:pPr>
       <w:r>
@@ -70,6 +71,7 @@
     </w:p>
     <w:p>
       <w:pPr>
+        <w:keepNext/>
         <w:spacing w:before="200"/>
         <w:jc w:val="center"/>
       </w:pPr>
@@ -86,6 +88,7 @@
     </w:p>
     <w:p>
       <w:pPr>
+        <w:keepNext/>
         <w:spacing w:after="600"/>
       </w:pPr>
     </w:p>
@@ -101,6 +104,9 @@
         <w:gridCol w:w="4820"/>
       </w:tblGrid>
       <w:tr>
+        <w:trPr>
+          <w:cantSplit/>
+        </w:trPr>
         <w:tc>
           <w:tcPr>
             <w:tcW w:type="dxa" w:w="2041"/>
@@ -108,6 +114,7 @@
           </w:tcPr>
           <w:p>
             <w:pPr>
+              <w:keepNext/>
               <w:spacing w:after="0"/>
               <w:jc w:val="center"/>
             </w:pPr>
@@ -129,6 +136,7 @@
           </w:tcPr>
           <w:p>
             <w:pPr>
+              <w:keepNext/>
               <w:spacing w:after="0"/>
             </w:pPr>
             <w:r/>
@@ -145,6 +153,9 @@
         </w:tc>
       </w:tr>
       <w:tr>
+        <w:trPr>
+          <w:cantSplit/>
+        </w:trPr>
         <w:tc>
           <w:tcPr>
             <w:tcW w:type="dxa" w:w="2041"/>
@@ -152,6 +163,7 @@
           </w:tcPr>
           <w:p>
             <w:pPr>
+              <w:keepNext/>
               <w:spacing w:after="0"/>
               <w:jc w:val="center"/>
             </w:pPr>
@@ -173,6 +185,7 @@
           </w:tcPr>
           <w:p>
             <w:pPr>
+              <w:keepNext/>
               <w:spacing w:after="0"/>
             </w:pPr>
             <w:r/>
@@ -189,6 +202,9 @@
         </w:tc>
       </w:tr>
       <w:tr>
+        <w:trPr>
+          <w:cantSplit/>
+        </w:trPr>
         <w:tc>
           <w:tcPr>
             <w:tcW w:type="dxa" w:w="2041"/>
@@ -196,6 +212,7 @@
           </w:tcPr>
           <w:p>
             <w:pPr>
+              <w:keepNext/>
               <w:spacing w:after="0"/>
               <w:jc w:val="center"/>
             </w:pPr>
@@ -217,6 +234,7 @@
           </w:tcPr>
           <w:p>
             <w:pPr>
+              <w:keepNext/>
               <w:spacing w:after="0"/>
             </w:pPr>
             <w:r/>
@@ -233,6 +251,9 @@
         </w:tc>
       </w:tr>
       <w:tr>
+        <w:trPr>
+          <w:cantSplit/>
+        </w:trPr>
         <w:tc>
           <w:tcPr>
             <w:tcW w:type="dxa" w:w="2041"/>
@@ -240,6 +261,7 @@
           </w:tcPr>
           <w:p>
             <w:pPr>
+              <w:keepNext/>
               <w:spacing w:after="0"/>
               <w:jc w:val="center"/>
             </w:pPr>
@@ -261,6 +283,7 @@
           </w:tcPr>
           <w:p>
             <w:pPr>
+              <w:keepNext/>
               <w:spacing w:after="0"/>
             </w:pPr>
             <w:r/>
@@ -277,6 +300,9 @@
         </w:tc>
       </w:tr>
       <w:tr>
+        <w:trPr>
+          <w:cantSplit/>
+        </w:trPr>
         <w:tc>
           <w:tcPr>
             <w:tcW w:type="dxa" w:w="2041"/>
@@ -284,6 +310,7 @@
           </w:tcPr>
           <w:p>
             <w:pPr>
+              <w:keepNext/>
               <w:spacing w:after="0"/>
               <w:jc w:val="center"/>
             </w:pPr>
@@ -305,6 +332,7 @@
           </w:tcPr>
           <w:p>
             <w:pPr>
+              <w:keepNext/>
               <w:spacing w:after="0"/>
             </w:pPr>
             <w:r/>
@@ -321,6 +349,9 @@
         </w:tc>
       </w:tr>
       <w:tr>
+        <w:trPr>
+          <w:cantSplit/>
+        </w:trPr>
         <w:tc>
           <w:tcPr>
             <w:tcW w:type="dxa" w:w="2041"/>
@@ -328,6 +359,7 @@
           </w:tcPr>
           <w:p>
             <w:pPr>
+              <w:keepNext/>
               <w:spacing w:after="0"/>
               <w:jc w:val="center"/>
             </w:pPr>
@@ -349,6 +381,7 @@
           </w:tcPr>
           <w:p>
             <w:pPr>
+              <w:keepNext/>
               <w:spacing w:after="0"/>
             </w:pPr>
             <w:r/>
@@ -365,6 +398,9 @@
         </w:tc>
       </w:tr>
       <w:tr>
+        <w:trPr>
+          <w:cantSplit/>
+        </w:trPr>
         <w:tc>
           <w:tcPr>
             <w:tcW w:type="dxa" w:w="2041"/>
@@ -372,6 +408,7 @@
           </w:tcPr>
           <w:p>
             <w:pPr>
+              <w:keepNext/>
               <w:spacing w:after="0"/>
               <w:jc w:val="center"/>
             </w:pPr>
@@ -393,6 +430,7 @@
           </w:tcPr>
           <w:p>
             <w:pPr>
+              <w:keepNext/>
               <w:spacing w:after="0"/>
             </w:pPr>
             <w:r/>
@@ -409,6 +447,9 @@
         </w:tc>
       </w:tr>
       <w:tr>
+        <w:trPr>
+          <w:cantSplit/>
+        </w:trPr>
         <w:tc>
           <w:tcPr>
             <w:tcW w:type="dxa" w:w="2041"/>
@@ -416,6 +457,7 @@
           </w:tcPr>
           <w:p>
             <w:pPr>
+              <w:keepNext/>
               <w:spacing w:after="0"/>
               <w:jc w:val="center"/>
             </w:pPr>
@@ -437,6 +479,7 @@
           </w:tcPr>
           <w:p>
             <w:pPr>
+              <w:keepNext/>
               <w:spacing w:after="0"/>
             </w:pPr>
             <w:r/>
@@ -453,6 +496,9 @@
         </w:tc>
       </w:tr>
       <w:tr>
+        <w:trPr>
+          <w:cantSplit/>
+        </w:trPr>
         <w:tc>
           <w:tcPr>
             <w:tcW w:type="dxa" w:w="2041"/>
@@ -504,6 +550,7 @@
     </w:p>
     <w:p>
       <w:pPr>
+        <w:keepNext/>
         <w:jc w:val="center"/>
       </w:pPr>
       <w:r>
@@ -518,6 +565,7 @@
     </w:p>
     <w:p>
       <w:pPr>
+        <w:keepNext/>
         <w:pageBreakBefore/>
         <w:spacing w:before="260" w:after="80"/>
       </w:pPr>
@@ -546,6 +594,9 @@
         <w:gridCol w:w="2410"/>
       </w:tblGrid>
       <w:tr>
+        <w:trPr>
+          <w:cantSplit/>
+        </w:trPr>
         <w:tc>
           <w:tcPr>
             <w:tcW w:type="dxa" w:w="1247"/>
@@ -640,6 +691,9 @@
         </w:tc>
       </w:tr>
       <w:tr>
+        <w:trPr>
+          <w:cantSplit/>
+        </w:trPr>
         <w:tc>
           <w:tcPr>
             <w:tcW w:type="dxa" w:w="1247"/>
@@ -729,6 +783,9 @@
         </w:tc>
       </w:tr>
       <w:tr>
+        <w:trPr>
+          <w:cantSplit/>
+        </w:trPr>
         <w:tc>
           <w:tcPr>
             <w:tcW w:type="dxa" w:w="1247"/>
@@ -818,6 +875,9 @@
         </w:tc>
       </w:tr>
       <w:tr>
+        <w:trPr>
+          <w:cantSplit/>
+        </w:trPr>
         <w:tc>
           <w:tcPr>
             <w:tcW w:type="dxa" w:w="1247"/>
@@ -1154,6 +1214,7 @@
     </w:p>
     <w:p>
       <w:pPr>
+        <w:keepNext/>
         <w:spacing w:after="60" w:line="324" w:lineRule="auto"/>
         <w:ind w:left="283"/>
       </w:pPr>
@@ -1169,6 +1230,7 @@
     </w:p>
     <w:p>
       <w:pPr>
+        <w:keepNext/>
         <w:spacing w:before="260" w:after="80"/>
       </w:pPr>
       <w:r>
@@ -1195,6 +1257,9 @@
         <w:gridCol w:w="3214"/>
       </w:tblGrid>
       <w:tr>
+        <w:trPr>
+          <w:cantSplit/>
+        </w:trPr>
         <w:tc>
           <w:tcPr>
             <w:tcW w:type="dxa" w:w="1474"/>
@@ -1266,6 +1331,9 @@
         </w:tc>
       </w:tr>
       <w:tr>
+        <w:trPr>
+          <w:cantSplit/>
+        </w:trPr>
         <w:tc>
           <w:tcPr>
             <w:tcW w:type="dxa" w:w="1474"/>
@@ -1331,6 +1399,9 @@
         </w:tc>
       </w:tr>
       <w:tr>
+        <w:trPr>
+          <w:cantSplit/>
+        </w:trPr>
         <w:tc>
           <w:tcPr>
             <w:tcW w:type="dxa" w:w="1474"/>
@@ -1396,6 +1467,9 @@
         </w:tc>
       </w:tr>
       <w:tr>
+        <w:trPr>
+          <w:cantSplit/>
+        </w:trPr>
         <w:tc>
           <w:tcPr>
             <w:tcW w:type="dxa" w:w="1474"/>
@@ -1461,6 +1535,9 @@
         </w:tc>
       </w:tr>
       <w:tr>
+        <w:trPr>
+          <w:cantSplit/>
+        </w:trPr>
         <w:tc>
           <w:tcPr>
             <w:tcW w:type="dxa" w:w="1474"/>
@@ -1526,6 +1603,9 @@
         </w:tc>
       </w:tr>
       <w:tr>
+        <w:trPr>
+          <w:cantSplit/>
+        </w:trPr>
         <w:tc>
           <w:tcPr>
             <w:tcW w:type="dxa" w:w="1474"/>
@@ -1590,6 +1670,7 @@
     </w:tbl>
     <w:p>
       <w:pPr>
+        <w:keepNext/>
         <w:spacing w:before="260" w:after="80"/>
       </w:pPr>
       <w:r>
@@ -1615,6 +1696,9 @@
         <w:gridCol w:w="4820"/>
       </w:tblGrid>
       <w:tr>
+        <w:trPr>
+          <w:cantSplit/>
+        </w:trPr>
         <w:tc>
           <w:tcPr>
             <w:tcW w:type="dxa" w:w="2268"/>
@@ -1663,6 +1747,9 @@
         </w:tc>
       </w:tr>
       <w:tr>
+        <w:trPr>
+          <w:cantSplit/>
+        </w:trPr>
         <w:tc>
           <w:tcPr>
             <w:tcW w:type="dxa" w:w="2268"/>
@@ -1707,6 +1794,9 @@
         </w:tc>
       </w:tr>
       <w:tr>
+        <w:trPr>
+          <w:cantSplit/>
+        </w:trPr>
         <w:tc>
           <w:tcPr>
             <w:tcW w:type="dxa" w:w="2268"/>
@@ -1751,6 +1841,9 @@
         </w:tc>
       </w:tr>
       <w:tr>
+        <w:trPr>
+          <w:cantSplit/>
+        </w:trPr>
         <w:tc>
           <w:tcPr>
             <w:tcW w:type="dxa" w:w="2268"/>
@@ -1795,6 +1888,9 @@
         </w:tc>
       </w:tr>
       <w:tr>
+        <w:trPr>
+          <w:cantSplit/>
+        </w:trPr>
         <w:tc>
           <w:tcPr>
             <w:tcW w:type="dxa" w:w="2268"/>
@@ -1839,6 +1935,9 @@
         </w:tc>
       </w:tr>
       <w:tr>
+        <w:trPr>
+          <w:cantSplit/>
+        </w:trPr>
         <w:tc>
           <w:tcPr>
             <w:tcW w:type="dxa" w:w="2268"/>
@@ -1932,6 +2031,7 @@
     </w:p>
     <w:p>
       <w:pPr>
+        <w:keepNext/>
         <w:spacing w:after="60" w:line="324" w:lineRule="auto"/>
         <w:ind w:left="283"/>
       </w:pPr>
@@ -1947,6 +2047,7 @@
     </w:p>
     <w:p>
       <w:pPr>
+        <w:keepNext/>
         <w:spacing w:before="260" w:after="80"/>
       </w:pPr>
       <w:r>
@@ -1973,6 +2074,9 @@
         <w:gridCol w:w="3214"/>
       </w:tblGrid>
       <w:tr>
+        <w:trPr>
+          <w:cantSplit/>
+        </w:trPr>
         <w:tc>
           <w:tcPr>
             <w:tcW w:type="dxa" w:w="1247"/>
@@ -2044,6 +2148,9 @@
         </w:tc>
       </w:tr>
       <w:tr>
+        <w:trPr>
+          <w:cantSplit/>
+        </w:trPr>
         <w:tc>
           <w:tcPr>
             <w:tcW w:type="dxa" w:w="1247"/>
@@ -2109,6 +2216,9 @@
         </w:tc>
       </w:tr>
       <w:tr>
+        <w:trPr>
+          <w:cantSplit/>
+        </w:trPr>
         <w:tc>
           <w:tcPr>
             <w:tcW w:type="dxa" w:w="1247"/>
@@ -2174,6 +2284,9 @@
         </w:tc>
       </w:tr>
       <w:tr>
+        <w:trPr>
+          <w:cantSplit/>
+        </w:trPr>
         <w:tc>
           <w:tcPr>
             <w:tcW w:type="dxa" w:w="1247"/>
@@ -2239,6 +2352,9 @@
         </w:tc>
       </w:tr>
       <w:tr>
+        <w:trPr>
+          <w:cantSplit/>
+        </w:trPr>
         <w:tc>
           <w:tcPr>
             <w:tcW w:type="dxa" w:w="1247"/>
@@ -2304,6 +2420,9 @@
         </w:tc>
       </w:tr>
       <w:tr>
+        <w:trPr>
+          <w:cantSplit/>
+        </w:trPr>
         <w:tc>
           <w:tcPr>
             <w:tcW w:type="dxa" w:w="1247"/>
@@ -2369,6 +2488,9 @@
         </w:tc>
       </w:tr>
       <w:tr>
+        <w:trPr>
+          <w:cantSplit/>
+        </w:trPr>
         <w:tc>
           <w:tcPr>
             <w:tcW w:type="dxa" w:w="1247"/>
@@ -2537,6 +2659,7 @@
       <w:tr>
         <w:trPr>
           <w:tblHeader w:val="true"/>
+          <w:cantSplit/>
         </w:trPr>
         <w:tc>
           <w:tcPr>
@@ -2628,6 +2751,9 @@
         </w:tc>
       </w:tr>
       <w:tr>
+        <w:trPr>
+          <w:cantSplit/>
+        </w:trPr>
         <w:tc>
           <w:tcPr>
             <w:tcW w:type="dxa" w:w="907"/>
@@ -2712,6 +2838,9 @@
         </w:tc>
       </w:tr>
       <w:tr>
+        <w:trPr>
+          <w:cantSplit/>
+        </w:trPr>
         <w:tc>
           <w:tcPr>
             <w:tcW w:type="dxa" w:w="907"/>
@@ -2796,6 +2925,9 @@
         </w:tc>
       </w:tr>
       <w:tr>
+        <w:trPr>
+          <w:cantSplit/>
+        </w:trPr>
         <w:tc>
           <w:tcPr>
             <w:tcW w:type="dxa" w:w="907"/>
@@ -2880,6 +3012,9 @@
         </w:tc>
       </w:tr>
       <w:tr>
+        <w:trPr>
+          <w:cantSplit/>
+        </w:trPr>
         <w:tc>
           <w:tcPr>
             <w:tcW w:type="dxa" w:w="907"/>
@@ -2964,6 +3099,9 @@
         </w:tc>
       </w:tr>
       <w:tr>
+        <w:trPr>
+          <w:cantSplit/>
+        </w:trPr>
         <w:tc>
           <w:tcPr>
             <w:tcW w:type="dxa" w:w="907"/>
@@ -3048,6 +3186,9 @@
         </w:tc>
       </w:tr>
       <w:tr>
+        <w:trPr>
+          <w:cantSplit/>
+        </w:trPr>
         <w:tc>
           <w:tcPr>
             <w:tcW w:type="dxa" w:w="907"/>
@@ -3132,6 +3273,9 @@
         </w:tc>
       </w:tr>
       <w:tr>
+        <w:trPr>
+          <w:cantSplit/>
+        </w:trPr>
         <w:tc>
           <w:tcPr>
             <w:tcW w:type="dxa" w:w="907"/>
@@ -3216,6 +3360,9 @@
         </w:tc>
       </w:tr>
       <w:tr>
+        <w:trPr>
+          <w:cantSplit/>
+        </w:trPr>
         <w:tc>
           <w:tcPr>
             <w:tcW w:type="dxa" w:w="907"/>
@@ -3300,6 +3447,9 @@
         </w:tc>
       </w:tr>
       <w:tr>
+        <w:trPr>
+          <w:cantSplit/>
+        </w:trPr>
         <w:tc>
           <w:tcPr>
             <w:tcW w:type="dxa" w:w="907"/>
@@ -3384,6 +3534,9 @@
         </w:tc>
       </w:tr>
       <w:tr>
+        <w:trPr>
+          <w:cantSplit/>
+        </w:trPr>
         <w:tc>
           <w:tcPr>
             <w:tcW w:type="dxa" w:w="907"/>
@@ -3468,6 +3621,9 @@
         </w:tc>
       </w:tr>
       <w:tr>
+        <w:trPr>
+          <w:cantSplit/>
+        </w:trPr>
         <w:tc>
           <w:tcPr>
             <w:tcW w:type="dxa" w:w="907"/>
@@ -3552,6 +3708,9 @@
         </w:tc>
       </w:tr>
       <w:tr>
+        <w:trPr>
+          <w:cantSplit/>
+        </w:trPr>
         <w:tc>
           <w:tcPr>
             <w:tcW w:type="dxa" w:w="907"/>
@@ -3636,6 +3795,9 @@
         </w:tc>
       </w:tr>
       <w:tr>
+        <w:trPr>
+          <w:cantSplit/>
+        </w:trPr>
         <w:tc>
           <w:tcPr>
             <w:tcW w:type="dxa" w:w="907"/>
@@ -3720,6 +3882,9 @@
         </w:tc>
       </w:tr>
       <w:tr>
+        <w:trPr>
+          <w:cantSplit/>
+        </w:trPr>
         <w:tc>
           <w:tcPr>
             <w:tcW w:type="dxa" w:w="907"/>
@@ -3804,6 +3969,9 @@
         </w:tc>
       </w:tr>
       <w:tr>
+        <w:trPr>
+          <w:cantSplit/>
+        </w:trPr>
         <w:tc>
           <w:tcPr>
             <w:tcW w:type="dxa" w:w="907"/>
@@ -3888,6 +4056,9 @@
         </w:tc>
       </w:tr>
       <w:tr>
+        <w:trPr>
+          <w:cantSplit/>
+        </w:trPr>
         <w:tc>
           <w:tcPr>
             <w:tcW w:type="dxa" w:w="907"/>
@@ -3972,6 +4143,9 @@
         </w:tc>
       </w:tr>
       <w:tr>
+        <w:trPr>
+          <w:cantSplit/>
+        </w:trPr>
         <w:tc>
           <w:tcPr>
             <w:tcW w:type="dxa" w:w="907"/>
@@ -4056,6 +4230,9 @@
         </w:tc>
       </w:tr>
       <w:tr>
+        <w:trPr>
+          <w:cantSplit/>
+        </w:trPr>
         <w:tc>
           <w:tcPr>
             <w:tcW w:type="dxa" w:w="907"/>
@@ -4140,6 +4317,9 @@
         </w:tc>
       </w:tr>
       <w:tr>
+        <w:trPr>
+          <w:cantSplit/>
+        </w:trPr>
         <w:tc>
           <w:tcPr>
             <w:tcW w:type="dxa" w:w="907"/>
@@ -4224,6 +4404,9 @@
         </w:tc>
       </w:tr>
       <w:tr>
+        <w:trPr>
+          <w:cantSplit/>
+        </w:trPr>
         <w:tc>
           <w:tcPr>
             <w:tcW w:type="dxa" w:w="907"/>
@@ -4308,6 +4491,9 @@
         </w:tc>
       </w:tr>
       <w:tr>
+        <w:trPr>
+          <w:cantSplit/>
+        </w:trPr>
         <w:tc>
           <w:tcPr>
             <w:tcW w:type="dxa" w:w="907"/>
@@ -4392,6 +4578,9 @@
         </w:tc>
       </w:tr>
       <w:tr>
+        <w:trPr>
+          <w:cantSplit/>
+        </w:trPr>
         <w:tc>
           <w:tcPr>
             <w:tcW w:type="dxa" w:w="907"/>
@@ -4478,6 +4667,7 @@
     </w:tbl>
     <w:p>
       <w:pPr>
+        <w:keepNext/>
         <w:spacing w:after="120"/>
         <w:ind w:left="283"/>
       </w:pPr>
@@ -4494,6 +4684,7 @@
     </w:p>
     <w:p>
       <w:pPr>
+        <w:keepNext/>
         <w:spacing w:before="260" w:after="80"/>
       </w:pPr>
       <w:r>
@@ -4521,6 +4712,9 @@
         <w:gridCol w:w="2410"/>
       </w:tblGrid>
       <w:tr>
+        <w:trPr>
+          <w:cantSplit/>
+        </w:trPr>
         <w:tc>
           <w:tcPr>
             <w:tcW w:type="dxa" w:w="2608"/>
@@ -4615,6 +4809,9 @@
         </w:tc>
       </w:tr>
       <w:tr>
+        <w:trPr>
+          <w:cantSplit/>
+        </w:trPr>
         <w:tc>
           <w:tcPr>
             <w:tcW w:type="dxa" w:w="2608"/>
@@ -4703,6 +4900,9 @@
         </w:tc>
       </w:tr>
       <w:tr>
+        <w:trPr>
+          <w:cantSplit/>
+        </w:trPr>
         <w:tc>
           <w:tcPr>
             <w:tcW w:type="dxa" w:w="2608"/>
@@ -4791,6 +4991,9 @@
         </w:tc>
       </w:tr>
       <w:tr>
+        <w:trPr>
+          <w:cantSplit/>
+        </w:trPr>
         <w:tc>
           <w:tcPr>
             <w:tcW w:type="dxa" w:w="2608"/>
@@ -4893,6 +5096,7 @@
     </w:p>
     <w:p>
       <w:pPr>
+        <w:keepNext/>
         <w:spacing w:before="260" w:after="80"/>
       </w:pPr>
       <w:r>
@@ -4908,6 +5112,7 @@
     </w:p>
     <w:p>
       <w:pPr>
+        <w:keepNext/>
         <w:spacing w:after="60" w:line="324" w:lineRule="auto"/>
         <w:ind w:left="283"/>
       </w:pPr>
@@ -4935,6 +5140,9 @@
         <w:gridCol w:w="2410"/>
       </w:tblGrid>
       <w:tr>
+        <w:trPr>
+          <w:cantSplit/>
+        </w:trPr>
         <w:tc>
           <w:tcPr>
             <w:tcW w:type="dxa" w:w="680"/>
@@ -5029,6 +5237,9 @@
         </w:tc>
       </w:tr>
       <w:tr>
+        <w:trPr>
+          <w:cantSplit/>
+        </w:trPr>
         <w:tc>
           <w:tcPr>
             <w:tcW w:type="dxa" w:w="680"/>
@@ -5117,6 +5328,9 @@
         </w:tc>
       </w:tr>
       <w:tr>
+        <w:trPr>
+          <w:cantSplit/>
+        </w:trPr>
         <w:tc>
           <w:tcPr>
             <w:tcW w:type="dxa" w:w="680"/>
@@ -5205,6 +5419,9 @@
         </w:tc>
       </w:tr>
       <w:tr>
+        <w:trPr>
+          <w:cantSplit/>
+        </w:trPr>
         <w:tc>
           <w:tcPr>
             <w:tcW w:type="dxa" w:w="680"/>
@@ -5293,6 +5510,9 @@
         </w:tc>
       </w:tr>
       <w:tr>
+        <w:trPr>
+          <w:cantSplit/>
+        </w:trPr>
         <w:tc>
           <w:tcPr>
             <w:tcW w:type="dxa" w:w="680"/>
@@ -5458,6 +5678,7 @@
     </w:p>
     <w:p>
       <w:pPr>
+        <w:keepNext/>
         <w:spacing w:after="60" w:line="324" w:lineRule="auto"/>
         <w:ind w:left="283"/>
       </w:pPr>
@@ -5473,6 +5694,7 @@
     </w:p>
     <w:p>
       <w:pPr>
+        <w:keepNext/>
         <w:spacing w:before="260" w:after="80"/>
       </w:pPr>
       <w:r>
@@ -5498,6 +5720,9 @@
         <w:gridCol w:w="4820"/>
       </w:tblGrid>
       <w:tr>
+        <w:trPr>
+          <w:cantSplit/>
+        </w:trPr>
         <w:tc>
           <w:tcPr>
             <w:tcW w:type="dxa" w:w="2381"/>
@@ -5546,6 +5771,9 @@
         </w:tc>
       </w:tr>
       <w:tr>
+        <w:trPr>
+          <w:cantSplit/>
+        </w:trPr>
         <w:tc>
           <w:tcPr>
             <w:tcW w:type="dxa" w:w="2381"/>
@@ -5590,6 +5818,9 @@
         </w:tc>
       </w:tr>
       <w:tr>
+        <w:trPr>
+          <w:cantSplit/>
+        </w:trPr>
         <w:tc>
           <w:tcPr>
             <w:tcW w:type="dxa" w:w="2381"/>
@@ -5634,6 +5865,9 @@
         </w:tc>
       </w:tr>
       <w:tr>
+        <w:trPr>
+          <w:cantSplit/>
+        </w:trPr>
         <w:tc>
           <w:tcPr>
             <w:tcW w:type="dxa" w:w="2381"/>
@@ -5678,6 +5912,9 @@
         </w:tc>
       </w:tr>
       <w:tr>
+        <w:trPr>
+          <w:cantSplit/>
+        </w:trPr>
         <w:tc>
           <w:tcPr>
             <w:tcW w:type="dxa" w:w="2381"/>
@@ -5722,6 +5959,9 @@
         </w:tc>
       </w:tr>
       <w:tr>
+        <w:trPr>
+          <w:cantSplit/>
+        </w:trPr>
         <w:tc>
           <w:tcPr>
             <w:tcW w:type="dxa" w:w="2381"/>
@@ -5766,6 +6006,9 @@
         </w:tc>
       </w:tr>
       <w:tr>
+        <w:trPr>
+          <w:cantSplit/>
+        </w:trPr>
         <w:tc>
           <w:tcPr>
             <w:tcW w:type="dxa" w:w="2381"/>
@@ -5810,6 +6053,7 @@
     </w:tbl>
     <w:p>
       <w:pPr>
+        <w:keepNext/>
         <w:spacing w:before="260" w:after="80"/>
       </w:pPr>
       <w:r>
@@ -5835,6 +6079,9 @@
         <w:gridCol w:w="4820"/>
       </w:tblGrid>
       <w:tr>
+        <w:trPr>
+          <w:cantSplit/>
+        </w:trPr>
         <w:tc>
           <w:tcPr>
             <w:tcW w:type="dxa" w:w="1474"/>
@@ -5883,6 +6130,9 @@
         </w:tc>
       </w:tr>
       <w:tr>
+        <w:trPr>
+          <w:cantSplit/>
+        </w:trPr>
         <w:tc>
           <w:tcPr>
             <w:tcW w:type="dxa" w:w="1474"/>
@@ -5927,6 +6177,9 @@
         </w:tc>
       </w:tr>
       <w:tr>
+        <w:trPr>
+          <w:cantSplit/>
+        </w:trPr>
         <w:tc>
           <w:tcPr>
             <w:tcW w:type="dxa" w:w="1474"/>
@@ -5971,6 +6224,9 @@
         </w:tc>
       </w:tr>
       <w:tr>
+        <w:trPr>
+          <w:cantSplit/>
+        </w:trPr>
         <w:tc>
           <w:tcPr>
             <w:tcW w:type="dxa" w:w="1474"/>
@@ -6015,6 +6271,9 @@
         </w:tc>
       </w:tr>
       <w:tr>
+        <w:trPr>
+          <w:cantSplit/>
+        </w:trPr>
         <w:tc>
           <w:tcPr>
             <w:tcW w:type="dxa" w:w="1474"/>
@@ -6059,6 +6318,9 @@
         </w:tc>
       </w:tr>
       <w:tr>
+        <w:trPr>
+          <w:cantSplit/>
+        </w:trPr>
         <w:tc>
           <w:tcPr>
             <w:tcW w:type="dxa" w:w="1474"/>
@@ -6152,6 +6414,7 @@
     </w:p>
     <w:p>
       <w:pPr>
+        <w:keepNext/>
         <w:spacing w:after="60" w:line="324" w:lineRule="auto"/>
         <w:ind w:left="283"/>
       </w:pPr>
@@ -6167,6 +6430,7 @@
     </w:p>
     <w:p>
       <w:pPr>
+        <w:keepNext/>
         <w:spacing w:before="260" w:after="80"/>
       </w:pPr>
       <w:r>
@@ -6192,6 +6456,9 @@
         <w:gridCol w:w="4820"/>
       </w:tblGrid>
       <w:tr>
+        <w:trPr>
+          <w:cantSplit/>
+        </w:trPr>
         <w:tc>
           <w:tcPr>
             <w:tcW w:type="dxa" w:w="1587"/>
@@ -6240,6 +6507,9 @@
         </w:tc>
       </w:tr>
       <w:tr>
+        <w:trPr>
+          <w:cantSplit/>
+        </w:trPr>
         <w:tc>
           <w:tcPr>
             <w:tcW w:type="dxa" w:w="1587"/>
@@ -6286,6 +6556,9 @@
         </w:tc>
       </w:tr>
       <w:tr>
+        <w:trPr>
+          <w:cantSplit/>
+        </w:trPr>
         <w:tc>
           <w:tcPr>
             <w:tcW w:type="dxa" w:w="1587"/>
@@ -6330,6 +6603,9 @@
         </w:tc>
       </w:tr>
       <w:tr>
+        <w:trPr>
+          <w:cantSplit/>
+        </w:trPr>
         <w:tc>
           <w:tcPr>
             <w:tcW w:type="dxa" w:w="1587"/>
@@ -6374,6 +6650,9 @@
         </w:tc>
       </w:tr>
       <w:tr>
+        <w:trPr>
+          <w:cantSplit/>
+        </w:trPr>
         <w:tc>
           <w:tcPr>
             <w:tcW w:type="dxa" w:w="1587"/>
@@ -6426,6 +6705,9 @@
         </w:tc>
       </w:tr>
       <w:tr>
+        <w:trPr>
+          <w:cantSplit/>
+        </w:trPr>
         <w:tc>
           <w:tcPr>
             <w:tcW w:type="dxa" w:w="1587"/>
@@ -6476,6 +6758,9 @@
         </w:tc>
       </w:tr>
       <w:tr>
+        <w:trPr>
+          <w:cantSplit/>
+        </w:trPr>
         <w:tc>
           <w:tcPr>
             <w:tcW w:type="dxa" w:w="1587"/>
@@ -6524,6 +6809,9 @@
         </w:tc>
       </w:tr>
       <w:tr>
+        <w:trPr>
+          <w:cantSplit/>
+        </w:trPr>
         <w:tc>
           <w:tcPr>
             <w:tcW w:type="dxa" w:w="1587"/>
@@ -6574,6 +6862,7 @@
     </w:tbl>
     <w:p>
       <w:pPr>
+        <w:keepNext/>
         <w:spacing w:before="260" w:after="80"/>
       </w:pPr>
       <w:r>
@@ -6599,6 +6888,9 @@
         <w:gridCol w:w="4820"/>
       </w:tblGrid>
       <w:tr>
+        <w:trPr>
+          <w:cantSplit/>
+        </w:trPr>
         <w:tc>
           <w:tcPr>
             <w:tcW w:type="dxa" w:w="1587"/>
@@ -6647,6 +6939,9 @@
         </w:tc>
       </w:tr>
       <w:tr>
+        <w:trPr>
+          <w:cantSplit/>
+        </w:trPr>
         <w:tc>
           <w:tcPr>
             <w:tcW w:type="dxa" w:w="1587"/>
@@ -6693,6 +6988,9 @@
         </w:tc>
       </w:tr>
       <w:tr>
+        <w:trPr>
+          <w:cantSplit/>
+        </w:trPr>
         <w:tc>
           <w:tcPr>
             <w:tcW w:type="dxa" w:w="1587"/>
@@ -6737,6 +7035,9 @@
         </w:tc>
       </w:tr>
       <w:tr>
+        <w:trPr>
+          <w:cantSplit/>
+        </w:trPr>
         <w:tc>
           <w:tcPr>
             <w:tcW w:type="dxa" w:w="1587"/>
@@ -6781,6 +7082,9 @@
         </w:tc>
       </w:tr>
       <w:tr>
+        <w:trPr>
+          <w:cantSplit/>
+        </w:trPr>
         <w:tc>
           <w:tcPr>
             <w:tcW w:type="dxa" w:w="1587"/>
@@ -6835,6 +7139,9 @@
         </w:tc>
       </w:tr>
       <w:tr>
+        <w:trPr>
+          <w:cantSplit/>
+        </w:trPr>
         <w:tc>
           <w:tcPr>
             <w:tcW w:type="dxa" w:w="1587"/>
@@ -6885,6 +7192,9 @@
         </w:tc>
       </w:tr>
       <w:tr>
+        <w:trPr>
+          <w:cantSplit/>
+        </w:trPr>
         <w:tc>
           <w:tcPr>
             <w:tcW w:type="dxa" w:w="1587"/>
@@ -6933,6 +7243,9 @@
         </w:tc>
       </w:tr>
       <w:tr>
+        <w:trPr>
+          <w:cantSplit/>
+        </w:trPr>
         <w:tc>
           <w:tcPr>
             <w:tcW w:type="dxa" w:w="1587"/>
@@ -6983,6 +7296,7 @@
     </w:tbl>
     <w:p>
       <w:pPr>
+        <w:keepNext/>
         <w:spacing w:before="260" w:after="80"/>
       </w:pPr>
       <w:r>
@@ -7008,6 +7322,9 @@
         <w:gridCol w:w="4820"/>
       </w:tblGrid>
       <w:tr>
+        <w:trPr>
+          <w:cantSplit/>
+        </w:trPr>
         <w:tc>
           <w:tcPr>
             <w:tcW w:type="dxa" w:w="1587"/>
@@ -7056,6 +7373,9 @@
         </w:tc>
       </w:tr>
       <w:tr>
+        <w:trPr>
+          <w:cantSplit/>
+        </w:trPr>
         <w:tc>
           <w:tcPr>
             <w:tcW w:type="dxa" w:w="1587"/>
@@ -7102,6 +7422,9 @@
         </w:tc>
       </w:tr>
       <w:tr>
+        <w:trPr>
+          <w:cantSplit/>
+        </w:trPr>
         <w:tc>
           <w:tcPr>
             <w:tcW w:type="dxa" w:w="1587"/>
@@ -7146,6 +7469,9 @@
         </w:tc>
       </w:tr>
       <w:tr>
+        <w:trPr>
+          <w:cantSplit/>
+        </w:trPr>
         <w:tc>
           <w:tcPr>
             <w:tcW w:type="dxa" w:w="1587"/>
@@ -7190,6 +7516,9 @@
         </w:tc>
       </w:tr>
       <w:tr>
+        <w:trPr>
+          <w:cantSplit/>
+        </w:trPr>
         <w:tc>
           <w:tcPr>
             <w:tcW w:type="dxa" w:w="1587"/>
@@ -7230,7 +7559,7 @@
               </w:rPr>
               <w:t>· 예상진료비 견적 작성·이력 관리 기능 운영(견적 6건)</w:t>
               <w:br/>
-              <w:t>· 원격협진 예약 기능 운영(상담세션 실환자 16건 · 시험 117건): 계정 없이 입장하는 초대링크 방식</w:t>
+              <w:t>· 원격협진 예약 기능 운영(실건 16건 = 에이전시 미팅 15 + 환자 사전상담 1, 시험 117건 별도): 계정 없이 입장하는 초대링크 방식</w:t>
               <w:br/>
               <w:t>· 예약 리마인더 자동 발송(정기 실행)</w:t>
               <w:br/>
@@ -7242,6 +7571,9 @@
         </w:tc>
       </w:tr>
       <w:tr>
+        <w:trPr>
+          <w:cantSplit/>
+        </w:trPr>
         <w:tc>
           <w:tcPr>
             <w:tcW w:type="dxa" w:w="1587"/>
@@ -7290,6 +7622,9 @@
         </w:tc>
       </w:tr>
       <w:tr>
+        <w:trPr>
+          <w:cantSplit/>
+        </w:trPr>
         <w:tc>
           <w:tcPr>
             <w:tcW w:type="dxa" w:w="1587"/>
@@ -7328,7 +7663,7 @@
                 <w:sz w:val="17"/>
                 <w:rFonts w:eastAsia="맑은 고딕"/>
               </w:rPr>
-              <w:t>· 견적 6건 / 상담세션 실환자 16건(시험 117건 제외)</w:t>
+              <w:t>· 견적 6건 / 상담방 세션 실건 16건(에이전시 미팅 15 · 환자 사전상담 1, 시험 117건 제외)</w:t>
               <w:br/>
               <w:t>· 비자 관리 3개 테이블 구축(실데이터 0건: 실환자 진입 대기)</w:t>
             </w:r>
@@ -7336,6 +7671,9 @@
         </w:tc>
       </w:tr>
       <w:tr>
+        <w:trPr>
+          <w:cantSplit/>
+        </w:trPr>
         <w:tc>
           <w:tcPr>
             <w:tcW w:type="dxa" w:w="1587"/>
@@ -7386,6 +7724,7 @@
     </w:tbl>
     <w:p>
       <w:pPr>
+        <w:keepNext/>
         <w:spacing w:before="260" w:after="80"/>
       </w:pPr>
       <w:r>
@@ -7411,6 +7750,9 @@
         <w:gridCol w:w="4820"/>
       </w:tblGrid>
       <w:tr>
+        <w:trPr>
+          <w:cantSplit/>
+        </w:trPr>
         <w:tc>
           <w:tcPr>
             <w:tcW w:type="dxa" w:w="1587"/>
@@ -7459,6 +7801,9 @@
         </w:tc>
       </w:tr>
       <w:tr>
+        <w:trPr>
+          <w:cantSplit/>
+        </w:trPr>
         <w:tc>
           <w:tcPr>
             <w:tcW w:type="dxa" w:w="1587"/>
@@ -7505,6 +7850,9 @@
         </w:tc>
       </w:tr>
       <w:tr>
+        <w:trPr>
+          <w:cantSplit/>
+        </w:trPr>
         <w:tc>
           <w:tcPr>
             <w:tcW w:type="dxa" w:w="1587"/>
@@ -7549,6 +7897,9 @@
         </w:tc>
       </w:tr>
       <w:tr>
+        <w:trPr>
+          <w:cantSplit/>
+        </w:trPr>
         <w:tc>
           <w:tcPr>
             <w:tcW w:type="dxa" w:w="1587"/>
@@ -7593,6 +7944,9 @@
         </w:tc>
       </w:tr>
       <w:tr>
+        <w:trPr>
+          <w:cantSplit/>
+        </w:trPr>
         <w:tc>
           <w:tcPr>
             <w:tcW w:type="dxa" w:w="1587"/>
@@ -7643,6 +7997,9 @@
         </w:tc>
       </w:tr>
       <w:tr>
+        <w:trPr>
+          <w:cantSplit/>
+        </w:trPr>
         <w:tc>
           <w:tcPr>
             <w:tcW w:type="dxa" w:w="1587"/>
@@ -7687,6 +8044,9 @@
         </w:tc>
       </w:tr>
       <w:tr>
+        <w:trPr>
+          <w:cantSplit/>
+        </w:trPr>
         <w:tc>
           <w:tcPr>
             <w:tcW w:type="dxa" w:w="1587"/>
@@ -7731,6 +8091,9 @@
         </w:tc>
       </w:tr>
       <w:tr>
+        <w:trPr>
+          <w:cantSplit/>
+        </w:trPr>
         <w:tc>
           <w:tcPr>
             <w:tcW w:type="dxa" w:w="1587"/>
@@ -7781,6 +8144,7 @@
     </w:tbl>
     <w:p>
       <w:pPr>
+        <w:keepNext/>
         <w:spacing w:before="260" w:after="80"/>
       </w:pPr>
       <w:r>
@@ -7806,6 +8170,9 @@
         <w:gridCol w:w="4820"/>
       </w:tblGrid>
       <w:tr>
+        <w:trPr>
+          <w:cantSplit/>
+        </w:trPr>
         <w:tc>
           <w:tcPr>
             <w:tcW w:type="dxa" w:w="1587"/>
@@ -7854,6 +8221,9 @@
         </w:tc>
       </w:tr>
       <w:tr>
+        <w:trPr>
+          <w:cantSplit/>
+        </w:trPr>
         <w:tc>
           <w:tcPr>
             <w:tcW w:type="dxa" w:w="1587"/>
@@ -7900,6 +8270,9 @@
         </w:tc>
       </w:tr>
       <w:tr>
+        <w:trPr>
+          <w:cantSplit/>
+        </w:trPr>
         <w:tc>
           <w:tcPr>
             <w:tcW w:type="dxa" w:w="1587"/>
@@ -7944,6 +8317,9 @@
         </w:tc>
       </w:tr>
       <w:tr>
+        <w:trPr>
+          <w:cantSplit/>
+        </w:trPr>
         <w:tc>
           <w:tcPr>
             <w:tcW w:type="dxa" w:w="1587"/>
@@ -7988,6 +8364,9 @@
         </w:tc>
       </w:tr>
       <w:tr>
+        <w:trPr>
+          <w:cantSplit/>
+        </w:trPr>
         <w:tc>
           <w:tcPr>
             <w:tcW w:type="dxa" w:w="1587"/>
@@ -8040,6 +8419,9 @@
         </w:tc>
       </w:tr>
       <w:tr>
+        <w:trPr>
+          <w:cantSplit/>
+        </w:trPr>
         <w:tc>
           <w:tcPr>
             <w:tcW w:type="dxa" w:w="1587"/>
@@ -8086,6 +8468,9 @@
         </w:tc>
       </w:tr>
       <w:tr>
+        <w:trPr>
+          <w:cantSplit/>
+        </w:trPr>
         <w:tc>
           <w:tcPr>
             <w:tcW w:type="dxa" w:w="1587"/>
@@ -8136,6 +8521,9 @@
         </w:tc>
       </w:tr>
       <w:tr>
+        <w:trPr>
+          <w:cantSplit/>
+        </w:trPr>
         <w:tc>
           <w:tcPr>
             <w:tcW w:type="dxa" w:w="1587"/>
@@ -8186,6 +8574,7 @@
     </w:tbl>
     <w:p>
       <w:pPr>
+        <w:keepNext/>
         <w:spacing w:before="260" w:after="80"/>
       </w:pPr>
       <w:r>
@@ -8211,6 +8600,9 @@
         <w:gridCol w:w="4820"/>
       </w:tblGrid>
       <w:tr>
+        <w:trPr>
+          <w:cantSplit/>
+        </w:trPr>
         <w:tc>
           <w:tcPr>
             <w:tcW w:type="dxa" w:w="1587"/>
@@ -8259,6 +8651,9 @@
         </w:tc>
       </w:tr>
       <w:tr>
+        <w:trPr>
+          <w:cantSplit/>
+        </w:trPr>
         <w:tc>
           <w:tcPr>
             <w:tcW w:type="dxa" w:w="1587"/>
@@ -8305,6 +8700,9 @@
         </w:tc>
       </w:tr>
       <w:tr>
+        <w:trPr>
+          <w:cantSplit/>
+        </w:trPr>
         <w:tc>
           <w:tcPr>
             <w:tcW w:type="dxa" w:w="1587"/>
@@ -8349,6 +8747,9 @@
         </w:tc>
       </w:tr>
       <w:tr>
+        <w:trPr>
+          <w:cantSplit/>
+        </w:trPr>
         <w:tc>
           <w:tcPr>
             <w:tcW w:type="dxa" w:w="1587"/>
@@ -8393,6 +8794,9 @@
         </w:tc>
       </w:tr>
       <w:tr>
+        <w:trPr>
+          <w:cantSplit/>
+        </w:trPr>
         <w:tc>
           <w:tcPr>
             <w:tcW w:type="dxa" w:w="1587"/>
@@ -8441,6 +8845,9 @@
         </w:tc>
       </w:tr>
       <w:tr>
+        <w:trPr>
+          <w:cantSplit/>
+        </w:trPr>
         <w:tc>
           <w:tcPr>
             <w:tcW w:type="dxa" w:w="1587"/>
@@ -8485,6 +8892,9 @@
         </w:tc>
       </w:tr>
       <w:tr>
+        <w:trPr>
+          <w:cantSplit/>
+        </w:trPr>
         <w:tc>
           <w:tcPr>
             <w:tcW w:type="dxa" w:w="1587"/>
@@ -8531,6 +8941,9 @@
         </w:tc>
       </w:tr>
       <w:tr>
+        <w:trPr>
+          <w:cantSplit/>
+        </w:trPr>
         <w:tc>
           <w:tcPr>
             <w:tcW w:type="dxa" w:w="1587"/>
@@ -8581,6 +8994,7 @@
     </w:tbl>
     <w:p>
       <w:pPr>
+        <w:keepNext/>
         <w:spacing w:before="260" w:after="80"/>
       </w:pPr>
       <w:r>
@@ -8609,6 +9023,9 @@
         <w:gridCol w:w="1928"/>
       </w:tblGrid>
       <w:tr>
+        <w:trPr>
+          <w:cantSplit/>
+        </w:trPr>
         <w:tc>
           <w:tcPr>
             <w:tcW w:type="dxa" w:w="2268"/>
@@ -8726,6 +9143,9 @@
         </w:tc>
       </w:tr>
       <w:tr>
+        <w:trPr>
+          <w:cantSplit/>
+        </w:trPr>
         <w:tc>
           <w:tcPr>
             <w:tcW w:type="dxa" w:w="2268"/>
@@ -8837,6 +9257,9 @@
         </w:tc>
       </w:tr>
       <w:tr>
+        <w:trPr>
+          <w:cantSplit/>
+        </w:trPr>
         <w:tc>
           <w:tcPr>
             <w:tcW w:type="dxa" w:w="2268"/>
@@ -8948,6 +9371,9 @@
         </w:tc>
       </w:tr>
       <w:tr>
+        <w:trPr>
+          <w:cantSplit/>
+        </w:trPr>
         <w:tc>
           <w:tcPr>
             <w:tcW w:type="dxa" w:w="2268"/>
@@ -9059,6 +9485,9 @@
         </w:tc>
       </w:tr>
       <w:tr>
+        <w:trPr>
+          <w:cantSplit/>
+        </w:trPr>
         <w:tc>
           <w:tcPr>
             <w:tcW w:type="dxa" w:w="2268"/>
@@ -9170,6 +9599,9 @@
         </w:tc>
       </w:tr>
       <w:tr>
+        <w:trPr>
+          <w:cantSplit/>
+        </w:trPr>
         <w:tc>
           <w:tcPr>
             <w:tcW w:type="dxa" w:w="2268"/>
@@ -9281,6 +9713,9 @@
         </w:tc>
       </w:tr>
       <w:tr>
+        <w:trPr>
+          <w:cantSplit/>
+        </w:trPr>
         <w:tc>
           <w:tcPr>
             <w:tcW w:type="dxa" w:w="2268"/>
@@ -9392,6 +9827,9 @@
         </w:tc>
       </w:tr>
       <w:tr>
+        <w:trPr>
+          <w:cantSplit/>
+        </w:trPr>
         <w:tc>
           <w:tcPr>
             <w:tcW w:type="dxa" w:w="2268"/>
@@ -9553,6 +9991,7 @@
     </w:p>
     <w:p>
       <w:pPr>
+        <w:keepNext/>
         <w:spacing w:after="60" w:line="324" w:lineRule="auto"/>
         <w:ind w:left="283"/>
       </w:pPr>
@@ -9568,6 +10007,7 @@
     </w:p>
     <w:p>
       <w:pPr>
+        <w:keepNext/>
         <w:spacing w:before="260" w:after="80"/>
       </w:pPr>
       <w:r>
@@ -9594,6 +10034,9 @@
         <w:gridCol w:w="3214"/>
       </w:tblGrid>
       <w:tr>
+        <w:trPr>
+          <w:cantSplit/>
+        </w:trPr>
         <w:tc>
           <w:tcPr>
             <w:tcW w:type="dxa" w:w="1134"/>
@@ -9665,6 +10108,9 @@
         </w:tc>
       </w:tr>
       <w:tr>
+        <w:trPr>
+          <w:cantSplit/>
+        </w:trPr>
         <w:tc>
           <w:tcPr>
             <w:tcW w:type="dxa" w:w="1134"/>
@@ -9731,6 +10177,9 @@
         </w:tc>
       </w:tr>
       <w:tr>
+        <w:trPr>
+          <w:cantSplit/>
+        </w:trPr>
         <w:tc>
           <w:tcPr>
             <w:tcW w:type="dxa" w:w="1134"/>
@@ -9797,6 +10246,9 @@
         </w:tc>
       </w:tr>
       <w:tr>
+        <w:trPr>
+          <w:cantSplit/>
+        </w:trPr>
         <w:tc>
           <w:tcPr>
             <w:tcW w:type="dxa" w:w="1134"/>
@@ -9863,6 +10315,9 @@
         </w:tc>
       </w:tr>
       <w:tr>
+        <w:trPr>
+          <w:cantSplit/>
+        </w:trPr>
         <w:tc>
           <w:tcPr>
             <w:tcW w:type="dxa" w:w="1134"/>
@@ -9928,6 +10383,7 @@
     </w:tbl>
     <w:p>
       <w:pPr>
+        <w:keepNext/>
         <w:spacing w:before="260" w:after="80"/>
       </w:pPr>
       <w:r>
@@ -9943,6 +10399,7 @@
     </w:p>
     <w:p>
       <w:pPr>
+        <w:keepNext/>
         <w:spacing w:after="60" w:line="324" w:lineRule="auto"/>
         <w:ind w:left="283"/>
       </w:pPr>
@@ -9969,6 +10426,9 @@
         <w:gridCol w:w="3214"/>
       </w:tblGrid>
       <w:tr>
+        <w:trPr>
+          <w:cantSplit/>
+        </w:trPr>
         <w:tc>
           <w:tcPr>
             <w:tcW w:type="dxa" w:w="2835"/>
@@ -9976,6 +10436,7 @@
           </w:tcPr>
           <w:p>
             <w:pPr>
+              <w:keepNext/>
               <w:spacing w:after="0"/>
             </w:pPr>
             <w:r/>
@@ -9998,6 +10459,7 @@
           </w:tcPr>
           <w:p>
             <w:pPr>
+              <w:keepNext/>
               <w:spacing w:after="0"/>
             </w:pPr>
             <w:r/>
@@ -10020,6 +10482,7 @@
           </w:tcPr>
           <w:p>
             <w:pPr>
+              <w:keepNext/>
               <w:spacing w:after="0"/>
             </w:pPr>
             <w:r/>
@@ -10037,12 +10500,16 @@
         </w:tc>
       </w:tr>
       <w:tr>
+        <w:trPr>
+          <w:cantSplit/>
+        </w:trPr>
         <w:tc>
           <w:tcPr>
             <w:tcW w:type="dxa" w:w="2835"/>
           </w:tcPr>
           <w:p>
             <w:pPr>
+              <w:keepNext/>
               <w:spacing w:after="0" w:line="300" w:lineRule="auto"/>
             </w:pPr>
             <w:r/>
@@ -10063,6 +10530,7 @@
           </w:tcPr>
           <w:p>
             <w:pPr>
+              <w:keepNext/>
               <w:spacing w:after="0" w:line="300" w:lineRule="auto"/>
             </w:pPr>
             <w:r/>
@@ -10083,6 +10551,7 @@
           </w:tcPr>
           <w:p>
             <w:pPr>
+              <w:keepNext/>
               <w:spacing w:after="0" w:line="300" w:lineRule="auto"/>
               <w:jc w:val="center"/>
             </w:pPr>
@@ -10100,12 +10569,16 @@
         </w:tc>
       </w:tr>
       <w:tr>
+        <w:trPr>
+          <w:cantSplit/>
+        </w:trPr>
         <w:tc>
           <w:tcPr>
             <w:tcW w:type="dxa" w:w="2835"/>
           </w:tcPr>
           <w:p>
             <w:pPr>
+              <w:keepNext/>
               <w:spacing w:after="0" w:line="300" w:lineRule="auto"/>
             </w:pPr>
             <w:r/>
@@ -10126,6 +10599,7 @@
           </w:tcPr>
           <w:p>
             <w:pPr>
+              <w:keepNext/>
               <w:spacing w:after="0" w:line="300" w:lineRule="auto"/>
             </w:pPr>
             <w:r/>
@@ -10146,6 +10620,7 @@
           </w:tcPr>
           <w:p>
             <w:pPr>
+              <w:keepNext/>
               <w:spacing w:after="0" w:line="300" w:lineRule="auto"/>
               <w:jc w:val="center"/>
             </w:pPr>
@@ -10163,12 +10638,16 @@
         </w:tc>
       </w:tr>
       <w:tr>
+        <w:trPr>
+          <w:cantSplit/>
+        </w:trPr>
         <w:tc>
           <w:tcPr>
             <w:tcW w:type="dxa" w:w="2835"/>
           </w:tcPr>
           <w:p>
             <w:pPr>
+              <w:keepNext/>
               <w:spacing w:after="0" w:line="300" w:lineRule="auto"/>
             </w:pPr>
             <w:r/>
@@ -10189,6 +10668,7 @@
           </w:tcPr>
           <w:p>
             <w:pPr>
+              <w:keepNext/>
               <w:spacing w:after="0" w:line="300" w:lineRule="auto"/>
             </w:pPr>
             <w:r/>
@@ -10209,6 +10689,7 @@
           </w:tcPr>
           <w:p>
             <w:pPr>
+              <w:keepNext/>
               <w:spacing w:after="0" w:line="300" w:lineRule="auto"/>
               <w:jc w:val="center"/>
             </w:pPr>
@@ -10226,12 +10707,16 @@
         </w:tc>
       </w:tr>
       <w:tr>
+        <w:trPr>
+          <w:cantSplit/>
+        </w:trPr>
         <w:tc>
           <w:tcPr>
             <w:tcW w:type="dxa" w:w="2835"/>
           </w:tcPr>
           <w:p>
             <w:pPr>
+              <w:keepNext/>
               <w:spacing w:after="0" w:line="300" w:lineRule="auto"/>
             </w:pPr>
             <w:r/>
@@ -10252,6 +10737,7 @@
           </w:tcPr>
           <w:p>
             <w:pPr>
+              <w:keepNext/>
               <w:spacing w:after="0" w:line="300" w:lineRule="auto"/>
             </w:pPr>
             <w:r/>
@@ -10272,6 +10758,7 @@
           </w:tcPr>
           <w:p>
             <w:pPr>
+              <w:keepNext/>
               <w:spacing w:after="0" w:line="300" w:lineRule="auto"/>
               <w:jc w:val="center"/>
             </w:pPr>
@@ -10289,12 +10776,16 @@
         </w:tc>
       </w:tr>
       <w:tr>
+        <w:trPr>
+          <w:cantSplit/>
+        </w:trPr>
         <w:tc>
           <w:tcPr>
             <w:tcW w:type="dxa" w:w="2835"/>
           </w:tcPr>
           <w:p>
             <w:pPr>
+              <w:keepNext/>
               <w:spacing w:after="0" w:line="300" w:lineRule="auto"/>
             </w:pPr>
             <w:r/>
@@ -10315,6 +10806,7 @@
           </w:tcPr>
           <w:p>
             <w:pPr>
+              <w:keepNext/>
               <w:spacing w:after="0" w:line="300" w:lineRule="auto"/>
             </w:pPr>
             <w:r/>
@@ -10335,6 +10827,7 @@
           </w:tcPr>
           <w:p>
             <w:pPr>
+              <w:keepNext/>
               <w:spacing w:after="0" w:line="300" w:lineRule="auto"/>
               <w:jc w:val="center"/>
             </w:pPr>
@@ -10352,12 +10845,16 @@
         </w:tc>
       </w:tr>
       <w:tr>
+        <w:trPr>
+          <w:cantSplit/>
+        </w:trPr>
         <w:tc>
           <w:tcPr>
             <w:tcW w:type="dxa" w:w="2835"/>
           </w:tcPr>
           <w:p>
             <w:pPr>
+              <w:keepNext/>
               <w:spacing w:after="0" w:line="300" w:lineRule="auto"/>
             </w:pPr>
             <w:r/>
@@ -10378,6 +10875,7 @@
           </w:tcPr>
           <w:p>
             <w:pPr>
+              <w:keepNext/>
               <w:spacing w:after="0" w:line="300" w:lineRule="auto"/>
             </w:pPr>
             <w:r/>
@@ -10398,6 +10896,7 @@
           </w:tcPr>
           <w:p>
             <w:pPr>
+              <w:keepNext/>
               <w:spacing w:after="0" w:line="300" w:lineRule="auto"/>
               <w:jc w:val="center"/>
             </w:pPr>
@@ -10415,12 +10914,16 @@
         </w:tc>
       </w:tr>
       <w:tr>
+        <w:trPr>
+          <w:cantSplit/>
+        </w:trPr>
         <w:tc>
           <w:tcPr>
             <w:tcW w:type="dxa" w:w="2835"/>
           </w:tcPr>
           <w:p>
             <w:pPr>
+              <w:keepNext/>
               <w:spacing w:after="0" w:line="300" w:lineRule="auto"/>
             </w:pPr>
             <w:r/>
@@ -10441,6 +10944,7 @@
           </w:tcPr>
           <w:p>
             <w:pPr>
+              <w:keepNext/>
               <w:spacing w:after="0" w:line="300" w:lineRule="auto"/>
             </w:pPr>
             <w:r/>
@@ -10461,6 +10965,7 @@
           </w:tcPr>
           <w:p>
             <w:pPr>
+              <w:keepNext/>
               <w:spacing w:after="0" w:line="300" w:lineRule="auto"/>
               <w:jc w:val="center"/>
             </w:pPr>
@@ -10478,12 +10983,16 @@
         </w:tc>
       </w:tr>
       <w:tr>
+        <w:trPr>
+          <w:cantSplit/>
+        </w:trPr>
         <w:tc>
           <w:tcPr>
             <w:tcW w:type="dxa" w:w="2835"/>
           </w:tcPr>
           <w:p>
             <w:pPr>
+              <w:keepNext/>
               <w:spacing w:after="0" w:line="300" w:lineRule="auto"/>
             </w:pPr>
             <w:r/>
@@ -10504,6 +11013,7 @@
           </w:tcPr>
           <w:p>
             <w:pPr>
+              <w:keepNext/>
               <w:spacing w:after="0" w:line="300" w:lineRule="auto"/>
             </w:pPr>
             <w:r/>
@@ -10524,6 +11034,7 @@
           </w:tcPr>
           <w:p>
             <w:pPr>
+              <w:keepNext/>
               <w:spacing w:after="0" w:line="300" w:lineRule="auto"/>
               <w:jc w:val="center"/>
             </w:pPr>
@@ -10541,6 +11052,9 @@
         </w:tc>
       </w:tr>
       <w:tr>
+        <w:trPr>
+          <w:cantSplit/>
+        </w:trPr>
         <w:tc>
           <w:tcPr>
             <w:tcW w:type="dxa" w:w="2835"/>
@@ -10622,6 +11136,7 @@
     </w:p>
     <w:p>
       <w:pPr>
+        <w:keepNext/>
         <w:spacing w:before="260" w:after="80"/>
       </w:pPr>
       <w:r>
@@ -10637,6 +11152,7 @@
     </w:p>
     <w:p>
       <w:pPr>
+        <w:keepNext/>
         <w:spacing w:after="60" w:line="324" w:lineRule="auto"/>
         <w:ind w:left="283"/>
       </w:pPr>
@@ -10664,6 +11180,9 @@
         <w:gridCol w:w="2410"/>
       </w:tblGrid>
       <w:tr>
+        <w:trPr>
+          <w:cantSplit/>
+        </w:trPr>
         <w:tc>
           <w:tcPr>
             <w:tcW w:type="dxa" w:w="907"/>
@@ -10671,6 +11190,7 @@
           </w:tcPr>
           <w:p>
             <w:pPr>
+              <w:keepNext/>
               <w:spacing w:after="0"/>
             </w:pPr>
             <w:r/>
@@ -10693,6 +11213,7 @@
           </w:tcPr>
           <w:p>
             <w:pPr>
+              <w:keepNext/>
               <w:spacing w:after="0"/>
             </w:pPr>
             <w:r/>
@@ -10715,6 +11236,7 @@
           </w:tcPr>
           <w:p>
             <w:pPr>
+              <w:keepNext/>
               <w:spacing w:after="0"/>
             </w:pPr>
             <w:r/>
@@ -10737,6 +11259,7 @@
           </w:tcPr>
           <w:p>
             <w:pPr>
+              <w:keepNext/>
               <w:spacing w:after="0"/>
             </w:pPr>
             <w:r/>
@@ -10754,12 +11277,16 @@
         </w:tc>
       </w:tr>
       <w:tr>
+        <w:trPr>
+          <w:cantSplit/>
+        </w:trPr>
         <w:tc>
           <w:tcPr>
             <w:tcW w:type="dxa" w:w="907"/>
           </w:tcPr>
           <w:p>
             <w:pPr>
+              <w:keepNext/>
               <w:spacing w:after="0" w:line="300" w:lineRule="auto"/>
               <w:jc w:val="center"/>
             </w:pPr>
@@ -10781,6 +11308,7 @@
           </w:tcPr>
           <w:p>
             <w:pPr>
+              <w:keepNext/>
               <w:spacing w:after="0" w:line="300" w:lineRule="auto"/>
             </w:pPr>
             <w:r/>
@@ -10801,6 +11329,7 @@
           </w:tcPr>
           <w:p>
             <w:pPr>
+              <w:keepNext/>
               <w:spacing w:after="0" w:line="300" w:lineRule="auto"/>
             </w:pPr>
             <w:r/>
@@ -10821,6 +11350,7 @@
           </w:tcPr>
           <w:p>
             <w:pPr>
+              <w:keepNext/>
               <w:spacing w:after="0" w:line="300" w:lineRule="auto"/>
             </w:pPr>
             <w:r/>
@@ -10837,12 +11367,16 @@
         </w:tc>
       </w:tr>
       <w:tr>
+        <w:trPr>
+          <w:cantSplit/>
+        </w:trPr>
         <w:tc>
           <w:tcPr>
             <w:tcW w:type="dxa" w:w="907"/>
           </w:tcPr>
           <w:p>
             <w:pPr>
+              <w:keepNext/>
               <w:spacing w:after="0" w:line="300" w:lineRule="auto"/>
               <w:jc w:val="center"/>
             </w:pPr>
@@ -10864,6 +11398,7 @@
           </w:tcPr>
           <w:p>
             <w:pPr>
+              <w:keepNext/>
               <w:spacing w:after="0" w:line="300" w:lineRule="auto"/>
             </w:pPr>
             <w:r/>
@@ -10884,6 +11419,7 @@
           </w:tcPr>
           <w:p>
             <w:pPr>
+              <w:keepNext/>
               <w:spacing w:after="0" w:line="300" w:lineRule="auto"/>
             </w:pPr>
             <w:r/>
@@ -10904,6 +11440,7 @@
           </w:tcPr>
           <w:p>
             <w:pPr>
+              <w:keepNext/>
               <w:spacing w:after="0" w:line="300" w:lineRule="auto"/>
             </w:pPr>
             <w:r/>
@@ -10920,12 +11457,16 @@
         </w:tc>
       </w:tr>
       <w:tr>
+        <w:trPr>
+          <w:cantSplit/>
+        </w:trPr>
         <w:tc>
           <w:tcPr>
             <w:tcW w:type="dxa" w:w="907"/>
           </w:tcPr>
           <w:p>
             <w:pPr>
+              <w:keepNext/>
               <w:spacing w:after="0" w:line="300" w:lineRule="auto"/>
               <w:jc w:val="center"/>
             </w:pPr>
@@ -10947,6 +11488,7 @@
           </w:tcPr>
           <w:p>
             <w:pPr>
+              <w:keepNext/>
               <w:spacing w:after="0" w:line="300" w:lineRule="auto"/>
             </w:pPr>
             <w:r/>
@@ -10967,6 +11509,7 @@
           </w:tcPr>
           <w:p>
             <w:pPr>
+              <w:keepNext/>
               <w:spacing w:after="0" w:line="300" w:lineRule="auto"/>
             </w:pPr>
             <w:r/>
@@ -10987,6 +11530,7 @@
           </w:tcPr>
           <w:p>
             <w:pPr>
+              <w:keepNext/>
               <w:spacing w:after="0" w:line="300" w:lineRule="auto"/>
             </w:pPr>
             <w:r/>
@@ -11003,12 +11547,16 @@
         </w:tc>
       </w:tr>
       <w:tr>
+        <w:trPr>
+          <w:cantSplit/>
+        </w:trPr>
         <w:tc>
           <w:tcPr>
             <w:tcW w:type="dxa" w:w="907"/>
           </w:tcPr>
           <w:p>
             <w:pPr>
+              <w:keepNext/>
               <w:spacing w:after="0" w:line="300" w:lineRule="auto"/>
               <w:jc w:val="center"/>
             </w:pPr>
@@ -11030,6 +11578,7 @@
           </w:tcPr>
           <w:p>
             <w:pPr>
+              <w:keepNext/>
               <w:spacing w:after="0" w:line="300" w:lineRule="auto"/>
             </w:pPr>
             <w:r/>
@@ -11050,6 +11599,7 @@
           </w:tcPr>
           <w:p>
             <w:pPr>
+              <w:keepNext/>
               <w:spacing w:after="0" w:line="300" w:lineRule="auto"/>
             </w:pPr>
             <w:r/>
@@ -11070,6 +11620,7 @@
           </w:tcPr>
           <w:p>
             <w:pPr>
+              <w:keepNext/>
               <w:spacing w:after="0" w:line="300" w:lineRule="auto"/>
             </w:pPr>
             <w:r/>
@@ -11086,12 +11637,16 @@
         </w:tc>
       </w:tr>
       <w:tr>
+        <w:trPr>
+          <w:cantSplit/>
+        </w:trPr>
         <w:tc>
           <w:tcPr>
             <w:tcW w:type="dxa" w:w="907"/>
           </w:tcPr>
           <w:p>
             <w:pPr>
+              <w:keepNext/>
               <w:spacing w:after="0" w:line="300" w:lineRule="auto"/>
               <w:jc w:val="center"/>
             </w:pPr>
@@ -11113,6 +11668,7 @@
           </w:tcPr>
           <w:p>
             <w:pPr>
+              <w:keepNext/>
               <w:spacing w:after="0" w:line="300" w:lineRule="auto"/>
             </w:pPr>
             <w:r/>
@@ -11133,6 +11689,7 @@
           </w:tcPr>
           <w:p>
             <w:pPr>
+              <w:keepNext/>
               <w:spacing w:after="0" w:line="300" w:lineRule="auto"/>
             </w:pPr>
             <w:r/>
@@ -11153,6 +11710,7 @@
           </w:tcPr>
           <w:p>
             <w:pPr>
+              <w:keepNext/>
               <w:spacing w:after="0" w:line="300" w:lineRule="auto"/>
             </w:pPr>
             <w:r/>
@@ -11169,12 +11727,16 @@
         </w:tc>
       </w:tr>
       <w:tr>
+        <w:trPr>
+          <w:cantSplit/>
+        </w:trPr>
         <w:tc>
           <w:tcPr>
             <w:tcW w:type="dxa" w:w="907"/>
           </w:tcPr>
           <w:p>
             <w:pPr>
+              <w:keepNext/>
               <w:spacing w:after="0" w:line="300" w:lineRule="auto"/>
               <w:jc w:val="center"/>
             </w:pPr>
@@ -11196,6 +11758,7 @@
           </w:tcPr>
           <w:p>
             <w:pPr>
+              <w:keepNext/>
               <w:spacing w:after="0" w:line="300" w:lineRule="auto"/>
             </w:pPr>
             <w:r/>
@@ -11216,6 +11779,7 @@
           </w:tcPr>
           <w:p>
             <w:pPr>
+              <w:keepNext/>
               <w:spacing w:after="0" w:line="300" w:lineRule="auto"/>
             </w:pPr>
             <w:r/>
@@ -11236,6 +11800,7 @@
           </w:tcPr>
           <w:p>
             <w:pPr>
+              <w:keepNext/>
               <w:spacing w:after="0" w:line="300" w:lineRule="auto"/>
             </w:pPr>
             <w:r/>
@@ -11252,12 +11817,16 @@
         </w:tc>
       </w:tr>
       <w:tr>
+        <w:trPr>
+          <w:cantSplit/>
+        </w:trPr>
         <w:tc>
           <w:tcPr>
             <w:tcW w:type="dxa" w:w="907"/>
           </w:tcPr>
           <w:p>
             <w:pPr>
+              <w:keepNext/>
               <w:spacing w:after="0" w:line="300" w:lineRule="auto"/>
               <w:jc w:val="center"/>
             </w:pPr>
@@ -11279,6 +11848,7 @@
           </w:tcPr>
           <w:p>
             <w:pPr>
+              <w:keepNext/>
               <w:spacing w:after="0" w:line="300" w:lineRule="auto"/>
             </w:pPr>
             <w:r/>
@@ -11299,6 +11869,7 @@
           </w:tcPr>
           <w:p>
             <w:pPr>
+              <w:keepNext/>
               <w:spacing w:after="0" w:line="300" w:lineRule="auto"/>
             </w:pPr>
             <w:r/>
@@ -11319,6 +11890,7 @@
           </w:tcPr>
           <w:p>
             <w:pPr>
+              <w:keepNext/>
               <w:spacing w:after="0" w:line="300" w:lineRule="auto"/>
             </w:pPr>
             <w:r/>
@@ -11335,6 +11907,9 @@
         </w:tc>
       </w:tr>
       <w:tr>
+        <w:trPr>
+          <w:cantSplit/>
+        </w:trPr>
         <w:tc>
           <w:tcPr>
             <w:tcW w:type="dxa" w:w="907"/>
@@ -11420,6 +11995,7 @@
     </w:tbl>
     <w:p>
       <w:pPr>
+        <w:keepNext/>
         <w:pageBreakBefore/>
         <w:spacing w:before="400" w:after="200"/>
         <w:pBdr>
@@ -11439,6 +12015,7 @@
     </w:p>
     <w:p>
       <w:pPr>
+        <w:keepNext/>
         <w:spacing w:before="260" w:after="80"/>
       </w:pPr>
       <w:r>
@@ -11466,6 +12043,9 @@
         <w:gridCol w:w="2410"/>
       </w:tblGrid>
       <w:tr>
+        <w:trPr>
+          <w:cantSplit/>
+        </w:trPr>
         <w:tc>
           <w:tcPr>
             <w:tcW w:type="dxa" w:w="2948"/>
@@ -11560,6 +12140,9 @@
         </w:tc>
       </w:tr>
       <w:tr>
+        <w:trPr>
+          <w:cantSplit/>
+        </w:trPr>
         <w:tc>
           <w:tcPr>
             <w:tcW w:type="dxa" w:w="2948"/>
@@ -11648,6 +12231,9 @@
         </w:tc>
       </w:tr>
       <w:tr>
+        <w:trPr>
+          <w:cantSplit/>
+        </w:trPr>
         <w:tc>
           <w:tcPr>
             <w:tcW w:type="dxa" w:w="2948"/>
@@ -11736,6 +12322,9 @@
         </w:tc>
       </w:tr>
       <w:tr>
+        <w:trPr>
+          <w:cantSplit/>
+        </w:trPr>
         <w:tc>
           <w:tcPr>
             <w:tcW w:type="dxa" w:w="2948"/>
@@ -11824,6 +12413,9 @@
         </w:tc>
       </w:tr>
       <w:tr>
+        <w:trPr>
+          <w:cantSplit/>
+        </w:trPr>
         <w:tc>
           <w:tcPr>
             <w:tcW w:type="dxa" w:w="2948"/>
@@ -11912,6 +12504,9 @@
         </w:tc>
       </w:tr>
       <w:tr>
+        <w:trPr>
+          <w:cantSplit/>
+        </w:trPr>
         <w:tc>
           <w:tcPr>
             <w:tcW w:type="dxa" w:w="2948"/>
@@ -12000,6 +12595,9 @@
         </w:tc>
       </w:tr>
       <w:tr>
+        <w:trPr>
+          <w:cantSplit/>
+        </w:trPr>
         <w:tc>
           <w:tcPr>
             <w:tcW w:type="dxa" w:w="2948"/>
@@ -12086,6 +12684,7 @@
     </w:tbl>
     <w:p>
       <w:pPr>
+        <w:keepNext/>
         <w:spacing w:after="120"/>
         <w:ind w:left="283"/>
       </w:pPr>
@@ -12102,6 +12701,7 @@
     </w:p>
     <w:p>
       <w:pPr>
+        <w:keepNext/>
         <w:spacing w:before="260" w:after="80"/>
       </w:pPr>
       <w:r>
@@ -12129,6 +12729,9 @@
         <w:gridCol w:w="2410"/>
       </w:tblGrid>
       <w:tr>
+        <w:trPr>
+          <w:cantSplit/>
+        </w:trPr>
         <w:tc>
           <w:tcPr>
             <w:tcW w:type="dxa" w:w="2041"/>
@@ -12223,6 +12826,9 @@
         </w:tc>
       </w:tr>
       <w:tr>
+        <w:trPr>
+          <w:cantSplit/>
+        </w:trPr>
         <w:tc>
           <w:tcPr>
             <w:tcW w:type="dxa" w:w="2041"/>
@@ -12308,6 +12914,7 @@
     </w:tbl>
     <w:p>
       <w:pPr>
+        <w:keepNext/>
         <w:spacing w:before="260" w:after="80"/>
       </w:pPr>
       <w:r>
@@ -12323,6 +12930,7 @@
     </w:p>
     <w:p>
       <w:pPr>
+        <w:keepNext/>
         <w:spacing w:after="60" w:line="324" w:lineRule="auto"/>
         <w:ind w:left="283"/>
       </w:pPr>
@@ -12352,6 +12960,7 @@
       <w:tr>
         <w:trPr>
           <w:tblHeader w:val="true"/>
+          <w:cantSplit/>
         </w:trPr>
         <w:tc>
           <w:tcPr>
@@ -12360,6 +12969,7 @@
           </w:tcPr>
           <w:p>
             <w:pPr>
+              <w:keepNext/>
               <w:spacing w:after="0"/>
             </w:pPr>
             <w:r/>
@@ -12382,6 +12992,7 @@
           </w:tcPr>
           <w:p>
             <w:pPr>
+              <w:keepNext/>
               <w:spacing w:after="0"/>
             </w:pPr>
             <w:r/>
@@ -12404,6 +13015,7 @@
           </w:tcPr>
           <w:p>
             <w:pPr>
+              <w:keepNext/>
               <w:spacing w:after="0"/>
             </w:pPr>
             <w:r/>
@@ -12426,6 +13038,7 @@
           </w:tcPr>
           <w:p>
             <w:pPr>
+              <w:keepNext/>
               <w:spacing w:after="0"/>
             </w:pPr>
             <w:r/>
@@ -12443,12 +13056,16 @@
         </w:tc>
       </w:tr>
       <w:tr>
+        <w:trPr>
+          <w:cantSplit/>
+        </w:trPr>
         <w:tc>
           <w:tcPr>
             <w:tcW w:type="dxa" w:w="1474"/>
           </w:tcPr>
           <w:p>
             <w:pPr>
+              <w:keepNext/>
               <w:spacing w:after="0" w:line="300" w:lineRule="auto"/>
             </w:pPr>
             <w:r/>
@@ -12469,6 +13086,7 @@
           </w:tcPr>
           <w:p>
             <w:pPr>
+              <w:keepNext/>
               <w:spacing w:after="0" w:line="300" w:lineRule="auto"/>
             </w:pPr>
             <w:r/>
@@ -12489,6 +13107,7 @@
           </w:tcPr>
           <w:p>
             <w:pPr>
+              <w:keepNext/>
               <w:spacing w:after="0" w:line="300" w:lineRule="auto"/>
               <w:jc w:val="center"/>
             </w:pPr>
@@ -12510,6 +13129,7 @@
           </w:tcPr>
           <w:p>
             <w:pPr>
+              <w:keepNext/>
               <w:spacing w:after="0" w:line="300" w:lineRule="auto"/>
             </w:pPr>
             <w:r/>
@@ -12526,12 +13146,16 @@
         </w:tc>
       </w:tr>
       <w:tr>
+        <w:trPr>
+          <w:cantSplit/>
+        </w:trPr>
         <w:tc>
           <w:tcPr>
             <w:tcW w:type="dxa" w:w="1474"/>
           </w:tcPr>
           <w:p>
             <w:pPr>
+              <w:keepNext/>
               <w:spacing w:after="0" w:line="300" w:lineRule="auto"/>
             </w:pPr>
             <w:r/>
@@ -12552,6 +13176,7 @@
           </w:tcPr>
           <w:p>
             <w:pPr>
+              <w:keepNext/>
               <w:spacing w:after="0" w:line="300" w:lineRule="auto"/>
             </w:pPr>
             <w:r/>
@@ -12572,6 +13197,7 @@
           </w:tcPr>
           <w:p>
             <w:pPr>
+              <w:keepNext/>
               <w:spacing w:after="0" w:line="300" w:lineRule="auto"/>
               <w:jc w:val="center"/>
             </w:pPr>
@@ -12593,6 +13219,7 @@
           </w:tcPr>
           <w:p>
             <w:pPr>
+              <w:keepNext/>
               <w:spacing w:after="0" w:line="300" w:lineRule="auto"/>
             </w:pPr>
             <w:r/>
@@ -12609,12 +13236,16 @@
         </w:tc>
       </w:tr>
       <w:tr>
+        <w:trPr>
+          <w:cantSplit/>
+        </w:trPr>
         <w:tc>
           <w:tcPr>
             <w:tcW w:type="dxa" w:w="1474"/>
           </w:tcPr>
           <w:p>
             <w:pPr>
+              <w:keepNext/>
               <w:spacing w:after="0" w:line="300" w:lineRule="auto"/>
             </w:pPr>
             <w:r/>
@@ -12635,6 +13266,7 @@
           </w:tcPr>
           <w:p>
             <w:pPr>
+              <w:keepNext/>
               <w:spacing w:after="0" w:line="300" w:lineRule="auto"/>
             </w:pPr>
             <w:r/>
@@ -12645,7 +13277,7 @@
                 <w:sz w:val="17"/>
                 <w:rFonts w:eastAsia="맑은 고딕"/>
               </w:rPr>
-              <w:t>원격협진 세션</w:t>
+              <w:t>상담방 세션(실건)</w:t>
             </w:r>
           </w:p>
         </w:tc>
@@ -12655,6 +13287,7 @@
           </w:tcPr>
           <w:p>
             <w:pPr>
+              <w:keepNext/>
               <w:spacing w:after="0" w:line="300" w:lineRule="auto"/>
               <w:jc w:val="center"/>
             </w:pPr>
@@ -12676,6 +13309,7 @@
           </w:tcPr>
           <w:p>
             <w:pPr>
+              <w:keepNext/>
               <w:spacing w:after="0" w:line="300" w:lineRule="auto"/>
             </w:pPr>
             <w:r/>
@@ -12686,18 +13320,22 @@
                 <w:sz w:val="17"/>
                 <w:rFonts w:eastAsia="맑은 고딕"/>
               </w:rPr>
-              <w:t>시험 117건 제외</w:t>
+              <w:t>에이전시 미팅 15 + 환자 사전상담 1 · 시험 117건 제외</w:t>
             </w:r>
           </w:p>
         </w:tc>
       </w:tr>
       <w:tr>
+        <w:trPr>
+          <w:cantSplit/>
+        </w:trPr>
         <w:tc>
           <w:tcPr>
             <w:tcW w:type="dxa" w:w="1474"/>
           </w:tcPr>
           <w:p>
             <w:pPr>
+              <w:keepNext/>
               <w:spacing w:after="0" w:line="300" w:lineRule="auto"/>
             </w:pPr>
             <w:r/>
@@ -12718,6 +13356,7 @@
           </w:tcPr>
           <w:p>
             <w:pPr>
+              <w:keepNext/>
               <w:spacing w:after="0" w:line="300" w:lineRule="auto"/>
             </w:pPr>
             <w:r/>
@@ -12728,7 +13367,7 @@
                 <w:sz w:val="17"/>
                 <w:rFonts w:eastAsia="맑은 고딕"/>
               </w:rPr>
-              <w:t>화상상담 실제 진행</w:t>
+              <w:t>실제로 통화가 이뤄진 방</w:t>
             </w:r>
           </w:p>
         </w:tc>
@@ -12738,6 +13377,7 @@
           </w:tcPr>
           <w:p>
             <w:pPr>
+              <w:keepNext/>
               <w:spacing w:after="0" w:line="300" w:lineRule="auto"/>
               <w:jc w:val="center"/>
             </w:pPr>
@@ -12759,6 +13399,7 @@
           </w:tcPr>
           <w:p>
             <w:pPr>
+              <w:keepNext/>
               <w:spacing w:after="0" w:line="300" w:lineRule="auto"/>
             </w:pPr>
             <w:r/>
@@ -12769,18 +13410,22 @@
                 <w:sz w:val="17"/>
                 <w:rFonts w:eastAsia="맑은 고딕"/>
               </w:rPr>
-              <w:t>참가자 2명 이상 입장 · 시험 방 제외</w:t>
+              <w:t>참가자 2명 이상 입장 · 시험 방 제외. 이 중 성과지표에 잡히는 환자 사전상담은 1건</w:t>
             </w:r>
           </w:p>
         </w:tc>
       </w:tr>
       <w:tr>
+        <w:trPr>
+          <w:cantSplit/>
+        </w:trPr>
         <w:tc>
           <w:tcPr>
             <w:tcW w:type="dxa" w:w="1474"/>
           </w:tcPr>
           <w:p>
             <w:pPr>
+              <w:keepNext/>
               <w:spacing w:after="0" w:line="300" w:lineRule="auto"/>
             </w:pPr>
             <w:r/>
@@ -12801,6 +13446,7 @@
           </w:tcPr>
           <w:p>
             <w:pPr>
+              <w:keepNext/>
               <w:spacing w:after="0" w:line="300" w:lineRule="auto"/>
             </w:pPr>
             <w:r/>
@@ -12821,6 +13467,7 @@
           </w:tcPr>
           <w:p>
             <w:pPr>
+              <w:keepNext/>
               <w:spacing w:after="0" w:line="300" w:lineRule="auto"/>
               <w:jc w:val="center"/>
             </w:pPr>
@@ -12842,6 +13489,7 @@
           </w:tcPr>
           <w:p>
             <w:pPr>
+              <w:keepNext/>
               <w:spacing w:after="0" w:line="300" w:lineRule="auto"/>
             </w:pPr>
             <w:r/>
@@ -12857,12 +13505,16 @@
         </w:tc>
       </w:tr>
       <w:tr>
+        <w:trPr>
+          <w:cantSplit/>
+        </w:trPr>
         <w:tc>
           <w:tcPr>
             <w:tcW w:type="dxa" w:w="1474"/>
           </w:tcPr>
           <w:p>
             <w:pPr>
+              <w:keepNext/>
               <w:spacing w:after="0" w:line="300" w:lineRule="auto"/>
             </w:pPr>
             <w:r/>
@@ -12883,6 +13535,7 @@
           </w:tcPr>
           <w:p>
             <w:pPr>
+              <w:keepNext/>
               <w:spacing w:after="0" w:line="300" w:lineRule="auto"/>
             </w:pPr>
             <w:r/>
@@ -12903,6 +13556,7 @@
           </w:tcPr>
           <w:p>
             <w:pPr>
+              <w:keepNext/>
               <w:spacing w:after="0" w:line="300" w:lineRule="auto"/>
               <w:jc w:val="center"/>
             </w:pPr>
@@ -12924,6 +13578,7 @@
           </w:tcPr>
           <w:p>
             <w:pPr>
+              <w:keepNext/>
               <w:spacing w:after="0" w:line="300" w:lineRule="auto"/>
             </w:pPr>
             <w:r/>
@@ -12940,12 +13595,16 @@
         </w:tc>
       </w:tr>
       <w:tr>
+        <w:trPr>
+          <w:cantSplit/>
+        </w:trPr>
         <w:tc>
           <w:tcPr>
             <w:tcW w:type="dxa" w:w="1474"/>
           </w:tcPr>
           <w:p>
             <w:pPr>
+              <w:keepNext/>
               <w:spacing w:after="0" w:line="300" w:lineRule="auto"/>
             </w:pPr>
             <w:r/>
@@ -12966,6 +13625,7 @@
           </w:tcPr>
           <w:p>
             <w:pPr>
+              <w:keepNext/>
               <w:spacing w:after="0" w:line="300" w:lineRule="auto"/>
             </w:pPr>
             <w:r/>
@@ -12986,6 +13646,7 @@
           </w:tcPr>
           <w:p>
             <w:pPr>
+              <w:keepNext/>
               <w:spacing w:after="0" w:line="300" w:lineRule="auto"/>
               <w:jc w:val="center"/>
             </w:pPr>
@@ -13007,6 +13668,7 @@
           </w:tcPr>
           <w:p>
             <w:pPr>
+              <w:keepNext/>
               <w:spacing w:after="0" w:line="300" w:lineRule="auto"/>
             </w:pPr>
             <w:r/>
@@ -13022,12 +13684,16 @@
         </w:tc>
       </w:tr>
       <w:tr>
+        <w:trPr>
+          <w:cantSplit/>
+        </w:trPr>
         <w:tc>
           <w:tcPr>
             <w:tcW w:type="dxa" w:w="1474"/>
           </w:tcPr>
           <w:p>
             <w:pPr>
+              <w:keepNext/>
               <w:spacing w:after="0" w:line="300" w:lineRule="auto"/>
             </w:pPr>
             <w:r/>
@@ -13048,6 +13714,7 @@
           </w:tcPr>
           <w:p>
             <w:pPr>
+              <w:keepNext/>
               <w:spacing w:after="0" w:line="300" w:lineRule="auto"/>
             </w:pPr>
             <w:r/>
@@ -13068,6 +13735,7 @@
           </w:tcPr>
           <w:p>
             <w:pPr>
+              <w:keepNext/>
               <w:spacing w:after="0" w:line="300" w:lineRule="auto"/>
               <w:jc w:val="center"/>
             </w:pPr>
@@ -13089,6 +13757,7 @@
           </w:tcPr>
           <w:p>
             <w:pPr>
+              <w:keepNext/>
               <w:spacing w:after="0" w:line="300" w:lineRule="auto"/>
             </w:pPr>
             <w:r/>
@@ -13105,12 +13774,16 @@
         </w:tc>
       </w:tr>
       <w:tr>
+        <w:trPr>
+          <w:cantSplit/>
+        </w:trPr>
         <w:tc>
           <w:tcPr>
             <w:tcW w:type="dxa" w:w="1474"/>
           </w:tcPr>
           <w:p>
             <w:pPr>
+              <w:keepNext/>
               <w:spacing w:after="0" w:line="300" w:lineRule="auto"/>
             </w:pPr>
             <w:r/>
@@ -13131,6 +13804,7 @@
           </w:tcPr>
           <w:p>
             <w:pPr>
+              <w:keepNext/>
               <w:spacing w:after="0" w:line="300" w:lineRule="auto"/>
             </w:pPr>
             <w:r/>
@@ -13151,6 +13825,7 @@
           </w:tcPr>
           <w:p>
             <w:pPr>
+              <w:keepNext/>
               <w:spacing w:after="0" w:line="300" w:lineRule="auto"/>
               <w:jc w:val="center"/>
             </w:pPr>
@@ -13172,6 +13847,7 @@
           </w:tcPr>
           <w:p>
             <w:pPr>
+              <w:keepNext/>
               <w:spacing w:after="0" w:line="300" w:lineRule="auto"/>
             </w:pPr>
             <w:r/>
@@ -13188,12 +13864,16 @@
         </w:tc>
       </w:tr>
       <w:tr>
+        <w:trPr>
+          <w:cantSplit/>
+        </w:trPr>
         <w:tc>
           <w:tcPr>
             <w:tcW w:type="dxa" w:w="1474"/>
           </w:tcPr>
           <w:p>
             <w:pPr>
+              <w:keepNext/>
               <w:spacing w:after="0" w:line="300" w:lineRule="auto"/>
             </w:pPr>
             <w:r/>
@@ -13214,6 +13894,7 @@
           </w:tcPr>
           <w:p>
             <w:pPr>
+              <w:keepNext/>
               <w:spacing w:after="0" w:line="300" w:lineRule="auto"/>
             </w:pPr>
             <w:r/>
@@ -13234,6 +13915,7 @@
           </w:tcPr>
           <w:p>
             <w:pPr>
+              <w:keepNext/>
               <w:spacing w:after="0" w:line="300" w:lineRule="auto"/>
               <w:jc w:val="center"/>
             </w:pPr>
@@ -13255,6 +13937,7 @@
           </w:tcPr>
           <w:p>
             <w:pPr>
+              <w:keepNext/>
               <w:spacing w:after="0" w:line="300" w:lineRule="auto"/>
             </w:pPr>
             <w:r/>
@@ -13270,12 +13953,16 @@
         </w:tc>
       </w:tr>
       <w:tr>
+        <w:trPr>
+          <w:cantSplit/>
+        </w:trPr>
         <w:tc>
           <w:tcPr>
             <w:tcW w:type="dxa" w:w="1474"/>
           </w:tcPr>
           <w:p>
             <w:pPr>
+              <w:keepNext/>
               <w:spacing w:after="0" w:line="300" w:lineRule="auto"/>
             </w:pPr>
             <w:r/>
@@ -13296,6 +13983,7 @@
           </w:tcPr>
           <w:p>
             <w:pPr>
+              <w:keepNext/>
               <w:spacing w:after="0" w:line="300" w:lineRule="auto"/>
             </w:pPr>
             <w:r/>
@@ -13316,6 +14004,7 @@
           </w:tcPr>
           <w:p>
             <w:pPr>
+              <w:keepNext/>
               <w:spacing w:after="0" w:line="300" w:lineRule="auto"/>
               <w:jc w:val="center"/>
             </w:pPr>
@@ -13337,6 +14026,7 @@
           </w:tcPr>
           <w:p>
             <w:pPr>
+              <w:keepNext/>
               <w:spacing w:after="0" w:line="300" w:lineRule="auto"/>
             </w:pPr>
             <w:r/>
@@ -13353,12 +14043,16 @@
         </w:tc>
       </w:tr>
       <w:tr>
+        <w:trPr>
+          <w:cantSplit/>
+        </w:trPr>
         <w:tc>
           <w:tcPr>
             <w:tcW w:type="dxa" w:w="1474"/>
           </w:tcPr>
           <w:p>
             <w:pPr>
+              <w:keepNext/>
               <w:spacing w:after="0" w:line="300" w:lineRule="auto"/>
             </w:pPr>
             <w:r/>
@@ -13379,6 +14073,7 @@
           </w:tcPr>
           <w:p>
             <w:pPr>
+              <w:keepNext/>
               <w:spacing w:after="0" w:line="300" w:lineRule="auto"/>
             </w:pPr>
             <w:r/>
@@ -13399,6 +14094,7 @@
           </w:tcPr>
           <w:p>
             <w:pPr>
+              <w:keepNext/>
               <w:spacing w:after="0" w:line="300" w:lineRule="auto"/>
               <w:jc w:val="center"/>
             </w:pPr>
@@ -13420,6 +14116,7 @@
           </w:tcPr>
           <w:p>
             <w:pPr>
+              <w:keepNext/>
               <w:spacing w:after="0" w:line="300" w:lineRule="auto"/>
             </w:pPr>
             <w:r/>
@@ -13436,12 +14133,16 @@
         </w:tc>
       </w:tr>
       <w:tr>
+        <w:trPr>
+          <w:cantSplit/>
+        </w:trPr>
         <w:tc>
           <w:tcPr>
             <w:tcW w:type="dxa" w:w="1474"/>
           </w:tcPr>
           <w:p>
             <w:pPr>
+              <w:keepNext/>
               <w:spacing w:after="0" w:line="300" w:lineRule="auto"/>
             </w:pPr>
             <w:r/>
@@ -13462,6 +14163,7 @@
           </w:tcPr>
           <w:p>
             <w:pPr>
+              <w:keepNext/>
               <w:spacing w:after="0" w:line="300" w:lineRule="auto"/>
             </w:pPr>
             <w:r/>
@@ -13482,6 +14184,7 @@
           </w:tcPr>
           <w:p>
             <w:pPr>
+              <w:keepNext/>
               <w:spacing w:after="0" w:line="300" w:lineRule="auto"/>
               <w:jc w:val="center"/>
             </w:pPr>
@@ -13503,6 +14206,7 @@
           </w:tcPr>
           <w:p>
             <w:pPr>
+              <w:keepNext/>
               <w:spacing w:after="0" w:line="300" w:lineRule="auto"/>
             </w:pPr>
             <w:r/>
@@ -13518,6 +14222,9 @@
         </w:tc>
       </w:tr>
       <w:tr>
+        <w:trPr>
+          <w:cantSplit/>
+        </w:trPr>
         <w:tc>
           <w:tcPr>
             <w:tcW w:type="dxa" w:w="1474"/>
@@ -13603,11 +14310,13 @@
     </w:tbl>
     <w:p>
       <w:pPr>
+        <w:keepNext/>
         <w:spacing w:after="80"/>
       </w:pPr>
     </w:p>
     <w:p>
       <w:pPr>
+        <w:keepNext/>
         <w:spacing w:after="60" w:line="324" w:lineRule="auto"/>
         <w:ind w:left="283"/>
       </w:pPr>
@@ -13635,6 +14344,9 @@
         <w:gridCol w:w="2410"/>
       </w:tblGrid>
       <w:tr>
+        <w:trPr>
+          <w:cantSplit/>
+        </w:trPr>
         <w:tc>
           <w:tcPr>
             <w:tcW w:type="dxa" w:w="2948"/>
@@ -13729,6 +14441,9 @@
         </w:tc>
       </w:tr>
       <w:tr>
+        <w:trPr>
+          <w:cantSplit/>
+        </w:trPr>
         <w:tc>
           <w:tcPr>
             <w:tcW w:type="dxa" w:w="2948"/>
@@ -13817,6 +14532,9 @@
         </w:tc>
       </w:tr>
       <w:tr>
+        <w:trPr>
+          <w:cantSplit/>
+        </w:trPr>
         <w:tc>
           <w:tcPr>
             <w:tcW w:type="dxa" w:w="2948"/>
@@ -13905,6 +14623,9 @@
         </w:tc>
       </w:tr>
       <w:tr>
+        <w:trPr>
+          <w:cantSplit/>
+        </w:trPr>
         <w:tc>
           <w:tcPr>
             <w:tcW w:type="dxa" w:w="2948"/>
@@ -14007,6 +14728,7 @@
     </w:p>
     <w:p>
       <w:pPr>
+        <w:keepNext/>
         <w:pageBreakBefore/>
         <w:spacing w:before="400" w:after="200"/>
         <w:pBdr>
@@ -14026,6 +14748,7 @@
     </w:p>
     <w:p>
       <w:pPr>
+        <w:keepNext/>
         <w:spacing w:before="260" w:after="80"/>
       </w:pPr>
       <w:r>
@@ -14052,6 +14775,9 @@
         <w:gridCol w:w="3214"/>
       </w:tblGrid>
       <w:tr>
+        <w:trPr>
+          <w:cantSplit/>
+        </w:trPr>
         <w:tc>
           <w:tcPr>
             <w:tcW w:type="dxa" w:w="1247"/>
@@ -14123,6 +14849,9 @@
         </w:tc>
       </w:tr>
       <w:tr>
+        <w:trPr>
+          <w:cantSplit/>
+        </w:trPr>
         <w:tc>
           <w:tcPr>
             <w:tcW w:type="dxa" w:w="1247"/>
@@ -14190,6 +14919,9 @@
         </w:tc>
       </w:tr>
       <w:tr>
+        <w:trPr>
+          <w:cantSplit/>
+        </w:trPr>
         <w:tc>
           <w:tcPr>
             <w:tcW w:type="dxa" w:w="1247"/>
@@ -14257,6 +14989,9 @@
         </w:tc>
       </w:tr>
       <w:tr>
+        <w:trPr>
+          <w:cantSplit/>
+        </w:trPr>
         <w:tc>
           <w:tcPr>
             <w:tcW w:type="dxa" w:w="1247"/>
@@ -14324,6 +15059,9 @@
         </w:tc>
       </w:tr>
       <w:tr>
+        <w:trPr>
+          <w:cantSplit/>
+        </w:trPr>
         <w:tc>
           <w:tcPr>
             <w:tcW w:type="dxa" w:w="1247"/>
@@ -14390,11 +15128,13 @@
     </w:tbl>
     <w:p>
       <w:pPr>
+        <w:keepNext/>
         <w:spacing w:after="280"/>
       </w:pPr>
     </w:p>
     <w:p>
       <w:pPr>
+        <w:keepNext/>
         <w:spacing w:before="260" w:after="80"/>
       </w:pPr>
       <w:r>
@@ -14421,6 +15161,9 @@
         <w:gridCol w:w="3214"/>
       </w:tblGrid>
       <w:tr>
+        <w:trPr>
+          <w:cantSplit/>
+        </w:trPr>
         <w:tc>
           <w:tcPr>
             <w:tcW w:type="dxa" w:w="1474"/>
@@ -14492,6 +15235,9 @@
         </w:tc>
       </w:tr>
       <w:tr>
+        <w:trPr>
+          <w:cantSplit/>
+        </w:trPr>
         <w:tc>
           <w:tcPr>
             <w:tcW w:type="dxa" w:w="1474"/>
@@ -14557,6 +15303,9 @@
         </w:tc>
       </w:tr>
       <w:tr>
+        <w:trPr>
+          <w:cantSplit/>
+        </w:trPr>
         <w:tc>
           <w:tcPr>
             <w:tcW w:type="dxa" w:w="1474"/>
@@ -14622,6 +15371,9 @@
         </w:tc>
       </w:tr>
       <w:tr>
+        <w:trPr>
+          <w:cantSplit/>
+        </w:trPr>
         <w:tc>
           <w:tcPr>
             <w:tcW w:type="dxa" w:w="1474"/>
@@ -14687,6 +15439,9 @@
         </w:tc>
       </w:tr>
       <w:tr>
+        <w:trPr>
+          <w:cantSplit/>
+        </w:trPr>
         <w:tc>
           <w:tcPr>
             <w:tcW w:type="dxa" w:w="1474"/>
@@ -14752,6 +15507,9 @@
         </w:tc>
       </w:tr>
       <w:tr>
+        <w:trPr>
+          <w:cantSplit/>
+        </w:trPr>
         <w:tc>
           <w:tcPr>
             <w:tcW w:type="dxa" w:w="1474"/>
@@ -14817,6 +15575,9 @@
         </w:tc>
       </w:tr>
       <w:tr>
+        <w:trPr>
+          <w:cantSplit/>
+        </w:trPr>
         <w:tc>
           <w:tcPr>
             <w:tcW w:type="dxa" w:w="1474"/>
@@ -14882,6 +15643,9 @@
         </w:tc>
       </w:tr>
       <w:tr>
+        <w:trPr>
+          <w:cantSplit/>
+        </w:trPr>
         <w:tc>
           <w:tcPr>
             <w:tcW w:type="dxa" w:w="1474"/>
@@ -14946,11 +15710,13 @@
     </w:tbl>
     <w:p>
       <w:pPr>
+        <w:keepNext/>
         <w:spacing w:after="200"/>
       </w:pPr>
     </w:p>
     <w:p>
       <w:pPr>
+        <w:keepNext/>
         <w:spacing w:before="260" w:after="80"/>
       </w:pPr>
       <w:r>
@@ -14977,6 +15743,9 @@
         <w:gridCol w:w="3214"/>
       </w:tblGrid>
       <w:tr>
+        <w:trPr>
+          <w:cantSplit/>
+        </w:trPr>
         <w:tc>
           <w:tcPr>
             <w:tcW w:type="dxa" w:w="1134"/>
@@ -15048,6 +15817,9 @@
         </w:tc>
       </w:tr>
       <w:tr>
+        <w:trPr>
+          <w:cantSplit/>
+        </w:trPr>
         <w:tc>
           <w:tcPr>
             <w:tcW w:type="dxa" w:w="1134"/>
@@ -15114,6 +15886,9 @@
         </w:tc>
       </w:tr>
       <w:tr>
+        <w:trPr>
+          <w:cantSplit/>
+        </w:trPr>
         <w:tc>
           <w:tcPr>
             <w:tcW w:type="dxa" w:w="1134"/>
@@ -15180,6 +15955,9 @@
         </w:tc>
       </w:tr>
       <w:tr>
+        <w:trPr>
+          <w:cantSplit/>
+        </w:trPr>
         <w:tc>
           <w:tcPr>
             <w:tcW w:type="dxa" w:w="1134"/>
@@ -15246,6 +16024,9 @@
         </w:tc>
       </w:tr>
       <w:tr>
+        <w:trPr>
+          <w:cantSplit/>
+        </w:trPr>
         <w:tc>
           <w:tcPr>
             <w:tcW w:type="dxa" w:w="1134"/>

--- a/docs/government-project/11_과제요구사항_6대ICT_분석및구현대비표.docx
+++ b/docs/government-project/11_과제요구사항_6대ICT_분석및구현대비표.docx
@@ -7123,7 +7123,7 @@
                 <w:sz w:val="17"/>
                 <w:rFonts w:eastAsia="맑은 고딕"/>
               </w:rPr>
-              <w:t>· 통합 문의 퍼널 운영: 접수 145건(실환자 8건 · 시험 137건, 운영DB)</w:t>
+              <w:t>· 통합 문의 퍼널 운영: 실환자 접수 8건(시험·자동검사 데이터는 표식으로 분리, 운영DB)</w:t>
               <w:br/>
               <w:t>· AI 상담 대화 326건·메시지 1,068건 축적(운영DB), 사람 상담 인계 시 AI 자동 침묵 처리</w:t>
               <w:br/>
@@ -7233,7 +7233,7 @@
                 <w:sz w:val="17"/>
                 <w:rFonts w:eastAsia="맑은 고딕"/>
               </w:rPr>
-              <w:t>· 문의 실환자 8건(웹 문의서 6 · 소급 등록 2) · 시험 137건 분리</w:t>
+              <w:t>· 문의 실환자 8건(웹 문의서 6 · 소급 등록 2). 시험·자동검사 데이터는 표식으로 분리</w:t>
               <w:br/>
               <w:t>· AI 대화 326스레드 / 1,068메시지</w:t>
               <w:br/>
@@ -7559,7 +7559,7 @@
               </w:rPr>
               <w:t>· 예상진료비 견적 작성·이력 관리 기능 운영(견적 6건)</w:t>
               <w:br/>
-              <w:t>· 원격협진 예약 기능 운영(실건 16건 = 에이전시 미팅 15 + 환자 사전상담 1, 시험 117건 별도): 계정 없이 입장하는 초대링크 방식</w:t>
+              <w:t>· 원격협진 예약 기능 운영(실건 16건 = 에이전시 미팅 15 + 환자 사전상담 1, 시험 방 별도): 계정 없이 입장하는 초대링크 방식</w:t>
               <w:br/>
               <w:t>· 예약 리마인더 자동 발송(정기 실행)</w:t>
               <w:br/>
@@ -7663,7 +7663,7 @@
                 <w:sz w:val="17"/>
                 <w:rFonts w:eastAsia="맑은 고딕"/>
               </w:rPr>
-              <w:t>· 견적 6건 / 상담방 세션 실건 16건(에이전시 미팅 15 · 환자 사전상담 1, 시험 117건 제외)</w:t>
+              <w:t>· 견적 6건 / 상담방 세션 실건 16건(에이전시 미팅 15 · 환자 사전상담 1, 시험 방 제외)</w:t>
               <w:br/>
               <w:t>· 비자 관리 3개 테이블 구축(실데이터 0건: 실환자 진입 대기)</w:t>
             </w:r>
@@ -13140,7 +13140,7 @@
                 <w:sz w:val="17"/>
                 <w:rFonts w:eastAsia="맑은 고딕"/>
               </w:rPr>
-              <w:t>시험 137건 제외</w:t>
+              <w:t>시험·자동검사 데이터 제외</w:t>
             </w:r>
           </w:p>
         </w:tc>
@@ -13320,7 +13320,7 @@
                 <w:sz w:val="17"/>
                 <w:rFonts w:eastAsia="맑은 고딕"/>
               </w:rPr>
-              <w:t>에이전시 미팅 15 + 환자 사전상담 1 · 시험 117건 제외</w:t>
+              <w:t>에이전시 미팅 15 + 환자 사전상담 1 · 시험 방 제외</w:t>
             </w:r>
           </w:p>
         </w:tc>

--- a/docs/government-project/11_과제요구사항_6대ICT_분석및구현대비표.docx
+++ b/docs/government-project/11_과제요구사항_6대ICT_분석및구현대비표.docx
@@ -2595,7 +2595,7 @@
           <w:sz w:val="19"/>
           <w:rFonts w:eastAsia="맑은 고딕"/>
         </w:rPr>
-        <w:t>1. (원문 분해) 각 서비스 정의를 동사 단위로 분해하여 시스템이 수행해야 할 행위를 특정함. 예: ④의 “검사결과·영상정보 전송·수집·저장”은 업로드·보관·열람의 3개 행위로 분해됨.</w:t>
+        <w:t>1. (원문 분해) 각 서비스 정의를 동사 단위로 분해하여 시스템이 수행해야 할 행위를 특정함. 예: ④의 「검사결과·영상정보 전송·수집·저장」은 업로드·보관·열람의 3개 행위로 분해됨.</w:t>
       </w:r>
     </w:p>
     <w:p>
@@ -5461,7 +5461,7 @@
                 <w:sz w:val="17"/>
                 <w:rFonts w:eastAsia="맑은 고딕"/>
               </w:rPr>
-              <w:t>④⑤의 “지속” 요건은 담당자의 기억과 수기 관리로는 유지되지 아니함.</w:t>
+              <w:t>④⑤의 「지속」 요건은 담당자의 기억과 수기 관리로는 유지되지 아니함.</w:t>
             </w:r>
           </w:p>
         </w:tc>
@@ -7891,7 +7891,7 @@
                 <w:sz w:val="17"/>
                 <w:rFonts w:eastAsia="맑은 고딕"/>
               </w:rPr>
-              <w:t>본 요구는 임상정보를 다루므로 수행 주체가 의료기관이어야 함을 확인함(제10조 제1호). 또한 “전송·수집·저장”은 업로드·보관·열람의 3개 행위로 분해되며, 수집된 정보가 담당자의 진행 화면에 반영되지 아니하면 요구가 충족되지 아니한다고 판단함.</w:t>
+              <w:t>본 요구는 임상정보를 다루므로 수행 주체가 의료기관이어야 함을 확인함(제10조 제1호). 또한 「전송·수집·저장」은 업로드·보관·열람의 3개 행위로 분해되며, 수집된 정보가 담당자의 진행 화면에 반영되지 아니하면 요구가 충족되지 아니한다고 판단함.</w:t>
             </w:r>
           </w:p>
         </w:tc>
@@ -8311,7 +8311,7 @@
                 <w:sz w:val="17"/>
                 <w:rFonts w:eastAsia="맑은 고딕"/>
               </w:rPr>
-              <w:t>“지속”이 본 요구의 핵심이며, 담당자의 수기 관리로는 유지되지 아니한다고 판단함(제10조 제3호). 따라서 모니터링·교육·설문을 사람이 아닌 시스템이 견인하는 자동 실행 구조로 설계함.</w:t>
+              <w:t>「지속」이 본 요구의 핵심이며, 담당자의 수기 관리로는 유지되지 아니한다고 판단함(제10조 제3호). 따라서 모니터링·교육·설문을 사람이 아닌 시스템이 견인하는 자동 실행 구조로 설계함.</w:t>
             </w:r>
           </w:p>
         </w:tc>

--- a/docs/government-project/11_과제요구사항_6대ICT_분석및구현대비표.docx
+++ b/docs/government-project/11_과제요구사항_6대ICT_분석및구현대비표.docx
@@ -6683,15 +6683,8 @@
               <w:keepNext/>
               <w:spacing w:after="0" w:line="300" w:lineRule="auto"/>
             </w:pPr>
-            <w:r/>
-            <w:r>
-              <w:rPr>
-                <w:rFonts w:ascii="맑은 고딕" w:hAnsi="맑은 고딕"/>
-                <w:b w:val="0"/>
-                <w:sz w:val="17"/>
-                <w:rFonts w:eastAsia="맑은 고딕"/>
-              </w:rPr>
-              <w:t>· 제휴 의료기관 목록·상세 화면 운영(등록 9개 기관), 위치 지도·유치의료기관 등록 인증 표기 포함</w:t>
+            <w:r>
+              <w:t>· 제휴 의료기관 목록·상세 화면 운영(발행 8개 기관: 협진 대학병원 4 · 참여 한방병원 4개 지점), 위치 지도·유치의료기관 등록 인증 표기 포함</w:t>
               <w:br/>
               <w:t>· 암종별 치료정보 상세 화면 운영, 한방 협진 프로그램 상세 포함</w:t>
               <w:br/>
@@ -6701,6 +6694,14 @@
               <w:br/>
               <w:t>· 전 화면 6개 언어(국문·영문·노문·카자흐어·중문·일문) 제공</w:t>
             </w:r>
+            <w:r>
+              <w:rPr>
+                <w:rFonts w:ascii="맑은 고딕" w:hAnsi="맑은 고딕"/>
+                <w:b w:val="0"/>
+                <w:sz w:val="17"/>
+                <w:rFonts w:eastAsia="맑은 고딕"/>
+              </w:rPr>
+            </w:r>
           </w:p>
         </w:tc>
       </w:tr>
@@ -6799,7 +6800,7 @@
                 <w:sz w:val="17"/>
                 <w:rFonts w:eastAsia="맑은 고딕"/>
               </w:rPr>
-              <w:t>· 제휴 의료기관 9건(운영DB)</w:t>
+              <w:t>· 제휴 의료기관 발행 8건(운영DB · 시험 등록 1건 제외)</w:t>
               <w:br/>
               <w:t>· 공개 화면 6개 언어 정합성 자동 검사 통과</w:t>
               <w:br/>

--- a/docs/government-project/11_과제요구사항_6대ICT_분석및구현대비표.docx
+++ b/docs/government-project/11_과제요구사항_6대ICT_분석및구현대비표.docx
@@ -2595,7 +2595,7 @@
           <w:sz w:val="19"/>
           <w:rFonts w:eastAsia="맑은 고딕"/>
         </w:rPr>
-        <w:t>1. (원문 분해) 각 서비스 정의를 동사 단위로 분해하여 시스템이 수행해야 할 행위를 특정함. 예: ④의 “검사결과·영상정보 전송·수집·저장”은 업로드·보관·열람의 3개 행위로 분해됨.</w:t>
+        <w:t>1. (원문 분해) 각 서비스 정의를 동사 단위로 분해하여 시스템이 수행해야 할 행위를 특정함. 예: ④의 「검사결과·영상정보 전송·수집·저장」은 업로드·보관·열람의 3개 행위로 분해됨.</w:t>
       </w:r>
     </w:p>
     <w:p>
@@ -5461,7 +5461,7 @@
                 <w:sz w:val="17"/>
                 <w:rFonts w:eastAsia="맑은 고딕"/>
               </w:rPr>
-              <w:t>④⑤의 “지속” 요건은 담당자의 기억과 수기 관리로는 유지되지 아니함.</w:t>
+              <w:t>④⑤의 「지속」 요건은 담당자의 기억과 수기 관리로는 유지되지 아니함.</w:t>
             </w:r>
           </w:p>
         </w:tc>
@@ -6683,15 +6683,8 @@
               <w:keepNext/>
               <w:spacing w:after="0" w:line="300" w:lineRule="auto"/>
             </w:pPr>
-            <w:r/>
-            <w:r>
-              <w:rPr>
-                <w:rFonts w:ascii="맑은 고딕" w:hAnsi="맑은 고딕"/>
-                <w:b w:val="0"/>
-                <w:sz w:val="17"/>
-                <w:rFonts w:eastAsia="맑은 고딕"/>
-              </w:rPr>
-              <w:t>· 제휴 의료기관 목록·상세 화면 운영(등록 9개 기관), 위치 지도·유치의료기관 등록 인증 표기 포함</w:t>
+            <w:r>
+              <w:t>· 제휴 의료기관 목록·상세 화면 운영(발행 8개 기관: 협진 대학병원 4 · 참여 한방병원 4개 지점), 위치 지도·유치의료기관 등록 인증 표기 포함</w:t>
               <w:br/>
               <w:t>· 암종별 치료정보 상세 화면 운영, 한방 협진 프로그램 상세 포함</w:t>
               <w:br/>
@@ -6701,6 +6694,14 @@
               <w:br/>
               <w:t>· 전 화면 6개 언어(국문·영문·노문·카자흐어·중문·일문) 제공</w:t>
             </w:r>
+            <w:r>
+              <w:rPr>
+                <w:rFonts w:ascii="맑은 고딕" w:hAnsi="맑은 고딕"/>
+                <w:b w:val="0"/>
+                <w:sz w:val="17"/>
+                <w:rFonts w:eastAsia="맑은 고딕"/>
+              </w:rPr>
+            </w:r>
           </w:p>
         </w:tc>
       </w:tr>
@@ -6799,7 +6800,7 @@
                 <w:sz w:val="17"/>
                 <w:rFonts w:eastAsia="맑은 고딕"/>
               </w:rPr>
-              <w:t>· 제휴 의료기관 9건(운영DB)</w:t>
+              <w:t>· 제휴 의료기관 발행 8건(운영DB · 시험 등록 1건 제외)</w:t>
               <w:br/>
               <w:t>· 공개 화면 6개 언어 정합성 자동 검사 통과</w:t>
               <w:br/>
@@ -7123,7 +7124,7 @@
                 <w:sz w:val="17"/>
                 <w:rFonts w:eastAsia="맑은 고딕"/>
               </w:rPr>
-              <w:t>· 통합 문의 퍼널 운영: 접수 145건(실환자 8건 · 시험 137건, 운영DB)</w:t>
+              <w:t>· 통합 문의 퍼널 운영: 실환자 접수 8건(시험·자동검사 데이터는 표식으로 분리, 운영DB)</w:t>
               <w:br/>
               <w:t>· AI 상담 대화 326건·메시지 1,068건 축적(운영DB), 사람 상담 인계 시 AI 자동 침묵 처리</w:t>
               <w:br/>
@@ -7233,7 +7234,7 @@
                 <w:sz w:val="17"/>
                 <w:rFonts w:eastAsia="맑은 고딕"/>
               </w:rPr>
-              <w:t>· 문의 실환자 8건(웹 문의서 6 · 소급 등록 2) · 시험 137건 분리</w:t>
+              <w:t>· 문의 실환자 8건(웹 문의서 6 · 소급 등록 2). 시험·자동검사 데이터는 표식으로 분리</w:t>
               <w:br/>
               <w:t>· AI 대화 326스레드 / 1,068메시지</w:t>
               <w:br/>
@@ -7559,7 +7560,7 @@
               </w:rPr>
               <w:t>· 예상진료비 견적 작성·이력 관리 기능 운영(견적 6건)</w:t>
               <w:br/>
-              <w:t>· 원격협진 예약 기능 운영(실건 16건 = 에이전시 미팅 15 + 환자 사전상담 1, 시험 117건 별도): 계정 없이 입장하는 초대링크 방식</w:t>
+              <w:t>· 원격협진 예약 기능 운영(실건 16건 = 에이전시 미팅 15 + 환자 사전상담 1, 시험 방 별도): 계정 없이 입장하는 초대링크 방식</w:t>
               <w:br/>
               <w:t>· 예약 리마인더 자동 발송(정기 실행)</w:t>
               <w:br/>
@@ -7663,7 +7664,7 @@
                 <w:sz w:val="17"/>
                 <w:rFonts w:eastAsia="맑은 고딕"/>
               </w:rPr>
-              <w:t>· 견적 6건 / 상담방 세션 실건 16건(에이전시 미팅 15 · 환자 사전상담 1, 시험 117건 제외)</w:t>
+              <w:t>· 견적 6건 / 상담방 세션 실건 16건(에이전시 미팅 15 · 환자 사전상담 1, 시험 방 제외)</w:t>
               <w:br/>
               <w:t>· 비자 관리 3개 테이블 구축(실데이터 0건: 실환자 진입 대기)</w:t>
             </w:r>
@@ -7891,7 +7892,7 @@
                 <w:sz w:val="17"/>
                 <w:rFonts w:eastAsia="맑은 고딕"/>
               </w:rPr>
-              <w:t>본 요구는 임상정보를 다루므로 수행 주체가 의료기관이어야 함을 확인함(제10조 제1호). 또한 “전송·수집·저장”은 업로드·보관·열람의 3개 행위로 분해되며, 수집된 정보가 담당자의 진행 화면에 반영되지 아니하면 요구가 충족되지 아니한다고 판단함.</w:t>
+              <w:t>본 요구는 임상정보를 다루므로 수행 주체가 의료기관이어야 함을 확인함(제10조 제1호). 또한 「전송·수집·저장」은 업로드·보관·열람의 3개 행위로 분해되며, 수집된 정보가 담당자의 진행 화면에 반영되지 아니하면 요구가 충족되지 아니한다고 판단함.</w:t>
             </w:r>
           </w:p>
         </w:tc>
@@ -8311,7 +8312,7 @@
                 <w:sz w:val="17"/>
                 <w:rFonts w:eastAsia="맑은 고딕"/>
               </w:rPr>
-              <w:t>“지속”이 본 요구의 핵심이며, 담당자의 수기 관리로는 유지되지 아니한다고 판단함(제10조 제3호). 따라서 모니터링·교육·설문을 사람이 아닌 시스템이 견인하는 자동 실행 구조로 설계함.</w:t>
+              <w:t>「지속」이 본 요구의 핵심이며, 담당자의 수기 관리로는 유지되지 아니한다고 판단함(제10조 제3호). 따라서 모니터링·교육·설문을 사람이 아닌 시스템이 견인하는 자동 실행 구조로 설계함.</w:t>
             </w:r>
           </w:p>
         </w:tc>
@@ -13140,7 +13141,7 @@
                 <w:sz w:val="17"/>
                 <w:rFonts w:eastAsia="맑은 고딕"/>
               </w:rPr>
-              <w:t>시험 137건 제외</w:t>
+              <w:t>시험·자동검사 데이터 제외</w:t>
             </w:r>
           </w:p>
         </w:tc>
@@ -13320,7 +13321,7 @@
                 <w:sz w:val="17"/>
                 <w:rFonts w:eastAsia="맑은 고딕"/>
               </w:rPr>
-              <w:t>에이전시 미팅 15 + 환자 사전상담 1 · 시험 117건 제외</w:t>
+              <w:t>에이전시 미팅 15 + 환자 사전상담 1 · 시험 방 제외</w:t>
             </w:r>
           </w:p>
         </w:tc>

--- a/docs/government-project/11_과제요구사항_6대ICT_분석및구현대비표.docx
+++ b/docs/government-project/11_과제요구사항_6대ICT_분석및구현대비표.docx
@@ -6291,7 +6291,7 @@
                 <w:sz w:val="17"/>
                 <w:rFonts w:eastAsia="맑은 고딕"/>
               </w:rPr>
-              <w:t>8월</w:t>
+              <w:t>8~9월</w:t>
             </w:r>
           </w:p>
         </w:tc>
@@ -6312,7 +6312,7 @@
                 <w:sz w:val="17"/>
                 <w:rFonts w:eastAsia="맑은 고딕"/>
               </w:rPr>
-              <w:t>중간평가(8. 27.) 수검</w:t>
+              <w:t>중간평가 수검</w:t>
             </w:r>
           </w:p>
         </w:tc>
@@ -12478,7 +12478,7 @@
                 <w:sz w:val="17"/>
                 <w:rFonts w:eastAsia="맑은 고딕"/>
               </w:rPr>
-              <w:t>미검증</w:t>
+              <w:t>대상 미발생</w:t>
             </w:r>
           </w:p>
         </w:tc>
@@ -12499,7 +12499,7 @@
                 <w:sz w:val="17"/>
                 <w:rFonts w:eastAsia="맑은 고딕"/>
               </w:rPr>
-              <w:t>실환자 치료 완료 단계 미도달</w:t>
+              <w:t>실환자가 치료 완료 단계에 도달하는 시점부터 집계 개시</w:t>
             </w:r>
           </w:p>
         </w:tc>
@@ -12697,7 +12697,7 @@
           <w:sz w:val="18"/>
           <w:rFonts w:eastAsia="맑은 고딕"/>
         </w:rPr>
-        <w:t>※ 기능 구현률과 실데이터 검증은 별개 지표로 관리함. 기능이 구현되었더라도 실제 수행 사례가 없는 항목은 「미검증」으로 표기하며, 이를 이행으로 간주하지 아니함.</w:t>
+        <w:t>※ 기능 구현률과 실데이터 검증은 별개 지표로 관리함. 기능이 구현되었더라도 실제 수행 사례가 없는 항목은 「대상 미발생」으로 구분 표기하며, 이를 이행 실적으로 계상하지 아니함.</w:t>
       </w:r>
     </w:p>
     <w:p>

--- a/docs/government-project/11_과제요구사항_6대ICT_분석및구현대비표.docx
+++ b/docs/government-project/11_과제요구사항_6대ICT_분석및구현대비표.docx
@@ -55,7 +55,6 @@
     </w:p>
     <w:p>
       <w:pPr>
-        <w:keepNext/>
         <w:jc w:val="center"/>
       </w:pPr>
       <w:r>
@@ -71,7 +70,6 @@
     </w:p>
     <w:p>
       <w:pPr>
-        <w:keepNext/>
         <w:spacing w:before="200"/>
         <w:jc w:val="center"/>
       </w:pPr>
@@ -88,7 +86,6 @@
     </w:p>
     <w:p>
       <w:pPr>
-        <w:keepNext/>
         <w:spacing w:after="600"/>
       </w:pPr>
     </w:p>
@@ -104,9 +101,6 @@
         <w:gridCol w:w="4820"/>
       </w:tblGrid>
       <w:tr>
-        <w:trPr>
-          <w:cantSplit/>
-        </w:trPr>
         <w:tc>
           <w:tcPr>
             <w:tcW w:type="dxa" w:w="2041"/>
@@ -114,7 +108,6 @@
           </w:tcPr>
           <w:p>
             <w:pPr>
-              <w:keepNext/>
               <w:spacing w:after="0"/>
               <w:jc w:val="center"/>
             </w:pPr>
@@ -136,7 +129,6 @@
           </w:tcPr>
           <w:p>
             <w:pPr>
-              <w:keepNext/>
               <w:spacing w:after="0"/>
             </w:pPr>
             <w:r/>
@@ -153,9 +145,6 @@
         </w:tc>
       </w:tr>
       <w:tr>
-        <w:trPr>
-          <w:cantSplit/>
-        </w:trPr>
         <w:tc>
           <w:tcPr>
             <w:tcW w:type="dxa" w:w="2041"/>
@@ -163,7 +152,6 @@
           </w:tcPr>
           <w:p>
             <w:pPr>
-              <w:keepNext/>
               <w:spacing w:after="0"/>
               <w:jc w:val="center"/>
             </w:pPr>
@@ -185,7 +173,6 @@
           </w:tcPr>
           <w:p>
             <w:pPr>
-              <w:keepNext/>
               <w:spacing w:after="0"/>
             </w:pPr>
             <w:r/>
@@ -202,9 +189,6 @@
         </w:tc>
       </w:tr>
       <w:tr>
-        <w:trPr>
-          <w:cantSplit/>
-        </w:trPr>
         <w:tc>
           <w:tcPr>
             <w:tcW w:type="dxa" w:w="2041"/>
@@ -212,7 +196,6 @@
           </w:tcPr>
           <w:p>
             <w:pPr>
-              <w:keepNext/>
               <w:spacing w:after="0"/>
               <w:jc w:val="center"/>
             </w:pPr>
@@ -234,7 +217,6 @@
           </w:tcPr>
           <w:p>
             <w:pPr>
-              <w:keepNext/>
               <w:spacing w:after="0"/>
             </w:pPr>
             <w:r/>
@@ -251,9 +233,6 @@
         </w:tc>
       </w:tr>
       <w:tr>
-        <w:trPr>
-          <w:cantSplit/>
-        </w:trPr>
         <w:tc>
           <w:tcPr>
             <w:tcW w:type="dxa" w:w="2041"/>
@@ -261,7 +240,6 @@
           </w:tcPr>
           <w:p>
             <w:pPr>
-              <w:keepNext/>
               <w:spacing w:after="0"/>
               <w:jc w:val="center"/>
             </w:pPr>
@@ -283,7 +261,6 @@
           </w:tcPr>
           <w:p>
             <w:pPr>
-              <w:keepNext/>
               <w:spacing w:after="0"/>
             </w:pPr>
             <w:r/>
@@ -300,9 +277,6 @@
         </w:tc>
       </w:tr>
       <w:tr>
-        <w:trPr>
-          <w:cantSplit/>
-        </w:trPr>
         <w:tc>
           <w:tcPr>
             <w:tcW w:type="dxa" w:w="2041"/>
@@ -310,7 +284,6 @@
           </w:tcPr>
           <w:p>
             <w:pPr>
-              <w:keepNext/>
               <w:spacing w:after="0"/>
               <w:jc w:val="center"/>
             </w:pPr>
@@ -332,7 +305,6 @@
           </w:tcPr>
           <w:p>
             <w:pPr>
-              <w:keepNext/>
               <w:spacing w:after="0"/>
             </w:pPr>
             <w:r/>
@@ -349,9 +321,6 @@
         </w:tc>
       </w:tr>
       <w:tr>
-        <w:trPr>
-          <w:cantSplit/>
-        </w:trPr>
         <w:tc>
           <w:tcPr>
             <w:tcW w:type="dxa" w:w="2041"/>
@@ -359,7 +328,6 @@
           </w:tcPr>
           <w:p>
             <w:pPr>
-              <w:keepNext/>
               <w:spacing w:after="0"/>
               <w:jc w:val="center"/>
             </w:pPr>
@@ -381,7 +349,6 @@
           </w:tcPr>
           <w:p>
             <w:pPr>
-              <w:keepNext/>
               <w:spacing w:after="0"/>
             </w:pPr>
             <w:r/>
@@ -398,9 +365,6 @@
         </w:tc>
       </w:tr>
       <w:tr>
-        <w:trPr>
-          <w:cantSplit/>
-        </w:trPr>
         <w:tc>
           <w:tcPr>
             <w:tcW w:type="dxa" w:w="2041"/>
@@ -408,7 +372,6 @@
           </w:tcPr>
           <w:p>
             <w:pPr>
-              <w:keepNext/>
               <w:spacing w:after="0"/>
               <w:jc w:val="center"/>
             </w:pPr>
@@ -430,7 +393,6 @@
           </w:tcPr>
           <w:p>
             <w:pPr>
-              <w:keepNext/>
               <w:spacing w:after="0"/>
             </w:pPr>
             <w:r/>
@@ -447,9 +409,6 @@
         </w:tc>
       </w:tr>
       <w:tr>
-        <w:trPr>
-          <w:cantSplit/>
-        </w:trPr>
         <w:tc>
           <w:tcPr>
             <w:tcW w:type="dxa" w:w="2041"/>
@@ -457,7 +416,6 @@
           </w:tcPr>
           <w:p>
             <w:pPr>
-              <w:keepNext/>
               <w:spacing w:after="0"/>
               <w:jc w:val="center"/>
             </w:pPr>
@@ -479,7 +437,6 @@
           </w:tcPr>
           <w:p>
             <w:pPr>
-              <w:keepNext/>
               <w:spacing w:after="0"/>
             </w:pPr>
             <w:r/>
@@ -496,9 +453,6 @@
         </w:tc>
       </w:tr>
       <w:tr>
-        <w:trPr>
-          <w:cantSplit/>
-        </w:trPr>
         <w:tc>
           <w:tcPr>
             <w:tcW w:type="dxa" w:w="2041"/>
@@ -550,7 +504,6 @@
     </w:p>
     <w:p>
       <w:pPr>
-        <w:keepNext/>
         <w:jc w:val="center"/>
       </w:pPr>
       <w:r>
@@ -564,9 +517,12 @@
       </w:r>
     </w:p>
     <w:p>
+      <w:r>
+        <w:br w:type="page"/>
+      </w:r>
+    </w:p>
+    <w:p>
       <w:pPr>
-        <w:keepNext/>
-        <w:pageBreakBefore/>
         <w:spacing w:before="260" w:after="80"/>
       </w:pPr>
       <w:r>
@@ -594,9 +550,6 @@
         <w:gridCol w:w="2410"/>
       </w:tblGrid>
       <w:tr>
-        <w:trPr>
-          <w:cantSplit/>
-        </w:trPr>
         <w:tc>
           <w:tcPr>
             <w:tcW w:type="dxa" w:w="1247"/>
@@ -691,9 +644,6 @@
         </w:tc>
       </w:tr>
       <w:tr>
-        <w:trPr>
-          <w:cantSplit/>
-        </w:trPr>
         <w:tc>
           <w:tcPr>
             <w:tcW w:type="dxa" w:w="1247"/>
@@ -783,9 +733,6 @@
         </w:tc>
       </w:tr>
       <w:tr>
-        <w:trPr>
-          <w:cantSplit/>
-        </w:trPr>
         <w:tc>
           <w:tcPr>
             <w:tcW w:type="dxa" w:w="1247"/>
@@ -875,9 +822,6 @@
         </w:tc>
       </w:tr>
       <w:tr>
-        <w:trPr>
-          <w:cantSplit/>
-        </w:trPr>
         <w:tc>
           <w:tcPr>
             <w:tcW w:type="dxa" w:w="1247"/>
@@ -1214,7 +1158,6 @@
     </w:p>
     <w:p>
       <w:pPr>
-        <w:keepNext/>
         <w:spacing w:after="60" w:line="324" w:lineRule="auto"/>
         <w:ind w:left="283"/>
       </w:pPr>
@@ -1230,7 +1173,6 @@
     </w:p>
     <w:p>
       <w:pPr>
-        <w:keepNext/>
         <w:spacing w:before="260" w:after="80"/>
       </w:pPr>
       <w:r>
@@ -1257,9 +1199,6 @@
         <w:gridCol w:w="3214"/>
       </w:tblGrid>
       <w:tr>
-        <w:trPr>
-          <w:cantSplit/>
-        </w:trPr>
         <w:tc>
           <w:tcPr>
             <w:tcW w:type="dxa" w:w="1474"/>
@@ -1331,9 +1270,6 @@
         </w:tc>
       </w:tr>
       <w:tr>
-        <w:trPr>
-          <w:cantSplit/>
-        </w:trPr>
         <w:tc>
           <w:tcPr>
             <w:tcW w:type="dxa" w:w="1474"/>
@@ -1399,9 +1335,6 @@
         </w:tc>
       </w:tr>
       <w:tr>
-        <w:trPr>
-          <w:cantSplit/>
-        </w:trPr>
         <w:tc>
           <w:tcPr>
             <w:tcW w:type="dxa" w:w="1474"/>
@@ -1467,9 +1400,6 @@
         </w:tc>
       </w:tr>
       <w:tr>
-        <w:trPr>
-          <w:cantSplit/>
-        </w:trPr>
         <w:tc>
           <w:tcPr>
             <w:tcW w:type="dxa" w:w="1474"/>
@@ -1535,9 +1465,6 @@
         </w:tc>
       </w:tr>
       <w:tr>
-        <w:trPr>
-          <w:cantSplit/>
-        </w:trPr>
         <w:tc>
           <w:tcPr>
             <w:tcW w:type="dxa" w:w="1474"/>
@@ -1603,9 +1530,6 @@
         </w:tc>
       </w:tr>
       <w:tr>
-        <w:trPr>
-          <w:cantSplit/>
-        </w:trPr>
         <w:tc>
           <w:tcPr>
             <w:tcW w:type="dxa" w:w="1474"/>
@@ -1670,7 +1594,6 @@
     </w:tbl>
     <w:p>
       <w:pPr>
-        <w:keepNext/>
         <w:spacing w:before="260" w:after="80"/>
       </w:pPr>
       <w:r>
@@ -1696,9 +1619,6 @@
         <w:gridCol w:w="4820"/>
       </w:tblGrid>
       <w:tr>
-        <w:trPr>
-          <w:cantSplit/>
-        </w:trPr>
         <w:tc>
           <w:tcPr>
             <w:tcW w:type="dxa" w:w="2268"/>
@@ -1747,9 +1667,6 @@
         </w:tc>
       </w:tr>
       <w:tr>
-        <w:trPr>
-          <w:cantSplit/>
-        </w:trPr>
         <w:tc>
           <w:tcPr>
             <w:tcW w:type="dxa" w:w="2268"/>
@@ -1794,9 +1711,6 @@
         </w:tc>
       </w:tr>
       <w:tr>
-        <w:trPr>
-          <w:cantSplit/>
-        </w:trPr>
         <w:tc>
           <w:tcPr>
             <w:tcW w:type="dxa" w:w="2268"/>
@@ -1841,9 +1755,6 @@
         </w:tc>
       </w:tr>
       <w:tr>
-        <w:trPr>
-          <w:cantSplit/>
-        </w:trPr>
         <w:tc>
           <w:tcPr>
             <w:tcW w:type="dxa" w:w="2268"/>
@@ -1888,9 +1799,6 @@
         </w:tc>
       </w:tr>
       <w:tr>
-        <w:trPr>
-          <w:cantSplit/>
-        </w:trPr>
         <w:tc>
           <w:tcPr>
             <w:tcW w:type="dxa" w:w="2268"/>
@@ -1935,9 +1843,6 @@
         </w:tc>
       </w:tr>
       <w:tr>
-        <w:trPr>
-          <w:cantSplit/>
-        </w:trPr>
         <w:tc>
           <w:tcPr>
             <w:tcW w:type="dxa" w:w="2268"/>
@@ -2031,7 +1936,6 @@
     </w:p>
     <w:p>
       <w:pPr>
-        <w:keepNext/>
         <w:spacing w:after="60" w:line="324" w:lineRule="auto"/>
         <w:ind w:left="283"/>
       </w:pPr>
@@ -2047,7 +1951,6 @@
     </w:p>
     <w:p>
       <w:pPr>
-        <w:keepNext/>
         <w:spacing w:before="260" w:after="80"/>
       </w:pPr>
       <w:r>
@@ -2074,9 +1977,6 @@
         <w:gridCol w:w="3214"/>
       </w:tblGrid>
       <w:tr>
-        <w:trPr>
-          <w:cantSplit/>
-        </w:trPr>
         <w:tc>
           <w:tcPr>
             <w:tcW w:type="dxa" w:w="1247"/>
@@ -2148,9 +2048,6 @@
         </w:tc>
       </w:tr>
       <w:tr>
-        <w:trPr>
-          <w:cantSplit/>
-        </w:trPr>
         <w:tc>
           <w:tcPr>
             <w:tcW w:type="dxa" w:w="1247"/>
@@ -2216,9 +2113,6 @@
         </w:tc>
       </w:tr>
       <w:tr>
-        <w:trPr>
-          <w:cantSplit/>
-        </w:trPr>
         <w:tc>
           <w:tcPr>
             <w:tcW w:type="dxa" w:w="1247"/>
@@ -2284,9 +2178,6 @@
         </w:tc>
       </w:tr>
       <w:tr>
-        <w:trPr>
-          <w:cantSplit/>
-        </w:trPr>
         <w:tc>
           <w:tcPr>
             <w:tcW w:type="dxa" w:w="1247"/>
@@ -2352,9 +2243,6 @@
         </w:tc>
       </w:tr>
       <w:tr>
-        <w:trPr>
-          <w:cantSplit/>
-        </w:trPr>
         <w:tc>
           <w:tcPr>
             <w:tcW w:type="dxa" w:w="1247"/>
@@ -2420,9 +2308,6 @@
         </w:tc>
       </w:tr>
       <w:tr>
-        <w:trPr>
-          <w:cantSplit/>
-        </w:trPr>
         <w:tc>
           <w:tcPr>
             <w:tcW w:type="dxa" w:w="1247"/>
@@ -2488,9 +2373,6 @@
         </w:tc>
       </w:tr>
       <w:tr>
-        <w:trPr>
-          <w:cantSplit/>
-        </w:trPr>
         <w:tc>
           <w:tcPr>
             <w:tcW w:type="dxa" w:w="1247"/>
@@ -2657,10 +2539,6 @@
         <w:gridCol w:w="2410"/>
       </w:tblGrid>
       <w:tr>
-        <w:trPr>
-          <w:tblHeader w:val="true"/>
-          <w:cantSplit/>
-        </w:trPr>
         <w:tc>
           <w:tcPr>
             <w:tcW w:type="dxa" w:w="907"/>
@@ -2751,9 +2629,6 @@
         </w:tc>
       </w:tr>
       <w:tr>
-        <w:trPr>
-          <w:cantSplit/>
-        </w:trPr>
         <w:tc>
           <w:tcPr>
             <w:tcW w:type="dxa" w:w="907"/>
@@ -2838,9 +2713,6 @@
         </w:tc>
       </w:tr>
       <w:tr>
-        <w:trPr>
-          <w:cantSplit/>
-        </w:trPr>
         <w:tc>
           <w:tcPr>
             <w:tcW w:type="dxa" w:w="907"/>
@@ -2925,9 +2797,6 @@
         </w:tc>
       </w:tr>
       <w:tr>
-        <w:trPr>
-          <w:cantSplit/>
-        </w:trPr>
         <w:tc>
           <w:tcPr>
             <w:tcW w:type="dxa" w:w="907"/>
@@ -3012,9 +2881,6 @@
         </w:tc>
       </w:tr>
       <w:tr>
-        <w:trPr>
-          <w:cantSplit/>
-        </w:trPr>
         <w:tc>
           <w:tcPr>
             <w:tcW w:type="dxa" w:w="907"/>
@@ -3099,9 +2965,6 @@
         </w:tc>
       </w:tr>
       <w:tr>
-        <w:trPr>
-          <w:cantSplit/>
-        </w:trPr>
         <w:tc>
           <w:tcPr>
             <w:tcW w:type="dxa" w:w="907"/>
@@ -3186,9 +3049,6 @@
         </w:tc>
       </w:tr>
       <w:tr>
-        <w:trPr>
-          <w:cantSplit/>
-        </w:trPr>
         <w:tc>
           <w:tcPr>
             <w:tcW w:type="dxa" w:w="907"/>
@@ -3273,9 +3133,6 @@
         </w:tc>
       </w:tr>
       <w:tr>
-        <w:trPr>
-          <w:cantSplit/>
-        </w:trPr>
         <w:tc>
           <w:tcPr>
             <w:tcW w:type="dxa" w:w="907"/>
@@ -3360,9 +3217,6 @@
         </w:tc>
       </w:tr>
       <w:tr>
-        <w:trPr>
-          <w:cantSplit/>
-        </w:trPr>
         <w:tc>
           <w:tcPr>
             <w:tcW w:type="dxa" w:w="907"/>
@@ -3447,9 +3301,6 @@
         </w:tc>
       </w:tr>
       <w:tr>
-        <w:trPr>
-          <w:cantSplit/>
-        </w:trPr>
         <w:tc>
           <w:tcPr>
             <w:tcW w:type="dxa" w:w="907"/>
@@ -3534,9 +3385,6 @@
         </w:tc>
       </w:tr>
       <w:tr>
-        <w:trPr>
-          <w:cantSplit/>
-        </w:trPr>
         <w:tc>
           <w:tcPr>
             <w:tcW w:type="dxa" w:w="907"/>
@@ -3621,9 +3469,6 @@
         </w:tc>
       </w:tr>
       <w:tr>
-        <w:trPr>
-          <w:cantSplit/>
-        </w:trPr>
         <w:tc>
           <w:tcPr>
             <w:tcW w:type="dxa" w:w="907"/>
@@ -3708,9 +3553,6 @@
         </w:tc>
       </w:tr>
       <w:tr>
-        <w:trPr>
-          <w:cantSplit/>
-        </w:trPr>
         <w:tc>
           <w:tcPr>
             <w:tcW w:type="dxa" w:w="907"/>
@@ -3795,9 +3637,6 @@
         </w:tc>
       </w:tr>
       <w:tr>
-        <w:trPr>
-          <w:cantSplit/>
-        </w:trPr>
         <w:tc>
           <w:tcPr>
             <w:tcW w:type="dxa" w:w="907"/>
@@ -3882,9 +3721,6 @@
         </w:tc>
       </w:tr>
       <w:tr>
-        <w:trPr>
-          <w:cantSplit/>
-        </w:trPr>
         <w:tc>
           <w:tcPr>
             <w:tcW w:type="dxa" w:w="907"/>
@@ -3969,9 +3805,6 @@
         </w:tc>
       </w:tr>
       <w:tr>
-        <w:trPr>
-          <w:cantSplit/>
-        </w:trPr>
         <w:tc>
           <w:tcPr>
             <w:tcW w:type="dxa" w:w="907"/>
@@ -4056,9 +3889,6 @@
         </w:tc>
       </w:tr>
       <w:tr>
-        <w:trPr>
-          <w:cantSplit/>
-        </w:trPr>
         <w:tc>
           <w:tcPr>
             <w:tcW w:type="dxa" w:w="907"/>
@@ -4143,9 +3973,6 @@
         </w:tc>
       </w:tr>
       <w:tr>
-        <w:trPr>
-          <w:cantSplit/>
-        </w:trPr>
         <w:tc>
           <w:tcPr>
             <w:tcW w:type="dxa" w:w="907"/>
@@ -4230,9 +4057,6 @@
         </w:tc>
       </w:tr>
       <w:tr>
-        <w:trPr>
-          <w:cantSplit/>
-        </w:trPr>
         <w:tc>
           <w:tcPr>
             <w:tcW w:type="dxa" w:w="907"/>
@@ -4317,9 +4141,6 @@
         </w:tc>
       </w:tr>
       <w:tr>
-        <w:trPr>
-          <w:cantSplit/>
-        </w:trPr>
         <w:tc>
           <w:tcPr>
             <w:tcW w:type="dxa" w:w="907"/>
@@ -4404,9 +4225,6 @@
         </w:tc>
       </w:tr>
       <w:tr>
-        <w:trPr>
-          <w:cantSplit/>
-        </w:trPr>
         <w:tc>
           <w:tcPr>
             <w:tcW w:type="dxa" w:w="907"/>
@@ -4491,9 +4309,6 @@
         </w:tc>
       </w:tr>
       <w:tr>
-        <w:trPr>
-          <w:cantSplit/>
-        </w:trPr>
         <w:tc>
           <w:tcPr>
             <w:tcW w:type="dxa" w:w="907"/>
@@ -4578,9 +4393,6 @@
         </w:tc>
       </w:tr>
       <w:tr>
-        <w:trPr>
-          <w:cantSplit/>
-        </w:trPr>
         <w:tc>
           <w:tcPr>
             <w:tcW w:type="dxa" w:w="907"/>
@@ -4667,7 +4479,6 @@
     </w:tbl>
     <w:p>
       <w:pPr>
-        <w:keepNext/>
         <w:spacing w:after="120"/>
         <w:ind w:left="283"/>
       </w:pPr>
@@ -4684,7 +4495,6 @@
     </w:p>
     <w:p>
       <w:pPr>
-        <w:keepNext/>
         <w:spacing w:before="260" w:after="80"/>
       </w:pPr>
       <w:r>
@@ -4712,9 +4522,6 @@
         <w:gridCol w:w="2410"/>
       </w:tblGrid>
       <w:tr>
-        <w:trPr>
-          <w:cantSplit/>
-        </w:trPr>
         <w:tc>
           <w:tcPr>
             <w:tcW w:type="dxa" w:w="2608"/>
@@ -4809,9 +4616,6 @@
         </w:tc>
       </w:tr>
       <w:tr>
-        <w:trPr>
-          <w:cantSplit/>
-        </w:trPr>
         <w:tc>
           <w:tcPr>
             <w:tcW w:type="dxa" w:w="2608"/>
@@ -4900,9 +4704,6 @@
         </w:tc>
       </w:tr>
       <w:tr>
-        <w:trPr>
-          <w:cantSplit/>
-        </w:trPr>
         <w:tc>
           <w:tcPr>
             <w:tcW w:type="dxa" w:w="2608"/>
@@ -4991,9 +4792,6 @@
         </w:tc>
       </w:tr>
       <w:tr>
-        <w:trPr>
-          <w:cantSplit/>
-        </w:trPr>
         <w:tc>
           <w:tcPr>
             <w:tcW w:type="dxa" w:w="2608"/>
@@ -5096,7 +4894,6 @@
     </w:p>
     <w:p>
       <w:pPr>
-        <w:keepNext/>
         <w:spacing w:before="260" w:after="80"/>
       </w:pPr>
       <w:r>
@@ -5112,7 +4909,6 @@
     </w:p>
     <w:p>
       <w:pPr>
-        <w:keepNext/>
         <w:spacing w:after="60" w:line="324" w:lineRule="auto"/>
         <w:ind w:left="283"/>
       </w:pPr>
@@ -5140,9 +4936,6 @@
         <w:gridCol w:w="2410"/>
       </w:tblGrid>
       <w:tr>
-        <w:trPr>
-          <w:cantSplit/>
-        </w:trPr>
         <w:tc>
           <w:tcPr>
             <w:tcW w:type="dxa" w:w="680"/>
@@ -5237,9 +5030,6 @@
         </w:tc>
       </w:tr>
       <w:tr>
-        <w:trPr>
-          <w:cantSplit/>
-        </w:trPr>
         <w:tc>
           <w:tcPr>
             <w:tcW w:type="dxa" w:w="680"/>
@@ -5328,9 +5118,6 @@
         </w:tc>
       </w:tr>
       <w:tr>
-        <w:trPr>
-          <w:cantSplit/>
-        </w:trPr>
         <w:tc>
           <w:tcPr>
             <w:tcW w:type="dxa" w:w="680"/>
@@ -5419,9 +5206,6 @@
         </w:tc>
       </w:tr>
       <w:tr>
-        <w:trPr>
-          <w:cantSplit/>
-        </w:trPr>
         <w:tc>
           <w:tcPr>
             <w:tcW w:type="dxa" w:w="680"/>
@@ -5510,9 +5294,6 @@
         </w:tc>
       </w:tr>
       <w:tr>
-        <w:trPr>
-          <w:cantSplit/>
-        </w:trPr>
         <w:tc>
           <w:tcPr>
             <w:tcW w:type="dxa" w:w="680"/>
@@ -5678,7 +5459,6 @@
     </w:p>
     <w:p>
       <w:pPr>
-        <w:keepNext/>
         <w:spacing w:after="60" w:line="324" w:lineRule="auto"/>
         <w:ind w:left="283"/>
       </w:pPr>
@@ -5694,7 +5474,6 @@
     </w:p>
     <w:p>
       <w:pPr>
-        <w:keepNext/>
         <w:spacing w:before="260" w:after="80"/>
       </w:pPr>
       <w:r>
@@ -5720,9 +5499,6 @@
         <w:gridCol w:w="4820"/>
       </w:tblGrid>
       <w:tr>
-        <w:trPr>
-          <w:cantSplit/>
-        </w:trPr>
         <w:tc>
           <w:tcPr>
             <w:tcW w:type="dxa" w:w="2381"/>
@@ -5771,9 +5547,6 @@
         </w:tc>
       </w:tr>
       <w:tr>
-        <w:trPr>
-          <w:cantSplit/>
-        </w:trPr>
         <w:tc>
           <w:tcPr>
             <w:tcW w:type="dxa" w:w="2381"/>
@@ -5818,9 +5591,6 @@
         </w:tc>
       </w:tr>
       <w:tr>
-        <w:trPr>
-          <w:cantSplit/>
-        </w:trPr>
         <w:tc>
           <w:tcPr>
             <w:tcW w:type="dxa" w:w="2381"/>
@@ -5865,9 +5635,6 @@
         </w:tc>
       </w:tr>
       <w:tr>
-        <w:trPr>
-          <w:cantSplit/>
-        </w:trPr>
         <w:tc>
           <w:tcPr>
             <w:tcW w:type="dxa" w:w="2381"/>
@@ -5912,9 +5679,6 @@
         </w:tc>
       </w:tr>
       <w:tr>
-        <w:trPr>
-          <w:cantSplit/>
-        </w:trPr>
         <w:tc>
           <w:tcPr>
             <w:tcW w:type="dxa" w:w="2381"/>
@@ -5959,9 +5723,6 @@
         </w:tc>
       </w:tr>
       <w:tr>
-        <w:trPr>
-          <w:cantSplit/>
-        </w:trPr>
         <w:tc>
           <w:tcPr>
             <w:tcW w:type="dxa" w:w="2381"/>
@@ -6006,9 +5767,6 @@
         </w:tc>
       </w:tr>
       <w:tr>
-        <w:trPr>
-          <w:cantSplit/>
-        </w:trPr>
         <w:tc>
           <w:tcPr>
             <w:tcW w:type="dxa" w:w="2381"/>
@@ -6053,7 +5811,6 @@
     </w:tbl>
     <w:p>
       <w:pPr>
-        <w:keepNext/>
         <w:spacing w:before="260" w:after="80"/>
       </w:pPr>
       <w:r>
@@ -6079,9 +5836,6 @@
         <w:gridCol w:w="4820"/>
       </w:tblGrid>
       <w:tr>
-        <w:trPr>
-          <w:cantSplit/>
-        </w:trPr>
         <w:tc>
           <w:tcPr>
             <w:tcW w:type="dxa" w:w="1474"/>
@@ -6130,9 +5884,6 @@
         </w:tc>
       </w:tr>
       <w:tr>
-        <w:trPr>
-          <w:cantSplit/>
-        </w:trPr>
         <w:tc>
           <w:tcPr>
             <w:tcW w:type="dxa" w:w="1474"/>
@@ -6177,9 +5928,6 @@
         </w:tc>
       </w:tr>
       <w:tr>
-        <w:trPr>
-          <w:cantSplit/>
-        </w:trPr>
         <w:tc>
           <w:tcPr>
             <w:tcW w:type="dxa" w:w="1474"/>
@@ -6224,9 +5972,6 @@
         </w:tc>
       </w:tr>
       <w:tr>
-        <w:trPr>
-          <w:cantSplit/>
-        </w:trPr>
         <w:tc>
           <w:tcPr>
             <w:tcW w:type="dxa" w:w="1474"/>
@@ -6271,9 +6016,6 @@
         </w:tc>
       </w:tr>
       <w:tr>
-        <w:trPr>
-          <w:cantSplit/>
-        </w:trPr>
         <w:tc>
           <w:tcPr>
             <w:tcW w:type="dxa" w:w="1474"/>
@@ -6318,9 +6060,6 @@
         </w:tc>
       </w:tr>
       <w:tr>
-        <w:trPr>
-          <w:cantSplit/>
-        </w:trPr>
         <w:tc>
           <w:tcPr>
             <w:tcW w:type="dxa" w:w="1474"/>
@@ -6414,7 +6153,6 @@
     </w:p>
     <w:p>
       <w:pPr>
-        <w:keepNext/>
         <w:spacing w:after="60" w:line="324" w:lineRule="auto"/>
         <w:ind w:left="283"/>
       </w:pPr>
@@ -6430,7 +6168,6 @@
     </w:p>
     <w:p>
       <w:pPr>
-        <w:keepNext/>
         <w:spacing w:before="260" w:after="80"/>
       </w:pPr>
       <w:r>
@@ -6456,9 +6193,6 @@
         <w:gridCol w:w="4820"/>
       </w:tblGrid>
       <w:tr>
-        <w:trPr>
-          <w:cantSplit/>
-        </w:trPr>
         <w:tc>
           <w:tcPr>
             <w:tcW w:type="dxa" w:w="1587"/>
@@ -6507,9 +6241,6 @@
         </w:tc>
       </w:tr>
       <w:tr>
-        <w:trPr>
-          <w:cantSplit/>
-        </w:trPr>
         <w:tc>
           <w:tcPr>
             <w:tcW w:type="dxa" w:w="1587"/>
@@ -6556,9 +6287,6 @@
         </w:tc>
       </w:tr>
       <w:tr>
-        <w:trPr>
-          <w:cantSplit/>
-        </w:trPr>
         <w:tc>
           <w:tcPr>
             <w:tcW w:type="dxa" w:w="1587"/>
@@ -6603,9 +6331,6 @@
         </w:tc>
       </w:tr>
       <w:tr>
-        <w:trPr>
-          <w:cantSplit/>
-        </w:trPr>
         <w:tc>
           <w:tcPr>
             <w:tcW w:type="dxa" w:w="1587"/>
@@ -6650,9 +6375,6 @@
         </w:tc>
       </w:tr>
       <w:tr>
-        <w:trPr>
-          <w:cantSplit/>
-        </w:trPr>
         <w:tc>
           <w:tcPr>
             <w:tcW w:type="dxa" w:w="1587"/>
@@ -6683,8 +6405,15 @@
               <w:keepNext/>
               <w:spacing w:after="0" w:line="300" w:lineRule="auto"/>
             </w:pPr>
-            <w:r>
-              <w:t>· 제휴 의료기관 목록·상세 화면 운영(발행 8개 기관: 협진 대학병원 4 · 참여 한방병원 4개 지점), 위치 지도·유치의료기관 등록 인증 표기 포함</w:t>
+            <w:r/>
+            <w:r>
+              <w:rPr>
+                <w:rFonts w:ascii="맑은 고딕" w:hAnsi="맑은 고딕"/>
+                <w:b w:val="0"/>
+                <w:sz w:val="17"/>
+                <w:rFonts w:eastAsia="맑은 고딕"/>
+              </w:rPr>
+              <w:t>· 제휴 의료기관 목록·상세 화면 운영(발행 8개 기관 — 협진 대학병원 4 · 참여 한방병원 4개 지점), 위치 지도·유치의료기관 등록 인증 표기 포함</w:t>
               <w:br/>
               <w:t>· 암종별 치료정보 상세 화면 운영, 한방 협진 프로그램 상세 포함</w:t>
               <w:br/>
@@ -6694,21 +6423,10 @@
               <w:br/>
               <w:t>· 전 화면 6개 언어(국문·영문·노문·카자흐어·중문·일문) 제공</w:t>
             </w:r>
-            <w:r>
-              <w:rPr>
-                <w:rFonts w:ascii="맑은 고딕" w:hAnsi="맑은 고딕"/>
-                <w:b w:val="0"/>
-                <w:sz w:val="17"/>
-                <w:rFonts w:eastAsia="맑은 고딕"/>
-              </w:rPr>
-            </w:r>
           </w:p>
         </w:tc>
       </w:tr>
       <w:tr>
-        <w:trPr>
-          <w:cantSplit/>
-        </w:trPr>
         <w:tc>
           <w:tcPr>
             <w:tcW w:type="dxa" w:w="1587"/>
@@ -6754,14 +6472,13 @@
               <w:t>· 보험 안내 화면 신설: 러시아 보험·어시스턴스 경유 유치 채널 대응(7월)</w:t>
               <w:br/>
               <w:t>· 치료비 직접 결제 고지 등 신뢰 정보를 6개 언어로 상시 노출(7월)</w:t>
+              <w:br/>
+              <w:t>· 암종 기준 병원 조회를 코디네이터 케이스 화면에 연결(8월): 병원별 암종·치료법 등록 정보를 배정 담당자가 케이스 화면에서 바로 조회할 수 있도록 함. 다만 연간 건수·성공률 등 실적 자료가 확보되지 아니한 항목은 순위·점수로 표시하지 아니함(근거 없는 서열 표시 방지)</w:t>
             </w:r>
           </w:p>
         </w:tc>
       </w:tr>
       <w:tr>
-        <w:trPr>
-          <w:cantSplit/>
-        </w:trPr>
         <w:tc>
           <w:tcPr>
             <w:tcW w:type="dxa" w:w="1587"/>
@@ -6810,9 +6527,6 @@
         </w:tc>
       </w:tr>
       <w:tr>
-        <w:trPr>
-          <w:cantSplit/>
-        </w:trPr>
         <w:tc>
           <w:tcPr>
             <w:tcW w:type="dxa" w:w="1587"/>
@@ -6863,7 +6577,6 @@
     </w:tbl>
     <w:p>
       <w:pPr>
-        <w:keepNext/>
         <w:spacing w:before="260" w:after="80"/>
       </w:pPr>
       <w:r>
@@ -6889,9 +6602,6 @@
         <w:gridCol w:w="4820"/>
       </w:tblGrid>
       <w:tr>
-        <w:trPr>
-          <w:cantSplit/>
-        </w:trPr>
         <w:tc>
           <w:tcPr>
             <w:tcW w:type="dxa" w:w="1587"/>
@@ -6940,9 +6650,6 @@
         </w:tc>
       </w:tr>
       <w:tr>
-        <w:trPr>
-          <w:cantSplit/>
-        </w:trPr>
         <w:tc>
           <w:tcPr>
             <w:tcW w:type="dxa" w:w="1587"/>
@@ -6989,9 +6696,6 @@
         </w:tc>
       </w:tr>
       <w:tr>
-        <w:trPr>
-          <w:cantSplit/>
-        </w:trPr>
         <w:tc>
           <w:tcPr>
             <w:tcW w:type="dxa" w:w="1587"/>
@@ -7036,9 +6740,6 @@
         </w:tc>
       </w:tr>
       <w:tr>
-        <w:trPr>
-          <w:cantSplit/>
-        </w:trPr>
         <w:tc>
           <w:tcPr>
             <w:tcW w:type="dxa" w:w="1587"/>
@@ -7083,9 +6784,6 @@
         </w:tc>
       </w:tr>
       <w:tr>
-        <w:trPr>
-          <w:cantSplit/>
-        </w:trPr>
         <w:tc>
           <w:tcPr>
             <w:tcW w:type="dxa" w:w="1587"/>
@@ -7140,9 +6838,6 @@
         </w:tc>
       </w:tr>
       <w:tr>
-        <w:trPr>
-          <w:cantSplit/>
-        </w:trPr>
         <w:tc>
           <w:tcPr>
             <w:tcW w:type="dxa" w:w="1587"/>
@@ -7193,9 +6888,6 @@
         </w:tc>
       </w:tr>
       <w:tr>
-        <w:trPr>
-          <w:cantSplit/>
-        </w:trPr>
         <w:tc>
           <w:tcPr>
             <w:tcW w:type="dxa" w:w="1587"/>
@@ -7244,9 +6936,6 @@
         </w:tc>
       </w:tr>
       <w:tr>
-        <w:trPr>
-          <w:cantSplit/>
-        </w:trPr>
         <w:tc>
           <w:tcPr>
             <w:tcW w:type="dxa" w:w="1587"/>
@@ -7297,7 +6986,6 @@
     </w:tbl>
     <w:p>
       <w:pPr>
-        <w:keepNext/>
         <w:spacing w:before="260" w:after="80"/>
       </w:pPr>
       <w:r>
@@ -7323,9 +7011,6 @@
         <w:gridCol w:w="4820"/>
       </w:tblGrid>
       <w:tr>
-        <w:trPr>
-          <w:cantSplit/>
-        </w:trPr>
         <w:tc>
           <w:tcPr>
             <w:tcW w:type="dxa" w:w="1587"/>
@@ -7374,9 +7059,6 @@
         </w:tc>
       </w:tr>
       <w:tr>
-        <w:trPr>
-          <w:cantSplit/>
-        </w:trPr>
         <w:tc>
           <w:tcPr>
             <w:tcW w:type="dxa" w:w="1587"/>
@@ -7423,9 +7105,6 @@
         </w:tc>
       </w:tr>
       <w:tr>
-        <w:trPr>
-          <w:cantSplit/>
-        </w:trPr>
         <w:tc>
           <w:tcPr>
             <w:tcW w:type="dxa" w:w="1587"/>
@@ -7470,9 +7149,6 @@
         </w:tc>
       </w:tr>
       <w:tr>
-        <w:trPr>
-          <w:cantSplit/>
-        </w:trPr>
         <w:tc>
           <w:tcPr>
             <w:tcW w:type="dxa" w:w="1587"/>
@@ -7517,9 +7193,6 @@
         </w:tc>
       </w:tr>
       <w:tr>
-        <w:trPr>
-          <w:cantSplit/>
-        </w:trPr>
         <w:tc>
           <w:tcPr>
             <w:tcW w:type="dxa" w:w="1587"/>
@@ -7572,9 +7245,6 @@
         </w:tc>
       </w:tr>
       <w:tr>
-        <w:trPr>
-          <w:cantSplit/>
-        </w:trPr>
         <w:tc>
           <w:tcPr>
             <w:tcW w:type="dxa" w:w="1587"/>
@@ -7623,9 +7293,6 @@
         </w:tc>
       </w:tr>
       <w:tr>
-        <w:trPr>
-          <w:cantSplit/>
-        </w:trPr>
         <w:tc>
           <w:tcPr>
             <w:tcW w:type="dxa" w:w="1587"/>
@@ -7672,9 +7339,6 @@
         </w:tc>
       </w:tr>
       <w:tr>
-        <w:trPr>
-          <w:cantSplit/>
-        </w:trPr>
         <w:tc>
           <w:tcPr>
             <w:tcW w:type="dxa" w:w="1587"/>
@@ -7725,7 +7389,6 @@
     </w:tbl>
     <w:p>
       <w:pPr>
-        <w:keepNext/>
         <w:spacing w:before="260" w:after="80"/>
       </w:pPr>
       <w:r>
@@ -7751,9 +7414,6 @@
         <w:gridCol w:w="4820"/>
       </w:tblGrid>
       <w:tr>
-        <w:trPr>
-          <w:cantSplit/>
-        </w:trPr>
         <w:tc>
           <w:tcPr>
             <w:tcW w:type="dxa" w:w="1587"/>
@@ -7802,9 +7462,6 @@
         </w:tc>
       </w:tr>
       <w:tr>
-        <w:trPr>
-          <w:cantSplit/>
-        </w:trPr>
         <w:tc>
           <w:tcPr>
             <w:tcW w:type="dxa" w:w="1587"/>
@@ -7851,9 +7508,6 @@
         </w:tc>
       </w:tr>
       <w:tr>
-        <w:trPr>
-          <w:cantSplit/>
-        </w:trPr>
         <w:tc>
           <w:tcPr>
             <w:tcW w:type="dxa" w:w="1587"/>
@@ -7898,9 +7552,6 @@
         </w:tc>
       </w:tr>
       <w:tr>
-        <w:trPr>
-          <w:cantSplit/>
-        </w:trPr>
         <w:tc>
           <w:tcPr>
             <w:tcW w:type="dxa" w:w="1587"/>
@@ -7945,9 +7596,6 @@
         </w:tc>
       </w:tr>
       <w:tr>
-        <w:trPr>
-          <w:cantSplit/>
-        </w:trPr>
         <w:tc>
           <w:tcPr>
             <w:tcW w:type="dxa" w:w="1587"/>
@@ -7993,14 +7641,15 @@
               <w:t>· 해외 의뢰처를 에이전시와 의료기관으로 분리하고, 업로드 권한을 의료기관에만 부여</w:t>
               <w:br/>
               <w:t>· 업로드 채널을 앱·웹·메신저 전 경로로 허용</w:t>
+              <w:br/>
+              <w:t>· 환자 본인 업로드 경로 신설(8월): 현지 의료기관을 경유하지 아니하는 환자도 검사결과·영상을 직접 전송할 수 있도록 함</w:t>
+              <w:br/>
+              <w:t>· 담당자 열람 화면 구축(8월): 코디네이터 케이스 화면에서 수집된 경과를 직접 열람·다운로드</w:t>
             </w:r>
           </w:p>
         </w:tc>
       </w:tr>
       <w:tr>
-        <w:trPr>
-          <w:cantSplit/>
-        </w:trPr>
         <w:tc>
           <w:tcPr>
             <w:tcW w:type="dxa" w:w="1587"/>
@@ -8040,14 +7689,13 @@
                 <w:rFonts w:eastAsia="맑은 고딕"/>
               </w:rPr>
               <w:t>· 파트너 유형 검증을 공통 관문으로 분리(7월): 유형 한정 기능을 추가할 때 검증 누락이 발생하지 아니하는 구조로 보강함</w:t>
+              <w:br/>
+              <w:t>· 수집 경로와 열람 경로의 불일치 해소(8월): 종전에는 수집(업로드)만 가능하고 담당자가 열람할 화면이 없어 요구의 「수집·저장」이 실질적으로 완결되지 아니하였음을 확인하고 시정함</w:t>
             </w:r>
           </w:p>
         </w:tc>
       </w:tr>
       <w:tr>
-        <w:trPr>
-          <w:cantSplit/>
-        </w:trPr>
         <w:tc>
           <w:tcPr>
             <w:tcW w:type="dxa" w:w="1587"/>
@@ -8086,15 +7734,14 @@
                 <w:sz w:val="17"/>
                 <w:rFonts w:eastAsia="맑은 고딕"/>
               </w:rPr>
-              <w:t>· 경과기록 테이블 및 전송 기능 구축 완료(실데이터 0건: 실환자 치료 후 단계 미도달)</w:t>
+              <w:t>· 경과기록 테이블 및 전송 기능 구축 완료(실환자 데이터 0건: 치료 후 단계 미도달)</w:t>
+              <w:br/>
+              <w:t>· 업로드→저장→담당자 열람의 전 구간을 시연용 견본 자료로 동작 확인(2026. 8. 25.). 견본 자료는 시험 표식이 부여되어 성과지표 집계에서 제외됨</w:t>
             </w:r>
           </w:p>
         </w:tc>
       </w:tr>
       <w:tr>
-        <w:trPr>
-          <w:cantSplit/>
-        </w:trPr>
         <w:tc>
           <w:tcPr>
             <w:tcW w:type="dxa" w:w="1587"/>
@@ -8145,7 +7792,6 @@
     </w:tbl>
     <w:p>
       <w:pPr>
-        <w:keepNext/>
         <w:spacing w:before="260" w:after="80"/>
       </w:pPr>
       <w:r>
@@ -8171,9 +7817,6 @@
         <w:gridCol w:w="4820"/>
       </w:tblGrid>
       <w:tr>
-        <w:trPr>
-          <w:cantSplit/>
-        </w:trPr>
         <w:tc>
           <w:tcPr>
             <w:tcW w:type="dxa" w:w="1587"/>
@@ -8222,9 +7865,6 @@
         </w:tc>
       </w:tr>
       <w:tr>
-        <w:trPr>
-          <w:cantSplit/>
-        </w:trPr>
         <w:tc>
           <w:tcPr>
             <w:tcW w:type="dxa" w:w="1587"/>
@@ -8271,9 +7911,6 @@
         </w:tc>
       </w:tr>
       <w:tr>
-        <w:trPr>
-          <w:cantSplit/>
-        </w:trPr>
         <w:tc>
           <w:tcPr>
             <w:tcW w:type="dxa" w:w="1587"/>
@@ -8318,9 +7955,6 @@
         </w:tc>
       </w:tr>
       <w:tr>
-        <w:trPr>
-          <w:cantSplit/>
-        </w:trPr>
         <w:tc>
           <w:tcPr>
             <w:tcW w:type="dxa" w:w="1587"/>
@@ -8365,9 +7999,6 @@
         </w:tc>
       </w:tr>
       <w:tr>
-        <w:trPr>
-          <w:cantSplit/>
-        </w:trPr>
         <w:tc>
           <w:tcPr>
             <w:tcW w:type="dxa" w:w="1587"/>
@@ -8420,9 +8051,6 @@
         </w:tc>
       </w:tr>
       <w:tr>
-        <w:trPr>
-          <w:cantSplit/>
-        </w:trPr>
         <w:tc>
           <w:tcPr>
             <w:tcW w:type="dxa" w:w="1587"/>
@@ -8464,14 +8092,13 @@
               <w:t>· 사후관리 자동 케이던스 도입(7월): 케이스가 사후관리 단계에 진입하면 차수별 경과 설문을 자동 발송하고, 복약 확인·화상상담·검사 리뷰 일정을 환자 앱 제안으로 제시하며, 암종별로 항목을 가감함(위암 식이 확인, 유방암 혈액검사 리뷰 등). 설문이 8일 이상 회신되지 아니하면 운영자에게 자동 경보가 발송됨</w:t>
               <w:br/>
               <w:t>· 만족도 설문 미발송 결함 시정(6월): 발송 조건 시간창이 실행 주기보다 짧아 설문 대부분이 발송되지 아니하던 결함을 시정하고 과거분을 소급 발송함. 만족도 측정 자체를 복원한 조치임</w:t>
+              <w:br/>
+              <w:t>· 단계별 건강관리 교육의 자동 발송 연결(8월): 교육 콘텐츠 18건과 조회 기능은 구축되어 있었으나 발송 실행부와 연결되지 아니하여 실제 발송 이력이 없었음. 사후관리 정기 실행에 결합하여 단계 도래 시 환자 언어로 자동 발송되며, 발송 이력을 기록하여 중복 발송을 방지하도록 함(러시아어 발송 동작 확인 2026. 8. 25.)</w:t>
             </w:r>
           </w:p>
         </w:tc>
       </w:tr>
       <w:tr>
-        <w:trPr>
-          <w:cantSplit/>
-        </w:trPr>
         <w:tc>
           <w:tcPr>
             <w:tcW w:type="dxa" w:w="1587"/>
@@ -8510,11 +8137,11 @@
                 <w:sz w:val="17"/>
                 <w:rFonts w:eastAsia="맑은 고딕"/>
               </w:rPr>
-              <w:t>· 교육 콘텐츠 18건</w:t>
+              <w:t>· 교육 콘텐츠 18건(단계별 자동 발송 경로 연결 완료 · 8월)</w:t>
               <w:br/>
-              <w:t>· 만족도 설문 발송 2건·응답 1건</w:t>
+              <w:t>· 만족도 설문 1건(실환자 연결 기준 · 응답 0건)</w:t>
               <w:br/>
-              <w:t>· 증상 보고 1건</w:t>
+              <w:t>· 증상 보고 2건</w:t>
               <w:br/>
               <w:t>· 사후관리 일정 0건(실환자 치료 후 단계 미도달)</w:t>
             </w:r>
@@ -8522,9 +8149,6 @@
         </w:tc>
       </w:tr>
       <w:tr>
-        <w:trPr>
-          <w:cantSplit/>
-        </w:trPr>
         <w:tc>
           <w:tcPr>
             <w:tcW w:type="dxa" w:w="1587"/>
@@ -8575,7 +8199,6 @@
     </w:tbl>
     <w:p>
       <w:pPr>
-        <w:keepNext/>
         <w:spacing w:before="260" w:after="80"/>
       </w:pPr>
       <w:r>
@@ -8601,9 +8224,6 @@
         <w:gridCol w:w="4820"/>
       </w:tblGrid>
       <w:tr>
-        <w:trPr>
-          <w:cantSplit/>
-        </w:trPr>
         <w:tc>
           <w:tcPr>
             <w:tcW w:type="dxa" w:w="1587"/>
@@ -8652,9 +8272,6 @@
         </w:tc>
       </w:tr>
       <w:tr>
-        <w:trPr>
-          <w:cantSplit/>
-        </w:trPr>
         <w:tc>
           <w:tcPr>
             <w:tcW w:type="dxa" w:w="1587"/>
@@ -8701,9 +8318,6 @@
         </w:tc>
       </w:tr>
       <w:tr>
-        <w:trPr>
-          <w:cantSplit/>
-        </w:trPr>
         <w:tc>
           <w:tcPr>
             <w:tcW w:type="dxa" w:w="1587"/>
@@ -8748,9 +8362,6 @@
         </w:tc>
       </w:tr>
       <w:tr>
-        <w:trPr>
-          <w:cantSplit/>
-        </w:trPr>
         <w:tc>
           <w:tcPr>
             <w:tcW w:type="dxa" w:w="1587"/>
@@ -8795,9 +8406,6 @@
         </w:tc>
       </w:tr>
       <w:tr>
-        <w:trPr>
-          <w:cantSplit/>
-        </w:trPr>
         <w:tc>
           <w:tcPr>
             <w:tcW w:type="dxa" w:w="1587"/>
@@ -8846,9 +8454,6 @@
         </w:tc>
       </w:tr>
       <w:tr>
-        <w:trPr>
-          <w:cantSplit/>
-        </w:trPr>
         <w:tc>
           <w:tcPr>
             <w:tcW w:type="dxa" w:w="1587"/>
@@ -8893,9 +8498,6 @@
         </w:tc>
       </w:tr>
       <w:tr>
-        <w:trPr>
-          <w:cantSplit/>
-        </w:trPr>
         <w:tc>
           <w:tcPr>
             <w:tcW w:type="dxa" w:w="1587"/>
@@ -8942,9 +8544,6 @@
         </w:tc>
       </w:tr>
       <w:tr>
-        <w:trPr>
-          <w:cantSplit/>
-        </w:trPr>
         <w:tc>
           <w:tcPr>
             <w:tcW w:type="dxa" w:w="1587"/>
@@ -8995,7 +8594,6 @@
     </w:tbl>
     <w:p>
       <w:pPr>
-        <w:keepNext/>
         <w:spacing w:before="260" w:after="80"/>
       </w:pPr>
       <w:r>
@@ -9024,9 +8622,6 @@
         <w:gridCol w:w="1928"/>
       </w:tblGrid>
       <w:tr>
-        <w:trPr>
-          <w:cantSplit/>
-        </w:trPr>
         <w:tc>
           <w:tcPr>
             <w:tcW w:type="dxa" w:w="2268"/>
@@ -9144,9 +8739,6 @@
         </w:tc>
       </w:tr>
       <w:tr>
-        <w:trPr>
-          <w:cantSplit/>
-        </w:trPr>
         <w:tc>
           <w:tcPr>
             <w:tcW w:type="dxa" w:w="2268"/>
@@ -9258,9 +8850,6 @@
         </w:tc>
       </w:tr>
       <w:tr>
-        <w:trPr>
-          <w:cantSplit/>
-        </w:trPr>
         <w:tc>
           <w:tcPr>
             <w:tcW w:type="dxa" w:w="2268"/>
@@ -9372,9 +8961,6 @@
         </w:tc>
       </w:tr>
       <w:tr>
-        <w:trPr>
-          <w:cantSplit/>
-        </w:trPr>
         <w:tc>
           <w:tcPr>
             <w:tcW w:type="dxa" w:w="2268"/>
@@ -9486,9 +9072,6 @@
         </w:tc>
       </w:tr>
       <w:tr>
-        <w:trPr>
-          <w:cantSplit/>
-        </w:trPr>
         <w:tc>
           <w:tcPr>
             <w:tcW w:type="dxa" w:w="2268"/>
@@ -9600,9 +9183,6 @@
         </w:tc>
       </w:tr>
       <w:tr>
-        <w:trPr>
-          <w:cantSplit/>
-        </w:trPr>
         <w:tc>
           <w:tcPr>
             <w:tcW w:type="dxa" w:w="2268"/>
@@ -9714,9 +9294,6 @@
         </w:tc>
       </w:tr>
       <w:tr>
-        <w:trPr>
-          <w:cantSplit/>
-        </w:trPr>
         <w:tc>
           <w:tcPr>
             <w:tcW w:type="dxa" w:w="2268"/>
@@ -9828,9 +9405,6 @@
         </w:tc>
       </w:tr>
       <w:tr>
-        <w:trPr>
-          <w:cantSplit/>
-        </w:trPr>
         <w:tc>
           <w:tcPr>
             <w:tcW w:type="dxa" w:w="2268"/>
@@ -9992,7 +9566,6 @@
     </w:p>
     <w:p>
       <w:pPr>
-        <w:keepNext/>
         <w:spacing w:after="60" w:line="324" w:lineRule="auto"/>
         <w:ind w:left="283"/>
       </w:pPr>
@@ -10008,7 +9581,6 @@
     </w:p>
     <w:p>
       <w:pPr>
-        <w:keepNext/>
         <w:spacing w:before="260" w:after="80"/>
       </w:pPr>
       <w:r>
@@ -10035,9 +9607,6 @@
         <w:gridCol w:w="3214"/>
       </w:tblGrid>
       <w:tr>
-        <w:trPr>
-          <w:cantSplit/>
-        </w:trPr>
         <w:tc>
           <w:tcPr>
             <w:tcW w:type="dxa" w:w="1134"/>
@@ -10109,9 +9678,6 @@
         </w:tc>
       </w:tr>
       <w:tr>
-        <w:trPr>
-          <w:cantSplit/>
-        </w:trPr>
         <w:tc>
           <w:tcPr>
             <w:tcW w:type="dxa" w:w="1134"/>
@@ -10178,9 +9744,6 @@
         </w:tc>
       </w:tr>
       <w:tr>
-        <w:trPr>
-          <w:cantSplit/>
-        </w:trPr>
         <w:tc>
           <w:tcPr>
             <w:tcW w:type="dxa" w:w="1134"/>
@@ -10247,9 +9810,6 @@
         </w:tc>
       </w:tr>
       <w:tr>
-        <w:trPr>
-          <w:cantSplit/>
-        </w:trPr>
         <w:tc>
           <w:tcPr>
             <w:tcW w:type="dxa" w:w="1134"/>
@@ -10316,15 +9876,13 @@
         </w:tc>
       </w:tr>
       <w:tr>
-        <w:trPr>
-          <w:cantSplit/>
-        </w:trPr>
         <w:tc>
           <w:tcPr>
             <w:tcW w:type="dxa" w:w="1134"/>
           </w:tcPr>
           <w:p>
             <w:pPr>
+              <w:keepNext/>
               <w:spacing w:after="0" w:line="300" w:lineRule="auto"/>
             </w:pPr>
             <w:r/>
@@ -10345,6 +9903,7 @@
           </w:tcPr>
           <w:p>
             <w:pPr>
+              <w:keepNext/>
               <w:spacing w:after="0" w:line="300" w:lineRule="auto"/>
             </w:pPr>
             <w:r/>
@@ -10365,6 +9924,7 @@
           </w:tcPr>
           <w:p>
             <w:pPr>
+              <w:keepNext/>
               <w:spacing w:after="0" w:line="300" w:lineRule="auto"/>
               <w:jc w:val="center"/>
             </w:pPr>
@@ -10377,6 +9937,69 @@
                 <w:rFonts w:eastAsia="맑은 고딕"/>
               </w:rPr>
               <w:t>①②③④⑤⑥</w:t>
+            </w:r>
+          </w:p>
+        </w:tc>
+      </w:tr>
+      <w:tr>
+        <w:tc>
+          <w:tcPr>
+            <w:tcW w:type="dxa" w:w="1134"/>
+          </w:tcPr>
+          <w:p>
+            <w:pPr>
+              <w:spacing w:after="0" w:line="300" w:lineRule="auto"/>
+            </w:pPr>
+            <w:r/>
+            <w:r>
+              <w:rPr>
+                <w:rFonts w:ascii="맑은 고딕" w:hAnsi="맑은 고딕"/>
+                <w:b/>
+                <w:sz w:val="17"/>
+                <w:rFonts w:eastAsia="맑은 고딕"/>
+              </w:rPr>
+              <w:t>8월</w:t>
+            </w:r>
+          </w:p>
+        </w:tc>
+        <w:tc>
+          <w:tcPr>
+            <w:tcW w:type="dxa" w:w="6576"/>
+          </w:tcPr>
+          <w:p>
+            <w:pPr>
+              <w:spacing w:after="0" w:line="300" w:lineRule="auto"/>
+            </w:pPr>
+            <w:r/>
+            <w:r>
+              <w:rPr>
+                <w:rFonts w:ascii="맑은 고딕" w:hAnsi="맑은 고딕"/>
+                <w:b w:val="0"/>
+                <w:sz w:val="17"/>
+                <w:rFonts w:eastAsia="맑은 고딕"/>
+              </w:rPr>
+              <w:t>예상진료비 산출 근거 정비(근거 없는 기준가 제거 및 참여기관 확정 가격표 연동), 병원 조회의 케이스 화면 연결, 경과 정보의 환자 업로드 경로 및 담당자 열람 화면 신설, 단계별 건강관리 교육 자동 발송 연결, 시연·점검용 견본 자료 분리 관리 도입</w:t>
+            </w:r>
+          </w:p>
+        </w:tc>
+        <w:tc>
+          <w:tcPr>
+            <w:tcW w:type="dxa" w:w="1361"/>
+          </w:tcPr>
+          <w:p>
+            <w:pPr>
+              <w:spacing w:after="0" w:line="300" w:lineRule="auto"/>
+              <w:jc w:val="center"/>
+            </w:pPr>
+            <w:r/>
+            <w:r>
+              <w:rPr>
+                <w:rFonts w:ascii="맑은 고딕" w:hAnsi="맑은 고딕"/>
+                <w:b w:val="0"/>
+                <w:sz w:val="17"/>
+                <w:rFonts w:eastAsia="맑은 고딕"/>
+              </w:rPr>
+              <w:t>①③④⑤</w:t>
             </w:r>
           </w:p>
         </w:tc>
@@ -10384,7 +10007,6 @@
     </w:tbl>
     <w:p>
       <w:pPr>
-        <w:keepNext/>
         <w:spacing w:before="260" w:after="80"/>
       </w:pPr>
       <w:r>
@@ -10400,7 +10022,6 @@
     </w:p>
     <w:p>
       <w:pPr>
-        <w:keepNext/>
         <w:spacing w:after="60" w:line="324" w:lineRule="auto"/>
         <w:ind w:left="283"/>
       </w:pPr>
@@ -10427,9 +10048,6 @@
         <w:gridCol w:w="3214"/>
       </w:tblGrid>
       <w:tr>
-        <w:trPr>
-          <w:cantSplit/>
-        </w:trPr>
         <w:tc>
           <w:tcPr>
             <w:tcW w:type="dxa" w:w="2835"/>
@@ -10437,7 +10055,6 @@
           </w:tcPr>
           <w:p>
             <w:pPr>
-              <w:keepNext/>
               <w:spacing w:after="0"/>
             </w:pPr>
             <w:r/>
@@ -10460,7 +10077,6 @@
           </w:tcPr>
           <w:p>
             <w:pPr>
-              <w:keepNext/>
               <w:spacing w:after="0"/>
             </w:pPr>
             <w:r/>
@@ -10483,7 +10099,6 @@
           </w:tcPr>
           <w:p>
             <w:pPr>
-              <w:keepNext/>
               <w:spacing w:after="0"/>
             </w:pPr>
             <w:r/>
@@ -10501,16 +10116,12 @@
         </w:tc>
       </w:tr>
       <w:tr>
-        <w:trPr>
-          <w:cantSplit/>
-        </w:trPr>
         <w:tc>
           <w:tcPr>
             <w:tcW w:type="dxa" w:w="2835"/>
           </w:tcPr>
           <w:p>
             <w:pPr>
-              <w:keepNext/>
               <w:spacing w:after="0" w:line="300" w:lineRule="auto"/>
             </w:pPr>
             <w:r/>
@@ -10531,7 +10142,6 @@
           </w:tcPr>
           <w:p>
             <w:pPr>
-              <w:keepNext/>
               <w:spacing w:after="0" w:line="300" w:lineRule="auto"/>
             </w:pPr>
             <w:r/>
@@ -10552,7 +10162,6 @@
           </w:tcPr>
           <w:p>
             <w:pPr>
-              <w:keepNext/>
               <w:spacing w:after="0" w:line="300" w:lineRule="auto"/>
               <w:jc w:val="center"/>
             </w:pPr>
@@ -10570,16 +10179,12 @@
         </w:tc>
       </w:tr>
       <w:tr>
-        <w:trPr>
-          <w:cantSplit/>
-        </w:trPr>
         <w:tc>
           <w:tcPr>
             <w:tcW w:type="dxa" w:w="2835"/>
           </w:tcPr>
           <w:p>
             <w:pPr>
-              <w:keepNext/>
               <w:spacing w:after="0" w:line="300" w:lineRule="auto"/>
             </w:pPr>
             <w:r/>
@@ -10600,7 +10205,6 @@
           </w:tcPr>
           <w:p>
             <w:pPr>
-              <w:keepNext/>
               <w:spacing w:after="0" w:line="300" w:lineRule="auto"/>
             </w:pPr>
             <w:r/>
@@ -10621,7 +10225,6 @@
           </w:tcPr>
           <w:p>
             <w:pPr>
-              <w:keepNext/>
               <w:spacing w:after="0" w:line="300" w:lineRule="auto"/>
               <w:jc w:val="center"/>
             </w:pPr>
@@ -10639,16 +10242,12 @@
         </w:tc>
       </w:tr>
       <w:tr>
-        <w:trPr>
-          <w:cantSplit/>
-        </w:trPr>
         <w:tc>
           <w:tcPr>
             <w:tcW w:type="dxa" w:w="2835"/>
           </w:tcPr>
           <w:p>
             <w:pPr>
-              <w:keepNext/>
               <w:spacing w:after="0" w:line="300" w:lineRule="auto"/>
             </w:pPr>
             <w:r/>
@@ -10669,7 +10268,6 @@
           </w:tcPr>
           <w:p>
             <w:pPr>
-              <w:keepNext/>
               <w:spacing w:after="0" w:line="300" w:lineRule="auto"/>
             </w:pPr>
             <w:r/>
@@ -10690,7 +10288,6 @@
           </w:tcPr>
           <w:p>
             <w:pPr>
-              <w:keepNext/>
               <w:spacing w:after="0" w:line="300" w:lineRule="auto"/>
               <w:jc w:val="center"/>
             </w:pPr>
@@ -10708,16 +10305,12 @@
         </w:tc>
       </w:tr>
       <w:tr>
-        <w:trPr>
-          <w:cantSplit/>
-        </w:trPr>
         <w:tc>
           <w:tcPr>
             <w:tcW w:type="dxa" w:w="2835"/>
           </w:tcPr>
           <w:p>
             <w:pPr>
-              <w:keepNext/>
               <w:spacing w:after="0" w:line="300" w:lineRule="auto"/>
             </w:pPr>
             <w:r/>
@@ -10738,7 +10331,6 @@
           </w:tcPr>
           <w:p>
             <w:pPr>
-              <w:keepNext/>
               <w:spacing w:after="0" w:line="300" w:lineRule="auto"/>
             </w:pPr>
             <w:r/>
@@ -10759,7 +10351,6 @@
           </w:tcPr>
           <w:p>
             <w:pPr>
-              <w:keepNext/>
               <w:spacing w:after="0" w:line="300" w:lineRule="auto"/>
               <w:jc w:val="center"/>
             </w:pPr>
@@ -10777,16 +10368,12 @@
         </w:tc>
       </w:tr>
       <w:tr>
-        <w:trPr>
-          <w:cantSplit/>
-        </w:trPr>
         <w:tc>
           <w:tcPr>
             <w:tcW w:type="dxa" w:w="2835"/>
           </w:tcPr>
           <w:p>
             <w:pPr>
-              <w:keepNext/>
               <w:spacing w:after="0" w:line="300" w:lineRule="auto"/>
             </w:pPr>
             <w:r/>
@@ -10807,7 +10394,6 @@
           </w:tcPr>
           <w:p>
             <w:pPr>
-              <w:keepNext/>
               <w:spacing w:after="0" w:line="300" w:lineRule="auto"/>
             </w:pPr>
             <w:r/>
@@ -10828,7 +10414,6 @@
           </w:tcPr>
           <w:p>
             <w:pPr>
-              <w:keepNext/>
               <w:spacing w:after="0" w:line="300" w:lineRule="auto"/>
               <w:jc w:val="center"/>
             </w:pPr>
@@ -10846,16 +10431,12 @@
         </w:tc>
       </w:tr>
       <w:tr>
-        <w:trPr>
-          <w:cantSplit/>
-        </w:trPr>
         <w:tc>
           <w:tcPr>
             <w:tcW w:type="dxa" w:w="2835"/>
           </w:tcPr>
           <w:p>
             <w:pPr>
-              <w:keepNext/>
               <w:spacing w:after="0" w:line="300" w:lineRule="auto"/>
             </w:pPr>
             <w:r/>
@@ -10876,7 +10457,6 @@
           </w:tcPr>
           <w:p>
             <w:pPr>
-              <w:keepNext/>
               <w:spacing w:after="0" w:line="300" w:lineRule="auto"/>
             </w:pPr>
             <w:r/>
@@ -10897,7 +10477,6 @@
           </w:tcPr>
           <w:p>
             <w:pPr>
-              <w:keepNext/>
               <w:spacing w:after="0" w:line="300" w:lineRule="auto"/>
               <w:jc w:val="center"/>
             </w:pPr>
@@ -10915,16 +10494,12 @@
         </w:tc>
       </w:tr>
       <w:tr>
-        <w:trPr>
-          <w:cantSplit/>
-        </w:trPr>
         <w:tc>
           <w:tcPr>
             <w:tcW w:type="dxa" w:w="2835"/>
           </w:tcPr>
           <w:p>
             <w:pPr>
-              <w:keepNext/>
               <w:spacing w:after="0" w:line="300" w:lineRule="auto"/>
             </w:pPr>
             <w:r/>
@@ -10945,7 +10520,6 @@
           </w:tcPr>
           <w:p>
             <w:pPr>
-              <w:keepNext/>
               <w:spacing w:after="0" w:line="300" w:lineRule="auto"/>
             </w:pPr>
             <w:r/>
@@ -10966,7 +10540,6 @@
           </w:tcPr>
           <w:p>
             <w:pPr>
-              <w:keepNext/>
               <w:spacing w:after="0" w:line="300" w:lineRule="auto"/>
               <w:jc w:val="center"/>
             </w:pPr>
@@ -10984,16 +10557,12 @@
         </w:tc>
       </w:tr>
       <w:tr>
-        <w:trPr>
-          <w:cantSplit/>
-        </w:trPr>
         <w:tc>
           <w:tcPr>
             <w:tcW w:type="dxa" w:w="2835"/>
           </w:tcPr>
           <w:p>
             <w:pPr>
-              <w:keepNext/>
               <w:spacing w:after="0" w:line="300" w:lineRule="auto"/>
             </w:pPr>
             <w:r/>
@@ -11014,7 +10583,6 @@
           </w:tcPr>
           <w:p>
             <w:pPr>
-              <w:keepNext/>
               <w:spacing w:after="0" w:line="300" w:lineRule="auto"/>
             </w:pPr>
             <w:r/>
@@ -11035,7 +10603,6 @@
           </w:tcPr>
           <w:p>
             <w:pPr>
-              <w:keepNext/>
               <w:spacing w:after="0" w:line="300" w:lineRule="auto"/>
               <w:jc w:val="center"/>
             </w:pPr>
@@ -11053,9 +10620,6 @@
         </w:tc>
       </w:tr>
       <w:tr>
-        <w:trPr>
-          <w:cantSplit/>
-        </w:trPr>
         <w:tc>
           <w:tcPr>
             <w:tcW w:type="dxa" w:w="2835"/>
@@ -11137,7 +10701,6 @@
     </w:p>
     <w:p>
       <w:pPr>
-        <w:keepNext/>
         <w:spacing w:before="260" w:after="80"/>
       </w:pPr>
       <w:r>
@@ -11153,7 +10716,6 @@
     </w:p>
     <w:p>
       <w:pPr>
-        <w:keepNext/>
         <w:spacing w:after="60" w:line="324" w:lineRule="auto"/>
         <w:ind w:left="283"/>
       </w:pPr>
@@ -11181,9 +10743,6 @@
         <w:gridCol w:w="2410"/>
       </w:tblGrid>
       <w:tr>
-        <w:trPr>
-          <w:cantSplit/>
-        </w:trPr>
         <w:tc>
           <w:tcPr>
             <w:tcW w:type="dxa" w:w="907"/>
@@ -11191,7 +10750,6 @@
           </w:tcPr>
           <w:p>
             <w:pPr>
-              <w:keepNext/>
               <w:spacing w:after="0"/>
             </w:pPr>
             <w:r/>
@@ -11214,7 +10772,6 @@
           </w:tcPr>
           <w:p>
             <w:pPr>
-              <w:keepNext/>
               <w:spacing w:after="0"/>
             </w:pPr>
             <w:r/>
@@ -11237,7 +10794,6 @@
           </w:tcPr>
           <w:p>
             <w:pPr>
-              <w:keepNext/>
               <w:spacing w:after="0"/>
             </w:pPr>
             <w:r/>
@@ -11260,7 +10816,6 @@
           </w:tcPr>
           <w:p>
             <w:pPr>
-              <w:keepNext/>
               <w:spacing w:after="0"/>
             </w:pPr>
             <w:r/>
@@ -11278,16 +10833,12 @@
         </w:tc>
       </w:tr>
       <w:tr>
-        <w:trPr>
-          <w:cantSplit/>
-        </w:trPr>
         <w:tc>
           <w:tcPr>
             <w:tcW w:type="dxa" w:w="907"/>
           </w:tcPr>
           <w:p>
             <w:pPr>
-              <w:keepNext/>
               <w:spacing w:after="0" w:line="300" w:lineRule="auto"/>
               <w:jc w:val="center"/>
             </w:pPr>
@@ -11309,7 +10860,6 @@
           </w:tcPr>
           <w:p>
             <w:pPr>
-              <w:keepNext/>
               <w:spacing w:after="0" w:line="300" w:lineRule="auto"/>
             </w:pPr>
             <w:r/>
@@ -11330,7 +10880,6 @@
           </w:tcPr>
           <w:p>
             <w:pPr>
-              <w:keepNext/>
               <w:spacing w:after="0" w:line="300" w:lineRule="auto"/>
             </w:pPr>
             <w:r/>
@@ -11351,7 +10900,6 @@
           </w:tcPr>
           <w:p>
             <w:pPr>
-              <w:keepNext/>
               <w:spacing w:after="0" w:line="300" w:lineRule="auto"/>
             </w:pPr>
             <w:r/>
@@ -11368,16 +10916,12 @@
         </w:tc>
       </w:tr>
       <w:tr>
-        <w:trPr>
-          <w:cantSplit/>
-        </w:trPr>
         <w:tc>
           <w:tcPr>
             <w:tcW w:type="dxa" w:w="907"/>
           </w:tcPr>
           <w:p>
             <w:pPr>
-              <w:keepNext/>
               <w:spacing w:after="0" w:line="300" w:lineRule="auto"/>
               <w:jc w:val="center"/>
             </w:pPr>
@@ -11399,7 +10943,6 @@
           </w:tcPr>
           <w:p>
             <w:pPr>
-              <w:keepNext/>
               <w:spacing w:after="0" w:line="300" w:lineRule="auto"/>
             </w:pPr>
             <w:r/>
@@ -11420,7 +10963,6 @@
           </w:tcPr>
           <w:p>
             <w:pPr>
-              <w:keepNext/>
               <w:spacing w:after="0" w:line="300" w:lineRule="auto"/>
             </w:pPr>
             <w:r/>
@@ -11441,7 +10983,6 @@
           </w:tcPr>
           <w:p>
             <w:pPr>
-              <w:keepNext/>
               <w:spacing w:after="0" w:line="300" w:lineRule="auto"/>
             </w:pPr>
             <w:r/>
@@ -11458,16 +10999,12 @@
         </w:tc>
       </w:tr>
       <w:tr>
-        <w:trPr>
-          <w:cantSplit/>
-        </w:trPr>
         <w:tc>
           <w:tcPr>
             <w:tcW w:type="dxa" w:w="907"/>
           </w:tcPr>
           <w:p>
             <w:pPr>
-              <w:keepNext/>
               <w:spacing w:after="0" w:line="300" w:lineRule="auto"/>
               <w:jc w:val="center"/>
             </w:pPr>
@@ -11489,7 +11026,6 @@
           </w:tcPr>
           <w:p>
             <w:pPr>
-              <w:keepNext/>
               <w:spacing w:after="0" w:line="300" w:lineRule="auto"/>
             </w:pPr>
             <w:r/>
@@ -11510,7 +11046,6 @@
           </w:tcPr>
           <w:p>
             <w:pPr>
-              <w:keepNext/>
               <w:spacing w:after="0" w:line="300" w:lineRule="auto"/>
             </w:pPr>
             <w:r/>
@@ -11531,7 +11066,6 @@
           </w:tcPr>
           <w:p>
             <w:pPr>
-              <w:keepNext/>
               <w:spacing w:after="0" w:line="300" w:lineRule="auto"/>
             </w:pPr>
             <w:r/>
@@ -11548,16 +11082,12 @@
         </w:tc>
       </w:tr>
       <w:tr>
-        <w:trPr>
-          <w:cantSplit/>
-        </w:trPr>
         <w:tc>
           <w:tcPr>
             <w:tcW w:type="dxa" w:w="907"/>
           </w:tcPr>
           <w:p>
             <w:pPr>
-              <w:keepNext/>
               <w:spacing w:after="0" w:line="300" w:lineRule="auto"/>
               <w:jc w:val="center"/>
             </w:pPr>
@@ -11579,7 +11109,6 @@
           </w:tcPr>
           <w:p>
             <w:pPr>
-              <w:keepNext/>
               <w:spacing w:after="0" w:line="300" w:lineRule="auto"/>
             </w:pPr>
             <w:r/>
@@ -11600,7 +11129,6 @@
           </w:tcPr>
           <w:p>
             <w:pPr>
-              <w:keepNext/>
               <w:spacing w:after="0" w:line="300" w:lineRule="auto"/>
             </w:pPr>
             <w:r/>
@@ -11621,7 +11149,6 @@
           </w:tcPr>
           <w:p>
             <w:pPr>
-              <w:keepNext/>
               <w:spacing w:after="0" w:line="300" w:lineRule="auto"/>
             </w:pPr>
             <w:r/>
@@ -11638,16 +11165,12 @@
         </w:tc>
       </w:tr>
       <w:tr>
-        <w:trPr>
-          <w:cantSplit/>
-        </w:trPr>
         <w:tc>
           <w:tcPr>
             <w:tcW w:type="dxa" w:w="907"/>
           </w:tcPr>
           <w:p>
             <w:pPr>
-              <w:keepNext/>
               <w:spacing w:after="0" w:line="300" w:lineRule="auto"/>
               <w:jc w:val="center"/>
             </w:pPr>
@@ -11669,7 +11192,6 @@
           </w:tcPr>
           <w:p>
             <w:pPr>
-              <w:keepNext/>
               <w:spacing w:after="0" w:line="300" w:lineRule="auto"/>
             </w:pPr>
             <w:r/>
@@ -11690,7 +11212,6 @@
           </w:tcPr>
           <w:p>
             <w:pPr>
-              <w:keepNext/>
               <w:spacing w:after="0" w:line="300" w:lineRule="auto"/>
             </w:pPr>
             <w:r/>
@@ -11711,7 +11232,6 @@
           </w:tcPr>
           <w:p>
             <w:pPr>
-              <w:keepNext/>
               <w:spacing w:after="0" w:line="300" w:lineRule="auto"/>
             </w:pPr>
             <w:r/>
@@ -11728,16 +11248,12 @@
         </w:tc>
       </w:tr>
       <w:tr>
-        <w:trPr>
-          <w:cantSplit/>
-        </w:trPr>
         <w:tc>
           <w:tcPr>
             <w:tcW w:type="dxa" w:w="907"/>
           </w:tcPr>
           <w:p>
             <w:pPr>
-              <w:keepNext/>
               <w:spacing w:after="0" w:line="300" w:lineRule="auto"/>
               <w:jc w:val="center"/>
             </w:pPr>
@@ -11759,7 +11275,6 @@
           </w:tcPr>
           <w:p>
             <w:pPr>
-              <w:keepNext/>
               <w:spacing w:after="0" w:line="300" w:lineRule="auto"/>
             </w:pPr>
             <w:r/>
@@ -11780,7 +11295,6 @@
           </w:tcPr>
           <w:p>
             <w:pPr>
-              <w:keepNext/>
               <w:spacing w:after="0" w:line="300" w:lineRule="auto"/>
             </w:pPr>
             <w:r/>
@@ -11801,7 +11315,6 @@
           </w:tcPr>
           <w:p>
             <w:pPr>
-              <w:keepNext/>
               <w:spacing w:after="0" w:line="300" w:lineRule="auto"/>
             </w:pPr>
             <w:r/>
@@ -11818,16 +11331,12 @@
         </w:tc>
       </w:tr>
       <w:tr>
-        <w:trPr>
-          <w:cantSplit/>
-        </w:trPr>
         <w:tc>
           <w:tcPr>
             <w:tcW w:type="dxa" w:w="907"/>
           </w:tcPr>
           <w:p>
             <w:pPr>
-              <w:keepNext/>
               <w:spacing w:after="0" w:line="300" w:lineRule="auto"/>
               <w:jc w:val="center"/>
             </w:pPr>
@@ -11849,7 +11358,6 @@
           </w:tcPr>
           <w:p>
             <w:pPr>
-              <w:keepNext/>
               <w:spacing w:after="0" w:line="300" w:lineRule="auto"/>
             </w:pPr>
             <w:r/>
@@ -11870,7 +11378,6 @@
           </w:tcPr>
           <w:p>
             <w:pPr>
-              <w:keepNext/>
               <w:spacing w:after="0" w:line="300" w:lineRule="auto"/>
             </w:pPr>
             <w:r/>
@@ -11891,7 +11398,6 @@
           </w:tcPr>
           <w:p>
             <w:pPr>
-              <w:keepNext/>
               <w:spacing w:after="0" w:line="300" w:lineRule="auto"/>
             </w:pPr>
             <w:r/>
@@ -11908,9 +11414,6 @@
         </w:tc>
       </w:tr>
       <w:tr>
-        <w:trPr>
-          <w:cantSplit/>
-        </w:trPr>
         <w:tc>
           <w:tcPr>
             <w:tcW w:type="dxa" w:w="907"/>
@@ -11989,6 +11492,255 @@
                 <w:rFonts w:eastAsia="맑은 고딕"/>
               </w:rPr>
               <w:t>독립 보안 검토 절차 도입</w:t>
+            </w:r>
+          </w:p>
+        </w:tc>
+      </w:tr>
+      <w:tr>
+        <w:tc>
+          <w:tcPr>
+            <w:tcW w:type="dxa" w:w="907"/>
+          </w:tcPr>
+          <w:p>
+            <w:pPr>
+              <w:spacing w:after="0" w:line="300" w:lineRule="auto"/>
+              <w:jc w:val="center"/>
+            </w:pPr>
+            <w:r/>
+            <w:r>
+              <w:rPr>
+                <w:rFonts w:ascii="맑은 고딕" w:hAnsi="맑은 고딕"/>
+                <w:b/>
+                <w:sz w:val="17"/>
+                <w:rFonts w:eastAsia="맑은 고딕"/>
+              </w:rPr>
+              <w:t>8월</w:t>
+            </w:r>
+          </w:p>
+        </w:tc>
+        <w:tc>
+          <w:tcPr>
+            <w:tcW w:type="dxa" w:w="3175"/>
+          </w:tcPr>
+          <w:p>
+            <w:pPr>
+              <w:spacing w:after="0" w:line="300" w:lineRule="auto"/>
+            </w:pPr>
+            <w:r/>
+            <w:r>
+              <w:rPr>
+                <w:rFonts w:ascii="맑은 고딕" w:hAnsi="맑은 고딕"/>
+                <w:b w:val="0"/>
+                <w:sz w:val="17"/>
+                <w:rFonts w:eastAsia="맑은 고딕"/>
+              </w:rPr>
+              <w:t>예상진료비 기준가 63건의 산출 근거를 확인할 수 없음</w:t>
+            </w:r>
+          </w:p>
+        </w:tc>
+        <w:tc>
+          <w:tcPr>
+            <w:tcW w:type="dxa" w:w="3061"/>
+          </w:tcPr>
+          <w:p>
+            <w:pPr>
+              <w:spacing w:after="0" w:line="300" w:lineRule="auto"/>
+            </w:pPr>
+            <w:r/>
+            <w:r>
+              <w:rPr>
+                <w:rFonts w:ascii="맑은 고딕" w:hAnsi="맑은 고딕"/>
+                <w:b w:val="0"/>
+                <w:sz w:val="17"/>
+                <w:rFonts w:eastAsia="맑은 고딕"/>
+              </w:rPr>
+              <w:t>해당 자료의 사용을 중단하고 참여기관 확정 가격표를 견적 작성 화면에 연동함</w:t>
+            </w:r>
+          </w:p>
+        </w:tc>
+        <w:tc>
+          <w:tcPr>
+            <w:tcW w:type="dxa" w:w="1928"/>
+          </w:tcPr>
+          <w:p>
+            <w:pPr>
+              <w:spacing w:after="0" w:line="300" w:lineRule="auto"/>
+            </w:pPr>
+            <w:r/>
+            <w:r>
+              <w:rPr>
+                <w:rFonts w:ascii="맑은 고딕" w:hAnsi="맑은 고딕"/>
+                <w:b w:val="0"/>
+                <w:sz w:val="17"/>
+                <w:rFonts w:eastAsia="맑은 고딕"/>
+              </w:rPr>
+              <w:t>근거 없는 수치의 화면 노출 금지 규칙 문서화</w:t>
+            </w:r>
+          </w:p>
+        </w:tc>
+      </w:tr>
+      <w:tr>
+        <w:tc>
+          <w:tcPr>
+            <w:tcW w:type="dxa" w:w="907"/>
+          </w:tcPr>
+          <w:p>
+            <w:pPr>
+              <w:spacing w:after="0" w:line="300" w:lineRule="auto"/>
+              <w:jc w:val="center"/>
+            </w:pPr>
+            <w:r/>
+            <w:r>
+              <w:rPr>
+                <w:rFonts w:ascii="맑은 고딕" w:hAnsi="맑은 고딕"/>
+                <w:b/>
+                <w:sz w:val="17"/>
+                <w:rFonts w:eastAsia="맑은 고딕"/>
+              </w:rPr>
+              <w:t>8월</w:t>
+            </w:r>
+          </w:p>
+        </w:tc>
+        <w:tc>
+          <w:tcPr>
+            <w:tcW w:type="dxa" w:w="3175"/>
+          </w:tcPr>
+          <w:p>
+            <w:pPr>
+              <w:spacing w:after="0" w:line="300" w:lineRule="auto"/>
+            </w:pPr>
+            <w:r/>
+            <w:r>
+              <w:rPr>
+                <w:rFonts w:ascii="맑은 고딕" w:hAnsi="맑은 고딕"/>
+                <w:b w:val="0"/>
+                <w:sz w:val="17"/>
+                <w:rFonts w:eastAsia="맑은 고딕"/>
+              </w:rPr>
+              <w:t>구현된 기능 중 3건이 어떤 화면에서도 호출되지 아니함(병원 조회·경과 열람·교육 발송)</w:t>
+            </w:r>
+          </w:p>
+        </w:tc>
+        <w:tc>
+          <w:tcPr>
+            <w:tcW w:type="dxa" w:w="3061"/>
+          </w:tcPr>
+          <w:p>
+            <w:pPr>
+              <w:spacing w:after="0" w:line="300" w:lineRule="auto"/>
+            </w:pPr>
+            <w:r/>
+            <w:r>
+              <w:rPr>
+                <w:rFonts w:ascii="맑은 고딕" w:hAnsi="맑은 고딕"/>
+                <w:b w:val="0"/>
+                <w:sz w:val="17"/>
+                <w:rFonts w:eastAsia="맑은 고딕"/>
+              </w:rPr>
+              <w:t>각각 담당자 화면·환자 화면·정기 실행에 연결하여 실제 사용 경로를 완성함</w:t>
+            </w:r>
+          </w:p>
+        </w:tc>
+        <w:tc>
+          <w:tcPr>
+            <w:tcW w:type="dxa" w:w="1928"/>
+          </w:tcPr>
+          <w:p>
+            <w:pPr>
+              <w:spacing w:after="0" w:line="300" w:lineRule="auto"/>
+            </w:pPr>
+            <w:r/>
+            <w:r>
+              <w:rPr>
+                <w:rFonts w:ascii="맑은 고딕" w:hAnsi="맑은 고딕"/>
+                <w:b w:val="0"/>
+                <w:sz w:val="17"/>
+                <w:rFonts w:eastAsia="맑은 고딕"/>
+              </w:rPr>
+              <w:t>기능 점검 시 「호출하는 화면이 있는가」를 확인 항목으로 추가</w:t>
+            </w:r>
+          </w:p>
+        </w:tc>
+      </w:tr>
+      <w:tr>
+        <w:tc>
+          <w:tcPr>
+            <w:tcW w:type="dxa" w:w="907"/>
+          </w:tcPr>
+          <w:p>
+            <w:pPr>
+              <w:spacing w:after="0" w:line="300" w:lineRule="auto"/>
+              <w:jc w:val="center"/>
+            </w:pPr>
+            <w:r/>
+            <w:r>
+              <w:rPr>
+                <w:rFonts w:ascii="맑은 고딕" w:hAnsi="맑은 고딕"/>
+                <w:b/>
+                <w:sz w:val="17"/>
+                <w:rFonts w:eastAsia="맑은 고딕"/>
+              </w:rPr>
+              <w:t>8월</w:t>
+            </w:r>
+          </w:p>
+        </w:tc>
+        <w:tc>
+          <w:tcPr>
+            <w:tcW w:type="dxa" w:w="3175"/>
+          </w:tcPr>
+          <w:p>
+            <w:pPr>
+              <w:spacing w:after="0" w:line="300" w:lineRule="auto"/>
+            </w:pPr>
+            <w:r/>
+            <w:r>
+              <w:rPr>
+                <w:rFonts w:ascii="맑은 고딕" w:hAnsi="맑은 고딕"/>
+                <w:b w:val="0"/>
+                <w:sz w:val="17"/>
+                <w:rFonts w:eastAsia="맑은 고딕"/>
+              </w:rPr>
+              <w:t>시험·시연용 자료가 성과지표와 구분되지 아니할 우려</w:t>
+            </w:r>
+          </w:p>
+        </w:tc>
+        <w:tc>
+          <w:tcPr>
+            <w:tcW w:type="dxa" w:w="3061"/>
+          </w:tcPr>
+          <w:p>
+            <w:pPr>
+              <w:spacing w:after="0" w:line="300" w:lineRule="auto"/>
+            </w:pPr>
+            <w:r/>
+            <w:r>
+              <w:rPr>
+                <w:rFonts w:ascii="맑은 고딕" w:hAnsi="맑은 고딕"/>
+                <w:b w:val="0"/>
+                <w:sz w:val="17"/>
+                <w:rFonts w:eastAsia="맑은 고딕"/>
+              </w:rPr>
+              <w:t>견본 자료 전체에 시험 표식을 부여하고, 담당자 화면에서는 선택 시에만 표시되도록 함</w:t>
+            </w:r>
+          </w:p>
+        </w:tc>
+        <w:tc>
+          <w:tcPr>
+            <w:tcW w:type="dxa" w:w="1928"/>
+          </w:tcPr>
+          <w:p>
+            <w:pPr>
+              <w:spacing w:after="0" w:line="300" w:lineRule="auto"/>
+            </w:pPr>
+            <w:r/>
+            <w:r>
+              <w:rPr>
+                <w:rFonts w:ascii="맑은 고딕" w:hAnsi="맑은 고딕"/>
+                <w:b w:val="0"/>
+                <w:sz w:val="17"/>
+                <w:rFonts w:eastAsia="맑은 고딕"/>
+              </w:rPr>
+              <w:t>집계 시 시험 표식 제외를 기본값으로 유지</w:t>
             </w:r>
           </w:p>
         </w:tc>
@@ -11996,7 +11748,6 @@
     </w:tbl>
     <w:p>
       <w:pPr>
-        <w:keepNext/>
         <w:pageBreakBefore/>
         <w:spacing w:before="400" w:after="200"/>
         <w:pBdr>
@@ -12016,7 +11767,6 @@
     </w:p>
     <w:p>
       <w:pPr>
-        <w:keepNext/>
         <w:spacing w:before="260" w:after="80"/>
       </w:pPr>
       <w:r>
@@ -12044,9 +11794,6 @@
         <w:gridCol w:w="2410"/>
       </w:tblGrid>
       <w:tr>
-        <w:trPr>
-          <w:cantSplit/>
-        </w:trPr>
         <w:tc>
           <w:tcPr>
             <w:tcW w:type="dxa" w:w="2948"/>
@@ -12141,9 +11888,6 @@
         </w:tc>
       </w:tr>
       <w:tr>
-        <w:trPr>
-          <w:cantSplit/>
-        </w:trPr>
         <w:tc>
           <w:tcPr>
             <w:tcW w:type="dxa" w:w="2948"/>
@@ -12232,9 +11976,6 @@
         </w:tc>
       </w:tr>
       <w:tr>
-        <w:trPr>
-          <w:cantSplit/>
-        </w:trPr>
         <w:tc>
           <w:tcPr>
             <w:tcW w:type="dxa" w:w="2948"/>
@@ -12323,9 +12064,6 @@
         </w:tc>
       </w:tr>
       <w:tr>
-        <w:trPr>
-          <w:cantSplit/>
-        </w:trPr>
         <w:tc>
           <w:tcPr>
             <w:tcW w:type="dxa" w:w="2948"/>
@@ -12414,9 +12152,6 @@
         </w:tc>
       </w:tr>
       <w:tr>
-        <w:trPr>
-          <w:cantSplit/>
-        </w:trPr>
         <w:tc>
           <w:tcPr>
             <w:tcW w:type="dxa" w:w="2948"/>
@@ -12505,9 +12240,6 @@
         </w:tc>
       </w:tr>
       <w:tr>
-        <w:trPr>
-          <w:cantSplit/>
-        </w:trPr>
         <w:tc>
           <w:tcPr>
             <w:tcW w:type="dxa" w:w="2948"/>
@@ -12596,9 +12328,6 @@
         </w:tc>
       </w:tr>
       <w:tr>
-        <w:trPr>
-          <w:cantSplit/>
-        </w:trPr>
         <w:tc>
           <w:tcPr>
             <w:tcW w:type="dxa" w:w="2948"/>
@@ -12685,7 +12414,6 @@
     </w:tbl>
     <w:p>
       <w:pPr>
-        <w:keepNext/>
         <w:spacing w:after="120"/>
         <w:ind w:left="283"/>
       </w:pPr>
@@ -12702,7 +12430,6 @@
     </w:p>
     <w:p>
       <w:pPr>
-        <w:keepNext/>
         <w:spacing w:before="260" w:after="80"/>
       </w:pPr>
       <w:r>
@@ -12730,9 +12457,6 @@
         <w:gridCol w:w="2410"/>
       </w:tblGrid>
       <w:tr>
-        <w:trPr>
-          <w:cantSplit/>
-        </w:trPr>
         <w:tc>
           <w:tcPr>
             <w:tcW w:type="dxa" w:w="2041"/>
@@ -12827,9 +12551,6 @@
         </w:tc>
       </w:tr>
       <w:tr>
-        <w:trPr>
-          <w:cantSplit/>
-        </w:trPr>
         <w:tc>
           <w:tcPr>
             <w:tcW w:type="dxa" w:w="2041"/>
@@ -12915,7 +12636,6 @@
     </w:tbl>
     <w:p>
       <w:pPr>
-        <w:keepNext/>
         <w:spacing w:before="260" w:after="80"/>
       </w:pPr>
       <w:r>
@@ -12931,7 +12651,6 @@
     </w:p>
     <w:p>
       <w:pPr>
-        <w:keepNext/>
         <w:spacing w:after="60" w:line="324" w:lineRule="auto"/>
         <w:ind w:left="283"/>
       </w:pPr>
@@ -12942,7 +12661,7 @@
           <w:sz w:val="19"/>
           <w:rFonts w:eastAsia="맑은 고딕"/>
         </w:rPr>
-        <w:t>2026. 8. 20. 운영데이터베이스 정확 집계 결과는 다음과 같음. 시험 데이터는 분리 표기함.</w:t>
+        <w:t>2026. 8. 25. 운영데이터베이스 정확 집계 결과는 다음과 같음. 시험·시연용 자료는 집계에서 제외함.</w:t>
       </w:r>
     </w:p>
     <w:tbl>
@@ -12959,10 +12678,6 @@
         <w:gridCol w:w="2410"/>
       </w:tblGrid>
       <w:tr>
-        <w:trPr>
-          <w:tblHeader w:val="true"/>
-          <w:cantSplit/>
-        </w:trPr>
         <w:tc>
           <w:tcPr>
             <w:tcW w:type="dxa" w:w="1474"/>
@@ -12970,7 +12685,6 @@
           </w:tcPr>
           <w:p>
             <w:pPr>
-              <w:keepNext/>
               <w:spacing w:after="0"/>
             </w:pPr>
             <w:r/>
@@ -12993,7 +12707,6 @@
           </w:tcPr>
           <w:p>
             <w:pPr>
-              <w:keepNext/>
               <w:spacing w:after="0"/>
             </w:pPr>
             <w:r/>
@@ -13016,7 +12729,6 @@
           </w:tcPr>
           <w:p>
             <w:pPr>
-              <w:keepNext/>
               <w:spacing w:after="0"/>
             </w:pPr>
             <w:r/>
@@ -13039,7 +12751,6 @@
           </w:tcPr>
           <w:p>
             <w:pPr>
-              <w:keepNext/>
               <w:spacing w:after="0"/>
             </w:pPr>
             <w:r/>
@@ -13057,16 +12768,12 @@
         </w:tc>
       </w:tr>
       <w:tr>
-        <w:trPr>
-          <w:cantSplit/>
-        </w:trPr>
         <w:tc>
           <w:tcPr>
             <w:tcW w:type="dxa" w:w="1474"/>
           </w:tcPr>
           <w:p>
             <w:pPr>
-              <w:keepNext/>
               <w:spacing w:after="0" w:line="300" w:lineRule="auto"/>
             </w:pPr>
             <w:r/>
@@ -13087,7 +12794,6 @@
           </w:tcPr>
           <w:p>
             <w:pPr>
-              <w:keepNext/>
               <w:spacing w:after="0" w:line="300" w:lineRule="auto"/>
             </w:pPr>
             <w:r/>
@@ -13108,7 +12814,6 @@
           </w:tcPr>
           <w:p>
             <w:pPr>
-              <w:keepNext/>
               <w:spacing w:after="0" w:line="300" w:lineRule="auto"/>
               <w:jc w:val="center"/>
             </w:pPr>
@@ -13130,7 +12835,6 @@
           </w:tcPr>
           <w:p>
             <w:pPr>
-              <w:keepNext/>
               <w:spacing w:after="0" w:line="300" w:lineRule="auto"/>
             </w:pPr>
             <w:r/>
@@ -13147,16 +12851,12 @@
         </w:tc>
       </w:tr>
       <w:tr>
-        <w:trPr>
-          <w:cantSplit/>
-        </w:trPr>
         <w:tc>
           <w:tcPr>
             <w:tcW w:type="dxa" w:w="1474"/>
           </w:tcPr>
           <w:p>
             <w:pPr>
-              <w:keepNext/>
               <w:spacing w:after="0" w:line="300" w:lineRule="auto"/>
             </w:pPr>
             <w:r/>
@@ -13177,7 +12877,6 @@
           </w:tcPr>
           <w:p>
             <w:pPr>
-              <w:keepNext/>
               <w:spacing w:after="0" w:line="300" w:lineRule="auto"/>
             </w:pPr>
             <w:r/>
@@ -13198,7 +12897,6 @@
           </w:tcPr>
           <w:p>
             <w:pPr>
-              <w:keepNext/>
               <w:spacing w:after="0" w:line="300" w:lineRule="auto"/>
               <w:jc w:val="center"/>
             </w:pPr>
@@ -13220,7 +12918,6 @@
           </w:tcPr>
           <w:p>
             <w:pPr>
-              <w:keepNext/>
               <w:spacing w:after="0" w:line="300" w:lineRule="auto"/>
             </w:pPr>
             <w:r/>
@@ -13237,16 +12934,12 @@
         </w:tc>
       </w:tr>
       <w:tr>
-        <w:trPr>
-          <w:cantSplit/>
-        </w:trPr>
         <w:tc>
           <w:tcPr>
             <w:tcW w:type="dxa" w:w="1474"/>
           </w:tcPr>
           <w:p>
             <w:pPr>
-              <w:keepNext/>
               <w:spacing w:after="0" w:line="300" w:lineRule="auto"/>
             </w:pPr>
             <w:r/>
@@ -13267,7 +12960,6 @@
           </w:tcPr>
           <w:p>
             <w:pPr>
-              <w:keepNext/>
               <w:spacing w:after="0" w:line="300" w:lineRule="auto"/>
             </w:pPr>
             <w:r/>
@@ -13288,7 +12980,6 @@
           </w:tcPr>
           <w:p>
             <w:pPr>
-              <w:keepNext/>
               <w:spacing w:after="0" w:line="300" w:lineRule="auto"/>
               <w:jc w:val="center"/>
             </w:pPr>
@@ -13310,7 +13001,6 @@
           </w:tcPr>
           <w:p>
             <w:pPr>
-              <w:keepNext/>
               <w:spacing w:after="0" w:line="300" w:lineRule="auto"/>
             </w:pPr>
             <w:r/>
@@ -13327,16 +13017,12 @@
         </w:tc>
       </w:tr>
       <w:tr>
-        <w:trPr>
-          <w:cantSplit/>
-        </w:trPr>
         <w:tc>
           <w:tcPr>
             <w:tcW w:type="dxa" w:w="1474"/>
           </w:tcPr>
           <w:p>
             <w:pPr>
-              <w:keepNext/>
               <w:spacing w:after="0" w:line="300" w:lineRule="auto"/>
             </w:pPr>
             <w:r/>
@@ -13357,7 +13043,6 @@
           </w:tcPr>
           <w:p>
             <w:pPr>
-              <w:keepNext/>
               <w:spacing w:after="0" w:line="300" w:lineRule="auto"/>
             </w:pPr>
             <w:r/>
@@ -13378,7 +13063,6 @@
           </w:tcPr>
           <w:p>
             <w:pPr>
-              <w:keepNext/>
               <w:spacing w:after="0" w:line="300" w:lineRule="auto"/>
               <w:jc w:val="center"/>
             </w:pPr>
@@ -13400,7 +13084,6 @@
           </w:tcPr>
           <w:p>
             <w:pPr>
-              <w:keepNext/>
               <w:spacing w:after="0" w:line="300" w:lineRule="auto"/>
             </w:pPr>
             <w:r/>
@@ -13417,16 +13100,12 @@
         </w:tc>
       </w:tr>
       <w:tr>
-        <w:trPr>
-          <w:cantSplit/>
-        </w:trPr>
         <w:tc>
           <w:tcPr>
             <w:tcW w:type="dxa" w:w="1474"/>
           </w:tcPr>
           <w:p>
             <w:pPr>
-              <w:keepNext/>
               <w:spacing w:after="0" w:line="300" w:lineRule="auto"/>
             </w:pPr>
             <w:r/>
@@ -13447,7 +13126,6 @@
           </w:tcPr>
           <w:p>
             <w:pPr>
-              <w:keepNext/>
               <w:spacing w:after="0" w:line="300" w:lineRule="auto"/>
             </w:pPr>
             <w:r/>
@@ -13468,7 +13146,6 @@
           </w:tcPr>
           <w:p>
             <w:pPr>
-              <w:keepNext/>
               <w:spacing w:after="0" w:line="300" w:lineRule="auto"/>
               <w:jc w:val="center"/>
             </w:pPr>
@@ -13490,7 +13167,6 @@
           </w:tcPr>
           <w:p>
             <w:pPr>
-              <w:keepNext/>
               <w:spacing w:after="0" w:line="300" w:lineRule="auto"/>
             </w:pPr>
             <w:r/>
@@ -13506,16 +13182,12 @@
         </w:tc>
       </w:tr>
       <w:tr>
-        <w:trPr>
-          <w:cantSplit/>
-        </w:trPr>
         <w:tc>
           <w:tcPr>
             <w:tcW w:type="dxa" w:w="1474"/>
           </w:tcPr>
           <w:p>
             <w:pPr>
-              <w:keepNext/>
               <w:spacing w:after="0" w:line="300" w:lineRule="auto"/>
             </w:pPr>
             <w:r/>
@@ -13536,7 +13208,6 @@
           </w:tcPr>
           <w:p>
             <w:pPr>
-              <w:keepNext/>
               <w:spacing w:after="0" w:line="300" w:lineRule="auto"/>
             </w:pPr>
             <w:r/>
@@ -13557,7 +13228,6 @@
           </w:tcPr>
           <w:p>
             <w:pPr>
-              <w:keepNext/>
               <w:spacing w:after="0" w:line="300" w:lineRule="auto"/>
               <w:jc w:val="center"/>
             </w:pPr>
@@ -13579,7 +13249,6 @@
           </w:tcPr>
           <w:p>
             <w:pPr>
-              <w:keepNext/>
               <w:spacing w:after="0" w:line="300" w:lineRule="auto"/>
             </w:pPr>
             <w:r/>
@@ -13596,16 +13265,12 @@
         </w:tc>
       </w:tr>
       <w:tr>
-        <w:trPr>
-          <w:cantSplit/>
-        </w:trPr>
         <w:tc>
           <w:tcPr>
             <w:tcW w:type="dxa" w:w="1474"/>
           </w:tcPr>
           <w:p>
             <w:pPr>
-              <w:keepNext/>
               <w:spacing w:after="0" w:line="300" w:lineRule="auto"/>
             </w:pPr>
             <w:r/>
@@ -13626,7 +13291,6 @@
           </w:tcPr>
           <w:p>
             <w:pPr>
-              <w:keepNext/>
               <w:spacing w:after="0" w:line="300" w:lineRule="auto"/>
             </w:pPr>
             <w:r/>
@@ -13647,7 +13311,6 @@
           </w:tcPr>
           <w:p>
             <w:pPr>
-              <w:keepNext/>
               <w:spacing w:after="0" w:line="300" w:lineRule="auto"/>
               <w:jc w:val="center"/>
             </w:pPr>
@@ -13669,7 +13332,6 @@
           </w:tcPr>
           <w:p>
             <w:pPr>
-              <w:keepNext/>
               <w:spacing w:after="0" w:line="300" w:lineRule="auto"/>
             </w:pPr>
             <w:r/>
@@ -13685,16 +13347,12 @@
         </w:tc>
       </w:tr>
       <w:tr>
-        <w:trPr>
-          <w:cantSplit/>
-        </w:trPr>
         <w:tc>
           <w:tcPr>
             <w:tcW w:type="dxa" w:w="1474"/>
           </w:tcPr>
           <w:p>
             <w:pPr>
-              <w:keepNext/>
               <w:spacing w:after="0" w:line="300" w:lineRule="auto"/>
             </w:pPr>
             <w:r/>
@@ -13715,7 +13373,6 @@
           </w:tcPr>
           <w:p>
             <w:pPr>
-              <w:keepNext/>
               <w:spacing w:after="0" w:line="300" w:lineRule="auto"/>
             </w:pPr>
             <w:r/>
@@ -13736,7 +13393,6 @@
           </w:tcPr>
           <w:p>
             <w:pPr>
-              <w:keepNext/>
               <w:spacing w:after="0" w:line="300" w:lineRule="auto"/>
               <w:jc w:val="center"/>
             </w:pPr>
@@ -13758,33 +13414,28 @@
           </w:tcPr>
           <w:p>
             <w:pPr>
-              <w:keepNext/>
-              <w:spacing w:after="0" w:line="300" w:lineRule="auto"/>
-            </w:pPr>
-            <w:r/>
-            <w:r>
-              <w:rPr>
-                <w:rFonts w:ascii="맑은 고딕" w:hAnsi="맑은 고딕"/>
-                <w:b w:val="0"/>
-                <w:sz w:val="17"/>
-                <w:rFonts w:eastAsia="맑은 고딕"/>
-              </w:rPr>
-              <w:t>기능 구축 완료 · 실환자 진입 대기</w:t>
+              <w:spacing w:after="0" w:line="300" w:lineRule="auto"/>
+            </w:pPr>
+            <w:r/>
+            <w:r>
+              <w:rPr>
+                <w:rFonts w:ascii="맑은 고딕" w:hAnsi="맑은 고딕"/>
+                <w:b w:val="0"/>
+                <w:sz w:val="17"/>
+                <w:rFonts w:eastAsia="맑은 고딕"/>
+              </w:rPr>
+              <w:t>기능 구축 완료 · 실환자 진입 대기(동작은 시연용 견본으로 확인)</w:t>
             </w:r>
           </w:p>
         </w:tc>
       </w:tr>
       <w:tr>
-        <w:trPr>
-          <w:cantSplit/>
-        </w:trPr>
         <w:tc>
           <w:tcPr>
             <w:tcW w:type="dxa" w:w="1474"/>
           </w:tcPr>
           <w:p>
             <w:pPr>
-              <w:keepNext/>
               <w:spacing w:after="0" w:line="300" w:lineRule="auto"/>
             </w:pPr>
             <w:r/>
@@ -13805,7 +13456,6 @@
           </w:tcPr>
           <w:p>
             <w:pPr>
-              <w:keepNext/>
               <w:spacing w:after="0" w:line="300" w:lineRule="auto"/>
             </w:pPr>
             <w:r/>
@@ -13826,7 +13476,6 @@
           </w:tcPr>
           <w:p>
             <w:pPr>
-              <w:keepNext/>
               <w:spacing w:after="0" w:line="300" w:lineRule="auto"/>
               <w:jc w:val="center"/>
             </w:pPr>
@@ -13848,7 +13497,6 @@
           </w:tcPr>
           <w:p>
             <w:pPr>
-              <w:keepNext/>
               <w:spacing w:after="0" w:line="300" w:lineRule="auto"/>
             </w:pPr>
             <w:r/>
@@ -13865,16 +13513,12 @@
         </w:tc>
       </w:tr>
       <w:tr>
-        <w:trPr>
-          <w:cantSplit/>
-        </w:trPr>
         <w:tc>
           <w:tcPr>
             <w:tcW w:type="dxa" w:w="1474"/>
           </w:tcPr>
           <w:p>
             <w:pPr>
-              <w:keepNext/>
               <w:spacing w:after="0" w:line="300" w:lineRule="auto"/>
             </w:pPr>
             <w:r/>
@@ -13895,18 +13539,17 @@
           </w:tcPr>
           <w:p>
             <w:pPr>
-              <w:keepNext/>
-              <w:spacing w:after="0" w:line="300" w:lineRule="auto"/>
-            </w:pPr>
-            <w:r/>
-            <w:r>
-              <w:rPr>
-                <w:rFonts w:ascii="맑은 고딕" w:hAnsi="맑은 고딕"/>
-                <w:b w:val="0"/>
-                <w:sz w:val="17"/>
-                <w:rFonts w:eastAsia="맑은 고딕"/>
-              </w:rPr>
-              <w:t>증상 보고</w:t>
+              <w:spacing w:after="0" w:line="300" w:lineRule="auto"/>
+            </w:pPr>
+            <w:r/>
+            <w:r>
+              <w:rPr>
+                <w:rFonts w:ascii="맑은 고딕" w:hAnsi="맑은 고딕"/>
+                <w:b w:val="0"/>
+                <w:sz w:val="17"/>
+                <w:rFonts w:eastAsia="맑은 고딕"/>
+              </w:rPr>
+              <w:t>교육 자동 발송</w:t>
             </w:r>
           </w:p>
         </w:tc>
@@ -13916,7 +13559,6 @@
           </w:tcPr>
           <w:p>
             <w:pPr>
-              <w:keepNext/>
               <w:spacing w:after="0" w:line="300" w:lineRule="auto"/>
               <w:jc w:val="center"/>
             </w:pPr>
@@ -13928,7 +13570,7 @@
                 <w:sz w:val="17"/>
                 <w:rFonts w:eastAsia="맑은 고딕"/>
               </w:rPr>
-              <w:t>1건</w:t>
+              <w:t>0건</w:t>
             </w:r>
           </w:p>
         </w:tc>
@@ -13938,32 +13580,28 @@
           </w:tcPr>
           <w:p>
             <w:pPr>
-              <w:keepNext/>
-              <w:spacing w:after="0" w:line="300" w:lineRule="auto"/>
-            </w:pPr>
-            <w:r/>
-            <w:r>
-              <w:rPr>
-                <w:rFonts w:ascii="맑은 고딕" w:hAnsi="맑은 고딕"/>
-                <w:b w:val="0"/>
-                <w:sz w:val="17"/>
-                <w:rFonts w:eastAsia="맑은 고딕"/>
-              </w:rPr>
+              <w:spacing w:after="0" w:line="300" w:lineRule="auto"/>
+            </w:pPr>
+            <w:r/>
+            <w:r>
+              <w:rPr>
+                <w:rFonts w:ascii="맑은 고딕" w:hAnsi="맑은 고딕"/>
+                <w:b w:val="0"/>
+                <w:sz w:val="17"/>
+                <w:rFonts w:eastAsia="맑은 고딕"/>
+              </w:rPr>
+              <w:t>발송 경로 연결 완료(8월) · 대상 환자 진입 대기. 동작은 견본으로 확인</w:t>
             </w:r>
           </w:p>
         </w:tc>
       </w:tr>
       <w:tr>
-        <w:trPr>
-          <w:cantSplit/>
-        </w:trPr>
         <w:tc>
           <w:tcPr>
             <w:tcW w:type="dxa" w:w="1474"/>
           </w:tcPr>
           <w:p>
             <w:pPr>
-              <w:keepNext/>
               <w:spacing w:after="0" w:line="300" w:lineRule="auto"/>
             </w:pPr>
             <w:r/>
@@ -13984,18 +13622,17 @@
           </w:tcPr>
           <w:p>
             <w:pPr>
-              <w:keepNext/>
-              <w:spacing w:after="0" w:line="300" w:lineRule="auto"/>
-            </w:pPr>
-            <w:r/>
-            <w:r>
-              <w:rPr>
-                <w:rFonts w:ascii="맑은 고딕" w:hAnsi="맑은 고딕"/>
-                <w:b w:val="0"/>
-                <w:sz w:val="17"/>
-                <w:rFonts w:eastAsia="맑은 고딕"/>
-              </w:rPr>
-              <w:t>만족도 설문 / 응답</w:t>
+              <w:spacing w:after="0" w:line="300" w:lineRule="auto"/>
+            </w:pPr>
+            <w:r/>
+            <w:r>
+              <w:rPr>
+                <w:rFonts w:ascii="맑은 고딕" w:hAnsi="맑은 고딕"/>
+                <w:b w:val="0"/>
+                <w:sz w:val="17"/>
+                <w:rFonts w:eastAsia="맑은 고딕"/>
+              </w:rPr>
+              <w:t>증상 보고</w:t>
             </w:r>
           </w:p>
         </w:tc>
@@ -14005,7 +13642,6 @@
           </w:tcPr>
           <w:p>
             <w:pPr>
-              <w:keepNext/>
               <w:spacing w:after="0" w:line="300" w:lineRule="auto"/>
               <w:jc w:val="center"/>
             </w:pPr>
@@ -14017,7 +13653,7 @@
                 <w:sz w:val="17"/>
                 <w:rFonts w:eastAsia="맑은 고딕"/>
               </w:rPr>
-              <w:t>2건 / 1건</w:t>
+              <w:t>2건</w:t>
             </w:r>
           </w:p>
         </w:tc>
@@ -14027,33 +13663,27 @@
           </w:tcPr>
           <w:p>
             <w:pPr>
-              <w:keepNext/>
-              <w:spacing w:after="0" w:line="300" w:lineRule="auto"/>
-            </w:pPr>
-            <w:r/>
-            <w:r>
-              <w:rPr>
-                <w:rFonts w:ascii="맑은 고딕" w:hAnsi="맑은 고딕"/>
-                <w:b w:val="0"/>
-                <w:sz w:val="17"/>
-                <w:rFonts w:eastAsia="맑은 고딕"/>
-              </w:rPr>
-              <w:t>실환자 연결 응답 0건</w:t>
+              <w:spacing w:after="0" w:line="300" w:lineRule="auto"/>
+            </w:pPr>
+            <w:r/>
+            <w:r>
+              <w:rPr>
+                <w:rFonts w:ascii="맑은 고딕" w:hAnsi="맑은 고딕"/>
+                <w:b w:val="0"/>
+                <w:sz w:val="17"/>
+                <w:rFonts w:eastAsia="맑은 고딕"/>
+              </w:rPr>
             </w:r>
           </w:p>
         </w:tc>
       </w:tr>
       <w:tr>
-        <w:trPr>
-          <w:cantSplit/>
-        </w:trPr>
         <w:tc>
           <w:tcPr>
             <w:tcW w:type="dxa" w:w="1474"/>
           </w:tcPr>
           <w:p>
             <w:pPr>
-              <w:keepNext/>
               <w:spacing w:after="0" w:line="300" w:lineRule="auto"/>
             </w:pPr>
             <w:r/>
@@ -14064,7 +13694,7 @@
                 <w:sz w:val="17"/>
                 <w:rFonts w:eastAsia="맑은 고딕"/>
               </w:rPr>
-              <w:t>기반</w:t>
+              <w:t>사후관리</w:t>
             </w:r>
           </w:p>
         </w:tc>
@@ -14074,18 +13704,17 @@
           </w:tcPr>
           <w:p>
             <w:pPr>
-              <w:keepNext/>
-              <w:spacing w:after="0" w:line="300" w:lineRule="auto"/>
-            </w:pPr>
-            <w:r/>
-            <w:r>
-              <w:rPr>
-                <w:rFonts w:ascii="맑은 고딕" w:hAnsi="맑은 고딕"/>
-                <w:b w:val="0"/>
-                <w:sz w:val="17"/>
-                <w:rFonts w:eastAsia="맑은 고딕"/>
-              </w:rPr>
-              <w:t>제휴 의료기관</w:t>
+              <w:spacing w:after="0" w:line="300" w:lineRule="auto"/>
+            </w:pPr>
+            <w:r/>
+            <w:r>
+              <w:rPr>
+                <w:rFonts w:ascii="맑은 고딕" w:hAnsi="맑은 고딕"/>
+                <w:b w:val="0"/>
+                <w:sz w:val="17"/>
+                <w:rFonts w:eastAsia="맑은 고딕"/>
+              </w:rPr>
+              <w:t>만족도 설문 / 응답</w:t>
             </w:r>
           </w:p>
         </w:tc>
@@ -14095,7 +13724,6 @@
           </w:tcPr>
           <w:p>
             <w:pPr>
-              <w:keepNext/>
               <w:spacing w:after="0" w:line="300" w:lineRule="auto"/>
               <w:jc w:val="center"/>
             </w:pPr>
@@ -14107,7 +13735,7 @@
                 <w:sz w:val="17"/>
                 <w:rFonts w:eastAsia="맑은 고딕"/>
               </w:rPr>
-              <w:t>8건</w:t>
+              <w:t>1건 / 0건</w:t>
             </w:r>
           </w:p>
         </w:tc>
@@ -14117,33 +13745,28 @@
           </w:tcPr>
           <w:p>
             <w:pPr>
-              <w:keepNext/>
-              <w:spacing w:after="0" w:line="300" w:lineRule="auto"/>
-            </w:pPr>
-            <w:r/>
-            <w:r>
-              <w:rPr>
-                <w:rFonts w:ascii="맑은 고딕" w:hAnsi="맑은 고딕"/>
-                <w:b w:val="0"/>
-                <w:sz w:val="17"/>
-                <w:rFonts w:eastAsia="맑은 고딕"/>
-              </w:rPr>
-              <w:t>협진 대학병원 4 · 참여 한방병원 4개 지점(시험 등록 1건 제외)</w:t>
+              <w:spacing w:after="0" w:line="300" w:lineRule="auto"/>
+            </w:pPr>
+            <w:r/>
+            <w:r>
+              <w:rPr>
+                <w:rFonts w:ascii="맑은 고딕" w:hAnsi="맑은 고딕"/>
+                <w:b w:val="0"/>
+                <w:sz w:val="17"/>
+                <w:rFonts w:eastAsia="맑은 고딕"/>
+              </w:rPr>
+              <w:t>실환자 연결 기준. 시험·시연용 설문 2건은 제외</w:t>
             </w:r>
           </w:p>
         </w:tc>
       </w:tr>
       <w:tr>
-        <w:trPr>
-          <w:cantSplit/>
-        </w:trPr>
         <w:tc>
           <w:tcPr>
             <w:tcW w:type="dxa" w:w="1474"/>
           </w:tcPr>
           <w:p>
             <w:pPr>
-              <w:keepNext/>
               <w:spacing w:after="0" w:line="300" w:lineRule="auto"/>
             </w:pPr>
             <w:r/>
@@ -14164,18 +13787,17 @@
           </w:tcPr>
           <w:p>
             <w:pPr>
-              <w:keepNext/>
-              <w:spacing w:after="0" w:line="300" w:lineRule="auto"/>
-            </w:pPr>
-            <w:r/>
-            <w:r>
-              <w:rPr>
-                <w:rFonts w:ascii="맑은 고딕" w:hAnsi="맑은 고딕"/>
-                <w:b w:val="0"/>
-                <w:sz w:val="17"/>
-                <w:rFonts w:eastAsia="맑은 고딕"/>
-              </w:rPr>
-              <w:t>해외 의뢰처 / 담당자</w:t>
+              <w:spacing w:after="0" w:line="300" w:lineRule="auto"/>
+            </w:pPr>
+            <w:r/>
+            <w:r>
+              <w:rPr>
+                <w:rFonts w:ascii="맑은 고딕" w:hAnsi="맑은 고딕"/>
+                <w:b w:val="0"/>
+                <w:sz w:val="17"/>
+                <w:rFonts w:eastAsia="맑은 고딕"/>
+              </w:rPr>
+              <w:t>제휴 의료기관</w:t>
             </w:r>
           </w:p>
         </w:tc>
@@ -14185,7 +13807,6 @@
           </w:tcPr>
           <w:p>
             <w:pPr>
-              <w:keepNext/>
               <w:spacing w:after="0" w:line="300" w:lineRule="auto"/>
               <w:jc w:val="center"/>
             </w:pPr>
@@ -14197,7 +13818,7 @@
                 <w:sz w:val="17"/>
                 <w:rFonts w:eastAsia="맑은 고딕"/>
               </w:rPr>
-              <w:t>3건 / 3건</w:t>
+              <w:t>8건</w:t>
             </w:r>
           </w:p>
         </w:tc>
@@ -14207,25 +13828,104 @@
           </w:tcPr>
           <w:p>
             <w:pPr>
-              <w:keepNext/>
-              <w:spacing w:after="0" w:line="300" w:lineRule="auto"/>
-            </w:pPr>
-            <w:r/>
-            <w:r>
-              <w:rPr>
-                <w:rFonts w:ascii="맑은 고딕" w:hAnsi="맑은 고딕"/>
-                <w:b w:val="0"/>
-                <w:sz w:val="17"/>
-                <w:rFonts w:eastAsia="맑은 고딕"/>
-              </w:rPr>
+              <w:spacing w:after="0" w:line="300" w:lineRule="auto"/>
+            </w:pPr>
+            <w:r/>
+            <w:r>
+              <w:rPr>
+                <w:rFonts w:ascii="맑은 고딕" w:hAnsi="맑은 고딕"/>
+                <w:b w:val="0"/>
+                <w:sz w:val="17"/>
+                <w:rFonts w:eastAsia="맑은 고딕"/>
+              </w:rPr>
+              <w:t>협진 대학병원 4 · 참여 한방병원 4개 지점(시험 등록 1건 제외)</w:t>
             </w:r>
           </w:p>
         </w:tc>
       </w:tr>
       <w:tr>
-        <w:trPr>
-          <w:cantSplit/>
-        </w:trPr>
+        <w:tc>
+          <w:tcPr>
+            <w:tcW w:type="dxa" w:w="1474"/>
+          </w:tcPr>
+          <w:p>
+            <w:pPr>
+              <w:spacing w:after="0" w:line="300" w:lineRule="auto"/>
+            </w:pPr>
+            <w:r/>
+            <w:r>
+              <w:rPr>
+                <w:rFonts w:ascii="맑은 고딕" w:hAnsi="맑은 고딕"/>
+                <w:b/>
+                <w:sz w:val="17"/>
+                <w:rFonts w:eastAsia="맑은 고딕"/>
+              </w:rPr>
+              <w:t>기반</w:t>
+            </w:r>
+          </w:p>
+        </w:tc>
+        <w:tc>
+          <w:tcPr>
+            <w:tcW w:type="dxa" w:w="3402"/>
+          </w:tcPr>
+          <w:p>
+            <w:pPr>
+              <w:spacing w:after="0" w:line="300" w:lineRule="auto"/>
+            </w:pPr>
+            <w:r/>
+            <w:r>
+              <w:rPr>
+                <w:rFonts w:ascii="맑은 고딕" w:hAnsi="맑은 고딕"/>
+                <w:b w:val="0"/>
+                <w:sz w:val="17"/>
+                <w:rFonts w:eastAsia="맑은 고딕"/>
+              </w:rPr>
+              <w:t>해외 의뢰처 / 담당자</w:t>
+            </w:r>
+          </w:p>
+        </w:tc>
+        <w:tc>
+          <w:tcPr>
+            <w:tcW w:type="dxa" w:w="1474"/>
+          </w:tcPr>
+          <w:p>
+            <w:pPr>
+              <w:spacing w:after="0" w:line="300" w:lineRule="auto"/>
+              <w:jc w:val="center"/>
+            </w:pPr>
+            <w:r/>
+            <w:r>
+              <w:rPr>
+                <w:rFonts w:ascii="맑은 고딕" w:hAnsi="맑은 고딕"/>
+                <w:b w:val="0"/>
+                <w:sz w:val="17"/>
+                <w:rFonts w:eastAsia="맑은 고딕"/>
+              </w:rPr>
+              <w:t>3건 / 3건</w:t>
+            </w:r>
+          </w:p>
+        </w:tc>
+        <w:tc>
+          <w:tcPr>
+            <w:tcW w:type="dxa" w:w="2721"/>
+          </w:tcPr>
+          <w:p>
+            <w:pPr>
+              <w:spacing w:after="0" w:line="300" w:lineRule="auto"/>
+            </w:pPr>
+            <w:r/>
+            <w:r>
+              <w:rPr>
+                <w:rFonts w:ascii="맑은 고딕" w:hAnsi="맑은 고딕"/>
+                <w:b w:val="0"/>
+                <w:sz w:val="17"/>
+                <w:rFonts w:eastAsia="맑은 고딕"/>
+              </w:rPr>
+            </w:r>
+          </w:p>
+        </w:tc>
+      </w:tr>
+      <w:tr>
         <w:tc>
           <w:tcPr>
             <w:tcW w:type="dxa" w:w="1474"/>
@@ -14311,13 +14011,11 @@
     </w:tbl>
     <w:p>
       <w:pPr>
-        <w:keepNext/>
         <w:spacing w:after="80"/>
       </w:pPr>
     </w:p>
     <w:p>
       <w:pPr>
-        <w:keepNext/>
         <w:spacing w:after="60" w:line="324" w:lineRule="auto"/>
         <w:ind w:left="283"/>
       </w:pPr>
@@ -14345,9 +14043,6 @@
         <w:gridCol w:w="2410"/>
       </w:tblGrid>
       <w:tr>
-        <w:trPr>
-          <w:cantSplit/>
-        </w:trPr>
         <w:tc>
           <w:tcPr>
             <w:tcW w:type="dxa" w:w="2948"/>
@@ -14442,9 +14137,6 @@
         </w:tc>
       </w:tr>
       <w:tr>
-        <w:trPr>
-          <w:cantSplit/>
-        </w:trPr>
         <w:tc>
           <w:tcPr>
             <w:tcW w:type="dxa" w:w="2948"/>
@@ -14533,9 +14225,6 @@
         </w:tc>
       </w:tr>
       <w:tr>
-        <w:trPr>
-          <w:cantSplit/>
-        </w:trPr>
         <w:tc>
           <w:tcPr>
             <w:tcW w:type="dxa" w:w="2948"/>
@@ -14624,9 +14313,6 @@
         </w:tc>
       </w:tr>
       <w:tr>
-        <w:trPr>
-          <w:cantSplit/>
-        </w:trPr>
         <w:tc>
           <w:tcPr>
             <w:tcW w:type="dxa" w:w="2948"/>
@@ -14729,7 +14415,6 @@
     </w:p>
     <w:p>
       <w:pPr>
-        <w:keepNext/>
         <w:pageBreakBefore/>
         <w:spacing w:before="400" w:after="200"/>
         <w:pBdr>
@@ -14749,7 +14434,6 @@
     </w:p>
     <w:p>
       <w:pPr>
-        <w:keepNext/>
         <w:spacing w:before="260" w:after="80"/>
       </w:pPr>
       <w:r>
@@ -14776,9 +14460,6 @@
         <w:gridCol w:w="3214"/>
       </w:tblGrid>
       <w:tr>
-        <w:trPr>
-          <w:cantSplit/>
-        </w:trPr>
         <w:tc>
           <w:tcPr>
             <w:tcW w:type="dxa" w:w="1247"/>
@@ -14850,9 +14531,6 @@
         </w:tc>
       </w:tr>
       <w:tr>
-        <w:trPr>
-          <w:cantSplit/>
-        </w:trPr>
         <w:tc>
           <w:tcPr>
             <w:tcW w:type="dxa" w:w="1247"/>
@@ -14920,9 +14598,6 @@
         </w:tc>
       </w:tr>
       <w:tr>
-        <w:trPr>
-          <w:cantSplit/>
-        </w:trPr>
         <w:tc>
           <w:tcPr>
             <w:tcW w:type="dxa" w:w="1247"/>
@@ -14990,9 +14665,6 @@
         </w:tc>
       </w:tr>
       <w:tr>
-        <w:trPr>
-          <w:cantSplit/>
-        </w:trPr>
         <w:tc>
           <w:tcPr>
             <w:tcW w:type="dxa" w:w="1247"/>
@@ -15060,9 +14732,6 @@
         </w:tc>
       </w:tr>
       <w:tr>
-        <w:trPr>
-          <w:cantSplit/>
-        </w:trPr>
         <w:tc>
           <w:tcPr>
             <w:tcW w:type="dxa" w:w="1247"/>
@@ -15129,13 +14798,11 @@
     </w:tbl>
     <w:p>
       <w:pPr>
-        <w:keepNext/>
         <w:spacing w:after="280"/>
       </w:pPr>
     </w:p>
     <w:p>
       <w:pPr>
-        <w:keepNext/>
         <w:spacing w:before="260" w:after="80"/>
       </w:pPr>
       <w:r>
@@ -15162,9 +14829,6 @@
         <w:gridCol w:w="3214"/>
       </w:tblGrid>
       <w:tr>
-        <w:trPr>
-          <w:cantSplit/>
-        </w:trPr>
         <w:tc>
           <w:tcPr>
             <w:tcW w:type="dxa" w:w="1474"/>
@@ -15236,9 +14900,6 @@
         </w:tc>
       </w:tr>
       <w:tr>
-        <w:trPr>
-          <w:cantSplit/>
-        </w:trPr>
         <w:tc>
           <w:tcPr>
             <w:tcW w:type="dxa" w:w="1474"/>
@@ -15304,9 +14965,6 @@
         </w:tc>
       </w:tr>
       <w:tr>
-        <w:trPr>
-          <w:cantSplit/>
-        </w:trPr>
         <w:tc>
           <w:tcPr>
             <w:tcW w:type="dxa" w:w="1474"/>
@@ -15372,9 +15030,6 @@
         </w:tc>
       </w:tr>
       <w:tr>
-        <w:trPr>
-          <w:cantSplit/>
-        </w:trPr>
         <w:tc>
           <w:tcPr>
             <w:tcW w:type="dxa" w:w="1474"/>
@@ -15440,9 +15095,6 @@
         </w:tc>
       </w:tr>
       <w:tr>
-        <w:trPr>
-          <w:cantSplit/>
-        </w:trPr>
         <w:tc>
           <w:tcPr>
             <w:tcW w:type="dxa" w:w="1474"/>
@@ -15508,9 +15160,6 @@
         </w:tc>
       </w:tr>
       <w:tr>
-        <w:trPr>
-          <w:cantSplit/>
-        </w:trPr>
         <w:tc>
           <w:tcPr>
             <w:tcW w:type="dxa" w:w="1474"/>
@@ -15576,9 +15225,6 @@
         </w:tc>
       </w:tr>
       <w:tr>
-        <w:trPr>
-          <w:cantSplit/>
-        </w:trPr>
         <w:tc>
           <w:tcPr>
             <w:tcW w:type="dxa" w:w="1474"/>
@@ -15644,9 +15290,6 @@
         </w:tc>
       </w:tr>
       <w:tr>
-        <w:trPr>
-          <w:cantSplit/>
-        </w:trPr>
         <w:tc>
           <w:tcPr>
             <w:tcW w:type="dxa" w:w="1474"/>
@@ -15711,13 +15354,11 @@
     </w:tbl>
     <w:p>
       <w:pPr>
-        <w:keepNext/>
         <w:spacing w:after="200"/>
       </w:pPr>
     </w:p>
     <w:p>
       <w:pPr>
-        <w:keepNext/>
         <w:spacing w:before="260" w:after="80"/>
       </w:pPr>
       <w:r>
@@ -15744,9 +15385,6 @@
         <w:gridCol w:w="3214"/>
       </w:tblGrid>
       <w:tr>
-        <w:trPr>
-          <w:cantSplit/>
-        </w:trPr>
         <w:tc>
           <w:tcPr>
             <w:tcW w:type="dxa" w:w="1134"/>
@@ -15818,9 +15456,6 @@
         </w:tc>
       </w:tr>
       <w:tr>
-        <w:trPr>
-          <w:cantSplit/>
-        </w:trPr>
         <w:tc>
           <w:tcPr>
             <w:tcW w:type="dxa" w:w="1134"/>
@@ -15887,9 +15522,6 @@
         </w:tc>
       </w:tr>
       <w:tr>
-        <w:trPr>
-          <w:cantSplit/>
-        </w:trPr>
         <w:tc>
           <w:tcPr>
             <w:tcW w:type="dxa" w:w="1134"/>
@@ -15956,9 +15588,6 @@
         </w:tc>
       </w:tr>
       <w:tr>
-        <w:trPr>
-          <w:cantSplit/>
-        </w:trPr>
         <w:tc>
           <w:tcPr>
             <w:tcW w:type="dxa" w:w="1134"/>
@@ -16025,9 +15654,6 @@
         </w:tc>
       </w:tr>
       <w:tr>
-        <w:trPr>
-          <w:cantSplit/>
-        </w:trPr>
         <w:tc>
           <w:tcPr>
             <w:tcW w:type="dxa" w:w="1134"/>
@@ -16127,12 +15753,6 @@
       </w:r>
     </w:p>
     <w:sectPr>
-      <w:headerReference w:type="default" r:id="rId9"/>
-      <w:footerReference w:type="default" r:id="rId10"/>
-      <w:headerReference w:type="first" r:id="rId11"/>
-      <w:footerReference w:type="first" r:id="rId12"/>
-      <w:headerReference w:type="even" r:id="rId13"/>
-      <w:footerReference w:type="even" r:id="rId14"/>
       <w:pgSz w:w="11909" w:h="16834"/>
       <w:pgMar w:top="1134" w:right="1134" w:bottom="1134" w:left="1134" w:header="720" w:footer="720" w:gutter="0"/>
       <w:cols w:space="720"/>
@@ -16140,147 +15760,6 @@
     </w:sectPr>
   </w:body>
 </w:document>
-</file>
-
-<file path=word/footer1.xml><?xml version="1.0" encoding="utf-8"?>
-<w:ftr xmlns:m="http://schemas.openxmlformats.org/officeDocument/2006/math" xmlns:mc="http://schemas.openxmlformats.org/markup-compatibility/2006" xmlns:mo="http://schemas.microsoft.com/office/mac/office/2008/main" xmlns:mv="urn:schemas-microsoft-com:mac:vml" xmlns:o="urn:schemas-microsoft-com:office:office" xmlns:r="http://schemas.openxmlformats.org/officeDocument/2006/relationships" xmlns:v="urn:schemas-microsoft-com:vml" xmlns:w10="urn:schemas-microsoft-com:office:word" xmlns:w14="http://schemas.microsoft.com/office/word/2010/wordml" xmlns:w="http://schemas.openxmlformats.org/wordprocessingml/2006/main" xmlns:wne="http://schemas.microsoft.com/office/word/2006/wordml" xmlns:wp14="http://schemas.microsoft.com/office/word/2010/wordprocessingDrawing" xmlns:wp="http://schemas.openxmlformats.org/drawingml/2006/wordprocessingDrawing" xmlns:wpc="http://schemas.microsoft.com/office/word/2010/wordprocessingCanvas" xmlns:wpg="http://schemas.microsoft.com/office/word/2010/wordprocessingGroup" xmlns:wpi="http://schemas.microsoft.com/office/word/2010/wordprocessingInk" xmlns:wps="http://schemas.microsoft.com/office/word/2010/wordprocessingShape" mc:Ignorable="w14 wp14">
-  <w:p>
-    <w:pPr>
-      <w:pStyle w:val="Footer"/>
-      <w:jc w:val="center"/>
-    </w:pPr>
-    <w:r>
-      <w:rPr>
-        <w:rFonts w:ascii="맑은 고딕" w:hAnsi="맑은 고딕"/>
-        <w:b w:val="0"/>
-        <w:color w:val="787878"/>
-        <w:sz w:val="16"/>
-        <w:rFonts w:eastAsia="맑은 고딕"/>
-      </w:rPr>
-      <w:t xml:space="preserve">본로이  |  기밀문서, 무단 배포 금지     </w:t>
-    </w:r>
-    <w:r>
-      <w:rPr>
-        <w:rFonts w:ascii="맑은 고딕" w:hAnsi="맑은 고딕"/>
-        <w:b w:val="0"/>
-        <w:color w:val="787878"/>
-        <w:sz w:val="16"/>
-        <w:rFonts w:eastAsia="맑은 고딕"/>
-      </w:rPr>
-      <w:fldChar w:fldCharType="begin"/>
-    </w:r>
-    <w:r>
-      <w:rPr>
-        <w:rFonts w:ascii="맑은 고딕" w:hAnsi="맑은 고딕"/>
-        <w:b w:val="0"/>
-        <w:color w:val="787878"/>
-        <w:sz w:val="16"/>
-        <w:rFonts w:eastAsia="맑은 고딕"/>
-      </w:rPr>
-      <w:instrText xml:space="preserve"> PAGE </w:instrText>
-    </w:r>
-    <w:r>
-      <w:rPr>
-        <w:rFonts w:ascii="맑은 고딕" w:hAnsi="맑은 고딕"/>
-        <w:b w:val="0"/>
-        <w:color w:val="787878"/>
-        <w:sz w:val="16"/>
-        <w:rFonts w:eastAsia="맑은 고딕"/>
-      </w:rPr>
-      <w:fldChar w:fldCharType="end"/>
-    </w:r>
-    <w:r>
-      <w:rPr>
-        <w:rFonts w:ascii="맑은 고딕" w:hAnsi="맑은 고딕"/>
-        <w:b w:val="0"/>
-        <w:color w:val="787878"/>
-        <w:sz w:val="16"/>
-        <w:rFonts w:eastAsia="맑은 고딕"/>
-      </w:rPr>
-      <w:t xml:space="preserve"> / </w:t>
-    </w:r>
-    <w:r>
-      <w:rPr>
-        <w:rFonts w:ascii="맑은 고딕" w:hAnsi="맑은 고딕"/>
-        <w:b w:val="0"/>
-        <w:color w:val="787878"/>
-        <w:sz w:val="16"/>
-        <w:rFonts w:eastAsia="맑은 고딕"/>
-      </w:rPr>
-      <w:fldChar w:fldCharType="begin"/>
-    </w:r>
-    <w:r>
-      <w:rPr>
-        <w:rFonts w:ascii="맑은 고딕" w:hAnsi="맑은 고딕"/>
-        <w:b w:val="0"/>
-        <w:color w:val="787878"/>
-        <w:sz w:val="16"/>
-        <w:rFonts w:eastAsia="맑은 고딕"/>
-      </w:rPr>
-      <w:instrText xml:space="preserve"> NUMPAGES </w:instrText>
-    </w:r>
-    <w:r>
-      <w:rPr>
-        <w:rFonts w:ascii="맑은 고딕" w:hAnsi="맑은 고딕"/>
-        <w:b w:val="0"/>
-        <w:color w:val="787878"/>
-        <w:sz w:val="16"/>
-        <w:rFonts w:eastAsia="맑은 고딕"/>
-      </w:rPr>
-      <w:fldChar w:fldCharType="end"/>
-    </w:r>
-  </w:p>
-</w:ftr>
-</file>
-
-<file path=word/footer2.xml><?xml version="1.0" encoding="utf-8"?>
-<w:ftr xmlns:m="http://schemas.openxmlformats.org/officeDocument/2006/math" xmlns:mc="http://schemas.openxmlformats.org/markup-compatibility/2006" xmlns:mo="http://schemas.microsoft.com/office/mac/office/2008/main" xmlns:mv="urn:schemas-microsoft-com:mac:vml" xmlns:o="urn:schemas-microsoft-com:office:office" xmlns:r="http://schemas.openxmlformats.org/officeDocument/2006/relationships" xmlns:v="urn:schemas-microsoft-com:vml" xmlns:w10="urn:schemas-microsoft-com:office:word" xmlns:w14="http://schemas.microsoft.com/office/word/2010/wordml" xmlns:w="http://schemas.openxmlformats.org/wordprocessingml/2006/main" xmlns:wne="http://schemas.microsoft.com/office/word/2006/wordml" xmlns:wp14="http://schemas.microsoft.com/office/word/2010/wordprocessingDrawing" xmlns:wp="http://schemas.openxmlformats.org/drawingml/2006/wordprocessingDrawing" xmlns:wpc="http://schemas.microsoft.com/office/word/2010/wordprocessingCanvas" xmlns:wpg="http://schemas.microsoft.com/office/word/2010/wordprocessingGroup" xmlns:wpi="http://schemas.microsoft.com/office/word/2010/wordprocessingInk" xmlns:wps="http://schemas.microsoft.com/office/word/2010/wordprocessingShape" mc:Ignorable="w14 wp14">
-  <w:p>
-    <w:pPr>
-      <w:pStyle w:val="Footer"/>
-    </w:pPr>
-  </w:p>
-</w:ftr>
-</file>
-
-<file path=word/footer3.xml><?xml version="1.0" encoding="utf-8"?>
-<w:ftr xmlns:m="http://schemas.openxmlformats.org/officeDocument/2006/math" xmlns:mc="http://schemas.openxmlformats.org/markup-compatibility/2006" xmlns:mo="http://schemas.microsoft.com/office/mac/office/2008/main" xmlns:mv="urn:schemas-microsoft-com:mac:vml" xmlns:o="urn:schemas-microsoft-com:office:office" xmlns:r="http://schemas.openxmlformats.org/officeDocument/2006/relationships" xmlns:v="urn:schemas-microsoft-com:vml" xmlns:w10="urn:schemas-microsoft-com:office:word" xmlns:w14="http://schemas.microsoft.com/office/word/2010/wordml" xmlns:w="http://schemas.openxmlformats.org/wordprocessingml/2006/main" xmlns:wne="http://schemas.microsoft.com/office/word/2006/wordml" xmlns:wp14="http://schemas.microsoft.com/office/word/2010/wordprocessingDrawing" xmlns:wp="http://schemas.openxmlformats.org/drawingml/2006/wordprocessingDrawing" xmlns:wpc="http://schemas.microsoft.com/office/word/2010/wordprocessingCanvas" xmlns:wpg="http://schemas.microsoft.com/office/word/2010/wordprocessingGroup" xmlns:wpi="http://schemas.microsoft.com/office/word/2010/wordprocessingInk" xmlns:wps="http://schemas.microsoft.com/office/word/2010/wordprocessingShape" mc:Ignorable="w14 wp14">
-  <w:p>
-    <w:pPr>
-      <w:pStyle w:val="Footer"/>
-    </w:pPr>
-  </w:p>
-</w:ftr>
-</file>
-
-<file path=word/header1.xml><?xml version="1.0" encoding="utf-8"?>
-<w:hdr xmlns:m="http://schemas.openxmlformats.org/officeDocument/2006/math" xmlns:mc="http://schemas.openxmlformats.org/markup-compatibility/2006" xmlns:mo="http://schemas.microsoft.com/office/mac/office/2008/main" xmlns:mv="urn:schemas-microsoft-com:mac:vml" xmlns:o="urn:schemas-microsoft-com:office:office" xmlns:r="http://schemas.openxmlformats.org/officeDocument/2006/relationships" xmlns:v="urn:schemas-microsoft-com:vml" xmlns:w10="urn:schemas-microsoft-com:office:word" xmlns:w14="http://schemas.microsoft.com/office/word/2010/wordml" xmlns:w="http://schemas.openxmlformats.org/wordprocessingml/2006/main" xmlns:wne="http://schemas.microsoft.com/office/word/2006/wordml" xmlns:wp14="http://schemas.microsoft.com/office/word/2010/wordprocessingDrawing" xmlns:wp="http://schemas.openxmlformats.org/drawingml/2006/wordprocessingDrawing" xmlns:wpc="http://schemas.microsoft.com/office/word/2010/wordprocessingCanvas" xmlns:wpg="http://schemas.microsoft.com/office/word/2010/wordprocessingGroup" xmlns:wpi="http://schemas.microsoft.com/office/word/2010/wordprocessingInk" xmlns:wps="http://schemas.microsoft.com/office/word/2010/wordprocessingShape" mc:Ignorable="w14 wp14">
-  <w:p>
-    <w:pPr>
-      <w:pStyle w:val="Header"/>
-    </w:pPr>
-  </w:p>
-</w:hdr>
-</file>
-
-<file path=word/header2.xml><?xml version="1.0" encoding="utf-8"?>
-<w:hdr xmlns:m="http://schemas.openxmlformats.org/officeDocument/2006/math" xmlns:mc="http://schemas.openxmlformats.org/markup-compatibility/2006" xmlns:mo="http://schemas.microsoft.com/office/mac/office/2008/main" xmlns:mv="urn:schemas-microsoft-com:mac:vml" xmlns:o="urn:schemas-microsoft-com:office:office" xmlns:r="http://schemas.openxmlformats.org/officeDocument/2006/relationships" xmlns:v="urn:schemas-microsoft-com:vml" xmlns:w10="urn:schemas-microsoft-com:office:word" xmlns:w14="http://schemas.microsoft.com/office/word/2010/wordml" xmlns:w="http://schemas.openxmlformats.org/wordprocessingml/2006/main" xmlns:wne="http://schemas.microsoft.com/office/word/2006/wordml" xmlns:wp14="http://schemas.microsoft.com/office/word/2010/wordprocessingDrawing" xmlns:wp="http://schemas.openxmlformats.org/drawingml/2006/wordprocessingDrawing" xmlns:wpc="http://schemas.microsoft.com/office/word/2010/wordprocessingCanvas" xmlns:wpg="http://schemas.microsoft.com/office/word/2010/wordprocessingGroup" xmlns:wpi="http://schemas.microsoft.com/office/word/2010/wordprocessingInk" xmlns:wps="http://schemas.microsoft.com/office/word/2010/wordprocessingShape" mc:Ignorable="w14 wp14">
-  <w:p>
-    <w:pPr>
-      <w:pStyle w:val="Header"/>
-    </w:pPr>
-  </w:p>
-</w:hdr>
-</file>
-
-<file path=word/header3.xml><?xml version="1.0" encoding="utf-8"?>
-<w:hdr xmlns:m="http://schemas.openxmlformats.org/officeDocument/2006/math" xmlns:mc="http://schemas.openxmlformats.org/markup-compatibility/2006" xmlns:mo="http://schemas.microsoft.com/office/mac/office/2008/main" xmlns:mv="urn:schemas-microsoft-com:mac:vml" xmlns:o="urn:schemas-microsoft-com:office:office" xmlns:r="http://schemas.openxmlformats.org/officeDocument/2006/relationships" xmlns:v="urn:schemas-microsoft-com:vml" xmlns:w10="urn:schemas-microsoft-com:office:word" xmlns:w14="http://schemas.microsoft.com/office/word/2010/wordml" xmlns:w="http://schemas.openxmlformats.org/wordprocessingml/2006/main" xmlns:wne="http://schemas.microsoft.com/office/word/2006/wordml" xmlns:wp14="http://schemas.microsoft.com/office/word/2010/wordprocessingDrawing" xmlns:wp="http://schemas.openxmlformats.org/drawingml/2006/wordprocessingDrawing" xmlns:wpc="http://schemas.microsoft.com/office/word/2010/wordprocessingCanvas" xmlns:wpg="http://schemas.microsoft.com/office/word/2010/wordprocessingGroup" xmlns:wpi="http://schemas.microsoft.com/office/word/2010/wordprocessingInk" xmlns:wps="http://schemas.microsoft.com/office/word/2010/wordprocessingShape" mc:Ignorable="w14 wp14">
-  <w:p>
-    <w:pPr>
-      <w:pStyle w:val="Header"/>
-    </w:pPr>
-  </w:p>
-</w:hdr>
 </file>
 
 <file path=word/numbering.xml><?xml version="1.0" encoding="utf-8"?>

--- a/docs/government-project/11_과제요구사항_6대ICT_분석및구현대비표.docx
+++ b/docs/government-project/11_과제요구사항_6대ICT_분석및구현대비표.docx
@@ -11745,6 +11745,89 @@
           </w:p>
         </w:tc>
       </w:tr>
+      <w:tr>
+        <w:tc>
+          <w:tcPr>
+            <w:tcW w:type="dxa" w:w="907"/>
+          </w:tcPr>
+          <w:p>
+            <w:pPr>
+              <w:spacing w:after="0" w:line="300" w:lineRule="auto"/>
+              <w:jc w:val="center"/>
+            </w:pPr>
+            <w:r/>
+            <w:r>
+              <w:rPr>
+                <w:rFonts w:ascii="맑은 고딕" w:hAnsi="맑은 고딕"/>
+                <w:b/>
+                <w:sz w:val="17"/>
+                <w:rFonts w:eastAsia="맑은 고딕"/>
+              </w:rPr>
+              <w:t>8월</w:t>
+            </w:r>
+          </w:p>
+        </w:tc>
+        <w:tc>
+          <w:tcPr>
+            <w:tcW w:type="dxa" w:w="3175"/>
+          </w:tcPr>
+          <w:p>
+            <w:pPr>
+              <w:spacing w:after="0" w:line="300" w:lineRule="auto"/>
+            </w:pPr>
+            <w:r/>
+            <w:r>
+              <w:rPr>
+                <w:rFonts w:ascii="맑은 고딕" w:hAnsi="맑은 고딕"/>
+                <w:b w:val="0"/>
+                <w:sz w:val="17"/>
+                <w:rFonts w:eastAsia="맑은 고딕"/>
+              </w:rPr>
+              <w:t>자동 점검이 만든 시험 문의가 누적되어 운영 자료와 뒤섞임(185건, 하루 7~32건 증가)</w:t>
+            </w:r>
+          </w:p>
+        </w:tc>
+        <w:tc>
+          <w:tcPr>
+            <w:tcW w:type="dxa" w:w="3061"/>
+          </w:tcPr>
+          <w:p>
+            <w:pPr>
+              <w:spacing w:after="0" w:line="300" w:lineRule="auto"/>
+            </w:pPr>
+            <w:r/>
+            <w:r>
+              <w:rPr>
+                <w:rFonts w:ascii="맑은 고딕" w:hAnsi="맑은 고딕"/>
+                <w:b w:val="0"/>
+                <w:sz w:val="17"/>
+                <w:rFonts w:eastAsia="맑은 고딕"/>
+              </w:rPr>
+              <w:t>기계가 생성한 시험 자료 152건을 백업 후 일괄 정리하고, 사람이 입력한 점검 자료는 보존함</w:t>
+            </w:r>
+          </w:p>
+        </w:tc>
+        <w:tc>
+          <w:tcPr>
+            <w:tcW w:type="dxa" w:w="1928"/>
+          </w:tcPr>
+          <w:p>
+            <w:pPr>
+              <w:spacing w:after="0" w:line="300" w:lineRule="auto"/>
+            </w:pPr>
+            <w:r/>
+            <w:r>
+              <w:rPr>
+                <w:rFonts w:ascii="맑은 고딕" w:hAnsi="맑은 고딕"/>
+                <w:b w:val="0"/>
+                <w:sz w:val="17"/>
+                <w:rFonts w:eastAsia="맑은 고딕"/>
+              </w:rPr>
+              <w:t>30일 경과분 자동 정리를 정기 실행에 포함</w:t>
+            </w:r>
+          </w:p>
+        </w:tc>
+      </w:tr>
     </w:tbl>
     <w:p>
       <w:pPr>
@@ -12908,7 +12991,7 @@
                 <w:sz w:val="17"/>
                 <w:rFonts w:eastAsia="맑은 고딕"/>
               </w:rPr>
-              <w:t>326건</w:t>
+              <w:t>297건</w:t>
             </w:r>
           </w:p>
         </w:tc>
@@ -12928,7 +13011,7 @@
                 <w:sz w:val="17"/>
                 <w:rFonts w:eastAsia="맑은 고딕"/>
               </w:rPr>
-              <w:t>메시지 1,068건</w:t>
+              <w:t>메시지 947건 · 시험 대화 정리 후(2026. 8. 25.)</w:t>
             </w:r>
           </w:p>
         </w:tc>

--- a/docs/government-project/11_과제요구사항_6대ICT_분석및구현대비표.docx
+++ b/docs/government-project/11_과제요구사항_6대ICT_분석및구현대비표.docx
@@ -6033,7 +6033,7 @@
                 <w:sz w:val="17"/>
                 <w:rFonts w:eastAsia="맑은 고딕"/>
               </w:rPr>
-              <w:t>8월</w:t>
+              <w:t>8~9월</w:t>
             </w:r>
           </w:p>
         </w:tc>
@@ -6054,7 +6054,7 @@
                 <w:sz w:val="17"/>
                 <w:rFonts w:eastAsia="맑은 고딕"/>
               </w:rPr>
-              <w:t>중간평가(8. 27.) 수검</w:t>
+              <w:t>중간평가 수검</w:t>
             </w:r>
           </w:p>
         </w:tc>
@@ -12296,7 +12296,7 @@
                 <w:sz w:val="17"/>
                 <w:rFonts w:eastAsia="맑은 고딕"/>
               </w:rPr>
-              <w:t>미검증</w:t>
+              <w:t>대상 미발생</w:t>
             </w:r>
           </w:p>
         </w:tc>
@@ -12317,7 +12317,7 @@
                 <w:sz w:val="17"/>
                 <w:rFonts w:eastAsia="맑은 고딕"/>
               </w:rPr>
-              <w:t>실환자 치료 완료 단계 미도달</w:t>
+              <w:t>실환자가 치료 완료 단계에 도달하는 시점부터 집계 개시</w:t>
             </w:r>
           </w:p>
         </w:tc>
@@ -12508,7 +12508,7 @@
           <w:sz w:val="18"/>
           <w:rFonts w:eastAsia="맑은 고딕"/>
         </w:rPr>
-        <w:t>※ 기능 구현률과 실데이터 검증은 별개 지표로 관리함. 기능이 구현되었더라도 실제 수행 사례가 없는 항목은 「미검증」으로 표기하며, 이를 이행으로 간주하지 아니함.</w:t>
+        <w:t>※ 기능 구현률과 실데이터 검증은 별개 지표로 관리함. 기능이 구현되었더라도 실제 수행 사례가 없는 항목은 「대상 미발생」으로 구분 표기하며, 이를 이행 실적으로 계상하지 아니함.</w:t>
       </w:r>
     </w:p>
     <w:p>

--- a/docs/government-project/11_과제요구사항_6대ICT_분석및구현대비표.docx
+++ b/docs/government-project/11_과제요구사항_6대ICT_분석및구현대비표.docx
@@ -55,6 +55,7 @@
     </w:p>
     <w:p>
       <w:pPr>
+        <w:keepNext/>
         <w:jc w:val="center"/>
       </w:pPr>
       <w:r>
@@ -70,6 +71,7 @@
     </w:p>
     <w:p>
       <w:pPr>
+        <w:keepNext/>
         <w:spacing w:before="200"/>
         <w:jc w:val="center"/>
       </w:pPr>
@@ -86,6 +88,7 @@
     </w:p>
     <w:p>
       <w:pPr>
+        <w:keepNext/>
         <w:spacing w:after="600"/>
       </w:pPr>
     </w:p>
@@ -101,6 +104,9 @@
         <w:gridCol w:w="4820"/>
       </w:tblGrid>
       <w:tr>
+        <w:trPr>
+          <w:cantSplit/>
+        </w:trPr>
         <w:tc>
           <w:tcPr>
             <w:tcW w:type="dxa" w:w="2041"/>
@@ -108,6 +114,7 @@
           </w:tcPr>
           <w:p>
             <w:pPr>
+              <w:keepNext/>
               <w:spacing w:after="0"/>
               <w:jc w:val="center"/>
             </w:pPr>
@@ -129,6 +136,7 @@
           </w:tcPr>
           <w:p>
             <w:pPr>
+              <w:keepNext/>
               <w:spacing w:after="0"/>
             </w:pPr>
             <w:r/>
@@ -139,12 +147,15 @@
                 <w:sz w:val="19"/>
                 <w:rFonts w:eastAsia="맑은 고딕"/>
               </w:rPr>
-              <w:t>HEALO-KHIDI-2026-11</w:t>
+              <w:t>healwith-KHIDI-2026-11</w:t>
             </w:r>
           </w:p>
         </w:tc>
       </w:tr>
       <w:tr>
+        <w:trPr>
+          <w:cantSplit/>
+        </w:trPr>
         <w:tc>
           <w:tcPr>
             <w:tcW w:type="dxa" w:w="2041"/>
@@ -152,6 +163,7 @@
           </w:tcPr>
           <w:p>
             <w:pPr>
+              <w:keepNext/>
               <w:spacing w:after="0"/>
               <w:jc w:val="center"/>
             </w:pPr>
@@ -173,6 +185,7 @@
           </w:tcPr>
           <w:p>
             <w:pPr>
+              <w:keepNext/>
               <w:spacing w:after="0"/>
             </w:pPr>
             <w:r/>
@@ -189,6 +202,9 @@
         </w:tc>
       </w:tr>
       <w:tr>
+        <w:trPr>
+          <w:cantSplit/>
+        </w:trPr>
         <w:tc>
           <w:tcPr>
             <w:tcW w:type="dxa" w:w="2041"/>
@@ -196,6 +212,7 @@
           </w:tcPr>
           <w:p>
             <w:pPr>
+              <w:keepNext/>
               <w:spacing w:after="0"/>
               <w:jc w:val="center"/>
             </w:pPr>
@@ -217,6 +234,7 @@
           </w:tcPr>
           <w:p>
             <w:pPr>
+              <w:keepNext/>
               <w:spacing w:after="0"/>
             </w:pPr>
             <w:r/>
@@ -227,12 +245,15 @@
                 <w:sz w:val="19"/>
                 <w:rFonts w:eastAsia="맑은 고딕"/>
               </w:rPr>
-              <w:t>카자흐스탄 암환자 대상 ICT 기반 사전상담 및 사후관리 통합 의료연계 서비스 구축(HEALO 플랫폼)</w:t>
+              <w:t>카자흐스탄 암환자 대상 ICT 기반 사전상담 및 사후관리 통합 의료연계 서비스 구축(healwith 플랫폼)</w:t>
             </w:r>
           </w:p>
         </w:tc>
       </w:tr>
       <w:tr>
+        <w:trPr>
+          <w:cantSplit/>
+        </w:trPr>
         <w:tc>
           <w:tcPr>
             <w:tcW w:type="dxa" w:w="2041"/>
@@ -240,6 +261,7 @@
           </w:tcPr>
           <w:p>
             <w:pPr>
+              <w:keepNext/>
               <w:spacing w:after="0"/>
               <w:jc w:val="center"/>
             </w:pPr>
@@ -261,6 +283,7 @@
           </w:tcPr>
           <w:p>
             <w:pPr>
+              <w:keepNext/>
               <w:spacing w:after="0"/>
             </w:pPr>
             <w:r/>
@@ -277,6 +300,9 @@
         </w:tc>
       </w:tr>
       <w:tr>
+        <w:trPr>
+          <w:cantSplit/>
+        </w:trPr>
         <w:tc>
           <w:tcPr>
             <w:tcW w:type="dxa" w:w="2041"/>
@@ -284,6 +310,7 @@
           </w:tcPr>
           <w:p>
             <w:pPr>
+              <w:keepNext/>
               <w:spacing w:after="0"/>
               <w:jc w:val="center"/>
             </w:pPr>
@@ -305,6 +332,7 @@
           </w:tcPr>
           <w:p>
             <w:pPr>
+              <w:keepNext/>
               <w:spacing w:after="0"/>
             </w:pPr>
             <w:r/>
@@ -321,6 +349,9 @@
         </w:tc>
       </w:tr>
       <w:tr>
+        <w:trPr>
+          <w:cantSplit/>
+        </w:trPr>
         <w:tc>
           <w:tcPr>
             <w:tcW w:type="dxa" w:w="2041"/>
@@ -328,6 +359,7 @@
           </w:tcPr>
           <w:p>
             <w:pPr>
+              <w:keepNext/>
               <w:spacing w:after="0"/>
               <w:jc w:val="center"/>
             </w:pPr>
@@ -349,6 +381,7 @@
           </w:tcPr>
           <w:p>
             <w:pPr>
+              <w:keepNext/>
               <w:spacing w:after="0"/>
             </w:pPr>
             <w:r/>
@@ -365,6 +398,9 @@
         </w:tc>
       </w:tr>
       <w:tr>
+        <w:trPr>
+          <w:cantSplit/>
+        </w:trPr>
         <w:tc>
           <w:tcPr>
             <w:tcW w:type="dxa" w:w="2041"/>
@@ -372,6 +408,7 @@
           </w:tcPr>
           <w:p>
             <w:pPr>
+              <w:keepNext/>
               <w:spacing w:after="0"/>
               <w:jc w:val="center"/>
             </w:pPr>
@@ -393,6 +430,7 @@
           </w:tcPr>
           <w:p>
             <w:pPr>
+              <w:keepNext/>
               <w:spacing w:after="0"/>
             </w:pPr>
             <w:r/>
@@ -403,12 +441,15 @@
                 <w:sz w:val="19"/>
                 <w:rFonts w:eastAsia="맑은 고딕"/>
               </w:rPr>
-              <w:t>2026. 8. 20.</w:t>
+              <w:t>2026. 9. 6.</w:t>
             </w:r>
           </w:p>
         </w:tc>
       </w:tr>
       <w:tr>
+        <w:trPr>
+          <w:cantSplit/>
+        </w:trPr>
         <w:tc>
           <w:tcPr>
             <w:tcW w:type="dxa" w:w="2041"/>
@@ -416,6 +457,7 @@
           </w:tcPr>
           <w:p>
             <w:pPr>
+              <w:keepNext/>
               <w:spacing w:after="0"/>
               <w:jc w:val="center"/>
             </w:pPr>
@@ -437,6 +479,7 @@
           </w:tcPr>
           <w:p>
             <w:pPr>
+              <w:keepNext/>
               <w:spacing w:after="0"/>
             </w:pPr>
             <w:r/>
@@ -453,6 +496,9 @@
         </w:tc>
       </w:tr>
       <w:tr>
+        <w:trPr>
+          <w:cantSplit/>
+        </w:trPr>
         <w:tc>
           <w:tcPr>
             <w:tcW w:type="dxa" w:w="2041"/>
@@ -491,7 +537,7 @@
                 <w:sz w:val="19"/>
                 <w:rFonts w:eastAsia="맑은 고딕"/>
               </w:rPr>
-              <w:t>소스코드 실측 및 운영데이터베이스 정확 집계(2026. 8. 20. 조회)</w:t>
+              <w:t>소스코드 실측 및 운영데이터베이스 정확 집계(2026. 9. 6. 조회)</w:t>
             </w:r>
           </w:p>
         </w:tc>
@@ -504,6 +550,7 @@
     </w:p>
     <w:p>
       <w:pPr>
+        <w:keepNext/>
         <w:jc w:val="center"/>
       </w:pPr>
       <w:r>
@@ -517,12 +564,9 @@
       </w:r>
     </w:p>
     <w:p>
-      <w:r>
-        <w:br w:type="page"/>
-      </w:r>
-    </w:p>
-    <w:p>
       <w:pPr>
+        <w:keepNext/>
+        <w:pageBreakBefore/>
         <w:spacing w:before="260" w:after="80"/>
       </w:pPr>
       <w:r>
@@ -550,6 +594,9 @@
         <w:gridCol w:w="2410"/>
       </w:tblGrid>
       <w:tr>
+        <w:trPr>
+          <w:cantSplit/>
+        </w:trPr>
         <w:tc>
           <w:tcPr>
             <w:tcW w:type="dxa" w:w="1247"/>
@@ -644,6 +691,9 @@
         </w:tc>
       </w:tr>
       <w:tr>
+        <w:trPr>
+          <w:cantSplit/>
+        </w:trPr>
         <w:tc>
           <w:tcPr>
             <w:tcW w:type="dxa" w:w="1247"/>
@@ -733,6 +783,9 @@
         </w:tc>
       </w:tr>
       <w:tr>
+        <w:trPr>
+          <w:cantSplit/>
+        </w:trPr>
         <w:tc>
           <w:tcPr>
             <w:tcW w:type="dxa" w:w="1247"/>
@@ -822,12 +875,16 @@
         </w:tc>
       </w:tr>
       <w:tr>
+        <w:trPr>
+          <w:cantSplit/>
+        </w:trPr>
         <w:tc>
           <w:tcPr>
             <w:tcW w:type="dxa" w:w="1247"/>
           </w:tcPr>
           <w:p>
             <w:pPr>
+              <w:keepNext/>
               <w:spacing w:after="0" w:line="300" w:lineRule="auto"/>
               <w:jc w:val="center"/>
             </w:pPr>
@@ -849,6 +906,7 @@
           </w:tcPr>
           <w:p>
             <w:pPr>
+              <w:keepNext/>
               <w:spacing w:after="0" w:line="300" w:lineRule="auto"/>
               <w:jc w:val="center"/>
             </w:pPr>
@@ -870,6 +928,7 @@
           </w:tcPr>
           <w:p>
             <w:pPr>
+              <w:keepNext/>
               <w:spacing w:after="0" w:line="300" w:lineRule="auto"/>
             </w:pPr>
             <w:r/>
@@ -881,6 +940,95 @@
                 <w:rFonts w:eastAsia="맑은 고딕"/>
               </w:rPr>
               <w:t>제15조~제21조에 Rev. 0(7월) 집계값이 남아 제28조와 어긋나 있던 것을 바로잡음. 문의·AI 대화·상담세션·전문의 소견·만족도 설문 수치를 제28조와 동일한 기준(운영데이터베이스 정확 집계, 시험 데이터 분리 표기)으로 통일함.</w:t>
+            </w:r>
+          </w:p>
+        </w:tc>
+        <w:tc>
+          <w:tcPr>
+            <w:tcW w:type="dxa" w:w="1134"/>
+          </w:tcPr>
+          <w:p>
+            <w:pPr>
+              <w:keepNext/>
+              <w:spacing w:after="0" w:line="300" w:lineRule="auto"/>
+              <w:jc w:val="center"/>
+            </w:pPr>
+            <w:r/>
+            <w:r>
+              <w:rPr>
+                <w:rFonts w:ascii="맑은 고딕" w:hAnsi="맑은 고딕"/>
+                <w:b w:val="0"/>
+                <w:sz w:val="17"/>
+                <w:rFonts w:eastAsia="맑은 고딕"/>
+              </w:rPr>
+              <w:t>본로이</w:t>
+            </w:r>
+          </w:p>
+        </w:tc>
+      </w:tr>
+      <w:tr>
+        <w:trPr>
+          <w:cantSplit/>
+        </w:trPr>
+        <w:tc>
+          <w:tcPr>
+            <w:tcW w:type="dxa" w:w="1247"/>
+          </w:tcPr>
+          <w:p>
+            <w:pPr>
+              <w:spacing w:after="0" w:line="300" w:lineRule="auto"/>
+              <w:jc w:val="center"/>
+            </w:pPr>
+            <w:r/>
+            <w:r>
+              <w:rPr>
+                <w:rFonts w:ascii="맑은 고딕" w:hAnsi="맑은 고딕"/>
+                <w:b w:val="0"/>
+                <w:sz w:val="17"/>
+                <w:rFonts w:eastAsia="맑은 고딕"/>
+              </w:rPr>
+              <w:t>Rev. 3</w:t>
+            </w:r>
+          </w:p>
+        </w:tc>
+        <w:tc>
+          <w:tcPr>
+            <w:tcW w:type="dxa" w:w="1361"/>
+          </w:tcPr>
+          <w:p>
+            <w:pPr>
+              <w:spacing w:after="0" w:line="300" w:lineRule="auto"/>
+              <w:jc w:val="center"/>
+            </w:pPr>
+            <w:r/>
+            <w:r>
+              <w:rPr>
+                <w:rFonts w:ascii="맑은 고딕" w:hAnsi="맑은 고딕"/>
+                <w:b w:val="0"/>
+                <w:sz w:val="17"/>
+                <w:rFonts w:eastAsia="맑은 고딕"/>
+              </w:rPr>
+              <w:t>2026. 9. 6.</w:t>
+            </w:r>
+          </w:p>
+        </w:tc>
+        <w:tc>
+          <w:tcPr>
+            <w:tcW w:type="dxa" w:w="5329"/>
+          </w:tcPr>
+          <w:p>
+            <w:pPr>
+              <w:spacing w:after="0" w:line="300" w:lineRule="auto"/>
+            </w:pPr>
+            <w:r/>
+            <w:r>
+              <w:rPr>
+                <w:rFonts w:ascii="맑은 고딕" w:hAnsi="맑은 고딕"/>
+                <w:b w:val="0"/>
+                <w:sz w:val="17"/>
+                <w:rFonts w:eastAsia="맑은 고딕"/>
+              </w:rPr>
+              <w:t>8월 20일 이후 구현분(병원 원본 양식 의뢰서, 음성 메모 판독, 구글 캘린더 연동, 환자 새 글·식은 문의 감지, 종료 사유 기록, 콘텐츠 편집기 249칸 6개 언어, IndexNow 색인 제출, AI 자가시험 실서비스 경로 통일)을 제23조·제24조에 반영하고 제28조 실데이터를 재집계함. 대상 기간을 9. 6.까지로 연장. 평가일 표기는 「9월」로(연기 확정, 날짜 정본은 KNOWN_ISSUES).</w:t>
             </w:r>
           </w:p>
         </w:tc>
@@ -1138,7 +1286,7 @@
           <w:sz w:val="19"/>
           <w:rFonts w:eastAsia="맑은 고딕"/>
         </w:rPr>
-        <w:t>① 대상 시스템: HEALO 플랫폼 전체(공개 웹, 환자 앱, 백오피스 5계층, 원격협진, AI 상담).</w:t>
+        <w:t>① 대상 시스템: healwith 플랫폼 전체(공개 웹, 환자 앱, 백오피스 5계층, 원격협진, AI 상담).</w:t>
       </w:r>
     </w:p>
     <w:p>
@@ -1153,11 +1301,12 @@
           <w:sz w:val="19"/>
           <w:rFonts w:eastAsia="맑은 고딕"/>
         </w:rPr>
-        <w:t>② 대상 기간: 2026. 4. 1. ~ 2026. 8. 20.(중간평가 이전 시점까지의 구현 실적).</w:t>
+        <w:t>② 대상 기간: 2026. 4. 1. ~ 2026. 9. 6.(중간평가 이전 시점까지의 구현 실적).</w:t>
       </w:r>
     </w:p>
     <w:p>
       <w:pPr>
+        <w:keepNext/>
         <w:spacing w:after="60" w:line="324" w:lineRule="auto"/>
         <w:ind w:left="283"/>
       </w:pPr>
@@ -1173,6 +1322,7 @@
     </w:p>
     <w:p>
       <w:pPr>
+        <w:keepNext/>
         <w:spacing w:before="260" w:after="80"/>
       </w:pPr>
       <w:r>
@@ -1199,6 +1349,9 @@
         <w:gridCol w:w="3214"/>
       </w:tblGrid>
       <w:tr>
+        <w:trPr>
+          <w:cantSplit/>
+        </w:trPr>
         <w:tc>
           <w:tcPr>
             <w:tcW w:type="dxa" w:w="1474"/>
@@ -1270,6 +1423,9 @@
         </w:tc>
       </w:tr>
       <w:tr>
+        <w:trPr>
+          <w:cantSplit/>
+        </w:trPr>
         <w:tc>
           <w:tcPr>
             <w:tcW w:type="dxa" w:w="1474"/>
@@ -1335,6 +1491,9 @@
         </w:tc>
       </w:tr>
       <w:tr>
+        <w:trPr>
+          <w:cantSplit/>
+        </w:trPr>
         <w:tc>
           <w:tcPr>
             <w:tcW w:type="dxa" w:w="1474"/>
@@ -1400,6 +1559,9 @@
         </w:tc>
       </w:tr>
       <w:tr>
+        <w:trPr>
+          <w:cantSplit/>
+        </w:trPr>
         <w:tc>
           <w:tcPr>
             <w:tcW w:type="dxa" w:w="1474"/>
@@ -1465,6 +1627,9 @@
         </w:tc>
       </w:tr>
       <w:tr>
+        <w:trPr>
+          <w:cantSplit/>
+        </w:trPr>
         <w:tc>
           <w:tcPr>
             <w:tcW w:type="dxa" w:w="1474"/>
@@ -1524,12 +1689,15 @@
                 <w:sz w:val="17"/>
                 <w:rFonts w:eastAsia="맑은 고딕"/>
               </w:rPr>
-              <w:t>기능요구 FR-01~28 / 비기능요구 NFR-01~23</w:t>
+              <w:t>기능요구 FR-01~37 / 비기능요구 NFR-01~23</w:t>
             </w:r>
           </w:p>
         </w:tc>
       </w:tr>
       <w:tr>
+        <w:trPr>
+          <w:cantSplit/>
+        </w:trPr>
         <w:tc>
           <w:tcPr>
             <w:tcW w:type="dxa" w:w="1474"/>
@@ -1594,6 +1762,7 @@
     </w:tbl>
     <w:p>
       <w:pPr>
+        <w:keepNext/>
         <w:spacing w:before="260" w:after="80"/>
       </w:pPr>
       <w:r>
@@ -1619,6 +1788,9 @@
         <w:gridCol w:w="4820"/>
       </w:tblGrid>
       <w:tr>
+        <w:trPr>
+          <w:cantSplit/>
+        </w:trPr>
         <w:tc>
           <w:tcPr>
             <w:tcW w:type="dxa" w:w="2268"/>
@@ -1667,6 +1839,9 @@
         </w:tc>
       </w:tr>
       <w:tr>
+        <w:trPr>
+          <w:cantSplit/>
+        </w:trPr>
         <w:tc>
           <w:tcPr>
             <w:tcW w:type="dxa" w:w="2268"/>
@@ -1711,6 +1886,9 @@
         </w:tc>
       </w:tr>
       <w:tr>
+        <w:trPr>
+          <w:cantSplit/>
+        </w:trPr>
         <w:tc>
           <w:tcPr>
             <w:tcW w:type="dxa" w:w="2268"/>
@@ -1755,6 +1933,9 @@
         </w:tc>
       </w:tr>
       <w:tr>
+        <w:trPr>
+          <w:cantSplit/>
+        </w:trPr>
         <w:tc>
           <w:tcPr>
             <w:tcW w:type="dxa" w:w="2268"/>
@@ -1799,6 +1980,9 @@
         </w:tc>
       </w:tr>
       <w:tr>
+        <w:trPr>
+          <w:cantSplit/>
+        </w:trPr>
         <w:tc>
           <w:tcPr>
             <w:tcW w:type="dxa" w:w="2268"/>
@@ -1843,6 +2027,9 @@
         </w:tc>
       </w:tr>
       <w:tr>
+        <w:trPr>
+          <w:cantSplit/>
+        </w:trPr>
         <w:tc>
           <w:tcPr>
             <w:tcW w:type="dxa" w:w="2268"/>
@@ -1936,6 +2123,7 @@
     </w:p>
     <w:p>
       <w:pPr>
+        <w:keepNext/>
         <w:spacing w:after="60" w:line="324" w:lineRule="auto"/>
         <w:ind w:left="283"/>
       </w:pPr>
@@ -1951,6 +2139,7 @@
     </w:p>
     <w:p>
       <w:pPr>
+        <w:keepNext/>
         <w:spacing w:before="260" w:after="80"/>
       </w:pPr>
       <w:r>
@@ -1977,6 +2166,9 @@
         <w:gridCol w:w="3214"/>
       </w:tblGrid>
       <w:tr>
+        <w:trPr>
+          <w:cantSplit/>
+        </w:trPr>
         <w:tc>
           <w:tcPr>
             <w:tcW w:type="dxa" w:w="1247"/>
@@ -2048,6 +2240,9 @@
         </w:tc>
       </w:tr>
       <w:tr>
+        <w:trPr>
+          <w:cantSplit/>
+        </w:trPr>
         <w:tc>
           <w:tcPr>
             <w:tcW w:type="dxa" w:w="1247"/>
@@ -2113,6 +2308,9 @@
         </w:tc>
       </w:tr>
       <w:tr>
+        <w:trPr>
+          <w:cantSplit/>
+        </w:trPr>
         <w:tc>
           <w:tcPr>
             <w:tcW w:type="dxa" w:w="1247"/>
@@ -2178,6 +2376,9 @@
         </w:tc>
       </w:tr>
       <w:tr>
+        <w:trPr>
+          <w:cantSplit/>
+        </w:trPr>
         <w:tc>
           <w:tcPr>
             <w:tcW w:type="dxa" w:w="1247"/>
@@ -2243,6 +2444,9 @@
         </w:tc>
       </w:tr>
       <w:tr>
+        <w:trPr>
+          <w:cantSplit/>
+        </w:trPr>
         <w:tc>
           <w:tcPr>
             <w:tcW w:type="dxa" w:w="1247"/>
@@ -2308,6 +2512,9 @@
         </w:tc>
       </w:tr>
       <w:tr>
+        <w:trPr>
+          <w:cantSplit/>
+        </w:trPr>
         <w:tc>
           <w:tcPr>
             <w:tcW w:type="dxa" w:w="1247"/>
@@ -2373,6 +2580,9 @@
         </w:tc>
       </w:tr>
       <w:tr>
+        <w:trPr>
+          <w:cantSplit/>
+        </w:trPr>
         <w:tc>
           <w:tcPr>
             <w:tcW w:type="dxa" w:w="1247"/>
@@ -2539,6 +2749,10 @@
         <w:gridCol w:w="2410"/>
       </w:tblGrid>
       <w:tr>
+        <w:trPr>
+          <w:tblHeader w:val="true"/>
+          <w:cantSplit/>
+        </w:trPr>
         <w:tc>
           <w:tcPr>
             <w:tcW w:type="dxa" w:w="907"/>
@@ -2629,6 +2843,9 @@
         </w:tc>
       </w:tr>
       <w:tr>
+        <w:trPr>
+          <w:cantSplit/>
+        </w:trPr>
         <w:tc>
           <w:tcPr>
             <w:tcW w:type="dxa" w:w="907"/>
@@ -2713,6 +2930,9 @@
         </w:tc>
       </w:tr>
       <w:tr>
+        <w:trPr>
+          <w:cantSplit/>
+        </w:trPr>
         <w:tc>
           <w:tcPr>
             <w:tcW w:type="dxa" w:w="907"/>
@@ -2797,6 +3017,9 @@
         </w:tc>
       </w:tr>
       <w:tr>
+        <w:trPr>
+          <w:cantSplit/>
+        </w:trPr>
         <w:tc>
           <w:tcPr>
             <w:tcW w:type="dxa" w:w="907"/>
@@ -2881,6 +3104,9 @@
         </w:tc>
       </w:tr>
       <w:tr>
+        <w:trPr>
+          <w:cantSplit/>
+        </w:trPr>
         <w:tc>
           <w:tcPr>
             <w:tcW w:type="dxa" w:w="907"/>
@@ -2965,6 +3191,9 @@
         </w:tc>
       </w:tr>
       <w:tr>
+        <w:trPr>
+          <w:cantSplit/>
+        </w:trPr>
         <w:tc>
           <w:tcPr>
             <w:tcW w:type="dxa" w:w="907"/>
@@ -3049,6 +3278,9 @@
         </w:tc>
       </w:tr>
       <w:tr>
+        <w:trPr>
+          <w:cantSplit/>
+        </w:trPr>
         <w:tc>
           <w:tcPr>
             <w:tcW w:type="dxa" w:w="907"/>
@@ -3133,6 +3365,9 @@
         </w:tc>
       </w:tr>
       <w:tr>
+        <w:trPr>
+          <w:cantSplit/>
+        </w:trPr>
         <w:tc>
           <w:tcPr>
             <w:tcW w:type="dxa" w:w="907"/>
@@ -3217,6 +3452,9 @@
         </w:tc>
       </w:tr>
       <w:tr>
+        <w:trPr>
+          <w:cantSplit/>
+        </w:trPr>
         <w:tc>
           <w:tcPr>
             <w:tcW w:type="dxa" w:w="907"/>
@@ -3301,6 +3539,9 @@
         </w:tc>
       </w:tr>
       <w:tr>
+        <w:trPr>
+          <w:cantSplit/>
+        </w:trPr>
         <w:tc>
           <w:tcPr>
             <w:tcW w:type="dxa" w:w="907"/>
@@ -3385,6 +3626,9 @@
         </w:tc>
       </w:tr>
       <w:tr>
+        <w:trPr>
+          <w:cantSplit/>
+        </w:trPr>
         <w:tc>
           <w:tcPr>
             <w:tcW w:type="dxa" w:w="907"/>
@@ -3469,6 +3713,9 @@
         </w:tc>
       </w:tr>
       <w:tr>
+        <w:trPr>
+          <w:cantSplit/>
+        </w:trPr>
         <w:tc>
           <w:tcPr>
             <w:tcW w:type="dxa" w:w="907"/>
@@ -3553,6 +3800,9 @@
         </w:tc>
       </w:tr>
       <w:tr>
+        <w:trPr>
+          <w:cantSplit/>
+        </w:trPr>
         <w:tc>
           <w:tcPr>
             <w:tcW w:type="dxa" w:w="907"/>
@@ -3637,6 +3887,9 @@
         </w:tc>
       </w:tr>
       <w:tr>
+        <w:trPr>
+          <w:cantSplit/>
+        </w:trPr>
         <w:tc>
           <w:tcPr>
             <w:tcW w:type="dxa" w:w="907"/>
@@ -3721,6 +3974,9 @@
         </w:tc>
       </w:tr>
       <w:tr>
+        <w:trPr>
+          <w:cantSplit/>
+        </w:trPr>
         <w:tc>
           <w:tcPr>
             <w:tcW w:type="dxa" w:w="907"/>
@@ -3805,6 +4061,9 @@
         </w:tc>
       </w:tr>
       <w:tr>
+        <w:trPr>
+          <w:cantSplit/>
+        </w:trPr>
         <w:tc>
           <w:tcPr>
             <w:tcW w:type="dxa" w:w="907"/>
@@ -3889,6 +4148,9 @@
         </w:tc>
       </w:tr>
       <w:tr>
+        <w:trPr>
+          <w:cantSplit/>
+        </w:trPr>
         <w:tc>
           <w:tcPr>
             <w:tcW w:type="dxa" w:w="907"/>
@@ -3973,6 +4235,9 @@
         </w:tc>
       </w:tr>
       <w:tr>
+        <w:trPr>
+          <w:cantSplit/>
+        </w:trPr>
         <w:tc>
           <w:tcPr>
             <w:tcW w:type="dxa" w:w="907"/>
@@ -4057,6 +4322,9 @@
         </w:tc>
       </w:tr>
       <w:tr>
+        <w:trPr>
+          <w:cantSplit/>
+        </w:trPr>
         <w:tc>
           <w:tcPr>
             <w:tcW w:type="dxa" w:w="907"/>
@@ -4141,6 +4409,9 @@
         </w:tc>
       </w:tr>
       <w:tr>
+        <w:trPr>
+          <w:cantSplit/>
+        </w:trPr>
         <w:tc>
           <w:tcPr>
             <w:tcW w:type="dxa" w:w="907"/>
@@ -4225,6 +4496,9 @@
         </w:tc>
       </w:tr>
       <w:tr>
+        <w:trPr>
+          <w:cantSplit/>
+        </w:trPr>
         <w:tc>
           <w:tcPr>
             <w:tcW w:type="dxa" w:w="907"/>
@@ -4309,6 +4583,9 @@
         </w:tc>
       </w:tr>
       <w:tr>
+        <w:trPr>
+          <w:cantSplit/>
+        </w:trPr>
         <w:tc>
           <w:tcPr>
             <w:tcW w:type="dxa" w:w="907"/>
@@ -4393,6 +4670,9 @@
         </w:tc>
       </w:tr>
       <w:tr>
+        <w:trPr>
+          <w:cantSplit/>
+        </w:trPr>
         <w:tc>
           <w:tcPr>
             <w:tcW w:type="dxa" w:w="907"/>
@@ -4479,6 +4759,7 @@
     </w:tbl>
     <w:p>
       <w:pPr>
+        <w:keepNext/>
         <w:spacing w:after="120"/>
         <w:ind w:left="283"/>
       </w:pPr>
@@ -4495,6 +4776,7 @@
     </w:p>
     <w:p>
       <w:pPr>
+        <w:keepNext/>
         <w:spacing w:before="260" w:after="80"/>
       </w:pPr>
       <w:r>
@@ -4522,6 +4804,9 @@
         <w:gridCol w:w="2410"/>
       </w:tblGrid>
       <w:tr>
+        <w:trPr>
+          <w:cantSplit/>
+        </w:trPr>
         <w:tc>
           <w:tcPr>
             <w:tcW w:type="dxa" w:w="2608"/>
@@ -4616,6 +4901,9 @@
         </w:tc>
       </w:tr>
       <w:tr>
+        <w:trPr>
+          <w:cantSplit/>
+        </w:trPr>
         <w:tc>
           <w:tcPr>
             <w:tcW w:type="dxa" w:w="2608"/>
@@ -4704,6 +4992,9 @@
         </w:tc>
       </w:tr>
       <w:tr>
+        <w:trPr>
+          <w:cantSplit/>
+        </w:trPr>
         <w:tc>
           <w:tcPr>
             <w:tcW w:type="dxa" w:w="2608"/>
@@ -4792,6 +5083,9 @@
         </w:tc>
       </w:tr>
       <w:tr>
+        <w:trPr>
+          <w:cantSplit/>
+        </w:trPr>
         <w:tc>
           <w:tcPr>
             <w:tcW w:type="dxa" w:w="2608"/>
@@ -4894,6 +5188,7 @@
     </w:p>
     <w:p>
       <w:pPr>
+        <w:keepNext/>
         <w:spacing w:before="260" w:after="80"/>
       </w:pPr>
       <w:r>
@@ -4909,6 +5204,7 @@
     </w:p>
     <w:p>
       <w:pPr>
+        <w:keepNext/>
         <w:spacing w:after="60" w:line="324" w:lineRule="auto"/>
         <w:ind w:left="283"/>
       </w:pPr>
@@ -4936,6 +5232,9 @@
         <w:gridCol w:w="2410"/>
       </w:tblGrid>
       <w:tr>
+        <w:trPr>
+          <w:cantSplit/>
+        </w:trPr>
         <w:tc>
           <w:tcPr>
             <w:tcW w:type="dxa" w:w="680"/>
@@ -5030,6 +5329,9 @@
         </w:tc>
       </w:tr>
       <w:tr>
+        <w:trPr>
+          <w:cantSplit/>
+        </w:trPr>
         <w:tc>
           <w:tcPr>
             <w:tcW w:type="dxa" w:w="680"/>
@@ -5118,6 +5420,9 @@
         </w:tc>
       </w:tr>
       <w:tr>
+        <w:trPr>
+          <w:cantSplit/>
+        </w:trPr>
         <w:tc>
           <w:tcPr>
             <w:tcW w:type="dxa" w:w="680"/>
@@ -5206,6 +5511,9 @@
         </w:tc>
       </w:tr>
       <w:tr>
+        <w:trPr>
+          <w:cantSplit/>
+        </w:trPr>
         <w:tc>
           <w:tcPr>
             <w:tcW w:type="dxa" w:w="680"/>
@@ -5294,6 +5602,9 @@
         </w:tc>
       </w:tr>
       <w:tr>
+        <w:trPr>
+          <w:cantSplit/>
+        </w:trPr>
         <w:tc>
           <w:tcPr>
             <w:tcW w:type="dxa" w:w="680"/>
@@ -5459,6 +5770,7 @@
     </w:p>
     <w:p>
       <w:pPr>
+        <w:keepNext/>
         <w:spacing w:after="60" w:line="324" w:lineRule="auto"/>
         <w:ind w:left="283"/>
       </w:pPr>
@@ -5474,6 +5786,7 @@
     </w:p>
     <w:p>
       <w:pPr>
+        <w:keepNext/>
         <w:spacing w:before="260" w:after="80"/>
       </w:pPr>
       <w:r>
@@ -5499,6 +5812,9 @@
         <w:gridCol w:w="4820"/>
       </w:tblGrid>
       <w:tr>
+        <w:trPr>
+          <w:cantSplit/>
+        </w:trPr>
         <w:tc>
           <w:tcPr>
             <w:tcW w:type="dxa" w:w="2381"/>
@@ -5547,6 +5863,9 @@
         </w:tc>
       </w:tr>
       <w:tr>
+        <w:trPr>
+          <w:cantSplit/>
+        </w:trPr>
         <w:tc>
           <w:tcPr>
             <w:tcW w:type="dxa" w:w="2381"/>
@@ -5591,6 +5910,9 @@
         </w:tc>
       </w:tr>
       <w:tr>
+        <w:trPr>
+          <w:cantSplit/>
+        </w:trPr>
         <w:tc>
           <w:tcPr>
             <w:tcW w:type="dxa" w:w="2381"/>
@@ -5635,6 +5957,9 @@
         </w:tc>
       </w:tr>
       <w:tr>
+        <w:trPr>
+          <w:cantSplit/>
+        </w:trPr>
         <w:tc>
           <w:tcPr>
             <w:tcW w:type="dxa" w:w="2381"/>
@@ -5679,6 +6004,9 @@
         </w:tc>
       </w:tr>
       <w:tr>
+        <w:trPr>
+          <w:cantSplit/>
+        </w:trPr>
         <w:tc>
           <w:tcPr>
             <w:tcW w:type="dxa" w:w="2381"/>
@@ -5723,6 +6051,9 @@
         </w:tc>
       </w:tr>
       <w:tr>
+        <w:trPr>
+          <w:cantSplit/>
+        </w:trPr>
         <w:tc>
           <w:tcPr>
             <w:tcW w:type="dxa" w:w="2381"/>
@@ -5767,6 +6098,9 @@
         </w:tc>
       </w:tr>
       <w:tr>
+        <w:trPr>
+          <w:cantSplit/>
+        </w:trPr>
         <w:tc>
           <w:tcPr>
             <w:tcW w:type="dxa" w:w="2381"/>
@@ -5811,6 +6145,7 @@
     </w:tbl>
     <w:p>
       <w:pPr>
+        <w:keepNext/>
         <w:spacing w:before="260" w:after="80"/>
       </w:pPr>
       <w:r>
@@ -5836,6 +6171,9 @@
         <w:gridCol w:w="4820"/>
       </w:tblGrid>
       <w:tr>
+        <w:trPr>
+          <w:cantSplit/>
+        </w:trPr>
         <w:tc>
           <w:tcPr>
             <w:tcW w:type="dxa" w:w="1474"/>
@@ -5884,6 +6222,9 @@
         </w:tc>
       </w:tr>
       <w:tr>
+        <w:trPr>
+          <w:cantSplit/>
+        </w:trPr>
         <w:tc>
           <w:tcPr>
             <w:tcW w:type="dxa" w:w="1474"/>
@@ -5928,6 +6269,9 @@
         </w:tc>
       </w:tr>
       <w:tr>
+        <w:trPr>
+          <w:cantSplit/>
+        </w:trPr>
         <w:tc>
           <w:tcPr>
             <w:tcW w:type="dxa" w:w="1474"/>
@@ -5972,6 +6316,9 @@
         </w:tc>
       </w:tr>
       <w:tr>
+        <w:trPr>
+          <w:cantSplit/>
+        </w:trPr>
         <w:tc>
           <w:tcPr>
             <w:tcW w:type="dxa" w:w="1474"/>
@@ -6016,6 +6363,9 @@
         </w:tc>
       </w:tr>
       <w:tr>
+        <w:trPr>
+          <w:cantSplit/>
+        </w:trPr>
         <w:tc>
           <w:tcPr>
             <w:tcW w:type="dxa" w:w="1474"/>
@@ -6060,6 +6410,9 @@
         </w:tc>
       </w:tr>
       <w:tr>
+        <w:trPr>
+          <w:cantSplit/>
+        </w:trPr>
         <w:tc>
           <w:tcPr>
             <w:tcW w:type="dxa" w:w="1474"/>
@@ -6153,6 +6506,7 @@
     </w:p>
     <w:p>
       <w:pPr>
+        <w:keepNext/>
         <w:spacing w:after="60" w:line="324" w:lineRule="auto"/>
         <w:ind w:left="283"/>
       </w:pPr>
@@ -6168,6 +6522,7 @@
     </w:p>
     <w:p>
       <w:pPr>
+        <w:keepNext/>
         <w:spacing w:before="260" w:after="80"/>
       </w:pPr>
       <w:r>
@@ -6193,6 +6548,9 @@
         <w:gridCol w:w="4820"/>
       </w:tblGrid>
       <w:tr>
+        <w:trPr>
+          <w:cantSplit/>
+        </w:trPr>
         <w:tc>
           <w:tcPr>
             <w:tcW w:type="dxa" w:w="1587"/>
@@ -6241,6 +6599,9 @@
         </w:tc>
       </w:tr>
       <w:tr>
+        <w:trPr>
+          <w:cantSplit/>
+        </w:trPr>
         <w:tc>
           <w:tcPr>
             <w:tcW w:type="dxa" w:w="1587"/>
@@ -6287,6 +6648,9 @@
         </w:tc>
       </w:tr>
       <w:tr>
+        <w:trPr>
+          <w:cantSplit/>
+        </w:trPr>
         <w:tc>
           <w:tcPr>
             <w:tcW w:type="dxa" w:w="1587"/>
@@ -6331,6 +6695,9 @@
         </w:tc>
       </w:tr>
       <w:tr>
+        <w:trPr>
+          <w:cantSplit/>
+        </w:trPr>
         <w:tc>
           <w:tcPr>
             <w:tcW w:type="dxa" w:w="1587"/>
@@ -6375,6 +6742,9 @@
         </w:tc>
       </w:tr>
       <w:tr>
+        <w:trPr>
+          <w:cantSplit/>
+        </w:trPr>
         <w:tc>
           <w:tcPr>
             <w:tcW w:type="dxa" w:w="1587"/>
@@ -6405,15 +6775,8 @@
               <w:keepNext/>
               <w:spacing w:after="0" w:line="300" w:lineRule="auto"/>
             </w:pPr>
-            <w:r/>
-            <w:r>
-              <w:rPr>
-                <w:rFonts w:ascii="맑은 고딕" w:hAnsi="맑은 고딕"/>
-                <w:b w:val="0"/>
-                <w:sz w:val="17"/>
-                <w:rFonts w:eastAsia="맑은 고딕"/>
-              </w:rPr>
-              <w:t>· 제휴 의료기관 목록·상세 화면 운영(발행 8개 기관 — 협진 대학병원 4 · 참여 한방병원 4개 지점), 위치 지도·유치의료기관 등록 인증 표기 포함</w:t>
+            <w:r>
+              <w:t>· 제휴 의료기관 목록·상세 화면 운영(발행 8개 기관: 협진 대학병원 4 · 참여 한방병원 4개 지점), 위치 지도·유치의료기관 등록 인증 표기 포함</w:t>
               <w:br/>
               <w:t>· 암종별 치료정보 상세 화면 운영, 한방 협진 프로그램 상세 포함</w:t>
               <w:br/>
@@ -6423,10 +6786,21 @@
               <w:br/>
               <w:t>· 전 화면 6개 언어(국문·영문·노문·카자흐어·중문·일문) 제공</w:t>
             </w:r>
+            <w:r>
+              <w:rPr>
+                <w:rFonts w:ascii="맑은 고딕" w:hAnsi="맑은 고딕"/>
+                <w:b w:val="0"/>
+                <w:sz w:val="17"/>
+                <w:rFonts w:eastAsia="맑은 고딕"/>
+              </w:rPr>
+            </w:r>
           </w:p>
         </w:tc>
       </w:tr>
       <w:tr>
+        <w:trPr>
+          <w:cantSplit/>
+        </w:trPr>
         <w:tc>
           <w:tcPr>
             <w:tcW w:type="dxa" w:w="1587"/>
@@ -6479,6 +6853,9 @@
         </w:tc>
       </w:tr>
       <w:tr>
+        <w:trPr>
+          <w:cantSplit/>
+        </w:trPr>
         <w:tc>
           <w:tcPr>
             <w:tcW w:type="dxa" w:w="1587"/>
@@ -6527,6 +6904,9 @@
         </w:tc>
       </w:tr>
       <w:tr>
+        <w:trPr>
+          <w:cantSplit/>
+        </w:trPr>
         <w:tc>
           <w:tcPr>
             <w:tcW w:type="dxa" w:w="1587"/>
@@ -6577,6 +6957,7 @@
     </w:tbl>
     <w:p>
       <w:pPr>
+        <w:keepNext/>
         <w:spacing w:before="260" w:after="80"/>
       </w:pPr>
       <w:r>
@@ -6602,6 +6983,9 @@
         <w:gridCol w:w="4820"/>
       </w:tblGrid>
       <w:tr>
+        <w:trPr>
+          <w:cantSplit/>
+        </w:trPr>
         <w:tc>
           <w:tcPr>
             <w:tcW w:type="dxa" w:w="1587"/>
@@ -6650,6 +7034,9 @@
         </w:tc>
       </w:tr>
       <w:tr>
+        <w:trPr>
+          <w:cantSplit/>
+        </w:trPr>
         <w:tc>
           <w:tcPr>
             <w:tcW w:type="dxa" w:w="1587"/>
@@ -6696,6 +7083,9 @@
         </w:tc>
       </w:tr>
       <w:tr>
+        <w:trPr>
+          <w:cantSplit/>
+        </w:trPr>
         <w:tc>
           <w:tcPr>
             <w:tcW w:type="dxa" w:w="1587"/>
@@ -6740,6 +7130,9 @@
         </w:tc>
       </w:tr>
       <w:tr>
+        <w:trPr>
+          <w:cantSplit/>
+        </w:trPr>
         <w:tc>
           <w:tcPr>
             <w:tcW w:type="dxa" w:w="1587"/>
@@ -6784,6 +7177,9 @@
         </w:tc>
       </w:tr>
       <w:tr>
+        <w:trPr>
+          <w:cantSplit/>
+        </w:trPr>
         <w:tc>
           <w:tcPr>
             <w:tcW w:type="dxa" w:w="1587"/>
@@ -6824,7 +7220,7 @@
               </w:rPr>
               <w:t>· 통합 문의 퍼널 운영: 실환자 접수 8건(시험·자동검사 데이터는 표식으로 분리, 운영DB)</w:t>
               <w:br/>
-              <w:t>· AI 상담 대화 326건·메시지 1,068건 축적(운영DB), 사람 상담 인계 시 AI 자동 침묵 처리</w:t>
+              <w:t>· AI 상담 대화 396건·메시지 1,077건 축적(운영DB, 시험 문의 제외), 사람 상담 인계 시 AI 자동 침묵 처리</w:t>
               <w:br/>
               <w:t>· 검사자료 첨부 및 AI 자동 정리(진료의뢰 패킷: 환자·상태·요청·시급도·누락 서류)</w:t>
               <w:br/>
@@ -6838,6 +7234,9 @@
         </w:tc>
       </w:tr>
       <w:tr>
+        <w:trPr>
+          <w:cantSplit/>
+        </w:trPr>
         <w:tc>
           <w:tcPr>
             <w:tcW w:type="dxa" w:w="1587"/>
@@ -6883,11 +7282,18 @@
               <w:t>· 첨부문서 관련 AI 허위생성 원천 차단: 파일 판독 불가 시 상태사실을 강제 주입하는 규칙 적용(7월)</w:t>
               <w:br/>
               <w:t>· 소견 도착 시 환자 언어 번역 초안 자동 생성 및 「의뢰처 공개본」 확정 절차 도입</w:t>
+              <w:br/>
+              <w:t>· 협진 대학병원 원본 워드 양식을 그대로 채우는 의뢰서 발급(9월): 흉내 낸 양식이 아니라 병원이 준 원본 XML 을 채워 화면·인쇄·파일이 한 원본에서 나오도록 함. 음성·텍스트 메모를 AI 가 판독하여 코디네이터가 듣지 않고 확인(9월)</w:t>
+              <w:br/>
+              <w:t>· 환자 진행상황 화면(/claim)에 남긴 환자 글을 코디네이터에게 배지·알림으로 전달하고, 7일 무동작 문의를 매일 자동 감지(9월). 「회사 주소로 접수 = 시험」 규칙이 진짜 환자 2건의 알림을 삼킨 결함을 시정하고 건너뜀 사유를 기록하도록 함(9월)</w:t>
             </w:r>
           </w:p>
         </w:tc>
       </w:tr>
       <w:tr>
+        <w:trPr>
+          <w:cantSplit/>
+        </w:trPr>
         <w:tc>
           <w:tcPr>
             <w:tcW w:type="dxa" w:w="1587"/>
@@ -6928,14 +7334,17 @@
               </w:rPr>
               <w:t>· 문의 실환자 8건(웹 문의서 6 · 소급 등록 2). 시험·자동검사 데이터는 표식으로 분리</w:t>
               <w:br/>
-              <w:t>· AI 대화 326스레드 / 1,068메시지</w:t>
+              <w:t>· AI 대화 396스레드 / 1,077메시지(시험 제외)</w:t>
               <w:br/>
-              <w:t>· 전문의 소견 요청 2건 · 소견 6건(전건 환자 전달 완료)</w:t>
+              <w:t>· 전문의 소견 요청 3건 · 소견 6건(전건 환자 전달 완료)</w:t>
             </w:r>
           </w:p>
         </w:tc>
       </w:tr>
       <w:tr>
+        <w:trPr>
+          <w:cantSplit/>
+        </w:trPr>
         <w:tc>
           <w:tcPr>
             <w:tcW w:type="dxa" w:w="1587"/>
@@ -6986,6 +7395,7 @@
     </w:tbl>
     <w:p>
       <w:pPr>
+        <w:keepNext/>
         <w:spacing w:before="260" w:after="80"/>
       </w:pPr>
       <w:r>
@@ -7011,6 +7421,9 @@
         <w:gridCol w:w="4820"/>
       </w:tblGrid>
       <w:tr>
+        <w:trPr>
+          <w:cantSplit/>
+        </w:trPr>
         <w:tc>
           <w:tcPr>
             <w:tcW w:type="dxa" w:w="1587"/>
@@ -7059,6 +7472,9 @@
         </w:tc>
       </w:tr>
       <w:tr>
+        <w:trPr>
+          <w:cantSplit/>
+        </w:trPr>
         <w:tc>
           <w:tcPr>
             <w:tcW w:type="dxa" w:w="1587"/>
@@ -7105,6 +7521,9 @@
         </w:tc>
       </w:tr>
       <w:tr>
+        <w:trPr>
+          <w:cantSplit/>
+        </w:trPr>
         <w:tc>
           <w:tcPr>
             <w:tcW w:type="dxa" w:w="1587"/>
@@ -7149,6 +7568,9 @@
         </w:tc>
       </w:tr>
       <w:tr>
+        <w:trPr>
+          <w:cantSplit/>
+        </w:trPr>
         <w:tc>
           <w:tcPr>
             <w:tcW w:type="dxa" w:w="1587"/>
@@ -7193,6 +7615,9 @@
         </w:tc>
       </w:tr>
       <w:tr>
+        <w:trPr>
+          <w:cantSplit/>
+        </w:trPr>
         <w:tc>
           <w:tcPr>
             <w:tcW w:type="dxa" w:w="1587"/>
@@ -7231,7 +7656,7 @@
                 <w:sz w:val="17"/>
                 <w:rFonts w:eastAsia="맑은 고딕"/>
               </w:rPr>
-              <w:t>· 예상진료비 견적 작성·이력 관리 기능 운영(견적 6건)</w:t>
+              <w:t>· 예상진료비 견적 작성·이력 관리 기능 운영(견적 7건)</w:t>
               <w:br/>
               <w:t>· 원격협진 예약 기능 운영(실건 16건 = 에이전시 미팅 15 + 환자 사전상담 1, 시험 방 별도): 계정 없이 입장하는 초대링크 방식</w:t>
               <w:br/>
@@ -7245,6 +7670,9 @@
         </w:tc>
       </w:tr>
       <w:tr>
+        <w:trPr>
+          <w:cantSplit/>
+        </w:trPr>
         <w:tc>
           <w:tcPr>
             <w:tcW w:type="dxa" w:w="1587"/>
@@ -7288,11 +7716,16 @@
               <w:t>· 상담 예약 절차 간소화: 필수 입력을 환자 선택·예약시각 2개로 축소하고 나머지는 선택 항목화</w:t>
               <w:br/>
               <w:t>· 예약시각의 한국시간·협정시계 병기로 해외 참가자 시차 오인 방지</w:t>
+              <w:br/>
+              <w:t>· 상담 예약 시 구글 캘린더 자동 등록(9월): 서비스 계정이 소유한 캘린더에 일정을 만들어 공유하고, 초대 메일에는 일정 파일(.ics)을 첨부함</w:t>
             </w:r>
           </w:p>
         </w:tc>
       </w:tr>
       <w:tr>
+        <w:trPr>
+          <w:cantSplit/>
+        </w:trPr>
         <w:tc>
           <w:tcPr>
             <w:tcW w:type="dxa" w:w="1587"/>
@@ -7331,14 +7764,17 @@
                 <w:sz w:val="17"/>
                 <w:rFonts w:eastAsia="맑은 고딕"/>
               </w:rPr>
-              <w:t>· 견적 6건 / 상담방 세션 실건 16건(에이전시 미팅 15 · 환자 사전상담 1, 시험 방 제외)</w:t>
+              <w:t>· 견적 7건 / 상담방 세션 실건 16건(에이전시 미팅 15 · 환자 사전상담 1, 시험 방 제외)</w:t>
               <w:br/>
-              <w:t>· 비자 관리 3개 테이블 구축(실데이터 0건: 실환자 진입 대기)</w:t>
+              <w:t>· 비자 관리 3개 테이블 구축(신청 1건 · 실환자 진입 대기)</w:t>
             </w:r>
           </w:p>
         </w:tc>
       </w:tr>
       <w:tr>
+        <w:trPr>
+          <w:cantSplit/>
+        </w:trPr>
         <w:tc>
           <w:tcPr>
             <w:tcW w:type="dxa" w:w="1587"/>
@@ -7389,6 +7825,7 @@
     </w:tbl>
     <w:p>
       <w:pPr>
+        <w:keepNext/>
         <w:spacing w:before="260" w:after="80"/>
       </w:pPr>
       <w:r>
@@ -7414,6 +7851,9 @@
         <w:gridCol w:w="4820"/>
       </w:tblGrid>
       <w:tr>
+        <w:trPr>
+          <w:cantSplit/>
+        </w:trPr>
         <w:tc>
           <w:tcPr>
             <w:tcW w:type="dxa" w:w="1587"/>
@@ -7462,6 +7902,9 @@
         </w:tc>
       </w:tr>
       <w:tr>
+        <w:trPr>
+          <w:cantSplit/>
+        </w:trPr>
         <w:tc>
           <w:tcPr>
             <w:tcW w:type="dxa" w:w="1587"/>
@@ -7508,6 +7951,9 @@
         </w:tc>
       </w:tr>
       <w:tr>
+        <w:trPr>
+          <w:cantSplit/>
+        </w:trPr>
         <w:tc>
           <w:tcPr>
             <w:tcW w:type="dxa" w:w="1587"/>
@@ -7552,6 +7998,9 @@
         </w:tc>
       </w:tr>
       <w:tr>
+        <w:trPr>
+          <w:cantSplit/>
+        </w:trPr>
         <w:tc>
           <w:tcPr>
             <w:tcW w:type="dxa" w:w="1587"/>
@@ -7596,6 +8045,9 @@
         </w:tc>
       </w:tr>
       <w:tr>
+        <w:trPr>
+          <w:cantSplit/>
+        </w:trPr>
         <w:tc>
           <w:tcPr>
             <w:tcW w:type="dxa" w:w="1587"/>
@@ -7650,6 +8102,9 @@
         </w:tc>
       </w:tr>
       <w:tr>
+        <w:trPr>
+          <w:cantSplit/>
+        </w:trPr>
         <w:tc>
           <w:tcPr>
             <w:tcW w:type="dxa" w:w="1587"/>
@@ -7696,6 +8151,9 @@
         </w:tc>
       </w:tr>
       <w:tr>
+        <w:trPr>
+          <w:cantSplit/>
+        </w:trPr>
         <w:tc>
           <w:tcPr>
             <w:tcW w:type="dxa" w:w="1587"/>
@@ -7742,6 +8200,9 @@
         </w:tc>
       </w:tr>
       <w:tr>
+        <w:trPr>
+          <w:cantSplit/>
+        </w:trPr>
         <w:tc>
           <w:tcPr>
             <w:tcW w:type="dxa" w:w="1587"/>
@@ -7792,6 +8253,7 @@
     </w:tbl>
     <w:p>
       <w:pPr>
+        <w:keepNext/>
         <w:spacing w:before="260" w:after="80"/>
       </w:pPr>
       <w:r>
@@ -7817,6 +8279,9 @@
         <w:gridCol w:w="4820"/>
       </w:tblGrid>
       <w:tr>
+        <w:trPr>
+          <w:cantSplit/>
+        </w:trPr>
         <w:tc>
           <w:tcPr>
             <w:tcW w:type="dxa" w:w="1587"/>
@@ -7865,6 +8330,9 @@
         </w:tc>
       </w:tr>
       <w:tr>
+        <w:trPr>
+          <w:cantSplit/>
+        </w:trPr>
         <w:tc>
           <w:tcPr>
             <w:tcW w:type="dxa" w:w="1587"/>
@@ -7911,6 +8379,9 @@
         </w:tc>
       </w:tr>
       <w:tr>
+        <w:trPr>
+          <w:cantSplit/>
+        </w:trPr>
         <w:tc>
           <w:tcPr>
             <w:tcW w:type="dxa" w:w="1587"/>
@@ -7955,6 +8426,9 @@
         </w:tc>
       </w:tr>
       <w:tr>
+        <w:trPr>
+          <w:cantSplit/>
+        </w:trPr>
         <w:tc>
           <w:tcPr>
             <w:tcW w:type="dxa" w:w="1587"/>
@@ -7999,6 +8473,9 @@
         </w:tc>
       </w:tr>
       <w:tr>
+        <w:trPr>
+          <w:cantSplit/>
+        </w:trPr>
         <w:tc>
           <w:tcPr>
             <w:tcW w:type="dxa" w:w="1587"/>
@@ -8051,6 +8528,9 @@
         </w:tc>
       </w:tr>
       <w:tr>
+        <w:trPr>
+          <w:cantSplit/>
+        </w:trPr>
         <w:tc>
           <w:tcPr>
             <w:tcW w:type="dxa" w:w="1587"/>
@@ -8099,6 +8579,9 @@
         </w:tc>
       </w:tr>
       <w:tr>
+        <w:trPr>
+          <w:cantSplit/>
+        </w:trPr>
         <w:tc>
           <w:tcPr>
             <w:tcW w:type="dxa" w:w="1587"/>
@@ -8149,6 +8632,9 @@
         </w:tc>
       </w:tr>
       <w:tr>
+        <w:trPr>
+          <w:cantSplit/>
+        </w:trPr>
         <w:tc>
           <w:tcPr>
             <w:tcW w:type="dxa" w:w="1587"/>
@@ -8199,6 +8685,7 @@
     </w:tbl>
     <w:p>
       <w:pPr>
+        <w:keepNext/>
         <w:spacing w:before="260" w:after="80"/>
       </w:pPr>
       <w:r>
@@ -8224,6 +8711,9 @@
         <w:gridCol w:w="4820"/>
       </w:tblGrid>
       <w:tr>
+        <w:trPr>
+          <w:cantSplit/>
+        </w:trPr>
         <w:tc>
           <w:tcPr>
             <w:tcW w:type="dxa" w:w="1587"/>
@@ -8272,6 +8762,9 @@
         </w:tc>
       </w:tr>
       <w:tr>
+        <w:trPr>
+          <w:cantSplit/>
+        </w:trPr>
         <w:tc>
           <w:tcPr>
             <w:tcW w:type="dxa" w:w="1587"/>
@@ -8318,6 +8811,9 @@
         </w:tc>
       </w:tr>
       <w:tr>
+        <w:trPr>
+          <w:cantSplit/>
+        </w:trPr>
         <w:tc>
           <w:tcPr>
             <w:tcW w:type="dxa" w:w="1587"/>
@@ -8362,6 +8858,9 @@
         </w:tc>
       </w:tr>
       <w:tr>
+        <w:trPr>
+          <w:cantSplit/>
+        </w:trPr>
         <w:tc>
           <w:tcPr>
             <w:tcW w:type="dxa" w:w="1587"/>
@@ -8406,6 +8905,9 @@
         </w:tc>
       </w:tr>
       <w:tr>
+        <w:trPr>
+          <w:cantSplit/>
+        </w:trPr>
         <w:tc>
           <w:tcPr>
             <w:tcW w:type="dxa" w:w="1587"/>
@@ -8454,6 +8956,9 @@
         </w:tc>
       </w:tr>
       <w:tr>
+        <w:trPr>
+          <w:cantSplit/>
+        </w:trPr>
         <w:tc>
           <w:tcPr>
             <w:tcW w:type="dxa" w:w="1587"/>
@@ -8498,6 +9003,9 @@
         </w:tc>
       </w:tr>
       <w:tr>
+        <w:trPr>
+          <w:cantSplit/>
+        </w:trPr>
         <w:tc>
           <w:tcPr>
             <w:tcW w:type="dxa" w:w="1587"/>
@@ -8544,6 +9052,9 @@
         </w:tc>
       </w:tr>
       <w:tr>
+        <w:trPr>
+          <w:cantSplit/>
+        </w:trPr>
         <w:tc>
           <w:tcPr>
             <w:tcW w:type="dxa" w:w="1587"/>
@@ -8594,6 +9105,7 @@
     </w:tbl>
     <w:p>
       <w:pPr>
+        <w:keepNext/>
         <w:spacing w:before="260" w:after="80"/>
       </w:pPr>
       <w:r>
@@ -8622,6 +9134,9 @@
         <w:gridCol w:w="1928"/>
       </w:tblGrid>
       <w:tr>
+        <w:trPr>
+          <w:cantSplit/>
+        </w:trPr>
         <w:tc>
           <w:tcPr>
             <w:tcW w:type="dxa" w:w="2268"/>
@@ -8739,6 +9254,9 @@
         </w:tc>
       </w:tr>
       <w:tr>
+        <w:trPr>
+          <w:cantSplit/>
+        </w:trPr>
         <w:tc>
           <w:tcPr>
             <w:tcW w:type="dxa" w:w="2268"/>
@@ -8850,6 +9368,9 @@
         </w:tc>
       </w:tr>
       <w:tr>
+        <w:trPr>
+          <w:cantSplit/>
+        </w:trPr>
         <w:tc>
           <w:tcPr>
             <w:tcW w:type="dxa" w:w="2268"/>
@@ -8961,6 +9482,9 @@
         </w:tc>
       </w:tr>
       <w:tr>
+        <w:trPr>
+          <w:cantSplit/>
+        </w:trPr>
         <w:tc>
           <w:tcPr>
             <w:tcW w:type="dxa" w:w="2268"/>
@@ -9072,6 +9596,9 @@
         </w:tc>
       </w:tr>
       <w:tr>
+        <w:trPr>
+          <w:cantSplit/>
+        </w:trPr>
         <w:tc>
           <w:tcPr>
             <w:tcW w:type="dxa" w:w="2268"/>
@@ -9183,6 +9710,9 @@
         </w:tc>
       </w:tr>
       <w:tr>
+        <w:trPr>
+          <w:cantSplit/>
+        </w:trPr>
         <w:tc>
           <w:tcPr>
             <w:tcW w:type="dxa" w:w="2268"/>
@@ -9294,6 +9824,9 @@
         </w:tc>
       </w:tr>
       <w:tr>
+        <w:trPr>
+          <w:cantSplit/>
+        </w:trPr>
         <w:tc>
           <w:tcPr>
             <w:tcW w:type="dxa" w:w="2268"/>
@@ -9405,6 +9938,9 @@
         </w:tc>
       </w:tr>
       <w:tr>
+        <w:trPr>
+          <w:cantSplit/>
+        </w:trPr>
         <w:tc>
           <w:tcPr>
             <w:tcW w:type="dxa" w:w="2268"/>
@@ -9566,6 +10102,7 @@
     </w:p>
     <w:p>
       <w:pPr>
+        <w:keepNext/>
         <w:spacing w:after="60" w:line="324" w:lineRule="auto"/>
         <w:ind w:left="283"/>
       </w:pPr>
@@ -9581,6 +10118,7 @@
     </w:p>
     <w:p>
       <w:pPr>
+        <w:keepNext/>
         <w:spacing w:before="260" w:after="80"/>
       </w:pPr>
       <w:r>
@@ -9607,6 +10145,9 @@
         <w:gridCol w:w="3214"/>
       </w:tblGrid>
       <w:tr>
+        <w:trPr>
+          <w:cantSplit/>
+        </w:trPr>
         <w:tc>
           <w:tcPr>
             <w:tcW w:type="dxa" w:w="1134"/>
@@ -9678,6 +10219,9 @@
         </w:tc>
       </w:tr>
       <w:tr>
+        <w:trPr>
+          <w:cantSplit/>
+        </w:trPr>
         <w:tc>
           <w:tcPr>
             <w:tcW w:type="dxa" w:w="1134"/>
@@ -9744,6 +10288,9 @@
         </w:tc>
       </w:tr>
       <w:tr>
+        <w:trPr>
+          <w:cantSplit/>
+        </w:trPr>
         <w:tc>
           <w:tcPr>
             <w:tcW w:type="dxa" w:w="1134"/>
@@ -9810,6 +10357,9 @@
         </w:tc>
       </w:tr>
       <w:tr>
+        <w:trPr>
+          <w:cantSplit/>
+        </w:trPr>
         <w:tc>
           <w:tcPr>
             <w:tcW w:type="dxa" w:w="1134"/>
@@ -9876,6 +10426,9 @@
         </w:tc>
       </w:tr>
       <w:tr>
+        <w:trPr>
+          <w:cantSplit/>
+        </w:trPr>
         <w:tc>
           <w:tcPr>
             <w:tcW w:type="dxa" w:w="1134"/>
@@ -9942,6 +10495,9 @@
         </w:tc>
       </w:tr>
       <w:tr>
+        <w:trPr>
+          <w:cantSplit/>
+        </w:trPr>
         <w:tc>
           <w:tcPr>
             <w:tcW w:type="dxa" w:w="1134"/>
@@ -10007,6 +10563,7 @@
     </w:tbl>
     <w:p>
       <w:pPr>
+        <w:keepNext/>
         <w:spacing w:before="260" w:after="80"/>
       </w:pPr>
       <w:r>
@@ -10022,6 +10579,7 @@
     </w:p>
     <w:p>
       <w:pPr>
+        <w:keepNext/>
         <w:spacing w:after="60" w:line="324" w:lineRule="auto"/>
         <w:ind w:left="283"/>
       </w:pPr>
@@ -10048,6 +10606,9 @@
         <w:gridCol w:w="3214"/>
       </w:tblGrid>
       <w:tr>
+        <w:trPr>
+          <w:cantSplit/>
+        </w:trPr>
         <w:tc>
           <w:tcPr>
             <w:tcW w:type="dxa" w:w="2835"/>
@@ -10055,6 +10616,7 @@
           </w:tcPr>
           <w:p>
             <w:pPr>
+              <w:keepNext/>
               <w:spacing w:after="0"/>
             </w:pPr>
             <w:r/>
@@ -10077,6 +10639,7 @@
           </w:tcPr>
           <w:p>
             <w:pPr>
+              <w:keepNext/>
               <w:spacing w:after="0"/>
             </w:pPr>
             <w:r/>
@@ -10099,6 +10662,7 @@
           </w:tcPr>
           <w:p>
             <w:pPr>
+              <w:keepNext/>
               <w:spacing w:after="0"/>
             </w:pPr>
             <w:r/>
@@ -10116,12 +10680,16 @@
         </w:tc>
       </w:tr>
       <w:tr>
+        <w:trPr>
+          <w:cantSplit/>
+        </w:trPr>
         <w:tc>
           <w:tcPr>
             <w:tcW w:type="dxa" w:w="2835"/>
           </w:tcPr>
           <w:p>
             <w:pPr>
+              <w:keepNext/>
               <w:spacing w:after="0" w:line="300" w:lineRule="auto"/>
             </w:pPr>
             <w:r/>
@@ -10142,6 +10710,7 @@
           </w:tcPr>
           <w:p>
             <w:pPr>
+              <w:keepNext/>
               <w:spacing w:after="0" w:line="300" w:lineRule="auto"/>
             </w:pPr>
             <w:r/>
@@ -10162,6 +10731,7 @@
           </w:tcPr>
           <w:p>
             <w:pPr>
+              <w:keepNext/>
               <w:spacing w:after="0" w:line="300" w:lineRule="auto"/>
               <w:jc w:val="center"/>
             </w:pPr>
@@ -10179,12 +10749,16 @@
         </w:tc>
       </w:tr>
       <w:tr>
+        <w:trPr>
+          <w:cantSplit/>
+        </w:trPr>
         <w:tc>
           <w:tcPr>
             <w:tcW w:type="dxa" w:w="2835"/>
           </w:tcPr>
           <w:p>
             <w:pPr>
+              <w:keepNext/>
               <w:spacing w:after="0" w:line="300" w:lineRule="auto"/>
             </w:pPr>
             <w:r/>
@@ -10205,6 +10779,7 @@
           </w:tcPr>
           <w:p>
             <w:pPr>
+              <w:keepNext/>
               <w:spacing w:after="0" w:line="300" w:lineRule="auto"/>
             </w:pPr>
             <w:r/>
@@ -10225,6 +10800,7 @@
           </w:tcPr>
           <w:p>
             <w:pPr>
+              <w:keepNext/>
               <w:spacing w:after="0" w:line="300" w:lineRule="auto"/>
               <w:jc w:val="center"/>
             </w:pPr>
@@ -10242,12 +10818,16 @@
         </w:tc>
       </w:tr>
       <w:tr>
+        <w:trPr>
+          <w:cantSplit/>
+        </w:trPr>
         <w:tc>
           <w:tcPr>
             <w:tcW w:type="dxa" w:w="2835"/>
           </w:tcPr>
           <w:p>
             <w:pPr>
+              <w:keepNext/>
               <w:spacing w:after="0" w:line="300" w:lineRule="auto"/>
             </w:pPr>
             <w:r/>
@@ -10268,6 +10848,7 @@
           </w:tcPr>
           <w:p>
             <w:pPr>
+              <w:keepNext/>
               <w:spacing w:after="0" w:line="300" w:lineRule="auto"/>
             </w:pPr>
             <w:r/>
@@ -10288,6 +10869,7 @@
           </w:tcPr>
           <w:p>
             <w:pPr>
+              <w:keepNext/>
               <w:spacing w:after="0" w:line="300" w:lineRule="auto"/>
               <w:jc w:val="center"/>
             </w:pPr>
@@ -10305,12 +10887,16 @@
         </w:tc>
       </w:tr>
       <w:tr>
+        <w:trPr>
+          <w:cantSplit/>
+        </w:trPr>
         <w:tc>
           <w:tcPr>
             <w:tcW w:type="dxa" w:w="2835"/>
           </w:tcPr>
           <w:p>
             <w:pPr>
+              <w:keepNext/>
               <w:spacing w:after="0" w:line="300" w:lineRule="auto"/>
             </w:pPr>
             <w:r/>
@@ -10331,6 +10917,7 @@
           </w:tcPr>
           <w:p>
             <w:pPr>
+              <w:keepNext/>
               <w:spacing w:after="0" w:line="300" w:lineRule="auto"/>
             </w:pPr>
             <w:r/>
@@ -10351,6 +10938,7 @@
           </w:tcPr>
           <w:p>
             <w:pPr>
+              <w:keepNext/>
               <w:spacing w:after="0" w:line="300" w:lineRule="auto"/>
               <w:jc w:val="center"/>
             </w:pPr>
@@ -10368,12 +10956,16 @@
         </w:tc>
       </w:tr>
       <w:tr>
+        <w:trPr>
+          <w:cantSplit/>
+        </w:trPr>
         <w:tc>
           <w:tcPr>
             <w:tcW w:type="dxa" w:w="2835"/>
           </w:tcPr>
           <w:p>
             <w:pPr>
+              <w:keepNext/>
               <w:spacing w:after="0" w:line="300" w:lineRule="auto"/>
             </w:pPr>
             <w:r/>
@@ -10394,6 +10986,7 @@
           </w:tcPr>
           <w:p>
             <w:pPr>
+              <w:keepNext/>
               <w:spacing w:after="0" w:line="300" w:lineRule="auto"/>
             </w:pPr>
             <w:r/>
@@ -10414,6 +11007,7 @@
           </w:tcPr>
           <w:p>
             <w:pPr>
+              <w:keepNext/>
               <w:spacing w:after="0" w:line="300" w:lineRule="auto"/>
               <w:jc w:val="center"/>
             </w:pPr>
@@ -10431,12 +11025,16 @@
         </w:tc>
       </w:tr>
       <w:tr>
+        <w:trPr>
+          <w:cantSplit/>
+        </w:trPr>
         <w:tc>
           <w:tcPr>
             <w:tcW w:type="dxa" w:w="2835"/>
           </w:tcPr>
           <w:p>
             <w:pPr>
+              <w:keepNext/>
               <w:spacing w:after="0" w:line="300" w:lineRule="auto"/>
             </w:pPr>
             <w:r/>
@@ -10457,6 +11055,7 @@
           </w:tcPr>
           <w:p>
             <w:pPr>
+              <w:keepNext/>
               <w:spacing w:after="0" w:line="300" w:lineRule="auto"/>
             </w:pPr>
             <w:r/>
@@ -10477,6 +11076,7 @@
           </w:tcPr>
           <w:p>
             <w:pPr>
+              <w:keepNext/>
               <w:spacing w:after="0" w:line="300" w:lineRule="auto"/>
               <w:jc w:val="center"/>
             </w:pPr>
@@ -10494,12 +11094,16 @@
         </w:tc>
       </w:tr>
       <w:tr>
+        <w:trPr>
+          <w:cantSplit/>
+        </w:trPr>
         <w:tc>
           <w:tcPr>
             <w:tcW w:type="dxa" w:w="2835"/>
           </w:tcPr>
           <w:p>
             <w:pPr>
+              <w:keepNext/>
               <w:spacing w:after="0" w:line="300" w:lineRule="auto"/>
             </w:pPr>
             <w:r/>
@@ -10520,6 +11124,7 @@
           </w:tcPr>
           <w:p>
             <w:pPr>
+              <w:keepNext/>
               <w:spacing w:after="0" w:line="300" w:lineRule="auto"/>
             </w:pPr>
             <w:r/>
@@ -10540,6 +11145,7 @@
           </w:tcPr>
           <w:p>
             <w:pPr>
+              <w:keepNext/>
               <w:spacing w:after="0" w:line="300" w:lineRule="auto"/>
               <w:jc w:val="center"/>
             </w:pPr>
@@ -10557,12 +11163,16 @@
         </w:tc>
       </w:tr>
       <w:tr>
+        <w:trPr>
+          <w:cantSplit/>
+        </w:trPr>
         <w:tc>
           <w:tcPr>
             <w:tcW w:type="dxa" w:w="2835"/>
           </w:tcPr>
           <w:p>
             <w:pPr>
+              <w:keepNext/>
               <w:spacing w:after="0" w:line="300" w:lineRule="auto"/>
             </w:pPr>
             <w:r/>
@@ -10583,6 +11193,7 @@
           </w:tcPr>
           <w:p>
             <w:pPr>
+              <w:keepNext/>
               <w:spacing w:after="0" w:line="300" w:lineRule="auto"/>
             </w:pPr>
             <w:r/>
@@ -10603,6 +11214,7 @@
           </w:tcPr>
           <w:p>
             <w:pPr>
+              <w:keepNext/>
               <w:spacing w:after="0" w:line="300" w:lineRule="auto"/>
               <w:jc w:val="center"/>
             </w:pPr>
@@ -10620,6 +11232,9 @@
         </w:tc>
       </w:tr>
       <w:tr>
+        <w:trPr>
+          <w:cantSplit/>
+        </w:trPr>
         <w:tc>
           <w:tcPr>
             <w:tcW w:type="dxa" w:w="2835"/>
@@ -10701,6 +11316,7 @@
     </w:p>
     <w:p>
       <w:pPr>
+        <w:keepNext/>
         <w:spacing w:before="260" w:after="80"/>
       </w:pPr>
       <w:r>
@@ -10716,6 +11332,7 @@
     </w:p>
     <w:p>
       <w:pPr>
+        <w:keepNext/>
         <w:spacing w:after="60" w:line="324" w:lineRule="auto"/>
         <w:ind w:left="283"/>
       </w:pPr>
@@ -10743,6 +11360,10 @@
         <w:gridCol w:w="2410"/>
       </w:tblGrid>
       <w:tr>
+        <w:trPr>
+          <w:tblHeader w:val="true"/>
+          <w:cantSplit/>
+        </w:trPr>
         <w:tc>
           <w:tcPr>
             <w:tcW w:type="dxa" w:w="907"/>
@@ -10750,6 +11371,7 @@
           </w:tcPr>
           <w:p>
             <w:pPr>
+              <w:keepNext/>
               <w:spacing w:after="0"/>
             </w:pPr>
             <w:r/>
@@ -10772,6 +11394,7 @@
           </w:tcPr>
           <w:p>
             <w:pPr>
+              <w:keepNext/>
               <w:spacing w:after="0"/>
             </w:pPr>
             <w:r/>
@@ -10794,6 +11417,7 @@
           </w:tcPr>
           <w:p>
             <w:pPr>
+              <w:keepNext/>
               <w:spacing w:after="0"/>
             </w:pPr>
             <w:r/>
@@ -10816,6 +11440,7 @@
           </w:tcPr>
           <w:p>
             <w:pPr>
+              <w:keepNext/>
               <w:spacing w:after="0"/>
             </w:pPr>
             <w:r/>
@@ -10833,12 +11458,16 @@
         </w:tc>
       </w:tr>
       <w:tr>
+        <w:trPr>
+          <w:cantSplit/>
+        </w:trPr>
         <w:tc>
           <w:tcPr>
             <w:tcW w:type="dxa" w:w="907"/>
           </w:tcPr>
           <w:p>
             <w:pPr>
+              <w:keepNext/>
               <w:spacing w:after="0" w:line="300" w:lineRule="auto"/>
               <w:jc w:val="center"/>
             </w:pPr>
@@ -10860,6 +11489,7 @@
           </w:tcPr>
           <w:p>
             <w:pPr>
+              <w:keepNext/>
               <w:spacing w:after="0" w:line="300" w:lineRule="auto"/>
             </w:pPr>
             <w:r/>
@@ -10880,6 +11510,7 @@
           </w:tcPr>
           <w:p>
             <w:pPr>
+              <w:keepNext/>
               <w:spacing w:after="0" w:line="300" w:lineRule="auto"/>
             </w:pPr>
             <w:r/>
@@ -10900,6 +11531,7 @@
           </w:tcPr>
           <w:p>
             <w:pPr>
+              <w:keepNext/>
               <w:spacing w:after="0" w:line="300" w:lineRule="auto"/>
             </w:pPr>
             <w:r/>
@@ -10916,12 +11548,16 @@
         </w:tc>
       </w:tr>
       <w:tr>
+        <w:trPr>
+          <w:cantSplit/>
+        </w:trPr>
         <w:tc>
           <w:tcPr>
             <w:tcW w:type="dxa" w:w="907"/>
           </w:tcPr>
           <w:p>
             <w:pPr>
+              <w:keepNext/>
               <w:spacing w:after="0" w:line="300" w:lineRule="auto"/>
               <w:jc w:val="center"/>
             </w:pPr>
@@ -10943,6 +11579,7 @@
           </w:tcPr>
           <w:p>
             <w:pPr>
+              <w:keepNext/>
               <w:spacing w:after="0" w:line="300" w:lineRule="auto"/>
             </w:pPr>
             <w:r/>
@@ -10963,6 +11600,7 @@
           </w:tcPr>
           <w:p>
             <w:pPr>
+              <w:keepNext/>
               <w:spacing w:after="0" w:line="300" w:lineRule="auto"/>
             </w:pPr>
             <w:r/>
@@ -10983,6 +11621,7 @@
           </w:tcPr>
           <w:p>
             <w:pPr>
+              <w:keepNext/>
               <w:spacing w:after="0" w:line="300" w:lineRule="auto"/>
             </w:pPr>
             <w:r/>
@@ -10999,12 +11638,16 @@
         </w:tc>
       </w:tr>
       <w:tr>
+        <w:trPr>
+          <w:cantSplit/>
+        </w:trPr>
         <w:tc>
           <w:tcPr>
             <w:tcW w:type="dxa" w:w="907"/>
           </w:tcPr>
           <w:p>
             <w:pPr>
+              <w:keepNext/>
               <w:spacing w:after="0" w:line="300" w:lineRule="auto"/>
               <w:jc w:val="center"/>
             </w:pPr>
@@ -11026,6 +11669,7 @@
           </w:tcPr>
           <w:p>
             <w:pPr>
+              <w:keepNext/>
               <w:spacing w:after="0" w:line="300" w:lineRule="auto"/>
             </w:pPr>
             <w:r/>
@@ -11046,6 +11690,7 @@
           </w:tcPr>
           <w:p>
             <w:pPr>
+              <w:keepNext/>
               <w:spacing w:after="0" w:line="300" w:lineRule="auto"/>
             </w:pPr>
             <w:r/>
@@ -11066,6 +11711,7 @@
           </w:tcPr>
           <w:p>
             <w:pPr>
+              <w:keepNext/>
               <w:spacing w:after="0" w:line="300" w:lineRule="auto"/>
             </w:pPr>
             <w:r/>
@@ -11082,12 +11728,16 @@
         </w:tc>
       </w:tr>
       <w:tr>
+        <w:trPr>
+          <w:cantSplit/>
+        </w:trPr>
         <w:tc>
           <w:tcPr>
             <w:tcW w:type="dxa" w:w="907"/>
           </w:tcPr>
           <w:p>
             <w:pPr>
+              <w:keepNext/>
               <w:spacing w:after="0" w:line="300" w:lineRule="auto"/>
               <w:jc w:val="center"/>
             </w:pPr>
@@ -11109,6 +11759,7 @@
           </w:tcPr>
           <w:p>
             <w:pPr>
+              <w:keepNext/>
               <w:spacing w:after="0" w:line="300" w:lineRule="auto"/>
             </w:pPr>
             <w:r/>
@@ -11129,6 +11780,7 @@
           </w:tcPr>
           <w:p>
             <w:pPr>
+              <w:keepNext/>
               <w:spacing w:after="0" w:line="300" w:lineRule="auto"/>
             </w:pPr>
             <w:r/>
@@ -11149,6 +11801,7 @@
           </w:tcPr>
           <w:p>
             <w:pPr>
+              <w:keepNext/>
               <w:spacing w:after="0" w:line="300" w:lineRule="auto"/>
             </w:pPr>
             <w:r/>
@@ -11165,12 +11818,16 @@
         </w:tc>
       </w:tr>
       <w:tr>
+        <w:trPr>
+          <w:cantSplit/>
+        </w:trPr>
         <w:tc>
           <w:tcPr>
             <w:tcW w:type="dxa" w:w="907"/>
           </w:tcPr>
           <w:p>
             <w:pPr>
+              <w:keepNext/>
               <w:spacing w:after="0" w:line="300" w:lineRule="auto"/>
               <w:jc w:val="center"/>
             </w:pPr>
@@ -11192,6 +11849,7 @@
           </w:tcPr>
           <w:p>
             <w:pPr>
+              <w:keepNext/>
               <w:spacing w:after="0" w:line="300" w:lineRule="auto"/>
             </w:pPr>
             <w:r/>
@@ -11212,6 +11870,7 @@
           </w:tcPr>
           <w:p>
             <w:pPr>
+              <w:keepNext/>
               <w:spacing w:after="0" w:line="300" w:lineRule="auto"/>
             </w:pPr>
             <w:r/>
@@ -11232,6 +11891,7 @@
           </w:tcPr>
           <w:p>
             <w:pPr>
+              <w:keepNext/>
               <w:spacing w:after="0" w:line="300" w:lineRule="auto"/>
             </w:pPr>
             <w:r/>
@@ -11248,12 +11908,16 @@
         </w:tc>
       </w:tr>
       <w:tr>
+        <w:trPr>
+          <w:cantSplit/>
+        </w:trPr>
         <w:tc>
           <w:tcPr>
             <w:tcW w:type="dxa" w:w="907"/>
           </w:tcPr>
           <w:p>
             <w:pPr>
+              <w:keepNext/>
               <w:spacing w:after="0" w:line="300" w:lineRule="auto"/>
               <w:jc w:val="center"/>
             </w:pPr>
@@ -11275,6 +11939,7 @@
           </w:tcPr>
           <w:p>
             <w:pPr>
+              <w:keepNext/>
               <w:spacing w:after="0" w:line="300" w:lineRule="auto"/>
             </w:pPr>
             <w:r/>
@@ -11295,6 +11960,7 @@
           </w:tcPr>
           <w:p>
             <w:pPr>
+              <w:keepNext/>
               <w:spacing w:after="0" w:line="300" w:lineRule="auto"/>
             </w:pPr>
             <w:r/>
@@ -11315,6 +11981,7 @@
           </w:tcPr>
           <w:p>
             <w:pPr>
+              <w:keepNext/>
               <w:spacing w:after="0" w:line="300" w:lineRule="auto"/>
             </w:pPr>
             <w:r/>
@@ -11331,12 +11998,16 @@
         </w:tc>
       </w:tr>
       <w:tr>
+        <w:trPr>
+          <w:cantSplit/>
+        </w:trPr>
         <w:tc>
           <w:tcPr>
             <w:tcW w:type="dxa" w:w="907"/>
           </w:tcPr>
           <w:p>
             <w:pPr>
+              <w:keepNext/>
               <w:spacing w:after="0" w:line="300" w:lineRule="auto"/>
               <w:jc w:val="center"/>
             </w:pPr>
@@ -11358,6 +12029,7 @@
           </w:tcPr>
           <w:p>
             <w:pPr>
+              <w:keepNext/>
               <w:spacing w:after="0" w:line="300" w:lineRule="auto"/>
             </w:pPr>
             <w:r/>
@@ -11378,6 +12050,7 @@
           </w:tcPr>
           <w:p>
             <w:pPr>
+              <w:keepNext/>
               <w:spacing w:after="0" w:line="300" w:lineRule="auto"/>
             </w:pPr>
             <w:r/>
@@ -11398,6 +12071,7 @@
           </w:tcPr>
           <w:p>
             <w:pPr>
+              <w:keepNext/>
               <w:spacing w:after="0" w:line="300" w:lineRule="auto"/>
             </w:pPr>
             <w:r/>
@@ -11414,12 +12088,16 @@
         </w:tc>
       </w:tr>
       <w:tr>
+        <w:trPr>
+          <w:cantSplit/>
+        </w:trPr>
         <w:tc>
           <w:tcPr>
             <w:tcW w:type="dxa" w:w="907"/>
           </w:tcPr>
           <w:p>
             <w:pPr>
+              <w:keepNext/>
               <w:spacing w:after="0" w:line="300" w:lineRule="auto"/>
               <w:jc w:val="center"/>
             </w:pPr>
@@ -11441,6 +12119,7 @@
           </w:tcPr>
           <w:p>
             <w:pPr>
+              <w:keepNext/>
               <w:spacing w:after="0" w:line="300" w:lineRule="auto"/>
             </w:pPr>
             <w:r/>
@@ -11461,6 +12140,7 @@
           </w:tcPr>
           <w:p>
             <w:pPr>
+              <w:keepNext/>
               <w:spacing w:after="0" w:line="300" w:lineRule="auto"/>
             </w:pPr>
             <w:r/>
@@ -11481,6 +12161,7 @@
           </w:tcPr>
           <w:p>
             <w:pPr>
+              <w:keepNext/>
               <w:spacing w:after="0" w:line="300" w:lineRule="auto"/>
             </w:pPr>
             <w:r/>
@@ -11497,12 +12178,16 @@
         </w:tc>
       </w:tr>
       <w:tr>
+        <w:trPr>
+          <w:cantSplit/>
+        </w:trPr>
         <w:tc>
           <w:tcPr>
             <w:tcW w:type="dxa" w:w="907"/>
           </w:tcPr>
           <w:p>
             <w:pPr>
+              <w:keepNext/>
               <w:spacing w:after="0" w:line="300" w:lineRule="auto"/>
               <w:jc w:val="center"/>
             </w:pPr>
@@ -11524,6 +12209,7 @@
           </w:tcPr>
           <w:p>
             <w:pPr>
+              <w:keepNext/>
               <w:spacing w:after="0" w:line="300" w:lineRule="auto"/>
             </w:pPr>
             <w:r/>
@@ -11544,6 +12230,7 @@
           </w:tcPr>
           <w:p>
             <w:pPr>
+              <w:keepNext/>
               <w:spacing w:after="0" w:line="300" w:lineRule="auto"/>
             </w:pPr>
             <w:r/>
@@ -11564,6 +12251,7 @@
           </w:tcPr>
           <w:p>
             <w:pPr>
+              <w:keepNext/>
               <w:spacing w:after="0" w:line="300" w:lineRule="auto"/>
             </w:pPr>
             <w:r/>
@@ -11580,12 +12268,16 @@
         </w:tc>
       </w:tr>
       <w:tr>
+        <w:trPr>
+          <w:cantSplit/>
+        </w:trPr>
         <w:tc>
           <w:tcPr>
             <w:tcW w:type="dxa" w:w="907"/>
           </w:tcPr>
           <w:p>
             <w:pPr>
+              <w:keepNext/>
               <w:spacing w:after="0" w:line="300" w:lineRule="auto"/>
               <w:jc w:val="center"/>
             </w:pPr>
@@ -11607,6 +12299,7 @@
           </w:tcPr>
           <w:p>
             <w:pPr>
+              <w:keepNext/>
               <w:spacing w:after="0" w:line="300" w:lineRule="auto"/>
             </w:pPr>
             <w:r/>
@@ -11627,6 +12320,7 @@
           </w:tcPr>
           <w:p>
             <w:pPr>
+              <w:keepNext/>
               <w:spacing w:after="0" w:line="300" w:lineRule="auto"/>
             </w:pPr>
             <w:r/>
@@ -11647,6 +12341,7 @@
           </w:tcPr>
           <w:p>
             <w:pPr>
+              <w:keepNext/>
               <w:spacing w:after="0" w:line="300" w:lineRule="auto"/>
             </w:pPr>
             <w:r/>
@@ -11663,12 +12358,16 @@
         </w:tc>
       </w:tr>
       <w:tr>
+        <w:trPr>
+          <w:cantSplit/>
+        </w:trPr>
         <w:tc>
           <w:tcPr>
             <w:tcW w:type="dxa" w:w="907"/>
           </w:tcPr>
           <w:p>
             <w:pPr>
+              <w:keepNext/>
               <w:spacing w:after="0" w:line="300" w:lineRule="auto"/>
               <w:jc w:val="center"/>
             </w:pPr>
@@ -11690,6 +12389,7 @@
           </w:tcPr>
           <w:p>
             <w:pPr>
+              <w:keepNext/>
               <w:spacing w:after="0" w:line="300" w:lineRule="auto"/>
             </w:pPr>
             <w:r/>
@@ -11710,6 +12410,7 @@
           </w:tcPr>
           <w:p>
             <w:pPr>
+              <w:keepNext/>
               <w:spacing w:after="0" w:line="300" w:lineRule="auto"/>
             </w:pPr>
             <w:r/>
@@ -11730,6 +12431,7 @@
           </w:tcPr>
           <w:p>
             <w:pPr>
+              <w:keepNext/>
               <w:spacing w:after="0" w:line="300" w:lineRule="auto"/>
             </w:pPr>
             <w:r/>
@@ -11746,6 +12448,9 @@
         </w:tc>
       </w:tr>
       <w:tr>
+        <w:trPr>
+          <w:cantSplit/>
+        </w:trPr>
         <w:tc>
           <w:tcPr>
             <w:tcW w:type="dxa" w:w="907"/>
@@ -11831,6 +12536,7 @@
     </w:tbl>
     <w:p>
       <w:pPr>
+        <w:keepNext/>
         <w:pageBreakBefore/>
         <w:spacing w:before="400" w:after="200"/>
         <w:pBdr>
@@ -11850,6 +12556,7 @@
     </w:p>
     <w:p>
       <w:pPr>
+        <w:keepNext/>
         <w:spacing w:before="260" w:after="80"/>
       </w:pPr>
       <w:r>
@@ -11877,6 +12584,9 @@
         <w:gridCol w:w="2410"/>
       </w:tblGrid>
       <w:tr>
+        <w:trPr>
+          <w:cantSplit/>
+        </w:trPr>
         <w:tc>
           <w:tcPr>
             <w:tcW w:type="dxa" w:w="2948"/>
@@ -11971,6 +12681,9 @@
         </w:tc>
       </w:tr>
       <w:tr>
+        <w:trPr>
+          <w:cantSplit/>
+        </w:trPr>
         <w:tc>
           <w:tcPr>
             <w:tcW w:type="dxa" w:w="2948"/>
@@ -12059,6 +12772,9 @@
         </w:tc>
       </w:tr>
       <w:tr>
+        <w:trPr>
+          <w:cantSplit/>
+        </w:trPr>
         <w:tc>
           <w:tcPr>
             <w:tcW w:type="dxa" w:w="2948"/>
@@ -12147,6 +12863,9 @@
         </w:tc>
       </w:tr>
       <w:tr>
+        <w:trPr>
+          <w:cantSplit/>
+        </w:trPr>
         <w:tc>
           <w:tcPr>
             <w:tcW w:type="dxa" w:w="2948"/>
@@ -12235,6 +12954,9 @@
         </w:tc>
       </w:tr>
       <w:tr>
+        <w:trPr>
+          <w:cantSplit/>
+        </w:trPr>
         <w:tc>
           <w:tcPr>
             <w:tcW w:type="dxa" w:w="2948"/>
@@ -12323,6 +13045,9 @@
         </w:tc>
       </w:tr>
       <w:tr>
+        <w:trPr>
+          <w:cantSplit/>
+        </w:trPr>
         <w:tc>
           <w:tcPr>
             <w:tcW w:type="dxa" w:w="2948"/>
@@ -12411,6 +13136,9 @@
         </w:tc>
       </w:tr>
       <w:tr>
+        <w:trPr>
+          <w:cantSplit/>
+        </w:trPr>
         <w:tc>
           <w:tcPr>
             <w:tcW w:type="dxa" w:w="2948"/>
@@ -12497,6 +13225,7 @@
     </w:tbl>
     <w:p>
       <w:pPr>
+        <w:keepNext/>
         <w:spacing w:after="120"/>
         <w:ind w:left="283"/>
       </w:pPr>
@@ -12513,6 +13242,7 @@
     </w:p>
     <w:p>
       <w:pPr>
+        <w:keepNext/>
         <w:spacing w:before="260" w:after="80"/>
       </w:pPr>
       <w:r>
@@ -12540,6 +13270,9 @@
         <w:gridCol w:w="2410"/>
       </w:tblGrid>
       <w:tr>
+        <w:trPr>
+          <w:cantSplit/>
+        </w:trPr>
         <w:tc>
           <w:tcPr>
             <w:tcW w:type="dxa" w:w="2041"/>
@@ -12634,6 +13367,9 @@
         </w:tc>
       </w:tr>
       <w:tr>
+        <w:trPr>
+          <w:cantSplit/>
+        </w:trPr>
         <w:tc>
           <w:tcPr>
             <w:tcW w:type="dxa" w:w="2041"/>
@@ -12719,6 +13455,7 @@
     </w:tbl>
     <w:p>
       <w:pPr>
+        <w:keepNext/>
         <w:spacing w:before="260" w:after="80"/>
       </w:pPr>
       <w:r>
@@ -12734,6 +13471,7 @@
     </w:p>
     <w:p>
       <w:pPr>
+        <w:keepNext/>
         <w:spacing w:after="60" w:line="324" w:lineRule="auto"/>
         <w:ind w:left="283"/>
       </w:pPr>
@@ -12744,7 +13482,7 @@
           <w:sz w:val="19"/>
           <w:rFonts w:eastAsia="맑은 고딕"/>
         </w:rPr>
-        <w:t>2026. 8. 25. 운영데이터베이스 정확 집계 결과는 다음과 같음. 시험·시연용 자료는 집계에서 제외함.</w:t>
+        <w:t>2026. 9. 6. 운영데이터베이스 정확 집계 결과는 다음과 같음. 시험·시연용 자료는 집계에서 제외함.</w:t>
       </w:r>
     </w:p>
     <w:tbl>
@@ -12761,6 +13499,10 @@
         <w:gridCol w:w="2410"/>
       </w:tblGrid>
       <w:tr>
+        <w:trPr>
+          <w:tblHeader w:val="true"/>
+          <w:cantSplit/>
+        </w:trPr>
         <w:tc>
           <w:tcPr>
             <w:tcW w:type="dxa" w:w="1474"/>
@@ -12768,6 +13510,7 @@
           </w:tcPr>
           <w:p>
             <w:pPr>
+              <w:keepNext/>
               <w:spacing w:after="0"/>
             </w:pPr>
             <w:r/>
@@ -12790,6 +13533,7 @@
           </w:tcPr>
           <w:p>
             <w:pPr>
+              <w:keepNext/>
               <w:spacing w:after="0"/>
             </w:pPr>
             <w:r/>
@@ -12812,6 +13556,7 @@
           </w:tcPr>
           <w:p>
             <w:pPr>
+              <w:keepNext/>
               <w:spacing w:after="0"/>
             </w:pPr>
             <w:r/>
@@ -12834,6 +13579,7 @@
           </w:tcPr>
           <w:p>
             <w:pPr>
+              <w:keepNext/>
               <w:spacing w:after="0"/>
             </w:pPr>
             <w:r/>
@@ -12851,12 +13597,16 @@
         </w:tc>
       </w:tr>
       <w:tr>
+        <w:trPr>
+          <w:cantSplit/>
+        </w:trPr>
         <w:tc>
           <w:tcPr>
             <w:tcW w:type="dxa" w:w="1474"/>
           </w:tcPr>
           <w:p>
             <w:pPr>
+              <w:keepNext/>
               <w:spacing w:after="0" w:line="300" w:lineRule="auto"/>
             </w:pPr>
             <w:r/>
@@ -12877,6 +13627,7 @@
           </w:tcPr>
           <w:p>
             <w:pPr>
+              <w:keepNext/>
               <w:spacing w:after="0" w:line="300" w:lineRule="auto"/>
             </w:pPr>
             <w:r/>
@@ -12897,6 +13648,7 @@
           </w:tcPr>
           <w:p>
             <w:pPr>
+              <w:keepNext/>
               <w:spacing w:after="0" w:line="300" w:lineRule="auto"/>
               <w:jc w:val="center"/>
             </w:pPr>
@@ -12918,6 +13670,7 @@
           </w:tcPr>
           <w:p>
             <w:pPr>
+              <w:keepNext/>
               <w:spacing w:after="0" w:line="300" w:lineRule="auto"/>
             </w:pPr>
             <w:r/>
@@ -12934,12 +13687,16 @@
         </w:tc>
       </w:tr>
       <w:tr>
+        <w:trPr>
+          <w:cantSplit/>
+        </w:trPr>
         <w:tc>
           <w:tcPr>
             <w:tcW w:type="dxa" w:w="1474"/>
           </w:tcPr>
           <w:p>
             <w:pPr>
+              <w:keepNext/>
               <w:spacing w:after="0" w:line="300" w:lineRule="auto"/>
             </w:pPr>
             <w:r/>
@@ -12960,6 +13717,7 @@
           </w:tcPr>
           <w:p>
             <w:pPr>
+              <w:keepNext/>
               <w:spacing w:after="0" w:line="300" w:lineRule="auto"/>
             </w:pPr>
             <w:r/>
@@ -12980,6 +13738,7 @@
           </w:tcPr>
           <w:p>
             <w:pPr>
+              <w:keepNext/>
               <w:spacing w:after="0" w:line="300" w:lineRule="auto"/>
               <w:jc w:val="center"/>
             </w:pPr>
@@ -12991,7 +13750,7 @@
                 <w:sz w:val="17"/>
                 <w:rFonts w:eastAsia="맑은 고딕"/>
               </w:rPr>
-              <w:t>297건</w:t>
+              <w:t>396건</w:t>
             </w:r>
           </w:p>
         </w:tc>
@@ -13001,6 +13760,7 @@
           </w:tcPr>
           <w:p>
             <w:pPr>
+              <w:keepNext/>
               <w:spacing w:after="0" w:line="300" w:lineRule="auto"/>
             </w:pPr>
             <w:r/>
@@ -13011,18 +13771,22 @@
                 <w:sz w:val="17"/>
                 <w:rFonts w:eastAsia="맑은 고딕"/>
               </w:rPr>
-              <w:t>메시지 947건 · 시험 대화 정리 후(2026. 8. 25.)</w:t>
+              <w:t>메시지 1,077건 · 시험 문의 제외(2026. 9. 6.)</w:t>
             </w:r>
           </w:p>
         </w:tc>
       </w:tr>
       <w:tr>
+        <w:trPr>
+          <w:cantSplit/>
+        </w:trPr>
         <w:tc>
           <w:tcPr>
             <w:tcW w:type="dxa" w:w="1474"/>
           </w:tcPr>
           <w:p>
             <w:pPr>
+              <w:keepNext/>
               <w:spacing w:after="0" w:line="300" w:lineRule="auto"/>
             </w:pPr>
             <w:r/>
@@ -13043,6 +13807,7 @@
           </w:tcPr>
           <w:p>
             <w:pPr>
+              <w:keepNext/>
               <w:spacing w:after="0" w:line="300" w:lineRule="auto"/>
             </w:pPr>
             <w:r/>
@@ -13063,6 +13828,7 @@
           </w:tcPr>
           <w:p>
             <w:pPr>
+              <w:keepNext/>
               <w:spacing w:after="0" w:line="300" w:lineRule="auto"/>
               <w:jc w:val="center"/>
             </w:pPr>
@@ -13084,6 +13850,7 @@
           </w:tcPr>
           <w:p>
             <w:pPr>
+              <w:keepNext/>
               <w:spacing w:after="0" w:line="300" w:lineRule="auto"/>
             </w:pPr>
             <w:r/>
@@ -13100,12 +13867,16 @@
         </w:tc>
       </w:tr>
       <w:tr>
+        <w:trPr>
+          <w:cantSplit/>
+        </w:trPr>
         <w:tc>
           <w:tcPr>
             <w:tcW w:type="dxa" w:w="1474"/>
           </w:tcPr>
           <w:p>
             <w:pPr>
+              <w:keepNext/>
               <w:spacing w:after="0" w:line="300" w:lineRule="auto"/>
             </w:pPr>
             <w:r/>
@@ -13126,6 +13897,7 @@
           </w:tcPr>
           <w:p>
             <w:pPr>
+              <w:keepNext/>
               <w:spacing w:after="0" w:line="300" w:lineRule="auto"/>
             </w:pPr>
             <w:r/>
@@ -13146,6 +13918,7 @@
           </w:tcPr>
           <w:p>
             <w:pPr>
+              <w:keepNext/>
               <w:spacing w:after="0" w:line="300" w:lineRule="auto"/>
               <w:jc w:val="center"/>
             </w:pPr>
@@ -13167,6 +13940,7 @@
           </w:tcPr>
           <w:p>
             <w:pPr>
+              <w:keepNext/>
               <w:spacing w:after="0" w:line="300" w:lineRule="auto"/>
             </w:pPr>
             <w:r/>
@@ -13183,12 +13957,16 @@
         </w:tc>
       </w:tr>
       <w:tr>
+        <w:trPr>
+          <w:cantSplit/>
+        </w:trPr>
         <w:tc>
           <w:tcPr>
             <w:tcW w:type="dxa" w:w="1474"/>
           </w:tcPr>
           <w:p>
             <w:pPr>
+              <w:keepNext/>
               <w:spacing w:after="0" w:line="300" w:lineRule="auto"/>
             </w:pPr>
             <w:r/>
@@ -13209,6 +13987,7 @@
           </w:tcPr>
           <w:p>
             <w:pPr>
+              <w:keepNext/>
               <w:spacing w:after="0" w:line="300" w:lineRule="auto"/>
             </w:pPr>
             <w:r/>
@@ -13229,6 +14008,7 @@
           </w:tcPr>
           <w:p>
             <w:pPr>
+              <w:keepNext/>
               <w:spacing w:after="0" w:line="300" w:lineRule="auto"/>
               <w:jc w:val="center"/>
             </w:pPr>
@@ -13240,7 +14020,7 @@
                 <w:sz w:val="17"/>
                 <w:rFonts w:eastAsia="맑은 고딕"/>
               </w:rPr>
-              <w:t>6건</w:t>
+              <w:t>7건</w:t>
             </w:r>
           </w:p>
         </w:tc>
@@ -13250,6 +14030,7 @@
           </w:tcPr>
           <w:p>
             <w:pPr>
+              <w:keepNext/>
               <w:spacing w:after="0" w:line="300" w:lineRule="auto"/>
             </w:pPr>
             <w:r/>
@@ -13260,17 +14041,22 @@
                 <w:sz w:val="17"/>
                 <w:rFonts w:eastAsia="맑은 고딕"/>
               </w:rPr>
+              <w:t>이력 12건</w:t>
             </w:r>
           </w:p>
         </w:tc>
       </w:tr>
       <w:tr>
+        <w:trPr>
+          <w:cantSplit/>
+        </w:trPr>
         <w:tc>
           <w:tcPr>
             <w:tcW w:type="dxa" w:w="1474"/>
           </w:tcPr>
           <w:p>
             <w:pPr>
+              <w:keepNext/>
               <w:spacing w:after="0" w:line="300" w:lineRule="auto"/>
             </w:pPr>
             <w:r/>
@@ -13291,6 +14077,7 @@
           </w:tcPr>
           <w:p>
             <w:pPr>
+              <w:keepNext/>
               <w:spacing w:after="0" w:line="300" w:lineRule="auto"/>
             </w:pPr>
             <w:r/>
@@ -13311,6 +14098,7 @@
           </w:tcPr>
           <w:p>
             <w:pPr>
+              <w:keepNext/>
               <w:spacing w:after="0" w:line="300" w:lineRule="auto"/>
               <w:jc w:val="center"/>
             </w:pPr>
@@ -13332,6 +14120,7 @@
           </w:tcPr>
           <w:p>
             <w:pPr>
+              <w:keepNext/>
               <w:spacing w:after="0" w:line="300" w:lineRule="auto"/>
             </w:pPr>
             <w:r/>
@@ -13342,18 +14131,22 @@
                 <w:sz w:val="17"/>
                 <w:rFonts w:eastAsia="맑은 고딕"/>
               </w:rPr>
-              <w:t>확보 6건 전부 환자 전달 완료(요청 2건)</w:t>
+              <w:t>확보 6건 전부 환자 전달 완료(요청 3건)</w:t>
             </w:r>
           </w:p>
         </w:tc>
       </w:tr>
       <w:tr>
+        <w:trPr>
+          <w:cantSplit/>
+        </w:trPr>
         <w:tc>
           <w:tcPr>
             <w:tcW w:type="dxa" w:w="1474"/>
           </w:tcPr>
           <w:p>
             <w:pPr>
+              <w:keepNext/>
               <w:spacing w:after="0" w:line="300" w:lineRule="auto"/>
             </w:pPr>
             <w:r/>
@@ -13374,6 +14167,7 @@
           </w:tcPr>
           <w:p>
             <w:pPr>
+              <w:keepNext/>
               <w:spacing w:after="0" w:line="300" w:lineRule="auto"/>
             </w:pPr>
             <w:r/>
@@ -13394,6 +14188,7 @@
           </w:tcPr>
           <w:p>
             <w:pPr>
+              <w:keepNext/>
               <w:spacing w:after="0" w:line="300" w:lineRule="auto"/>
               <w:jc w:val="center"/>
             </w:pPr>
@@ -13415,6 +14210,7 @@
           </w:tcPr>
           <w:p>
             <w:pPr>
+              <w:keepNext/>
               <w:spacing w:after="0" w:line="300" w:lineRule="auto"/>
             </w:pPr>
             <w:r/>
@@ -13430,12 +14226,16 @@
         </w:tc>
       </w:tr>
       <w:tr>
+        <w:trPr>
+          <w:cantSplit/>
+        </w:trPr>
         <w:tc>
           <w:tcPr>
             <w:tcW w:type="dxa" w:w="1474"/>
           </w:tcPr>
           <w:p>
             <w:pPr>
+              <w:keepNext/>
               <w:spacing w:after="0" w:line="300" w:lineRule="auto"/>
             </w:pPr>
             <w:r/>
@@ -13456,6 +14256,7 @@
           </w:tcPr>
           <w:p>
             <w:pPr>
+              <w:keepNext/>
               <w:spacing w:after="0" w:line="300" w:lineRule="auto"/>
             </w:pPr>
             <w:r/>
@@ -13476,6 +14277,7 @@
           </w:tcPr>
           <w:p>
             <w:pPr>
+              <w:keepNext/>
               <w:spacing w:after="0" w:line="300" w:lineRule="auto"/>
               <w:jc w:val="center"/>
             </w:pPr>
@@ -13497,6 +14299,7 @@
           </w:tcPr>
           <w:p>
             <w:pPr>
+              <w:keepNext/>
               <w:spacing w:after="0" w:line="300" w:lineRule="auto"/>
             </w:pPr>
             <w:r/>
@@ -13513,12 +14316,16 @@
         </w:tc>
       </w:tr>
       <w:tr>
+        <w:trPr>
+          <w:cantSplit/>
+        </w:trPr>
         <w:tc>
           <w:tcPr>
             <w:tcW w:type="dxa" w:w="1474"/>
           </w:tcPr>
           <w:p>
             <w:pPr>
+              <w:keepNext/>
               <w:spacing w:after="0" w:line="300" w:lineRule="auto"/>
             </w:pPr>
             <w:r/>
@@ -13539,6 +14346,7 @@
           </w:tcPr>
           <w:p>
             <w:pPr>
+              <w:keepNext/>
               <w:spacing w:after="0" w:line="300" w:lineRule="auto"/>
             </w:pPr>
             <w:r/>
@@ -13559,6 +14367,7 @@
           </w:tcPr>
           <w:p>
             <w:pPr>
+              <w:keepNext/>
               <w:spacing w:after="0" w:line="300" w:lineRule="auto"/>
               <w:jc w:val="center"/>
             </w:pPr>
@@ -13580,6 +14389,7 @@
           </w:tcPr>
           <w:p>
             <w:pPr>
+              <w:keepNext/>
               <w:spacing w:after="0" w:line="300" w:lineRule="auto"/>
             </w:pPr>
             <w:r/>
@@ -13596,12 +14406,16 @@
         </w:tc>
       </w:tr>
       <w:tr>
+        <w:trPr>
+          <w:cantSplit/>
+        </w:trPr>
         <w:tc>
           <w:tcPr>
             <w:tcW w:type="dxa" w:w="1474"/>
           </w:tcPr>
           <w:p>
             <w:pPr>
+              <w:keepNext/>
               <w:spacing w:after="0" w:line="300" w:lineRule="auto"/>
             </w:pPr>
             <w:r/>
@@ -13622,6 +14436,7 @@
           </w:tcPr>
           <w:p>
             <w:pPr>
+              <w:keepNext/>
               <w:spacing w:after="0" w:line="300" w:lineRule="auto"/>
             </w:pPr>
             <w:r/>
@@ -13642,6 +14457,7 @@
           </w:tcPr>
           <w:p>
             <w:pPr>
+              <w:keepNext/>
               <w:spacing w:after="0" w:line="300" w:lineRule="auto"/>
               <w:jc w:val="center"/>
             </w:pPr>
@@ -13663,6 +14479,7 @@
           </w:tcPr>
           <w:p>
             <w:pPr>
+              <w:keepNext/>
               <w:spacing w:after="0" w:line="300" w:lineRule="auto"/>
             </w:pPr>
             <w:r/>
@@ -13679,12 +14496,16 @@
         </w:tc>
       </w:tr>
       <w:tr>
+        <w:trPr>
+          <w:cantSplit/>
+        </w:trPr>
         <w:tc>
           <w:tcPr>
             <w:tcW w:type="dxa" w:w="1474"/>
           </w:tcPr>
           <w:p>
             <w:pPr>
+              <w:keepNext/>
               <w:spacing w:after="0" w:line="300" w:lineRule="auto"/>
             </w:pPr>
             <w:r/>
@@ -13705,6 +14526,7 @@
           </w:tcPr>
           <w:p>
             <w:pPr>
+              <w:keepNext/>
               <w:spacing w:after="0" w:line="300" w:lineRule="auto"/>
             </w:pPr>
             <w:r/>
@@ -13725,6 +14547,7 @@
           </w:tcPr>
           <w:p>
             <w:pPr>
+              <w:keepNext/>
               <w:spacing w:after="0" w:line="300" w:lineRule="auto"/>
               <w:jc w:val="center"/>
             </w:pPr>
@@ -13736,7 +14559,7 @@
                 <w:sz w:val="17"/>
                 <w:rFonts w:eastAsia="맑은 고딕"/>
               </w:rPr>
-              <w:t>2건</w:t>
+              <w:t>22건</w:t>
             </w:r>
           </w:p>
         </w:tc>
@@ -13746,6 +14569,7 @@
           </w:tcPr>
           <w:p>
             <w:pPr>
+              <w:keepNext/>
               <w:spacing w:after="0" w:line="300" w:lineRule="auto"/>
             </w:pPr>
             <w:r/>
@@ -13756,17 +14580,22 @@
                 <w:sz w:val="17"/>
                 <w:rFonts w:eastAsia="맑은 고딕"/>
               </w:rPr>
+              <w:t>시연·점검 자료 포함(실환자 진입 대기)</w:t>
             </w:r>
           </w:p>
         </w:tc>
       </w:tr>
       <w:tr>
+        <w:trPr>
+          <w:cantSplit/>
+        </w:trPr>
         <w:tc>
           <w:tcPr>
             <w:tcW w:type="dxa" w:w="1474"/>
           </w:tcPr>
           <w:p>
             <w:pPr>
+              <w:keepNext/>
               <w:spacing w:after="0" w:line="300" w:lineRule="auto"/>
             </w:pPr>
             <w:r/>
@@ -13787,6 +14616,7 @@
           </w:tcPr>
           <w:p>
             <w:pPr>
+              <w:keepNext/>
               <w:spacing w:after="0" w:line="300" w:lineRule="auto"/>
             </w:pPr>
             <w:r/>
@@ -13807,6 +14637,7 @@
           </w:tcPr>
           <w:p>
             <w:pPr>
+              <w:keepNext/>
               <w:spacing w:after="0" w:line="300" w:lineRule="auto"/>
               <w:jc w:val="center"/>
             </w:pPr>
@@ -13818,7 +14649,7 @@
                 <w:sz w:val="17"/>
                 <w:rFonts w:eastAsia="맑은 고딕"/>
               </w:rPr>
-              <w:t>1건 / 0건</w:t>
+              <w:t>4건 / 0건</w:t>
             </w:r>
           </w:p>
         </w:tc>
@@ -13828,6 +14659,7 @@
           </w:tcPr>
           <w:p>
             <w:pPr>
+              <w:keepNext/>
               <w:spacing w:after="0" w:line="300" w:lineRule="auto"/>
             </w:pPr>
             <w:r/>
@@ -13838,18 +14670,22 @@
                 <w:sz w:val="17"/>
                 <w:rFonts w:eastAsia="맑은 고딕"/>
               </w:rPr>
-              <w:t>실환자 연결 기준. 시험·시연용 설문 2건은 제외</w:t>
+              <w:t>실환자 연결 응답 0. 응답 2건은 시험·시연용이라 제외</w:t>
             </w:r>
           </w:p>
         </w:tc>
       </w:tr>
       <w:tr>
+        <w:trPr>
+          <w:cantSplit/>
+        </w:trPr>
         <w:tc>
           <w:tcPr>
             <w:tcW w:type="dxa" w:w="1474"/>
           </w:tcPr>
           <w:p>
             <w:pPr>
+              <w:keepNext/>
               <w:spacing w:after="0" w:line="300" w:lineRule="auto"/>
             </w:pPr>
             <w:r/>
@@ -13870,6 +14706,7 @@
           </w:tcPr>
           <w:p>
             <w:pPr>
+              <w:keepNext/>
               <w:spacing w:after="0" w:line="300" w:lineRule="auto"/>
             </w:pPr>
             <w:r/>
@@ -13890,6 +14727,7 @@
           </w:tcPr>
           <w:p>
             <w:pPr>
+              <w:keepNext/>
               <w:spacing w:after="0" w:line="300" w:lineRule="auto"/>
               <w:jc w:val="center"/>
             </w:pPr>
@@ -13911,6 +14749,7 @@
           </w:tcPr>
           <w:p>
             <w:pPr>
+              <w:keepNext/>
               <w:spacing w:after="0" w:line="300" w:lineRule="auto"/>
             </w:pPr>
             <w:r/>
@@ -13927,12 +14766,16 @@
         </w:tc>
       </w:tr>
       <w:tr>
+        <w:trPr>
+          <w:cantSplit/>
+        </w:trPr>
         <w:tc>
           <w:tcPr>
             <w:tcW w:type="dxa" w:w="1474"/>
           </w:tcPr>
           <w:p>
             <w:pPr>
+              <w:keepNext/>
               <w:spacing w:after="0" w:line="300" w:lineRule="auto"/>
             </w:pPr>
             <w:r/>
@@ -13953,6 +14796,7 @@
           </w:tcPr>
           <w:p>
             <w:pPr>
+              <w:keepNext/>
               <w:spacing w:after="0" w:line="300" w:lineRule="auto"/>
             </w:pPr>
             <w:r/>
@@ -13973,6 +14817,7 @@
           </w:tcPr>
           <w:p>
             <w:pPr>
+              <w:keepNext/>
               <w:spacing w:after="0" w:line="300" w:lineRule="auto"/>
               <w:jc w:val="center"/>
             </w:pPr>
@@ -13994,6 +14839,7 @@
           </w:tcPr>
           <w:p>
             <w:pPr>
+              <w:keepNext/>
               <w:spacing w:after="0" w:line="300" w:lineRule="auto"/>
             </w:pPr>
             <w:r/>
@@ -14009,6 +14855,9 @@
         </w:tc>
       </w:tr>
       <w:tr>
+        <w:trPr>
+          <w:cantSplit/>
+        </w:trPr>
         <w:tc>
           <w:tcPr>
             <w:tcW w:type="dxa" w:w="1474"/>
@@ -14094,11 +14943,13 @@
     </w:tbl>
     <w:p>
       <w:pPr>
+        <w:keepNext/>
         <w:spacing w:after="80"/>
       </w:pPr>
     </w:p>
     <w:p>
       <w:pPr>
+        <w:keepNext/>
         <w:spacing w:after="60" w:line="324" w:lineRule="auto"/>
         <w:ind w:left="283"/>
       </w:pPr>
@@ -14126,6 +14977,9 @@
         <w:gridCol w:w="2410"/>
       </w:tblGrid>
       <w:tr>
+        <w:trPr>
+          <w:cantSplit/>
+        </w:trPr>
         <w:tc>
           <w:tcPr>
             <w:tcW w:type="dxa" w:w="2948"/>
@@ -14220,6 +15074,9 @@
         </w:tc>
       </w:tr>
       <w:tr>
+        <w:trPr>
+          <w:cantSplit/>
+        </w:trPr>
         <w:tc>
           <w:tcPr>
             <w:tcW w:type="dxa" w:w="2948"/>
@@ -14302,12 +15159,15 @@
                 <w:sz w:val="17"/>
                 <w:rFonts w:eastAsia="맑은 고딕"/>
               </w:rPr>
-              <w:t>유치 파이프라인 가동 중, 8~10월 유입 필요</w:t>
+              <w:t>유치 파이프라인 가동 중, 9~10월 유입 필요</w:t>
             </w:r>
           </w:p>
         </w:tc>
       </w:tr>
       <w:tr>
+        <w:trPr>
+          <w:cantSplit/>
+        </w:trPr>
         <w:tc>
           <w:tcPr>
             <w:tcW w:type="dxa" w:w="2948"/>
@@ -14396,6 +15256,9 @@
         </w:tc>
       </w:tr>
       <w:tr>
+        <w:trPr>
+          <w:cantSplit/>
+        </w:trPr>
         <w:tc>
           <w:tcPr>
             <w:tcW w:type="dxa" w:w="2948"/>
@@ -14498,6 +15361,7 @@
     </w:p>
     <w:p>
       <w:pPr>
+        <w:keepNext/>
         <w:pageBreakBefore/>
         <w:spacing w:before="400" w:after="200"/>
         <w:pBdr>
@@ -14517,6 +15381,7 @@
     </w:p>
     <w:p>
       <w:pPr>
+        <w:keepNext/>
         <w:spacing w:before="260" w:after="80"/>
       </w:pPr>
       <w:r>
@@ -14543,6 +15408,9 @@
         <w:gridCol w:w="3214"/>
       </w:tblGrid>
       <w:tr>
+        <w:trPr>
+          <w:cantSplit/>
+        </w:trPr>
         <w:tc>
           <w:tcPr>
             <w:tcW w:type="dxa" w:w="1247"/>
@@ -14614,6 +15482,9 @@
         </w:tc>
       </w:tr>
       <w:tr>
+        <w:trPr>
+          <w:cantSplit/>
+        </w:trPr>
         <w:tc>
           <w:tcPr>
             <w:tcW w:type="dxa" w:w="1247"/>
@@ -14632,7 +15503,7 @@
                 <w:sz w:val="17"/>
                 <w:rFonts w:eastAsia="맑은 고딕"/>
               </w:rPr>
-              <w:t>8월</w:t>
+              <w:t>8~9월</w:t>
             </w:r>
           </w:p>
         </w:tc>
@@ -14653,7 +15524,7 @@
                 <w:sz w:val="17"/>
                 <w:rFonts w:eastAsia="맑은 고딕"/>
               </w:rPr>
-              <w:t>중간평가 수검(8. 27.). 상담 완료 처리 운영 정착으로 사전상담 실적 축적. 유치 파이프라인 관리 강화.</w:t>
+              <w:t>중간평가 수검(9월, 연기 확정). 상담 완료 처리 운영 정착으로 사전상담 실적 축적. 유치 파이프라인 무동작 감지 자동화·의뢰서 원본 양식·콘텐츠 6개 언어 검수.</w:t>
             </w:r>
           </w:p>
         </w:tc>
@@ -14681,6 +15552,9 @@
         </w:tc>
       </w:tr>
       <w:tr>
+        <w:trPr>
+          <w:cantSplit/>
+        </w:trPr>
         <w:tc>
           <w:tcPr>
             <w:tcW w:type="dxa" w:w="1247"/>
@@ -14748,6 +15622,9 @@
         </w:tc>
       </w:tr>
       <w:tr>
+        <w:trPr>
+          <w:cantSplit/>
+        </w:trPr>
         <w:tc>
           <w:tcPr>
             <w:tcW w:type="dxa" w:w="1247"/>
@@ -14815,6 +15692,9 @@
         </w:tc>
       </w:tr>
       <w:tr>
+        <w:trPr>
+          <w:cantSplit/>
+        </w:trPr>
         <w:tc>
           <w:tcPr>
             <w:tcW w:type="dxa" w:w="1247"/>
@@ -14881,11 +15761,13 @@
     </w:tbl>
     <w:p>
       <w:pPr>
+        <w:keepNext/>
         <w:spacing w:after="280"/>
       </w:pPr>
     </w:p>
     <w:p>
       <w:pPr>
+        <w:keepNext/>
         <w:spacing w:before="260" w:after="80"/>
       </w:pPr>
       <w:r>
@@ -14912,6 +15794,9 @@
         <w:gridCol w:w="3214"/>
       </w:tblGrid>
       <w:tr>
+        <w:trPr>
+          <w:cantSplit/>
+        </w:trPr>
         <w:tc>
           <w:tcPr>
             <w:tcW w:type="dxa" w:w="1474"/>
@@ -14983,6 +15868,9 @@
         </w:tc>
       </w:tr>
       <w:tr>
+        <w:trPr>
+          <w:cantSplit/>
+        </w:trPr>
         <w:tc>
           <w:tcPr>
             <w:tcW w:type="dxa" w:w="1474"/>
@@ -15048,6 +15936,9 @@
         </w:tc>
       </w:tr>
       <w:tr>
+        <w:trPr>
+          <w:cantSplit/>
+        </w:trPr>
         <w:tc>
           <w:tcPr>
             <w:tcW w:type="dxa" w:w="1474"/>
@@ -15113,6 +16004,9 @@
         </w:tc>
       </w:tr>
       <w:tr>
+        <w:trPr>
+          <w:cantSplit/>
+        </w:trPr>
         <w:tc>
           <w:tcPr>
             <w:tcW w:type="dxa" w:w="1474"/>
@@ -15178,6 +16072,9 @@
         </w:tc>
       </w:tr>
       <w:tr>
+        <w:trPr>
+          <w:cantSplit/>
+        </w:trPr>
         <w:tc>
           <w:tcPr>
             <w:tcW w:type="dxa" w:w="1474"/>
@@ -15237,12 +16134,15 @@
                 <w:sz w:val="17"/>
                 <w:rFonts w:eastAsia="맑은 고딕"/>
               </w:rPr>
-              <w:t>FR-01~28 / NFR-01~23</w:t>
+              <w:t>FR-01~37 / NFR-01~23</w:t>
             </w:r>
           </w:p>
         </w:tc>
       </w:tr>
       <w:tr>
+        <w:trPr>
+          <w:cantSplit/>
+        </w:trPr>
         <w:tc>
           <w:tcPr>
             <w:tcW w:type="dxa" w:w="1474"/>
@@ -15308,6 +16208,9 @@
         </w:tc>
       </w:tr>
       <w:tr>
+        <w:trPr>
+          <w:cantSplit/>
+        </w:trPr>
         <w:tc>
           <w:tcPr>
             <w:tcW w:type="dxa" w:w="1474"/>
@@ -15373,6 +16276,9 @@
         </w:tc>
       </w:tr>
       <w:tr>
+        <w:trPr>
+          <w:cantSplit/>
+        </w:trPr>
         <w:tc>
           <w:tcPr>
             <w:tcW w:type="dxa" w:w="1474"/>
@@ -15409,7 +16315,7 @@
                 <w:sz w:val="17"/>
                 <w:rFonts w:eastAsia="맑은 고딕"/>
               </w:rPr>
-              <w:t>운영데이터베이스 정확 집계(2026. 8. 20.)</w:t>
+              <w:t>운영데이터베이스 정확 집계(2026. 9. 6.)</w:t>
             </w:r>
           </w:p>
         </w:tc>
@@ -15437,11 +16343,13 @@
     </w:tbl>
     <w:p>
       <w:pPr>
+        <w:keepNext/>
         <w:spacing w:after="200"/>
       </w:pPr>
     </w:p>
     <w:p>
       <w:pPr>
+        <w:keepNext/>
         <w:spacing w:before="260" w:after="80"/>
       </w:pPr>
       <w:r>
@@ -15468,6 +16376,9 @@
         <w:gridCol w:w="3214"/>
       </w:tblGrid>
       <w:tr>
+        <w:trPr>
+          <w:cantSplit/>
+        </w:trPr>
         <w:tc>
           <w:tcPr>
             <w:tcW w:type="dxa" w:w="1134"/>
@@ -15539,6 +16450,9 @@
         </w:tc>
       </w:tr>
       <w:tr>
+        <w:trPr>
+          <w:cantSplit/>
+        </w:trPr>
         <w:tc>
           <w:tcPr>
             <w:tcW w:type="dxa" w:w="1134"/>
@@ -15605,6 +16519,9 @@
         </w:tc>
       </w:tr>
       <w:tr>
+        <w:trPr>
+          <w:cantSplit/>
+        </w:trPr>
         <w:tc>
           <w:tcPr>
             <w:tcW w:type="dxa" w:w="1134"/>
@@ -15671,6 +16588,9 @@
         </w:tc>
       </w:tr>
       <w:tr>
+        <w:trPr>
+          <w:cantSplit/>
+        </w:trPr>
         <w:tc>
           <w:tcPr>
             <w:tcW w:type="dxa" w:w="1134"/>
@@ -15737,6 +16657,9 @@
         </w:tc>
       </w:tr>
       <w:tr>
+        <w:trPr>
+          <w:cantSplit/>
+        </w:trPr>
         <w:tc>
           <w:tcPr>
             <w:tcW w:type="dxa" w:w="1134"/>
@@ -15832,10 +16755,16 @@
           <w:sz w:val="19"/>
           <w:rFonts w:eastAsia="맑은 고딕"/>
         </w:rPr>
-        <w:t>2026. 8. 20.   본로이</w:t>
+        <w:t>2026. 9. 6.   본로이</w:t>
       </w:r>
     </w:p>
     <w:sectPr>
+      <w:headerReference w:type="default" r:id="rId9"/>
+      <w:footerReference w:type="default" r:id="rId10"/>
+      <w:headerReference w:type="first" r:id="rId11"/>
+      <w:footerReference w:type="first" r:id="rId12"/>
+      <w:headerReference w:type="even" r:id="rId13"/>
+      <w:footerReference w:type="even" r:id="rId14"/>
       <w:pgSz w:w="11909" w:h="16834"/>
       <w:pgMar w:top="1134" w:right="1134" w:bottom="1134" w:left="1134" w:header="720" w:footer="720" w:gutter="0"/>
       <w:cols w:space="720"/>
@@ -15843,6 +16772,147 @@
     </w:sectPr>
   </w:body>
 </w:document>
+</file>
+
+<file path=word/footer1.xml><?xml version="1.0" encoding="utf-8"?>
+<w:ftr xmlns:m="http://schemas.openxmlformats.org/officeDocument/2006/math" xmlns:mc="http://schemas.openxmlformats.org/markup-compatibility/2006" xmlns:mo="http://schemas.microsoft.com/office/mac/office/2008/main" xmlns:mv="urn:schemas-microsoft-com:mac:vml" xmlns:o="urn:schemas-microsoft-com:office:office" xmlns:r="http://schemas.openxmlformats.org/officeDocument/2006/relationships" xmlns:v="urn:schemas-microsoft-com:vml" xmlns:w10="urn:schemas-microsoft-com:office:word" xmlns:w14="http://schemas.microsoft.com/office/word/2010/wordml" xmlns:w="http://schemas.openxmlformats.org/wordprocessingml/2006/main" xmlns:wne="http://schemas.microsoft.com/office/word/2006/wordml" xmlns:wp14="http://schemas.microsoft.com/office/word/2010/wordprocessingDrawing" xmlns:wp="http://schemas.openxmlformats.org/drawingml/2006/wordprocessingDrawing" xmlns:wpc="http://schemas.microsoft.com/office/word/2010/wordprocessingCanvas" xmlns:wpg="http://schemas.microsoft.com/office/word/2010/wordprocessingGroup" xmlns:wpi="http://schemas.microsoft.com/office/word/2010/wordprocessingInk" xmlns:wps="http://schemas.microsoft.com/office/word/2010/wordprocessingShape" mc:Ignorable="w14 wp14">
+  <w:p>
+    <w:pPr>
+      <w:pStyle w:val="Footer"/>
+      <w:jc w:val="center"/>
+    </w:pPr>
+    <w:r>
+      <w:rPr>
+        <w:rFonts w:ascii="맑은 고딕" w:hAnsi="맑은 고딕"/>
+        <w:b w:val="0"/>
+        <w:color w:val="787878"/>
+        <w:sz w:val="16"/>
+        <w:rFonts w:eastAsia="맑은 고딕"/>
+      </w:rPr>
+      <w:t xml:space="preserve">본로이  |  기밀문서, 무단 배포 금지     </w:t>
+    </w:r>
+    <w:r>
+      <w:rPr>
+        <w:rFonts w:ascii="맑은 고딕" w:hAnsi="맑은 고딕"/>
+        <w:b w:val="0"/>
+        <w:color w:val="787878"/>
+        <w:sz w:val="16"/>
+        <w:rFonts w:eastAsia="맑은 고딕"/>
+      </w:rPr>
+      <w:fldChar w:fldCharType="begin"/>
+    </w:r>
+    <w:r>
+      <w:rPr>
+        <w:rFonts w:ascii="맑은 고딕" w:hAnsi="맑은 고딕"/>
+        <w:b w:val="0"/>
+        <w:color w:val="787878"/>
+        <w:sz w:val="16"/>
+        <w:rFonts w:eastAsia="맑은 고딕"/>
+      </w:rPr>
+      <w:instrText xml:space="preserve"> PAGE </w:instrText>
+    </w:r>
+    <w:r>
+      <w:rPr>
+        <w:rFonts w:ascii="맑은 고딕" w:hAnsi="맑은 고딕"/>
+        <w:b w:val="0"/>
+        <w:color w:val="787878"/>
+        <w:sz w:val="16"/>
+        <w:rFonts w:eastAsia="맑은 고딕"/>
+      </w:rPr>
+      <w:fldChar w:fldCharType="end"/>
+    </w:r>
+    <w:r>
+      <w:rPr>
+        <w:rFonts w:ascii="맑은 고딕" w:hAnsi="맑은 고딕"/>
+        <w:b w:val="0"/>
+        <w:color w:val="787878"/>
+        <w:sz w:val="16"/>
+        <w:rFonts w:eastAsia="맑은 고딕"/>
+      </w:rPr>
+      <w:t xml:space="preserve"> / </w:t>
+    </w:r>
+    <w:r>
+      <w:rPr>
+        <w:rFonts w:ascii="맑은 고딕" w:hAnsi="맑은 고딕"/>
+        <w:b w:val="0"/>
+        <w:color w:val="787878"/>
+        <w:sz w:val="16"/>
+        <w:rFonts w:eastAsia="맑은 고딕"/>
+      </w:rPr>
+      <w:fldChar w:fldCharType="begin"/>
+    </w:r>
+    <w:r>
+      <w:rPr>
+        <w:rFonts w:ascii="맑은 고딕" w:hAnsi="맑은 고딕"/>
+        <w:b w:val="0"/>
+        <w:color w:val="787878"/>
+        <w:sz w:val="16"/>
+        <w:rFonts w:eastAsia="맑은 고딕"/>
+      </w:rPr>
+      <w:instrText xml:space="preserve"> NUMPAGES </w:instrText>
+    </w:r>
+    <w:r>
+      <w:rPr>
+        <w:rFonts w:ascii="맑은 고딕" w:hAnsi="맑은 고딕"/>
+        <w:b w:val="0"/>
+        <w:color w:val="787878"/>
+        <w:sz w:val="16"/>
+        <w:rFonts w:eastAsia="맑은 고딕"/>
+      </w:rPr>
+      <w:fldChar w:fldCharType="end"/>
+    </w:r>
+  </w:p>
+</w:ftr>
+</file>
+
+<file path=word/footer2.xml><?xml version="1.0" encoding="utf-8"?>
+<w:ftr xmlns:m="http://schemas.openxmlformats.org/officeDocument/2006/math" xmlns:mc="http://schemas.openxmlformats.org/markup-compatibility/2006" xmlns:mo="http://schemas.microsoft.com/office/mac/office/2008/main" xmlns:mv="urn:schemas-microsoft-com:mac:vml" xmlns:o="urn:schemas-microsoft-com:office:office" xmlns:r="http://schemas.openxmlformats.org/officeDocument/2006/relationships" xmlns:v="urn:schemas-microsoft-com:vml" xmlns:w10="urn:schemas-microsoft-com:office:word" xmlns:w14="http://schemas.microsoft.com/office/word/2010/wordml" xmlns:w="http://schemas.openxmlformats.org/wordprocessingml/2006/main" xmlns:wne="http://schemas.microsoft.com/office/word/2006/wordml" xmlns:wp14="http://schemas.microsoft.com/office/word/2010/wordprocessingDrawing" xmlns:wp="http://schemas.openxmlformats.org/drawingml/2006/wordprocessingDrawing" xmlns:wpc="http://schemas.microsoft.com/office/word/2010/wordprocessingCanvas" xmlns:wpg="http://schemas.microsoft.com/office/word/2010/wordprocessingGroup" xmlns:wpi="http://schemas.microsoft.com/office/word/2010/wordprocessingInk" xmlns:wps="http://schemas.microsoft.com/office/word/2010/wordprocessingShape" mc:Ignorable="w14 wp14">
+  <w:p>
+    <w:pPr>
+      <w:pStyle w:val="Footer"/>
+    </w:pPr>
+  </w:p>
+</w:ftr>
+</file>
+
+<file path=word/footer3.xml><?xml version="1.0" encoding="utf-8"?>
+<w:ftr xmlns:m="http://schemas.openxmlformats.org/officeDocument/2006/math" xmlns:mc="http://schemas.openxmlformats.org/markup-compatibility/2006" xmlns:mo="http://schemas.microsoft.com/office/mac/office/2008/main" xmlns:mv="urn:schemas-microsoft-com:mac:vml" xmlns:o="urn:schemas-microsoft-com:office:office" xmlns:r="http://schemas.openxmlformats.org/officeDocument/2006/relationships" xmlns:v="urn:schemas-microsoft-com:vml" xmlns:w10="urn:schemas-microsoft-com:office:word" xmlns:w14="http://schemas.microsoft.com/office/word/2010/wordml" xmlns:w="http://schemas.openxmlformats.org/wordprocessingml/2006/main" xmlns:wne="http://schemas.microsoft.com/office/word/2006/wordml" xmlns:wp14="http://schemas.microsoft.com/office/word/2010/wordprocessingDrawing" xmlns:wp="http://schemas.openxmlformats.org/drawingml/2006/wordprocessingDrawing" xmlns:wpc="http://schemas.microsoft.com/office/word/2010/wordprocessingCanvas" xmlns:wpg="http://schemas.microsoft.com/office/word/2010/wordprocessingGroup" xmlns:wpi="http://schemas.microsoft.com/office/word/2010/wordprocessingInk" xmlns:wps="http://schemas.microsoft.com/office/word/2010/wordprocessingShape" mc:Ignorable="w14 wp14">
+  <w:p>
+    <w:pPr>
+      <w:pStyle w:val="Footer"/>
+    </w:pPr>
+  </w:p>
+</w:ftr>
+</file>
+
+<file path=word/header1.xml><?xml version="1.0" encoding="utf-8"?>
+<w:hdr xmlns:m="http://schemas.openxmlformats.org/officeDocument/2006/math" xmlns:mc="http://schemas.openxmlformats.org/markup-compatibility/2006" xmlns:mo="http://schemas.microsoft.com/office/mac/office/2008/main" xmlns:mv="urn:schemas-microsoft-com:mac:vml" xmlns:o="urn:schemas-microsoft-com:office:office" xmlns:r="http://schemas.openxmlformats.org/officeDocument/2006/relationships" xmlns:v="urn:schemas-microsoft-com:vml" xmlns:w10="urn:schemas-microsoft-com:office:word" xmlns:w14="http://schemas.microsoft.com/office/word/2010/wordml" xmlns:w="http://schemas.openxmlformats.org/wordprocessingml/2006/main" xmlns:wne="http://schemas.microsoft.com/office/word/2006/wordml" xmlns:wp14="http://schemas.microsoft.com/office/word/2010/wordprocessingDrawing" xmlns:wp="http://schemas.openxmlformats.org/drawingml/2006/wordprocessingDrawing" xmlns:wpc="http://schemas.microsoft.com/office/word/2010/wordprocessingCanvas" xmlns:wpg="http://schemas.microsoft.com/office/word/2010/wordprocessingGroup" xmlns:wpi="http://schemas.microsoft.com/office/word/2010/wordprocessingInk" xmlns:wps="http://schemas.microsoft.com/office/word/2010/wordprocessingShape" mc:Ignorable="w14 wp14">
+  <w:p>
+    <w:pPr>
+      <w:pStyle w:val="Header"/>
+    </w:pPr>
+  </w:p>
+</w:hdr>
+</file>
+
+<file path=word/header2.xml><?xml version="1.0" encoding="utf-8"?>
+<w:hdr xmlns:m="http://schemas.openxmlformats.org/officeDocument/2006/math" xmlns:mc="http://schemas.openxmlformats.org/markup-compatibility/2006" xmlns:mo="http://schemas.microsoft.com/office/mac/office/2008/main" xmlns:mv="urn:schemas-microsoft-com:mac:vml" xmlns:o="urn:schemas-microsoft-com:office:office" xmlns:r="http://schemas.openxmlformats.org/officeDocument/2006/relationships" xmlns:v="urn:schemas-microsoft-com:vml" xmlns:w10="urn:schemas-microsoft-com:office:word" xmlns:w14="http://schemas.microsoft.com/office/word/2010/wordml" xmlns:w="http://schemas.openxmlformats.org/wordprocessingml/2006/main" xmlns:wne="http://schemas.microsoft.com/office/word/2006/wordml" xmlns:wp14="http://schemas.microsoft.com/office/word/2010/wordprocessingDrawing" xmlns:wp="http://schemas.openxmlformats.org/drawingml/2006/wordprocessingDrawing" xmlns:wpc="http://schemas.microsoft.com/office/word/2010/wordprocessingCanvas" xmlns:wpg="http://schemas.microsoft.com/office/word/2010/wordprocessingGroup" xmlns:wpi="http://schemas.microsoft.com/office/word/2010/wordprocessingInk" xmlns:wps="http://schemas.microsoft.com/office/word/2010/wordprocessingShape" mc:Ignorable="w14 wp14">
+  <w:p>
+    <w:pPr>
+      <w:pStyle w:val="Header"/>
+    </w:pPr>
+  </w:p>
+</w:hdr>
+</file>
+
+<file path=word/header3.xml><?xml version="1.0" encoding="utf-8"?>
+<w:hdr xmlns:m="http://schemas.openxmlformats.org/officeDocument/2006/math" xmlns:mc="http://schemas.openxmlformats.org/markup-compatibility/2006" xmlns:mo="http://schemas.microsoft.com/office/mac/office/2008/main" xmlns:mv="urn:schemas-microsoft-com:mac:vml" xmlns:o="urn:schemas-microsoft-com:office:office" xmlns:r="http://schemas.openxmlformats.org/officeDocument/2006/relationships" xmlns:v="urn:schemas-microsoft-com:vml" xmlns:w10="urn:schemas-microsoft-com:office:word" xmlns:w14="http://schemas.microsoft.com/office/word/2010/wordml" xmlns:w="http://schemas.openxmlformats.org/wordprocessingml/2006/main" xmlns:wne="http://schemas.microsoft.com/office/word/2006/wordml" xmlns:wp14="http://schemas.microsoft.com/office/word/2010/wordprocessingDrawing" xmlns:wp="http://schemas.openxmlformats.org/drawingml/2006/wordprocessingDrawing" xmlns:wpc="http://schemas.microsoft.com/office/word/2010/wordprocessingCanvas" xmlns:wpg="http://schemas.microsoft.com/office/word/2010/wordprocessingGroup" xmlns:wpi="http://schemas.microsoft.com/office/word/2010/wordprocessingInk" xmlns:wps="http://schemas.microsoft.com/office/word/2010/wordprocessingShape" mc:Ignorable="w14 wp14">
+  <w:p>
+    <w:pPr>
+      <w:pStyle w:val="Header"/>
+    </w:pPr>
+  </w:p>
+</w:hdr>
 </file>
 
 <file path=word/numbering.xml><?xml version="1.0" encoding="utf-8"?>
